--- a/translated/corrected/Inn Trouble - ASSEMBLED - FORMATTED_Polish.docx
+++ b/translated/corrected/Inn Trouble - ASSEMBLED - FORMATTED_Polish.docx
@@ -134,7 +134,7 @@
     </w:p>
     <w:p>
       <w:r>
-        <w:t>Notatka żąda pół miliona dolarów. Nadawca wie, co jej prababcia zabrała Blackburnom w 1924 roku, zna sklep o dwa miasteczka stąd, w którym to sprzedała, i wymienia szafir w sercu broszy – szczegóły, które istnieją w dokładnie jednej zamkniętej na klucz skrzyni na strychu Fiony i w jeszcze jednym miejscu w mieście.</w:t>
+        <w:t xml:space="preserve">Notatka żąda pół miliona dolarów. Nadawca wie, co jej prababcia zabrała Blackburnom w 1924 roku, zna sklep o dwa miasteczka stąd, w którym to sprzedała, i wymienia szafir w sercu broszy — szczegóły, które istnieją w dokładnie jednej zamkniętej na klucz skrzyni na strychu Fiony i w jeszcze jednym miejscu w miasteczku.</w:t>
       </w:r>
     </w:p>
     <w:p>
@@ -144,7 +144,7 @@
     </w:p>
     <w:p>
       <w:r>
-        <w:t>Ktoś przeczytał stuletnią tajemnicę przy świetle lampy i postanowił ją sprzedać. Udowodnienie tego będzie kosztować Jessicę najcieplejszy tydzień, jaki miasteczko miało od lat – a przebaczenie, jak tu uczy się z czasem, nie jest tym samym, co zapomnienie.</w:t>
+        <w:t>Ktoś przeczytał stuletnią tajemnicę przy świetle lampy i postanowił ją sprzedać. Udowodnienie tego będzie kosztować Jessicę najcieplejszy tydzień, jaki miasteczko miało od lat — a przebaczenie, jak tu uczy się z czasem, nie jest tym samym, co zapomnienie.</w:t>
       </w:r>
     </w:p>
     <w:p>
@@ -155,7 +155,7 @@
     <w:p/>
     <w:p>
       <w:r>
-        <w:t>Ciasto było jeszcze ciepłe, gdy wkładałam je do koszyka – na tyle ciepłe, że para osadziła się na szybie od wewnątrz zimnej kuchni, a całe pomieszczenie pachniało cynamonem, jabłkami i brązowym cukrem, któremu pozwoliłam ściemnieć o odcień ponad złocisty, bo Fiona tak lubiła. Powiedziała mi kiedyś, że jej matka przypalała cukier celowo, aż do tej granicy, gdzie przestaje być słodki, a staje się czymś głębszym. Zapach tego, jak twierdziła, był zapachem bycia małą i bezpieczną w ciepłej kuchni w chłodny dzień. Odtąd zawsze tak go dla niej przyrządzałam.</w:t>
+        <w:t>Ciasto było jeszcze ciepłe, gdy wkładałam je do koszyka — na tyle ciepłe, że para osadziła się na szybie od wewnątrz zimnej kuchni, a całe pomieszczenie pachniało cynamonem, jabłkami i brązowym cukrem, któremu pozwoliłam ściemnieć o odcień ponad złocisty, bo Fiona tak lubiła. Powiedziała mi kiedyś, że jej matka przypalała cukier celowo, aż do tej granicy, gdzie przestaje być słodki, a staje się czymś głębszym. Zapach tego, jak twierdziła, był zapachem bycia małą i bezpieczną w ciepłej kuchni w chłodny dzień. Odtąd zawsze tak go dla niej przyrządzałam.</w:t>
       </w:r>
     </w:p>
     <w:p/>
@@ -167,43 +167,43 @@
     <w:p/>
     <w:p>
       <w:r>
-        <w:t>– Tak, dobrze, idziesz – powiedziałam do niej. – Nie musisz tak na mnie patrzeć.</w:t>
-      </w:r>
-    </w:p>
-    <w:p/>
-    <w:p>
-      <w:r>
-        <w:t>Ćwierknęła raz, tym krótkim, ostrym ćwierknięciem, które oznaczało pospiesz się, potrząsnęła piórkami na ogonie i wyszła na werandę w tej samej chwili, gdy otworzyłam drzwi, jakby to ona czekała na mnie, a nie na odwrót.</w:t>
-      </w:r>
-    </w:p>
-    <w:p/>
-    <w:p>
-      <w:r>
-        <w:t xml:space="preserve">Poranek był w połowie jesienny, a w połowie czymś zimniejszym. To była pierwsza rzecz, jaką zauważyłam, schodząc po schodkach werandy z koszykiem na ramieniu. Klonowe drzewa wzdłuż Evergreen Avenue zrzuciły większość swojego złota przez weekend, a to, co zostało, opadało małymi, suchymi kaskadami za każdym razem, gdy wiatr się odwracał, szeleszcząc po chodniku i gromadząc się w rynsztokach. Pod zapachem suchych liści późnej jesieni kryła się czysta, chłodna nuta w powietrzu, którą znałam od dawna. Śnieg. Może nie dzisiaj, może nie jutro. Ale nadchodzi. Śnieg już spadł, w tygodniu, kiedy znaleźliśmy psa Marty, z dziesięć centymetrów, ale seria łagodnych dni znów go stopiła i nikt w miasteczku nie był jeszcze gotowy uwierzyć w zimę. W witrynach sklepowych paliły się pomarańczowe światła, na każdym ganku leżały dynie, a wszyscy, których znałam, byli zajęci festiwalem z okazji Halloween.</w:t>
-      </w:r>
-    </w:p>
-    <w:p/>
-    <w:p>
-      <w:r>
-        <w:t xml:space="preserve">Uwielbiałam to. Pajęczyny pojawiły się wraz z pierwszym chłodnym rankiem, a ja spędziłam całe mnóstwo lat mojego długiego życia w miejscu, gdzie jedynymi sąsiadami były elfy i renifery, a mąż mruczał coś pod nosem w warsztacie, więc nigdy nie będę brać ulicy pełnej dyń za pewnik. Pan Kim wyrzeźbił cały rząd dyń przed warsztatem samochodowym, a każda nosiła małą papierową czapkę mechanika. W oknie redakcji gazety stał szkielet czytający gazetę. Ktoś – podejrzewałam Olivię – udziergał pomarańczową czapkę na hydrant przed Yarn Tales.</w:t>
-      </w:r>
-    </w:p>
-    <w:p/>
-    <w:p>
-      <w:r>
-        <w:t>– Przeszła samą siebie, prawda? – powiedziałam do Pip, gdy szłyśmy aleją.</w:t>
-      </w:r>
-    </w:p>
-    <w:p/>
-    <w:p>
-      <w:r>
-        <w:t xml:space="preserve">Winter Wonderland Inn stał tam, gdzie Evergreen Avenue poszerzała się w stronę skweru, wysoki dom ze szczytami, pomalowany na miękki szarozielony kolor zimowego nieba, z werandą, która owijała się wokół dwóch stron niczym ramię przerzucone przez ramiona przyjaciela. Wyglądał, jakby tam urósł, a nie został zbudowany. Fiona powiesiła na drzwiach wejściowych wieniec i zatrzymałam się u stóp schodów, żeby go podziwiać, tak jak za każdym razem, gdy mijałam to miejsce. Był to pękaty krąg z wiecznie zielonych gałązek, gęsty i ciemny, przewiązany szeroką złotą wstążką i ozdobiony szyszkami, które sama pozłociła, z pojedynczą gałązką dławiszu dla ożywienia sezonową pomarańczą.</w:t>
-      </w:r>
-    </w:p>
-    <w:p/>
-    <w:p>
-      <w:r>
-        <w:t>– Spójrz na tę wstążkę – powiedziałam.</w:t>
+        <w:t>— Tak, dobrze, idziesz — powiedziałam do niej. — Nie musisz tak na mnie patrzeć.</w:t>
+      </w:r>
+    </w:p>
+    <w:p/>
+    <w:p>
+      <w:r>
+        <w:t xml:space="preserve">Ćwierknęła raz, tym krótkim, ostrym ćwierknięciem, które oznaczało pospiesz się, potrząsnęła piórkami na ogonie i wyszła na ganek w tej samej chwili, gdy otworzyłam drzwi, jakby to ona czekała na mnie, a nie na odwrót.</w:t>
+      </w:r>
+    </w:p>
+    <w:p/>
+    <w:p>
+      <w:r>
+        <w:t xml:space="preserve">Poranek był w połowie jesienny, a w połowie czymś zimniejszym. To była pierwsza rzecz, jaką zauważyłam, schodząc po schodkach ganku z koszykiem na ramieniu. Klonowe drzewa wzdłuż Evergreen Avenue zrzuciły większość swojego złota przez weekend, a to, co zostało, opadało małymi, suchymi kaskadami za każdym razem, gdy wiatr się odwracał, szeleszcząc po chodniku i gromadząc się w rynsztokach. Pod zapachem suchych liści późnej jesieni kryła się czysta, chłodna nuta w powietrzu, którą znałam od dawna. Śnieg. Może nie dzisiaj, może nie jutro. Ale nadchodzi. Śnieg już spadł, w tygodniu, kiedy znaleźliśmy psa Marthy, z dziesięć centymetrów, ale seria łagodnych dni znów go stopiła i nikt w miasteczku nie był jeszcze gotowy uwierzyć w zimę. W witrynach sklepowych paliły się pomarańczowe światła, na każdym ganku leżały dynie, a wszyscy, których znałam, byli zajęci festiwalem z okazji Halloween.</w:t>
+      </w:r>
+    </w:p>
+    <w:p/>
+    <w:p>
+      <w:r>
+        <w:t xml:space="preserve">Uwielbiałam to. Pajęczyny pojawiły się wraz z pierwszym chłodnym rankiem, a ja spędziłam całe mnóstwo lat mojego długiego życia w miejscu, gdzie jedynymi sąsiadami były elfy i renifery, a mąż mruczał coś pod nosem w warsztacie, więc nigdy nie będę brać ulicy pełnej dyń za pewnik. Pan Kim wyrzeźbił cały rząd dyń przed warsztatem samochodowym, a każda nosiła małą papierową czapkę mechanika. W oknie redakcji gazety stał szkielet czytający gazetę. Ktoś — podejrzewałam Olivię — udziergał pomarańczową czapkę na hydrant przed Yarn Tales.</w:t>
+      </w:r>
+    </w:p>
+    <w:p/>
+    <w:p>
+      <w:r>
+        <w:t>— Przeszła samą siebie, prawda? — powiedziałam do Pip, gdy szłyśmy aleją.</w:t>
+      </w:r>
+    </w:p>
+    <w:p/>
+    <w:p>
+      <w:r>
+        <w:t xml:space="preserve">Winter Wonderland Inn stał tam, gdzie Evergreen Avenue poszerzała się w stronę skweru, wysoki dom ze szczytami, pomalowany na miękki szarozielony kolor zimowego nieba, z gankiem, który owijał się wokół dwóch stron niczym ramię przerzucone przez ramiona przyjaciela. Wyglądał, jakby tam urósł, a nie został zbudowany. Fiona powiesiła na drzwiach wejściowych wieniec i zatrzymałam się u stóp schodów, żeby go podziwiać, tak jak za każdym razem, gdy mijałam to miejsce. Był to pękaty krąg z wiecznie zielonych gałązek, gęsty i ciemny, przewiązany szeroką złotą wstążką i ozdobiony szyszkami, które sama pozłociła, z pojedynczą gałązką dławiszu dla ożywienia sezonową pomarańczą.</w:t>
+      </w:r>
+    </w:p>
+    <w:p/>
+    <w:p>
+      <w:r>
+        <w:t>— Spójrz na tę wstążkę — powiedziałam.</w:t>
       </w:r>
     </w:p>
     <w:p/>
@@ -215,7 +215,7 @@
     <w:p/>
     <w:p>
       <w:r>
-        <w:t xml:space="preserve">– To nie jest jedzenie – powiedziałam jej. – Prawie nic, co kochasz, nie jest jedzeniem. Omawiałyśmy to.</w:t>
+        <w:t xml:space="preserve">— To nie jest jedzenie — powiedziałam jej. — Prawie nic, co kochasz, nie jest jedzeniem. Omawiałyśmy to.</w:t>
       </w:r>
     </w:p>
     <w:p/>
@@ -239,13 +239,13 @@
     <w:p/>
     <w:p>
       <w:r>
-        <w:t>– Jessica. – Nawet jej głos brzmiał fałszywie, cienki tam, gdzie powinien być ciepły. – Nie trzeba było.</w:t>
-      </w:r>
-    </w:p>
-    <w:p/>
-    <w:p>
-      <w:r>
-        <w:t>– Zawsze trzeba – odparłam i wyciągnęłam koszyk. – Jabłkowe. Przypieczone na brzegu, tak jak lubisz. Nie kłóć się ze mną, przeszłam z tym całą aleję, a Pip próbowała zjeść twój wieniec, więc trochę mnie to kosztowało.</w:t>
+        <w:t>— Jessica. — Nawet jej głos brzmiał fałszywie, cienki tam, gdzie powinien być ciepły. — Nie trzeba było.</w:t>
+      </w:r>
+    </w:p>
+    <w:p/>
+    <w:p>
+      <w:r>
+        <w:t>— Zawsze trzeba — odparłam i wyciągnęłam koszyk. — Jabłkowe. Przypieczone na brzegu, tak jak lubisz. Nie kłóć się ze mną, przeszłam z tym całą aleję, a Pip próbowała zjeść twój wieniec, więc trochę mnie to kosztowało.</w:t>
       </w:r>
     </w:p>
     <w:p/>
@@ -257,31 +257,31 @@
     <w:p/>
     <w:p>
       <w:r>
-        <w:t xml:space="preserve">– Fiono – zaczęłam cicho – co się... – Drzwi frontowe otworzyły się z podmuchem chłodnego powietrza, który sprawił, że ogień w kominku zamigotał, a do środka weszła jakaś para. Wszystko w Fionie zmieniło się natychmiast. Wyprostowała się. Postawiła koszyk na biurku. Uśmiech, który odnalazła dla nowo przybyłych, był prawdziwy – lub na tyle bliski prawdy, że tylko ktoś uważnie obserwujący dostrzegłby w nim wysiłek.</w:t>
-      </w:r>
-    </w:p>
-    <w:p/>
-    <w:p>
-      <w:r>
-        <w:t>– Panie Worthington, pani Worthington – powiedziała. – Dzień dobry. Czy już się państwo rozgościli?</w:t>
-      </w:r>
-    </w:p>
-    <w:p/>
-    <w:p>
-      <w:r>
-        <w:t>– Bardziej niż rozgościli. – Mężczyzna miał srebrne włosy i był starannie ubrany, miły i niespieszny, ktoś, kto najwyraźniej nigdy w życiu nie musiał czekać na swoją kolejkę. Jego żona miała na sobie kaszmirowy sweter w kolorze śmietanki i perłowe kolczyki – nie, diamenty, małe, które chwytały blask ognia, gdy odwracała głowę, i rozpraszały go po suficie. – Mieliśmy nadzieję, Fiono, że moglibyśmy zatrzymać ten apartament jeszcze na tydzień. Zakochaliśmy się w tym miejscu. Moja żona twierdzi, że nie spała tak dobrze od lat.</w:t>
-      </w:r>
-    </w:p>
-    <w:p/>
-    <w:p>
-      <w:r>
-        <w:t>– To przez tę ciszę – odparła pani Worthington. – I te kołdry. Ciągle zapominam zapytać, kto je uszył.</w:t>
-      </w:r>
-    </w:p>
-    <w:p/>
-    <w:p>
-      <w:r>
-        <w:t xml:space="preserve">– Będę zachwycona, jeśli państwo zostaną. – Fiona powiedziała to ciepło, a ja przyglądałam się, jak ulga przepływa pod tym ciepłem niczym prąd pod lodem. – Apartament jest do państwa dyspozycji tak długo, jak tylko państwo zechcą. A kołdry są lokalne, zapiszę państwu nazwisko, ta osoba ma stoisko na festiwalu.</w:t>
+        <w:t xml:space="preserve">— Fiono — zaczęłam cicho — co się… — Drzwi frontowe otworzyły się z podmuchem chłodnego powietrza, który sprawił, że ogień w kominku zamigotał, a do środka weszła jakaś para. Wszystko w Fionie zmieniło się natychmiast. Wyprostowała się. Postawiła koszyk na biurku. Uśmiech, który odnalazła dla nowo przybyłych, był prawdziwy — lub na tyle bliski prawdy, że tylko ktoś uważnie obserwujący dostrzegłby w nim wysiłek.</w:t>
+      </w:r>
+    </w:p>
+    <w:p/>
+    <w:p>
+      <w:r>
+        <w:t>— Panie Worthington, pani Worthington — powiedziała. — Dzień dobry. Czy już się państwo rozgościli?</w:t>
+      </w:r>
+    </w:p>
+    <w:p/>
+    <w:p>
+      <w:r>
+        <w:t>— Bardziej niż rozgościli. — Mężczyzna miał srebrne włosy i był starannie ubrany, miły i niespieszny, ktoś, kto najwyraźniej nigdy w życiu nie musiał czekać na swoją kolejkę. Jego żona miała na sobie kaszmirowy sweter w kolorze śmietanki i perłowe kolczyki — nie, diamenty, małe, które chwytały blask ognia, gdy odwracała głowę, i rozpraszały go po suficie. — Mieliśmy nadzieję, Fiono, że moglibyśmy zatrzymać ten apartament jeszcze na tydzień. Zakochaliśmy się w tym miejscu. Moja żona twierdzi, że nie spała tak dobrze od lat.</w:t>
+      </w:r>
+    </w:p>
+    <w:p/>
+    <w:p>
+      <w:r>
+        <w:t>— To przez tę ciszę — odparła pani Worthington. — I te kołdry. Ciągle zapominam zapytać, kto je uszył.</w:t>
+      </w:r>
+    </w:p>
+    <w:p/>
+    <w:p>
+      <w:r>
+        <w:t xml:space="preserve">— Będę zachwycona, jeśli państwo zostaną. — Fiona powiedziała to ciepło, a ja przyglądałam się, jak ulga przepływa pod tym ciepłem niczym prąd pod lodem. — Apartament jest do państwa dyspozycji tak długo, jak tylko państwo zechcą. A kołdry są lokalne, zapiszę państwu nazwisko, ta osoba ma stoisko na festiwalu.</w:t>
       </w:r>
     </w:p>
     <w:p/>
@@ -299,7 +299,7 @@
     <w:p/>
     <w:p>
       <w:r>
-        <w:t xml:space="preserve">– Fiono – powtórzyłam ciszej, podchodząc bliżej – niepokoisz mnie. O co chodzi?</w:t>
+        <w:t xml:space="preserve">— Fiono — powtórzyłam ciszej, podchodząc bliżej — niepokoisz mnie. O co chodzi?</w:t>
       </w:r>
     </w:p>
     <w:p/>
@@ -311,31 +311,31 @@
     <w:p/>
     <w:p>
       <w:r>
-        <w:t xml:space="preserve">Tym razem był to Sam Patel, który cofał się tyłem ze skrzynią żelastwa w ramionach, a wsporniki werandy dzwoniły głucho o siebie, gdy się obrócił i ze stęknięciem postawił je przy biurku. Sam był dużym, ostrożnym mężczyzną, z sadzą wciśniętą tak głęboko w zagniecenia knykci, że wątpiłam, czy mydło mogłoby tam jeszcze dotrzeć, i zazwyczaj cechował go rzemieślniczy, swobodny spokój. Teraz nie było po nim śladu. Przeszedł do Fiony z zaciśniętą szczęką.</w:t>
-      </w:r>
-    </w:p>
-    <w:p/>
-    <w:p>
-      <w:r>
-        <w:t>– Ostatnia partia z zamówienia – powiedział. – Wsporniki do werandy. Powieszę je, jak znajdę wolną godzinę. – Potem dodał ciszej, choć wcale nie na tyle cicho, jak na spokojny hol: – Fiono. Minęły już trzy tygodnie.</w:t>
-      </w:r>
-    </w:p>
-    <w:p/>
-    <w:p>
-      <w:r>
-        <w:t>– Wiem, Sam. – Nie chciała na niego spojrzeć.</w:t>
-      </w:r>
-    </w:p>
-    <w:p/>
-    <w:p>
-      <w:r>
-        <w:t>– Dwadzieścia dolarów. Tylko tyle. Nie próbuję cię wprawić w zakłopotanie, po prostu...</w:t>
-      </w:r>
-    </w:p>
-    <w:p/>
-    <w:p>
-      <w:r>
-        <w:t>– Wiem. Będę je miała w piątek. Przepraszam.</w:t>
+        <w:t xml:space="preserve">Tym razem był to Sam Patel, który cofał się tyłem ze skrzynią żelastwa w ramionach, a wsporniki ganku dzwoniły głucho o siebie, gdy się obrócił i ze stęknięciem postawił je przy biurku. Sam był dużym, ostrożnym mężczyzną, z sadzą wciśniętą tak głęboko w zagniecenia knykci, że wątpiłam, czy mydło mogłoby tam jeszcze dotrzeć, i zazwyczaj cechował go rzemieślniczy, swobodny spokój. Teraz nie było po nim śladu. Przeszedł do Fiony z zaciśniętą szczęką.</w:t>
+      </w:r>
+    </w:p>
+    <w:p/>
+    <w:p>
+      <w:r>
+        <w:t xml:space="preserve">— Ostatnia partia z zamówienia — powiedział. — Wsporniki do ganku. Powieszę je, jak znajdę wolną godzinę. — Potem dodał ciszej, choć wcale nie na tyle cicho, jak na spokojny hol: — Fiono. Minęły już trzy tygodnie.</w:t>
+      </w:r>
+    </w:p>
+    <w:p/>
+    <w:p>
+      <w:r>
+        <w:t>— Wiem, Sam. — Nie chciała na niego spojrzeć.</w:t>
+      </w:r>
+    </w:p>
+    <w:p/>
+    <w:p>
+      <w:r>
+        <w:t>— Dwadzieścia dolarów. Tylko tyle. Nie próbuję cię wprawić w zakłopotanie, po prostu…</w:t>
+      </w:r>
+    </w:p>
+    <w:p/>
+    <w:p>
+      <w:r>
+        <w:t>— Wiem. Będę je miała w piątek. Przepraszam.</w:t>
       </w:r>
     </w:p>
     <w:p/>
@@ -353,37 +353,37 @@
     <w:p/>
     <w:p>
       <w:r>
-        <w:t xml:space="preserve">– Śliczna robota, to kowalstwo. – Ten nieznajomy był zgrabny, o błyszczących oczach, gdzieś koło pięćdziesiątki, dobrze ubrany w lekko pogniecionym stylu człowieka, który podróżuje. Trzymał w ręku mały notes, którego wcale nie starał się ukryć. Skinął głową w ślad za Samem. – Lokalny kowal? Zawsze można rozpoznać lokalnego. Czuje się w tym pewność siebie. A ten dom. – Odwrócił się niespiesznie, by ogarnąć wzrokiem hol, zakrzywione schody, stary gipsowy medalion pośrodku sufitu. – No proszę, to jest dom z historią. Biznes rodzinny, jak mniemam. Pokolenia.</w:t>
-      </w:r>
-    </w:p>
-    <w:p/>
-    <w:p>
-      <w:r>
-        <w:t>– Kilka pokoleń – odparła Fiona. Długopis znów znalazł się w jej dłoni, wirując.</w:t>
-      </w:r>
-    </w:p>
-    <w:p/>
-    <w:p>
-      <w:r>
-        <w:t xml:space="preserve">– To historie mnie interesują. Zawsze tak było. – Powiedział to do Fiony, ale jego oczy powędrowały w moją stronę, złagodniały i wyciągnął rękę. – Proszę wybaczyć. Neil Carter.</w:t>
-      </w:r>
-    </w:p>
-    <w:p/>
-    <w:p>
-      <w:r>
-        <w:t>– Jessica Claus. – Jego uścisk był mocny, szybki i suchy, uścisk dłoni człowieka, który ściska bardzo wiele rąk.</w:t>
-      </w:r>
-    </w:p>
-    <w:p/>
-    <w:p>
-      <w:r>
-        <w:t xml:space="preserve">– Claus. – Uśmiechnął się, a był to dobry uśmiech, swobodny i wyćwiczony, ale ufałam mu mniej więcej na tyle, na ile dałabym radę rzucić ekranem kominkowym. – A więc to pani jest tą sławną panią Claus. Jakże cudownie. Słyszałem oczywiście, człowiek wie o takich rzeczach, ale do tej pory nie do końca w to wierzyłem. – Pochylił się odrobinę, konfidencjonalnie. – Proszę mi powiedzieć. Czy dawne tutejsze rodziny, Blackburnowie i reszta, wciąż mają tu swoje rzeczy? Pamiątki rodzinne, meble, biżuterię, tego typu sprawy? Akurat poszukuję pewnego przedmiotu. Broszki.</w:t>
-      </w:r>
-    </w:p>
-    <w:p/>
-    <w:p>
-      <w:r>
-        <w:t>Położył słowo broszka między nami niczym wędkarz zarzucający sztuczną muchę na wodę, lekko, z wielką dbałością, i obserwował, co wypłynie.</w:t>
+        <w:t xml:space="preserve">— Śliczna robota, to kowalstwo. — Ten nieznajomy był zgrabny, o błyszczących oczach, gdzieś koło pięćdziesiątki, dobrze ubrany w lekko pogniecionym stylu człowieka, który podróżuje. Trzymał w ręku mały notes, którego wcale nie starał się ukryć. Skinął głową w ślad za Samem. — Lokalny kowal? Zawsze można rozpoznać lokalnego. Czuje się w tym pewność siebie. A ten dom. — Odwrócił się niespiesznie, by ogarnąć wzrokiem hol, zakrzywione schody, stary gipsowy medalion pośrodku sufitu. — No proszę, to jest dom z historią. Biznes rodzinny, jak mniemam. Pokolenia.</w:t>
+      </w:r>
+    </w:p>
+    <w:p/>
+    <w:p>
+      <w:r>
+        <w:t>— Kilka pokoleń — odparła Fiona. Długopis znów znalazł się w jej dłoni, wirując.</w:t>
+      </w:r>
+    </w:p>
+    <w:p/>
+    <w:p>
+      <w:r>
+        <w:t xml:space="preserve">— To historie mnie interesują. Zawsze tak było. — Powiedział to do Fiony, ale jego oczy powędrowały w moją stronę, złagodniały i wyciągnął rękę. — Proszę wybaczyć. Neil Carter.</w:t>
+      </w:r>
+    </w:p>
+    <w:p/>
+    <w:p>
+      <w:r>
+        <w:t>— Jessica Claus. — Jego uścisk był mocny, szybki i suchy, uścisk dłoni człowieka, który ściska bardzo wiele rąk.</w:t>
+      </w:r>
+    </w:p>
+    <w:p/>
+    <w:p>
+      <w:r>
+        <w:t xml:space="preserve">— Claus. — Uśmiechnął się, a był to dobry uśmiech, swobodny i wyćwiczony, ale ufałam mu mniej więcej na tyle, na ile dałabym radę rzucić ekranem kominkowym. — A więc to pani jest tą sławną panią Claus. Jakże cudownie. Słyszałem oczywiście, człowiek wie o takich rzeczach, ale do tej pory nie do końca w to wierzyłem. — Pochylił się odrobinę, konfidencjonalnie. — Proszę mi powiedzieć. Czy dawne tutejsze rodziny, Blackburnowie i reszta, wciąż mają tu swoje rzeczy? Pamiątki rodzinne, meble, biżuterię, tego typu sprawy? Akurat poszukuję pewnego przedmiotu. Broszki.</w:t>
+      </w:r>
+    </w:p>
+    <w:p/>
+    <w:p>
+      <w:r>
+        <w:t>Położył słowo brosza między nami niczym wędkarz zarzucający sztuczną muchę na wodę, lekko, z wielką dbałością, i obserwował, co wypłynie.</w:t>
       </w:r>
     </w:p>
     <w:p/>
@@ -395,7 +395,7 @@
     <w:p/>
     <w:p>
       <w:r>
-        <w:t>– Naprawdę muszę zająć się jadalnią – rzuciła w pośpiechu i zniknęła za wahadłowymi drzwiami, zanim ktokolwiek z nas zdążył cokolwiek powiedzieć, zostawiając koszyk z ciastem na biurku i wiszące w powietrzu pytanie.</w:t>
+        <w:t>— Naprawdę muszę zająć się jadalnią — rzuciła w pośpiechu i zniknęła za wahadłowymi drzwiami, zanim ktokolwiek z nas zdążył cokolwiek powiedzieć, zostawiając koszyk z ciastem na biurku i wiszące w powietrzu pytanie.</w:t>
       </w:r>
     </w:p>
     <w:p/>
@@ -407,19 +407,19 @@
     <w:p/>
     <w:p>
       <w:r>
-        <w:t xml:space="preserve">– Płochliwa ta pani przyjaciółka.</w:t>
-      </w:r>
-    </w:p>
-    <w:p/>
-    <w:p>
-      <w:r>
-        <w:t>– Zajęta – odparłam. – Mamy festiwal. To mnóstwo pracy dla jednej kobiety.</w:t>
-      </w:r>
-    </w:p>
-    <w:p/>
-    <w:p>
-      <w:r>
-        <w:t>– Oczywiście. Oczywiście, że tak. – Kliknął długopisem, wsunął go do kieszeni na piersi i lekko mi skinął głową. – Cóż. Prawdziwa przyjemność, pani Claus. Spodziewam się, że jeszcze się spotkamy. To tego rodzaju miasteczko, prawda? Każdy widzi każdego. – I powędrował w stronę schodów z rękami w kieszeniach, patrząc w górę na gipsowy medalion, gdy odchodził.</w:t>
+        <w:t xml:space="preserve">— Płochliwa ta pani przyjaciółka.</w:t>
+      </w:r>
+    </w:p>
+    <w:p/>
+    <w:p>
+      <w:r>
+        <w:t>— Zajęta — odparłam. — Mamy festiwal. To mnóstwo pracy dla jednej kobiety.</w:t>
+      </w:r>
+    </w:p>
+    <w:p/>
+    <w:p>
+      <w:r>
+        <w:t>— Oczywiście. Oczywiście, że tak. — Kliknął długopisem, wsunął go do kieszeni na piersi i lekko mi skinął głową. — Cóż. Prawdziwa przyjemność, pani Claus. Spodziewam się, że jeszcze się spotkamy. To tego rodzaju miasteczko, prawda? Każdy widzi każdego. — I powędrował w stronę schodów z rękami w kieszeniach, patrząc w górę na gipsowy medalion, gdy odchodził.</w:t>
       </w:r>
     </w:p>
     <w:p/>
@@ -431,19 +431,19 @@
     <w:p/>
     <w:p>
       <w:r>
-        <w:t>– Nie – powiedziałam jej. – Absolutnie nie. To nie jest sardynka, nigdy nią nie była i nie pozwolę, żebyś zjadła gruszkę Fiony na oczach płacących gości.</w:t>
-      </w:r>
-    </w:p>
-    <w:p/>
-    <w:p>
-      <w:r>
-        <w:t xml:space="preserve">Spojrzała na mnie z wyrazem głębokiego, odwiecznego poczucia zdrady. Następnie, ponieważ nie była obca złośliwości, trąciła stolik barkiem, mijając go. Cała kryształowa aranżacja się zakołysała. Z pół tuzina gości wciągnęło powietrze w tym samym momencie, starsza kobieta przy kominku do połowy podniosła się z fotela, a misa wróciła na swoje miejsce. Wyciągnęłam nas obie przez drzwi wejściowe na werandę, zanim mój hańbiący mnie pingwin zdążył dokończyć to, co zaczęła.</w:t>
-      </w:r>
-    </w:p>
-    <w:p/>
-    <w:p>
-      <w:r>
-        <w:t>Na zewnątrz chłód przyniósł ulgę po klaustrofobicznym, ciepłym niepokoju holu. Stałam przez chwilę przy balustradzie werandy i pozwoliłam mu przewietrzyć sobie głowę. Na skwerze mężczyźni na drabinach rozwieszali festiwalowe światełka między latarniami, wołając do siebie. Gdzieś w stronę parku szczekał pies, a pociąg wydał swój daleki gwizdek, wjeżdżając na stację. Wszystko to było tak zwyczajne, że fałsz na twarzy Fiony wydawał mi się na moment czymś, co sobie wyobraziłam.</w:t>
+        <w:t>— Nie — powiedziałam jej. — Absolutnie nie. To nie jest sardynka, nigdy nią nie była i nie pozwolę, żebyś zjadła gruszkę Fiony na oczach płacących gości.</w:t>
+      </w:r>
+    </w:p>
+    <w:p/>
+    <w:p>
+      <w:r>
+        <w:t xml:space="preserve">Spojrzała na mnie z wyrazem głębokiego, odwiecznego poczucia zdrady. Następnie, ponieważ nie była obca złośliwości, trąciła stolik barkiem, mijając go. Cała kryształowa aranżacja się zakołysała. Z pół tuzina gości wciągnęło powietrze w tym samym momencie, starsza kobieta przy kominku do połowy podniosła się z fotela, a misa wróciła na swoje miejsce. Wyciągnęłam nas obie przez drzwi wejściowe na ganek, zanim mój hańbiący mnie pingwin zdążył dokończyć to, co zaczęła.</w:t>
+      </w:r>
+    </w:p>
+    <w:p/>
+    <w:p>
+      <w:r>
+        <w:t xml:space="preserve">Na zewnątrz chłód przyniósł ulgę po klaustrofobicznym, ciepłym niepokoju holu. Stałam przez chwilę przy balustradzie ganku i pozwoliłam mu przewietrzyć sobie głowę. Na skwerze mężczyźni na drabinach rozwieszali festiwalowe światełka między latarniami, wołając do siebie. Gdzieś w stronę parku szczekał pies, a pociąg wydał swój daleki gwizdek, wjeżdżając na stację. Wszystko to było tak zwyczajne, że fałsz na twarzy Fiony wydawał mi się na moment czymś, co sobie wyobraziłam.</w:t>
       </w:r>
     </w:p>
     <w:p/>
@@ -467,7 +467,7 @@
     <w:p/>
     <w:p>
       <w:r>
-        <w:t>– Też to widziałaś – powiedziałam.</w:t>
+        <w:t>— Też to widziałaś — powiedziałam.</w:t>
       </w:r>
     </w:p>
     <w:p/>
@@ -485,19 +485,19 @@
     <w:p/>
     <w:p>
       <w:r>
-        <w:t>Ale żyłam bardzo długo obok magii Bożego Narodzenia i wiedziałam, jak to jest, kiedy ona ożywa. Czułam to w Frost Falls od kilku dni – ostry ton w powietrzu niczym zmiana pogody, zanim jeszcze niebo ją pokaże.</w:t>
-      </w:r>
-    </w:p>
-    <w:p/>
-    <w:p>
-      <w:r>
-        <w:t>A z moją przyjaciółką działo się coś niedobrego, bardzo niedobrego, na tyle złego, by wywołać cienie pod jej oczami i wyraz czujności na twarzy. To miało związek z broszką. I nieznajomy z miłym uśmiechem i notesem przyjechał do małego miasteczka, żeby pytać dokładnie o to samo.</w:t>
-      </w:r>
-    </w:p>
-    <w:p/>
-    <w:p>
-      <w:r>
-        <w:t>– Chodź – rzekłam do Pip. – Wracajmy do domu i przemyślmy to. I nie, nie dostaniesz sardynki za to, że nie zjadłaś gruszki.</w:t>
+        <w:t>Ale żyłam bardzo długo obok magii Bożego Narodzenia i wiedziałam, jak to jest, kiedy ona ożywa. Czułam to w Frost Falls od kilku dni — ostry ton w powietrzu niczym zmiana pogody, zanim jeszcze niebo ją pokaże.</w:t>
+      </w:r>
+    </w:p>
+    <w:p/>
+    <w:p>
+      <w:r>
+        <w:t>A z moją przyjaciółką działo się coś niedobrego, bardzo niedobrego, na tyle złego, by wywołać cienie pod jej oczami i wyraz czujności na twarzy. To miało związek z broszą. I nieznajomy z miłym uśmiechem i notesem przyjechał do małego miasteczka, żeby pytać dokładnie o to samo.</w:t>
+      </w:r>
+    </w:p>
+    <w:p/>
+    <w:p>
+      <w:r>
+        <w:t>— Chodź — rzekłam do Pip. — Wracajmy do domu i przemyślmy to. I nie, nie dostaniesz sardynki za to, że nie zjadłaś gruszki.</w:t>
       </w:r>
     </w:p>
     <w:p/>
@@ -514,7 +514,7 @@
     <w:p/>
     <w:p>
       <w:r>
-        <w:t>Telefon zadzwonił następnego ranka, kiedy miałam ręce zanurzone po łokcie w cieście na tartę, i wiedziałam, że to nic dobrego, zanim jeszcze zdążyłam je wytrzeć, ponieważ aparat w naszym domku prawie nigdy nie dzwonił. Ludzie zazwyczaj przychodzili pod drzwi, posyłali dziecko z wiadomością albo łapali cię na rynku. Kiedy telefon już dzwonił, była to zazwyczaj Olivia, która chciała dowiedzieć się, czy widziałam nową merynosową włóczkę, która właśnie dotarła, albo Martha, przypominająca mi, w które popołudnie zbiera się kółko. Kiedy więc rozległ się o wpół do dziewiątej w szary poranek, brzmiąc ostro w cichej kuchni, żołądek mi się ścisnął, zanim jeszcze zdążyłam przejść przez izbę.</w:t>
+        <w:t xml:space="preserve">Telefon zadzwonił następnego ranka, kiedy miałam ręce zanurzone po łokcie w cieście na tartę, i wiedziałam, że to nic dobrego, zanim jeszcze zdążyłam je wytrzeć, ponieważ aparat w naszym domku prawie nigdy nie dzwonił. Ludzie zazwyczaj przychodzili pod drzwi, posyłali dziecko z wiadomością albo łapali cię na rynku. Kiedy telefon już dzwonił, była to zazwyczaj Olivia, która chciała dowiedzieć się, czy widziałam nową merynosową włóczkę, która właśnie dotarła, albo Martha, przypominająca mi, w które popołudnie zbiera się krąg. Kiedy więc rozległ się o wpół do dziewiątej w szary poranek, brzmiąc ostro w cichej kuchni, żołądek mi się ścisnął, zanim jeszcze zdążyłam przejść przez izbę.</w:t>
       </w:r>
     </w:p>
     <w:p/>
@@ -544,7 +544,7 @@
     <w:p/>
     <w:p>
       <w:r>
-        <w:t>— Nie. Nie, nic z tych rzeczy. Ja po prostu... — Westchnienie. — Nie mogę o tym mówić przez telefon. Proszę, Jessica. Potrzebuję cię. Potrzebuję przyjaciółki.</w:t>
+        <w:t>— Nie. Nie, nic z tych rzeczy. Ja po prostu… — Westchnienie. — Nie mogę o tym mówić przez telefon. Proszę, Jessica. Potrzebuję cię. Potrzebuję przyjaciółki.</w:t>
       </w:r>
     </w:p>
     <w:p/>
@@ -655,7 +655,7 @@
     <w:p/>
     <w:p>
       <w:r>
-        <w:t>— Fiona — powiedziałam, a mój głos zabrzmiał cicho. — To szantaż.</w:t>
+        <w:t xml:space="preserve">— Fiono — powiedziałam, a mój głos zabrzmiał cicho. — To szantaż.</w:t>
       </w:r>
     </w:p>
     <w:p/>
@@ -679,7 +679,7 @@
     <w:p/>
     <w:p>
       <w:r>
-        <w:t>— Nie. — Głos Fiony się załamał. — Nie, to jedna z Blackburnów. Jedna ze starych Blackburnów, z czasów, kiedy mieli wszystkie pieniądze w hrabstwie. Nawet nie znam jej imienia. — Dotknęła brązowego brzegu fotografii. — Constance trzymała ją przez te wszystkie lata. Myślę, że to z powodu broszy nie potrafiła jej oddać, a nie tej kobiety. Ale ta brosza, którą ma na sobie... — Przycisnęła dłoń płasko do klatki piersiowej, jakby ją tam bolało. — Brosza jest nasza, Jessica. To właśnie tym mnie trzymają w garści. Tą broszą.</w:t>
+        <w:t>— Nie. — Głos Fiony się załamał. — Nie, to jedna z Blackburnów. Jedna ze starych Blackburnów, z czasów, kiedy mieli wszystkie pieniądze w hrabstwie. Nawet nie znam jej imienia. — Dotknęła brązowego brzegu fotografii. — Constance trzymała ją przez te wszystkie lata. Myślę, że to z powodu broszy nie potrafiła jej oddać, a nie tej kobiety. Ale ta brosza, którą ma na sobie… — Przycisnęła dłoń płasko do klatki piersiowej, jakby ją tam bolało. — Brosza jest nasza, Jessica. To właśnie tym mnie trzymają w garści. Tą broszą.</w:t>
       </w:r>
     </w:p>
     <w:p/>
@@ -715,7 +715,7 @@
     <w:p/>
     <w:p>
       <w:r>
-        <w:t xml:space="preserve">— Zaniosła ją dwa miasteczka dalej, do Ridgeline, do tamtejszego lombardu, i sprzedała ją. A za te pieniądze... — Głos Fiony pękł równo w połowie. — Za te pieniądze kupiła tę gospodę. Tę właśnie. Winter Wonderland Inn.</w:t>
+        <w:t xml:space="preserve">— Zaniosła ją dwa miasteczka dalej, do Ridgeline, do tamtejszego lombardu, i sprzedała ją. A za te pieniądze… — Głos Fiony pękł równo w połowie. — Za te pieniądze kupiła tę gospodę. Tę właśnie. Winter Wonderland Inn.</w:t>
       </w:r>
       <w:r>
         <w:t xml:space="preserve"/>
@@ -765,7 +765,7 @@
     </w:p>
     <w:p>
       <w:r>
-        <w:t>— Fiona. Posłuchaj mnie. To, co zrobiła lub czego nie zrobiła twoja prababcia sto lat temu podczas srogiej zimy, jakiej nie jesteśmy w stanie sobie wyobrazić, to nie jesteś ty. Włożyłaś całe swoje serce w to miejsce i w to miasteczko. To właśnie widzą ludzie. To jest w tobie prawdziwe.</w:t>
+        <w:t xml:space="preserve">— Fiono. Posłuchaj mnie. To, co zrobiła lub czego nie zrobiła twoja prababcia sto lat temu podczas srogiej zimy, jakiej nie jesteśmy w stanie sobie wyobrazić, to nie jesteś ty. Włożyłaś całe swoje serce w to miejsce i w to miasteczko. To właśnie widzą ludzie. To jest w tobie prawdziwe.</w:t>
       </w:r>
     </w:p>
     <w:p/>
@@ -789,7 +789,7 @@
     <w:p/>
     <w:p>
       <w:r>
-        <w:t xml:space="preserve">— Fiona — powiedziałam powoli, opuszczając kartkę. — Przeczytaj to jeszcze raz. Wymienia szafir. Szafir w jej sercu, dokładnie te słowa. I wymienia Ridgeline, gdzie go sprzedała. — Odwróciłam zdjęcie w jej stronę, wskazując palcem bladą poświatę klejnotu przy szyi kobiety. — Powiedziałaś komukolwiek o tych dwóch rzeczach? O tym, że sprzedała go w Ridgeline? O tym, że kamień był szafirem?</w:t>
+        <w:t xml:space="preserve">— Fiono — powiedziałam powoli, opuszczając kartkę. — Przeczytaj to jeszcze raz. Wymienia szafir. Szafir w jej sercu, dokładnie te słowa. I wymienia Ridgeline, gdzie go sprzedała. — Odwróciłam zdjęcie w jej stronę, wskazując palcem bladą poświatę klejnotu przy szyi kobiety. — Powiedziałaś komukolwiek o tych dwóch rzeczach? O tym, że sprzedała go w Ridgeline? O tym, że kamień był szafirem?</w:t>
       </w:r>
     </w:p>
     <w:p/>
@@ -818,7 +818,7 @@
     <w:p/>
     <w:p>
       <w:r>
-        <w:t>— Gdzie trafiają stare papiery tego miasteczka, Fiona? W końcu? Kiedy rodziny, do których należały, znikają albo nie chcą ich pod nogami?</w:t>
+        <w:t xml:space="preserve">— Gdzie trafiają stare papiery tego miasteczka, Fiono? W końcu? Kiedy rodziny, do których należały, znikają albo nie chcą ich pod nogami?</w:t>
       </w:r>
     </w:p>
     <w:p/>
@@ -872,7 +872,7 @@
     <w:p/>
     <w:p>
       <w:r>
-        <w:t>Kiedy wreszcie Pip i ja wyszłyśmy z gospody, mróz zaparł mi dech w piersiach i stałam chwilę na werandzie z jedną dłonią przyciśniętą płasko do miejsca, w którym notatka spoczywała złożona pod moim płaszczem. Kradzież sprzed stu lat, a teraz porządna kobieta nie mogła przez nią spać. I tylko dwa miejsca na świecie, z których sekret mógł się wziąć, a jednym z nich było pudełko, które tylko Fiona mogła otworzyć.</w:t>
+        <w:t xml:space="preserve">Kiedy wreszcie Pip i ja wyszłyśmy z gospody, mróz zaparł mi dech w piersiach i stałam chwilę na ganku z jedną dłonią przyciśniętą płasko do miejsca, w którym notatka spoczywała złożona pod moim płaszczem. Kradzież sprzed stu lat, a teraz porządna kobieta nie mogła przez nią spać. I tylko dwa miejsca na świecie, z których sekret mógł się wziąć, a jednym z nich było pudełko, które tylko Fiona mogła otworzyć.</w:t>
       </w:r>
     </w:p>
     <w:p/>
@@ -920,27 +920,27 @@
     </w:p>
     <w:p>
       <w:r>
-        <w:t xml:space="preserve">Nick słuchał tak, jak tylko Nick potrafił – trzymając duże dłonie spokojnie na kubku, a wzrok wlepiony w moją twarz. Nie przerywał. Pozwolił mi dojść do samego końca, do pobladłej twarzy Fiony i liściku przyciśniętego do mego serca, a potem milczał jeszcze przez chwilę, powoli obracając kubek o ćwierć obrotu na stole. W końcu doszedł do tego samego wniosku co ja.</w:t>
-      </w:r>
-    </w:p>
-    <w:p>
-      <w:r>
-        <w:t>– Czyli pytanie nie brzmi, kto nienawidzi Fiony – powiedział. – Ponieważ nikt Fiony nie nienawidzi. Nie znalazłabyś w tym miasteczku ani jednej duszy, która powiedziałaby o niej złe słowo, choćbyś oferowała za to nagrodę. Pytanie brzmi: kto czytał dokumenty Blackburnów?</w:t>
-      </w:r>
-    </w:p>
-    <w:p>
-      <w:r>
-        <w:t>– Do tego samego doszłam. – Odłożyłam łyżkę. – Ona jest pewna co do skrzyni i wierzę jej, Nick. Musiałbyś jej uwierzyć, gdybyś widział jej twarz. Zatem sekret nie wyciekł z jej strony. Pochodził z drugiej. Od Blackburnów. Ich listy, rachunki domowe, cokolwiek rodzina spisała sto lat temu, kiedy z domu zginęła brosza. A gdzie ląduje sto lat papierów Blackburnów?</w:t>
-      </w:r>
-    </w:p>
-    <w:p>
-      <w:r>
-        <w:t>– Tam, gdzie wszystko, co stare w tym miasteczku. – Skinął powoli głową. – W archiwum Thea. W Towarzystwie Historycznym.</w:t>
-      </w:r>
-    </w:p>
-    <w:p>
-      <w:r>
-        <w:t>Zmusiłam się, żeby wypowiedzieć to imię na głos. – Theo. Tak.</w:t>
+        <w:t xml:space="preserve">Nick słuchał tak, jak tylko Nick potrafił — trzymając duże dłonie spokojnie na kubku, a wzrok wlepiony w moją twarz. Nie przerywał. Pozwolił mi dojść do samego końca, do pobladłej twarzy Fiony i liściku przyciśniętego do mego serca, a potem milczał jeszcze przez chwilę, powoli obracając kubek o ćwierć obrotu na stole. W końcu doszedł do tego samego wniosku co ja.</w:t>
+      </w:r>
+    </w:p>
+    <w:p>
+      <w:r>
+        <w:t>— Czyli pytanie nie brzmi, kto nienawidzi Fiony — powiedział. — Ponieważ nikt Fiony nie nienawidzi. Nie znalazłabyś w tym miasteczku ani jednej duszy, która powiedziałaby o niej złe słowo, choćbyś oferowała za to nagrodę. Pytanie brzmi: kto czytał dokumenty Blackburnów?</w:t>
+      </w:r>
+    </w:p>
+    <w:p>
+      <w:r>
+        <w:t>— Do tego samego doszłam. — Odłożyłam łyżkę. — Ona jest pewna co do skrzyni i wierzę jej, Nick. Musiałbyś jej uwierzyć, gdybyś widział jej twarz. Zatem sekret nie wyciekł z jej strony. Pochodził z drugiej. Od Blackburnów. Ich listy, rachunki domowe, cokolwiek rodzina spisała sto lat temu, kiedy z domu zginęła brosza. A gdzie ląduje sto lat papierów Blackburnów?</w:t>
+      </w:r>
+    </w:p>
+    <w:p>
+      <w:r>
+        <w:t>— Tam, gdzie wszystko, co stare w tym miasteczku. — Skinął powoli głową. — W archiwum Thea. W Towarzystwie Historycznym.</w:t>
+      </w:r>
+    </w:p>
+    <w:p>
+      <w:r>
+        <w:t>Zmusiłam się, żeby wypowiedzieć to imię na głos. — Theo. Tak.</w:t>
       </w:r>
     </w:p>
     <w:p>
@@ -950,17 +950,17 @@
     </w:p>
     <w:p>
       <w:r>
-        <w:t>– Theo Hussein – rzekł – to jeden z najżyczliwszych ludzi w Frost Falls. Wiesz o tym równie dobrze jak ja. Niemal płakał, kiedy pozwoliliśmy mu sfotografować stare sanie warsztatowe do jego zbiorów. Przynosi kakao na sobotnie godziny czytania dla dzieci, to dobre kakao, z małymi piankami marshmallows, kupowane za własne pieniądze, bo uważa, że dzieci z Frost Falls powinny dorastać ze świadomością, skąd pochodzą. – Spojrzał na mnie. – Nie mówię tego, żeby się z tobą kłócić. Mówię to, ponieważ to prawda, i musisz o tym pamiętać przez cały czas, bez względu na to, czym jest to całe zamieszanie, inaczej zepsujesz to.</w:t>
-      </w:r>
-    </w:p>
-    <w:p>
-      <w:r>
-        <w:t>– Wiem, że to prawda – powiedziałam. – Właśnie dlatego robi mi się od tego tak zimno w środku.</w:t>
-      </w:r>
-    </w:p>
-    <w:p>
-      <w:r>
-        <w:t xml:space="preserve">– W takim razie oto kolejna prawda, która może ci pomóc. – Pochylił się do przodu. – Wielu ludzi dotyka tych pudeł, Jess. Wolontariusze przychodzą i odchodzą. Badacze piszą z wyprzedzeniem i spędzają tam tydzień. Dzieciaki ze szkoły na wycieczkach. Każdy, kogo Theo wpuści w progi, a Theo wpuszcza każdego, bo dla niego zainteresowany nieznajomy to najlepsze, co może przydarzyć się we wtorek. Zatem fakt, że sekret pochodził z papierów Blackburnów, wcale nie dowodzi, że to sprawka Thea. Wskazuje nam tylko miejsce, w którym należy stanąć. Mówi nam, z jakiej studni zaczerpnięto wodę. Teraz musisz dowiedzieć się, czyje wiadro do niej spuszczono.</w:t>
+        <w:t>— Theo Hussein — rzekł — to jeden z najżyczliwszych ludzi w Frost Falls. Wiesz o tym równie dobrze jak ja. Niemal płakał, kiedy pozwoliliśmy mu sfotografować stare sanie warsztatowe do jego zbiorów. Przynosi kakao na sobotnie godziny czytania dla dzieci, to dobre kakao, z małymi piankami marshmallows, kupowane za własne pieniądze, bo uważa, że dzieci z Frost Falls powinny dorastać ze świadomością, skąd pochodzą. — Spojrzał na mnie. — Nie mówię tego, żeby się z tobą kłócić. Mówię to, ponieważ to prawda, i musisz o tym pamiętać przez cały czas, bez względu na to, czym jest to całe zamieszanie, inaczej zepsujesz to.</w:t>
+      </w:r>
+    </w:p>
+    <w:p>
+      <w:r>
+        <w:t>— Wiem, że to prawda — powiedziałam. — Właśnie dlatego robi mi się od tego tak zimno w środku.</w:t>
+      </w:r>
+    </w:p>
+    <w:p>
+      <w:r>
+        <w:t xml:space="preserve">— W takim razie oto kolejna prawda, która może ci pomóc. — Pochylił się do przodu. — Wielu ludzi dotyka tych pudeł, Jess. Wolontariusze przychodzą i odchodzą. Badacze piszą z wyprzedzeniem i spędzają tam tydzień. Dzieciaki ze szkoły na wycieczkach. Każdy, kogo Theo wpuści w progi, a Theo wpuszcza każdego, bo dla niego zainteresowany nieznajomy to najlepsze, co może przydarzyć się we wtorek. Zatem fakt, że sekret pochodził z papierów Blackburnów, wcale nie dowodzi, że to sprawka Thea. Wskazuje nam tylko miejsce, w którym należy stanąć. Mówi nam, z jakiej studni zaczerpnięto wodę. Teraz musisz dowiedzieć się, czyje wiadro do niej spuszczono.</w:t>
       </w:r>
     </w:p>
     <w:p>
@@ -970,17 +970,17 @@
     </w:p>
     <w:p>
       <w:r>
-        <w:t>– Wystawa otwiera się jutro – rzekłam. – Ta z archiwum. Wszystkie stare dokumenty pójdą na pokaz, dawne mapy, listy i fotografie. Theo niemal zamieszkał w Towarzystwie, żeby wszystko przygotować, Martha twierdzi, że od dni nie był w domu. A połowa miasteczka zjawi się na otwarciu.</w:t>
-      </w:r>
-    </w:p>
-    <w:p>
-      <w:r>
-        <w:t>– W takim razie połowa miasteczka to świetne miejsce na początek – odparł Nick, a kącik jego ust uniósł się lekko, choć reszta twarzy pozostała poważna. – Jedz zupę. Człowiek lepiej myśli, kiedy jest najedzony. Zawsze tak miałaś. Rozwiązałaś całą sprawę z dzieckiem Redfernów nad talerzem moich imbirowych ciasteczek, jeśli dobrze pamiętam, a do tego zgarnęłaś całą chwałę dla siebie.</w:t>
-      </w:r>
-    </w:p>
-    <w:p>
-      <w:r>
-        <w:t>– Podzieliłam się chwałą z ciasteczkami w wielkim stylu – odpowiedziałam i zjadłam zupę, bo miał rację i bo była dobra.</w:t>
+        <w:t>— Wystawa otwiera się jutro — rzekłam. — Ta z archiwum. Wszystkie stare dokumenty pójdą na pokaz, dawne mapy, listy i fotografie. Theo niemal zamieszkał w Towarzystwie, żeby wszystko przygotować, Martha twierdzi, że od dni nie był w domu. A połowa miasteczka zjawi się na otwarciu.</w:t>
+      </w:r>
+    </w:p>
+    <w:p>
+      <w:r>
+        <w:t>— W takim razie połowa miasteczka to świetne miejsce na początek — odparł Nick, a kącik jego ust uniósł się lekko, choć reszta twarzy pozostała poważna. — Jedz zupę. Człowiek lepiej myśli, kiedy jest najedzony. Zawsze tak miałaś. Rozwiązałaś całą sprawę z dzieckiem Redfernów nad talerzem moich imbirowych ciasteczek, jeśli dobrze pamiętam, a do tego zgarnęłaś całą chwałę dla siebie.</w:t>
+      </w:r>
+    </w:p>
+    <w:p>
+      <w:r>
+        <w:t>— Podzieliłam się chwałą z ciasteczkami w wielkim stylu — odpowiedziałam i zjadłam zupę, bo miał rację i bo była dobra.</w:t>
       </w:r>
     </w:p>
     <w:p>
@@ -995,32 +995,32 @@
     </w:p>
     <w:p>
       <w:r>
-        <w:t>– Co ty tam budujesz? – zapytałam, wycierając ręce. Pytałam już wcześniej. Siedział nad tym od tygodni, wymykając się po kolacji z latarnią, nucąc pod nosem i wracając późno, pachnący świeżym sosnowym drewnem oraz czymś cieplejszym, czego nie potrafiłam nazwać.</w:t>
-      </w:r>
-    </w:p>
-    <w:p>
-      <w:r>
-        <w:t>– Niespodziankę – odparł, tak jak za każdym razem wcześniej.</w:t>
-      </w:r>
-    </w:p>
-    <w:p>
-      <w:r>
-        <w:t>– Dla mnie?</w:t>
-      </w:r>
-    </w:p>
-    <w:p>
-      <w:r>
-        <w:t>– Dla wszystkich. – Pocałował mnie w czubek głowy po drodze, żeby odłożyć miski na miejsce. – Ale jeszcze nie czas. Nie idź tam, Jess. Obiecaj mi to. To jeszcze niegotowe, a rzecz, która nie jest gotowa, może się zepsuć, jeśli spojrzeć na nią zbyt wcześnie. Niektóre rzeczy potrzebują ciemności, żeby rosnąć. Cebulki kwiatowe tak mają. To też.</w:t>
-      </w:r>
-    </w:p>
-    <w:p>
-      <w:r>
-        <w:t>– To prawda w przypadku bardzo wielu rzeczy – stwierdziłam – i ani razu w historii świata nie okazało się to prawdą w odniesieniu do budki dla ptaków, o której mi opowiadałeś w tygodniu, kiedy się tu wprowadziliśmy.</w:t>
-      </w:r>
-    </w:p>
-    <w:p>
-      <w:r>
-        <w:t>– To nie budka dla ptaków. – Powiedział to lekko, ale w tej lekkości krył się ukryty ciężar. Odwróciłam się, żeby na niego spojrzeć, a on spojrzał na mnie – spokojny, łagodny i absolutnie nic mi nie zdradzający. Po chwili odpuściłam. Byliśmy małżeństwem od dawna i czasem trzeba pozwolić komuś zatrzymać jakieś niespodzianki dla siebie.</w:t>
+        <w:t>— Co ty tam budujesz? — zapytałam, wycierając ręce. Pytałam już wcześniej. Siedział nad tym od tygodni, wymykając się po kolacji z latarnią, nucąc pod nosem i wracając późno, pachnący świeżym sosnowym drewnem oraz czymś cieplejszym, czego nie potrafiłam nazwać.</w:t>
+      </w:r>
+    </w:p>
+    <w:p>
+      <w:r>
+        <w:t>— Niespodziankę — odparł, tak jak za każdym razem wcześniej.</w:t>
+      </w:r>
+    </w:p>
+    <w:p>
+      <w:r>
+        <w:t>— Dla mnie?</w:t>
+      </w:r>
+    </w:p>
+    <w:p>
+      <w:r>
+        <w:t>— Dla wszystkich. — Pocałował mnie w czubek głowy po drodze, żeby odłożyć miski na miejsce. — Ale jeszcze nie czas. Nie idź tam, Jess. Obiecaj mi to. To jeszcze niegotowe, a rzecz, która nie jest gotowa, może się zepsuć, jeśli spojrzeć na nią zbyt wcześnie. Niektóre rzeczy potrzebują ciemności, żeby rosnąć. Cebulki kwiatowe tak mają. To też.</w:t>
+      </w:r>
+    </w:p>
+    <w:p>
+      <w:r>
+        <w:t>— To prawda w przypadku bardzo wielu rzeczy — stwierdziłam — i ani razu w historii świata nie okazało się to prawdą w odniesieniu do budki dla ptaków, o której mi opowiadałeś w tygodniu, kiedy się tu wprowadziliśmy.</w:t>
+      </w:r>
+    </w:p>
+    <w:p>
+      <w:r>
+        <w:t>— To nie budka dla ptaków. — Powiedział to lekko, ale w tej lekkości krył się ukryty ciężar. Odwróciłam się, żeby na niego spojrzeć, a on spojrzał na mnie — spokojny, łagodny i absolutnie nic mi nie zdradzający. Po chwili odpuściłam. Byliśmy małżeństwem od dawna i czasem trzeba pozwolić komuś zatrzymać jakieś niespodzianki dla siebie.</w:t>
       </w:r>
     </w:p>
     <w:p>
@@ -1040,7 +1040,7 @@
     </w:p>
     <w:p>
       <w:r>
-        <w:t>– Nick – powiedziałam. – Chodź, spójrz na to.</w:t>
+        <w:t>— Nick — powiedziałam. — Chodź, spójrz na to.</w:t>
       </w:r>
     </w:p>
     <w:p>
@@ -1050,27 +1050,27 @@
     </w:p>
     <w:p>
       <w:r>
-        <w:t>– Robi się silniejsze – zauważyłam.</w:t>
-      </w:r>
-    </w:p>
-    <w:p>
-      <w:r>
-        <w:t>– Tak.</w:t>
-      </w:r>
-    </w:p>
-    <w:p>
-      <w:r>
-        <w:t>– Szybciej niż powinno, jak na tę porę roku.</w:t>
-      </w:r>
-    </w:p>
-    <w:p>
-      <w:r>
-        <w:t>– Tak.</w:t>
-      </w:r>
-    </w:p>
-    <w:p>
-      <w:r>
-        <w:t>– Czy to ma coś wspólnego z twoją niespodzianką? Z tym, co jest w warsztacie?</w:t>
+        <w:t>— Robi się silniejsze — zauważyłam.</w:t>
+      </w:r>
+    </w:p>
+    <w:p>
+      <w:r>
+        <w:t>— Tak.</w:t>
+      </w:r>
+    </w:p>
+    <w:p>
+      <w:r>
+        <w:t>— Szybciej niż powinno, jak na tę porę roku.</w:t>
+      </w:r>
+    </w:p>
+    <w:p>
+      <w:r>
+        <w:t>— Tak.</w:t>
+      </w:r>
+    </w:p>
+    <w:p>
+      <w:r>
+        <w:t>— Czy to ma coś wspólnego z twoją niespodzianką? Z tym, co jest w warsztacie?</w:t>
       </w:r>
     </w:p>
     <w:p>
@@ -1080,12 +1080,12 @@
     </w:p>
     <w:p>
       <w:r>
-        <w:t xml:space="preserve">– O tej porze roku wszystko ma coś wspólnego ze wszystkim – odparł, co było jego sposobem na odpowiedź, kiedy prawdziwa brzmiała „tak”, a on nie był gotowy wypowiedzieć jej na głos. Otoczył mnie ramionami od tyłu. – Nikogo to nie skrzywdzi, Jess. Cokolwiek to robi tam na zewnątrz z tym światłem. To nie potrafi nikogo skrzywdzić. Nigdy nie potrafiło. To po prostu czegoś szuka.</w:t>
-      </w:r>
-    </w:p>
-    <w:p>
-      <w:r>
-        <w:t>– Czego szuka?</w:t>
+        <w:t xml:space="preserve">— O tej porze roku wszystko ma coś wspólnego ze wszystkim — odparł, co było jego sposobem na odpowiedź, kiedy prawdziwa brzmiała „tak”, a on nie był gotowy wypowiedzieć jej na głos. Otoczył mnie ramionami od tyłu. — Nikogo to nie skrzywdzi, Jess. Cokolwiek to robi tam na zewnątrz z tym światłem. To nie potrafi nikogo skrzywdzić. Nigdy nie potrafiło. To po prostu czegoś szuka.</w:t>
+      </w:r>
+    </w:p>
+    <w:p>
+      <w:r>
+        <w:t>— Czego szuka?</w:t>
       </w:r>
     </w:p>
     <w:p>
@@ -1095,7 +1095,7 @@
     </w:p>
     <w:p>
       <w:r>
-        <w:t xml:space="preserve">– Domu, tak myślę – rzekł. – Tak jak każdy. Tak jak my, kiedy tu przybyliśmy. To zeszło z dachu świata razem z nami i straciło swoje miejsce, a teraz błąka się tam na zewnątrz w ciemności, chodząc od drzwi do drzwi, jak ktoś, kto utracił swój dom. W poszukiwaniu miejsca na tyle ciepłego, by móc tam zostać.</w:t>
+        <w:t xml:space="preserve">— Domu, tak myślę — rzekł. — Tak jak każdy. Tak jak my, kiedy tu przybyliśmy. To zeszło z dachu świata razem z nami i straciło swoje miejsce, a teraz błąka się tam na zewnątrz w ciemności, chodząc od drzwi do drzwi, jak ktoś, kto utracił swój dom. W poszukiwaniu miejsca na tyle ciepłego, by móc tam zostać.</w:t>
       </w:r>
     </w:p>
     <w:p>
@@ -1125,7 +1125,7 @@
         <w:t>FROST FALLS PRZEZ LATA</w:t>
       </w:r>
       <w:r>
-        <w:t xml:space="preserve">, przy czym ostatnią literę A trzeba było stłoczyć na samym końcu, bo organizatorom zabrakło wyczucia odległości. Ktoś inny – sądząc po zapachu, Greta z piekarni – rozstawił zaraz za progiem stół z gorącym sokiem jabłkowym i ciasteczkami imbirowymi, a ich ciepła, korzenna woń docierała aż do drzwi.</w:t>
+        <w:t xml:space="preserve">, przy czym ostatnią literę A trzeba było stłoczyć na samym końcu, bo organizatorom zabrakło wyczucia odległości. Ktoś inny — sądząc po zapachu, Greta z piekarni — rozstawił zaraz za progiem stół z gorącym sokiem jabłkowym i ciasteczkami imbirowymi, a ich ciepła, korzenna woń docierała aż do drzwi.</w:t>
       </w:r>
     </w:p>
     <w:p>
@@ -1145,7 +1145,7 @@
     </w:p>
     <w:p>
       <w:r>
-        <w:t xml:space="preserve">Dla każdego, kto przekraczał próg, miał uśmiech – prawdziwy, promienny, czasem ściskając dłoń obiema rękami – i opowiadał jakiemuś wysokiemu mężczyźnie w parki o aktach własności tak zajmująco, że tamten potakiwał, cofając się centymetr po centymetrze. Jednak w ułamkach sekund pomiędzy kolejnymi powitaniami, w tych krótkich chwilach, gdy myślał, że nikt na niego nie patrzy, uśmiech znikał z jego twarzy jak coś zbyt ciężkiego do udźwignięcia, a to, co ukrywało się pod nim, zmusiło mnie do zatrzymania się w pół kroku. Jego cera miała szarawy odcień. Pod oczami ziały fioletowe cienie głębokie jak siniaki. Krawat zawiązał o ćwierć obrotu krzywo, a na jednym szkle okularów widniał rozmazany ślad palca, na którego zauważenie, a tym bardziej wytarcie, nie miał już głowy. Kiedy tak na niego patrzyłam, poprawił krawat. Poprawił go ponownie chwilę później, tym samym gestem, jakby zapomniał, że przed chwilą to zrobił.</w:t>
+        <w:t xml:space="preserve">Dla każdego, kto przekraczał próg, miał uśmiech — prawdziwy, promienny, czasem ściskając dłoń obiema rękami — i opowiadał jakiemuś wysokiemu mężczyźnie w parki o aktach własności tak zajmująco, że tamten potakiwał, cofając się centymetr po centymetrze. Jednak w ułamkach sekund pomiędzy kolejnymi powitaniami, w tych krótkich chwilach, gdy myślał, że nikt na niego nie patrzy, uśmiech znikał z jego twarzy jak coś zbyt ciężkiego do udźwignięcia, a to, co ukrywało się pod nim, zmusiło mnie do zatrzymania się w pół kroku. Jego cera miała szarawy odcień. Pod oczami ziały fioletowe cienie głębokie jak siniaki. Krawat zawiązał o ćwierć obrotu krzywo, a na jednym szkle okularów widniał rozmazany ślad palca, na którego zauważenie, a tym bardziej wytarcie, nie miał już głowy. Kiedy tak na niego patrzyłam, poprawił krawat. Poprawił go ponownie chwilę później, tym samym gestem, jakby zapomniał, że przed chwilą to zrobił.</w:t>
       </w:r>
     </w:p>
     <w:p>
@@ -1155,22 +1155,22 @@
     </w:p>
     <w:p>
       <w:r>
-        <w:t>– Jessica! Przyszłaś. – Podszedł do mnie i ujął obie moje dłonie w swoje. Jego ręce były zimne, a ja poczułam w nich delikatne drżenie. – No czy to nie coś pięknego? Spójrz tylko. Dwieście lat tego miasteczka, w końcu pod jednym dachem. Wciąż tu spaceruję i nie wierzę, że mi się udało. – Nachylił się, obniżając głos, jakby powierzał mi wielką tajemnicę: – Chodź, chodź. Powiem parę słów, jak wszyscy się zbiorą, a potem koniecznie musisz obejrzeć wszystko. Każdy skrawek. Mówię poważnie. Chcę, żeby ktoś wreszcie przeczytał te opisy. Ludzie przechodzą obok nich obojętnie.</w:t>
-      </w:r>
-    </w:p>
-    <w:p>
-      <w:r>
-        <w:t>– Przeczytam każdy – obiecałam. – Nawet te nudne.</w:t>
-      </w:r>
-    </w:p>
-    <w:p>
-      <w:r>
-        <w:t xml:space="preserve">– Nie ma nudnych – odparł z taką zranioną szczerością, że aż się zaśmiałam. On też się roześmiał, uradowany, i potrzymał moje dłonie o ułamek sekundy dłużej. W tej właśnie chwili znienawidziłam to, po co tu przyszłam – żeby stać pośród jego wspaniałej wystawy i szukać szantażysty.</w:t>
-      </w:r>
-    </w:p>
-    <w:p>
-      <w:r>
-        <w:t xml:space="preserve">Pip przyczłapała obok naszych kolan, a stojący najbliżej ludzie wydali z siebie ten miękki, rozczulony pomruk, jaki zawsze wywoływała u nich Pip – pomruk „o spójrzcie” i „czy to pingwin”. Pozwoliłam jej odejść, by mogła zbierać zachwyty. Skoro wszyscy patrzyli na pingwina, nikt nie patrzył na mnie.</w:t>
+        <w:t>— Jessica! Przyszłaś. — Podszedł do mnie i ujął obie moje dłonie w swoje. Jego ręce były zimne, a ja poczułam w nich delikatne drżenie. — No czy to nie coś pięknego? Spójrz tylko. Dwieście lat tego miasteczka, w końcu pod jednym dachem. Wciąż tu spaceruję i nie wierzę, że mi się udało. — Nachylił się, obniżając głos, jakby powierzał mi wielką tajemnicę: — Chodź, chodź. Powiem parę słów, jak wszyscy się zbiorą, a potem koniecznie musisz obejrzeć wszystko. Każdy skrawek. Mówię poważnie. Chcę, żeby ktoś wreszcie przeczytał te opisy. Ludzie przechodzą obok nich obojętnie.</w:t>
+      </w:r>
+    </w:p>
+    <w:p>
+      <w:r>
+        <w:t>— Przeczytam każdy — obiecałam. — Nawet te nudne.</w:t>
+      </w:r>
+    </w:p>
+    <w:p>
+      <w:r>
+        <w:t xml:space="preserve">— Nie ma nudnych — odparł z taką zranioną szczerością, że aż się zaśmiałam. On też się roześmiał, uradowany, i potrzymał moje dłonie o ułamek sekundy dłużej. W tej właśnie chwili znienawidziłam to, po co tu przyszłam — żeby stać pośród jego wspaniałej wystawy i szukać szantażysty.</w:t>
+      </w:r>
+    </w:p>
+    <w:p>
+      <w:r>
+        <w:t xml:space="preserve">Pip przyczłapała obok naszych kolan, a stojący najbliżej ludzie wydali z siebie ten miękki, rozczulony pomruk, jaki zawsze wywoływała u nich Pip — pomruk „o spójrzcie” i „czy to pingwin”. Pozwoliłam jej odejść, by mogła zbierać zachwyty. Skoro wszyscy patrzyli na pingwina, nikt nie patrzył na mnie.</w:t>
       </w:r>
     </w:p>
     <w:p>
@@ -1185,7 +1185,7 @@
     </w:p>
     <w:p>
       <w:r>
-        <w:t xml:space="preserve">Vera Reed stała przy recepcji, odkładając płaskie, archiwalne pudło z dokumentami; ruchy miała szybkie, oszczędne, a zapięta była pod samą szyję. Powiedziała coś do Theo przez całą salę, a on uniósł rękę w geście małego podziękowania. Skinęła mu głową – raz – po czym schyliła się, by wyrównać brzeg pudła z krawędzią biurka, przykładając je co do milimetra, niezdolna, jak niektórzy, zostawić czegokolwiek krzywo.</w:t>
+        <w:t xml:space="preserve">Vera Reed stała przy recepcji, odkładając płaskie, archiwalne pudło z dokumentami; ruchy miała szybkie, oszczędne, a zapięta była pod samą szyję. Powiedziała coś do Theo przez całą salę, a on uniósł rękę w geście małego podziękowania. Skinęła mu głową — raz — po czym schyliła się, by wyrównać brzeg pudła z krawędzią biurka, przykładając je co do milimetra, niezdolna, jak niektórzy, zostawić czegokolwiek krzywo.</w:t>
       </w:r>
     </w:p>
     <w:p>
@@ -1206,17 +1206,17 @@
     </w:p>
     <w:p>
       <w:r>
-        <w:t xml:space="preserve">– Pani Claus. – Neil nawet nie uniósł wzroku znad szyby. – Fascynujące, to wszystko. Ten pani pan Hussein oddał miasteczku wielką przysługę, niezależnie od tego, czy miasteczko o tym wie, czy nie. Niech pani spojrzy. – Wskazał gablotę jednym palcem, który niemal dotykał szkła. – Cała trwająca latami korespondencja dotycząca gospodarstwa domowego. Kto został zatrudniony, kogo zwolniono, co kupiono, co sprzedano. – Wtedy odwrócił głowę i pojawił się uśmiech: – Co utracono.</w:t>
-      </w:r>
-    </w:p>
-    <w:p>
-      <w:r>
-        <w:t xml:space="preserve">– Wciąż pan ściga swoją broszkę – zauważyłam.</w:t>
-      </w:r>
-    </w:p>
-    <w:p>
-      <w:r>
-        <w:t xml:space="preserve">– Zawsze ścigam moją broszkę. Taka praca. – Wyprostował się i wsunął notes pod pachę. – Jakiś mężczyzna podszedł do mnie przed chwilą przy stoliku z sokiem jabłkowym i oznajmił, że Blackburnowie kiedyś byli właścicielami połowy Maple Street. Wiedziała pani o tym? Ludzie uwielbiają opowiadać, co należało do bogatych rodzin. Nigdy nie potrafią powiedzieć, co te bogate rodziny zrobiły z ludźmi, którzy dla nich pracowali. Ta część jakoś nie trafia do rodzinnych archiwów. – Skinął głową w stronę szyby. – Śmieszne, prawda? Dwadzieścia lat listów i ani jednego napisanego przez służącą.</w:t>
+        <w:t xml:space="preserve">— Pani Claus. — Neil nawet nie uniósł wzroku znad szyby. — Fascynujące, to wszystko. Ten pani pan Hussein oddał miasteczku wielką przysługę, niezależnie od tego, czy miasteczko o tym wie, czy nie. Niech pani spojrzy. — Wskazał gablotę jednym palcem, który niemal dotykał szkła. — Cała trwająca latami korespondencja dotycząca gospodarstwa domowego. Kto został zatrudniony, kogo zwolniono, co kupiono, co sprzedano. — Wtedy odwrócił głowę i pojawił się uśmiech: — Co utracono.</w:t>
+      </w:r>
+    </w:p>
+    <w:p>
+      <w:r>
+        <w:t xml:space="preserve">— Wciąż pan ściga swoją broszę — zauważyłam.</w:t>
+      </w:r>
+    </w:p>
+    <w:p>
+      <w:r>
+        <w:t xml:space="preserve">— Zawsze ścigam moją broszę. Taka praca. — Wyprostował się i wsunął notes pod pachę. — Jakiś mężczyzna podszedł do mnie przed chwilą przy stoliku z sokiem jabłkowym i oznajmił, że Blackburnowie kiedyś byli właścicielami połowy Maple Street. Wiedziała pani o tym? Ludzie uwielbiają opowiadać, co należało do bogatych rodzin. Nigdy nie potrafią powiedzieć, co te bogate rodziny zrobiły z ludźmi, którzy dla nich pracowali. Ta część jakoś nie trafia do rodzinnych archiwów. — Skinął głową w stronę szyby. — Śmieszne, prawda? Dwadzieścia lat listów i ani jednego napisanego przez służącą.</w:t>
       </w:r>
     </w:p>
     <w:p>
@@ -1226,7 +1226,7 @@
     </w:p>
     <w:p>
       <w:r>
-        <w:t xml:space="preserve">Wtedy Theo uderzył łyżeczką o szklankę na przedzie sali. Tłum odwrócił się i ucichł, a on wygłosił swoje krótkie przemówienie, które wcale krótkie nie było. Theo nie potrafił mówić o przeszłości zwięźle. Podziękował z imienia wszystkim swoim wolontariuszom, każdemu z osobna, w tym pani Pelletier, która ponoć przez trzy weekendy z rzędu sortowała fotografie i spłonęła rumieńcem, gdy o niej wspomniano. Podziękował miasteczku. Podziękował – z drżeniem w głosie – „każdemu, kto kiedykolwiek zachował list zamiast go wyrzucić, ponieważ tym właśnie jest historia, w ostatecznym rozrachunku: rzeczami, których ludzie nie mieli serca wyrzucić”.</w:t>
+        <w:t xml:space="preserve">Wtedy Theo uderzył łyżeczką o szklankę na przedzie sali. Tłum odwrócił się i ucichł, a on wygłosił swoje krótkie przemówienie, które wcale krótkie nie było. Theo nie potrafił mówić o przeszłości zwięźle. Podziękował z imienia wszystkim swoim wolontariuszom, każdemu z osobna, w tym pani Pelletier, która ponoć przez trzy weekendy z rzędu sortowała fotografie i spłonęła rumieńcem, gdy o niej wspomniano. Podziękował miasteczku. Podziękował — z drżeniem w głosie — „każdemu, kto kiedykolwiek zachował list zamiast go wyrzucić, ponieważ tym właśnie jest historia, w ostatecznym rozrachunku: rzeczami, których ludzie nie mieli serca wyrzucić”.</w:t>
       </w:r>
     </w:p>
     <w:p>
@@ -1236,7 +1236,7 @@
     </w:p>
     <w:p>
       <w:r>
-        <w:t xml:space="preserve">– Wyznam wam jeden żal. – Pocierał kark z samokrytycznym uśmiechem, a zgromadzeni nachylili się ku niemu z czułością. Wszyscy uwielbiali Theo, kiedy taki był. – Nie mamy wszystkiego. Część listów Blackburnów, kilka najciekawszych, tych, które najbardziej chciałbym wam wszystkim pokazać, zawieruszyła się podczas sortowania. Zostały źle włożone do teczek, jestem tego pewien, a nie zgubione; takie rzeczy zawsze odnajdują się dzień po tym, jak człowiek przestaje ich szukać. Nie ma ich jednak w gablocie, a tak bardzo zależało mi, by tam trafiły, i obawiam się, że to wina mojego marnego porządku. – Rozłożył ręce, a jego uśmiech przybrał ton autoironiczny. – Historyk, który nie potrafi odnaleźć własnych listów. No proszę. Tylko nie mówcie komitetowi ds. grantów.</w:t>
+        <w:t xml:space="preserve">— Wyznam wam jeden żal. — Pocierał kark z samokrytycznym uśmiechem, a zgromadzeni nachylili się ku niemu z czułością. Wszyscy uwielbiali Theo, kiedy taki był. — Nie mamy wszystkiego. Część listów Blackburnów, kilka najciekawszych, tych, które najbardziej chciałbym wam wszystkim pokazać, zawieruszyła się podczas sortowania. Zostały źle włożone do teczek, jestem tego pewien, a nie zgubione; takie rzeczy zawsze odnajdują się dzień po tym, jak człowiek przestaje ich szukać. Nie ma ich jednak w gablocie, a tak bardzo zależało mi, by tam trafiły, i obawiam się, że to wina mojego marnego porządku. — Rozłożył ręce, a jego uśmiech przybrał ton autoironiczny. — Historyk, który nie potrafi odnaleźć własnych listów. No proszę. Tylko nie mówcie komitetowi ds. grantów.</w:t>
       </w:r>
     </w:p>
     <w:p>
@@ -1251,17 +1251,17 @@
     </w:p>
     <w:p>
       <w:r>
-        <w:t xml:space="preserve">Ja się nie zaśmiałam. Stałam bez ruchu pośrodku ciepłego, roześmianego pomieszczenia i czułam, jak przeszywa mnie chłód, ponieważ najciekawsze listy Blackburnów – te, w których stało, że zaginęła broszka i gdzie ostatecznie trafiła – zawieruszyły się. A w wewnętrznej kieszeni mojego płaszcza spoczywał liścik szantażysty, w którym doskonale wiedziano, co te listy zawierały.</w:t>
-      </w:r>
-    </w:p>
-    <w:p>
-      <w:r>
-        <w:t xml:space="preserve">Potem powoli lawirowałam między ludźmi. Podziwiałam stare akty własności z Dot, która skwitowała całą wystawę słowami „wielkie halo o cudzą korespondencję”, ale i tak została przez godzinę. Pozwoliłam Theo oprowadzić się po trzech gablotach i przyglądałam się, jakich dotykał – a raczej jak ich nie dotykał, bo jego palce zawisały nad szkłem każdej z nich niczym dłoń trzymana nad plecami śpiącego dziecka, by poczuć jego oddech bez budzenia go. Przez cały ten czas obserwowałam salę.</w:t>
-      </w:r>
-    </w:p>
-    <w:p>
-      <w:r>
-        <w:t>Papier w gablotach był stary, brązowy, kruchy na zgięciach. Ale na recepcji, obok płaskiego pudełka Very, leżał stos papieru firmowego Towarzystwa – czystych arkuszy używanych do etykiet i nagłówków, w kolorze kości słoniowej, nieco cięższych niż zwykły papier, z delikatną fakturą wybitą w jego strukturze, drobnymi równoległymi prążkami, które dało się zauważyć tylko pod światło albo wtedy, gdy człowiek wiedział, czego szukać.</w:t>
+        <w:t xml:space="preserve">Ja się nie zaśmiałam. Stałam bez ruchu pośrodku ciepłego, roześmianego pomieszczenia i czułam, jak przeszywa mnie chłód, ponieważ najciekawsze listy Blackburnów — te, w których stało, że zaginęła brosza i gdzie ostatecznie trafiła — zawieruszyły się. A w wewnętrznej kieszeni mojego płaszcza spoczywał liścik szantażysty, w którym doskonale wiedziano, co te listy zawierały.</w:t>
+      </w:r>
+    </w:p>
+    <w:p>
+      <w:r>
+        <w:t xml:space="preserve">Potem powoli lawirowałam między ludźmi. Podziwiałam stare akty własności z Dot, która skwitowała całą wystawę słowami „wielkie halo o cudzą korespondencję”, ale i tak została przez godzinę. Pozwoliłam Theo oprowadzić się po trzech gablotach i przyglądałam się, jakich dotykał — a raczej jak ich nie dotykał, bo jego palce zawisały nad szkłem każdej z nich niczym dłoń trzymana nad plecami śpiącego dziecka, by poczuć jego oddech bez budzenia go. Przez cały ten czas obserwowałam salę.</w:t>
+      </w:r>
+    </w:p>
+    <w:p>
+      <w:r>
+        <w:t>Papier w gablotach był stary, brązowy, kruchy na zgięciach. Ale na recepcji, obok płaskiego pudełka Very, leżał stos papieru firmowego Towarzystwa — czystych arkuszy używanych do etykiet i nagłówków, w kolorze kości słoniowej, nieco cięższych niż zwykły papier, z delikatną fakturą wybitą w jego strukturze, drobnymi równoległymi prążkami, które dało się zauważyć tylko pod światło albo wtedy, gdy człowiek wiedział, czego szukać.</w:t>
       </w:r>
     </w:p>
     <w:p>
@@ -1271,17 +1271,17 @@
     </w:p>
     <w:p>
       <w:r>
-        <w:t xml:space="preserve">Nie dotknęłam tego stosu. Nawet nie zwolniłam kroku w jego pobliżu. Po prostu spojrzałam – raz – zachowałam beztroski wyraz twarzy i ruszyłam w stronę soku jabłkowego, jakby papier był ostatnią rzeczą, o jakiej w tej chwili myślałam.</w:t>
-      </w:r>
-    </w:p>
-    <w:p>
-      <w:r>
-        <w:t>Kilka minut później Pip odnalazła mnie niedaleko drzwi i znowu w coś się wplątała, jak to ona. Defilowała przez hol z kawałkiem czerwonej wstążki ciągnącym się za dziobem – była to lokowa wstążka festiwalowa, którą udało jej się wysupłać ze stroika z zieleni przy schodach; trzymała głowę wysoko, ogonem dawała znać o doskonałym nastroju i była z siebie niesamowicie dumna.</w:t>
-      </w:r>
-    </w:p>
-    <w:p>
-      <w:r>
-        <w:t xml:space="preserve">– Gdzie to zdobyłaś? – zapytałam i przykucnęłam, żeby ją dosięgnąć, ale zatańczyła tuż poza zasięgiem moich rąk, dumna jak księżna na koronacji. Czerwona wstążka. Ze wszystkich wstążek w budynku obwieszonym złotem i pomarańczem ona musiała odnaleźć akurat ten jeden czerwony loczek. W końcu odebrałam jej ją, delikatnie, i potrzymałam w dłoni – była to jasna, mała spiralka czerwonego satynowego materiału, dokładnie w takim odcieniu, jaki nakazywał liścik powiesić Fionie na wieńcu, by szantażysta wiedział, że pieniądze czekają pod schodami.</w:t>
+        <w:t xml:space="preserve">Nie dotknęłam tego stosu. Nawet nie zwolniłam kroku w jego pobliżu. Po prostu spojrzałam — raz — zachowałam beztroski wyraz twarzy i ruszyłam w stronę soku jabłkowego, jakby papier był ostatnią rzeczą, o jakiej w tej chwili myślałam.</w:t>
+      </w:r>
+    </w:p>
+    <w:p>
+      <w:r>
+        <w:t>Kilka minut później Pip odnalazła mnie niedaleko drzwi i znowu w coś się wplątała, jak to ona. Defilowała przez hol z kawałkiem czerwonej wstążki ciągnącym się za dziobem — była to lokowa wstążka festiwalowa, którą udało jej się wysupłać ze stroika z zieleni przy schodach; trzymała głowę wysoko, ogonem dawała znać o doskonałym nastroju i była z siebie niesamowicie dumna.</w:t>
+      </w:r>
+    </w:p>
+    <w:p>
+      <w:r>
+        <w:t xml:space="preserve">— Gdzie to zdobyłaś? — zapytałam i przykucnęłam, żeby ją dosięgnąć, ale zatańczyła tuż poza zasięgiem moich rąk, dumna jak księżna na koronacji. Czerwona wstążka. Ze wszystkich wstążek w budynku obwieszonym złotem i pomarańczem ona musiała odnaleźć akurat ten jeden czerwony loczek. W końcu odebrałam jej ją, delikatnie, i potrzymałam w dłoni — była to jasna, mała spiralka czerwonego satynowego materiału, dokładnie w takim odcieniu, jaki nakazywał liścik powiesić Fionie na wieńcu, by szantażysta wiedział, że pieniądze czekają pod schodami.</w:t>
       </w:r>
     </w:p>
     <w:p>
@@ -1301,7 +1301,7 @@
     </w:p>
     <w:p>
       <w:r>
-        <w:t>Musiałam teraz odnaleźć tego, kto przebywał tu w ciszy – po tym, jak drzwi zamknięto, a pudła pozostały bez opieki – czytając stuletnią tajemnicę przy blasku lampy i postanawiając ją sprzedać.</w:t>
+        <w:t>Musiałam teraz odnaleźć tego, kto przebywał tu w ciszy — po tym, jak drzwi zamknięto, a pudła pozostały bez opieki — czytając stuletnią tajemnicę przy blasku lampy i postanawiając ją sprzedać.</w:t>
       </w:r>
     </w:p>
     <w:p>
@@ -1338,27 +1338,27 @@
     </w:p>
     <w:p>
       <w:r>
-        <w:t>Rozmawiały o festiwalowych rękawiczkach – rękawiczkach z podpisanymi mankietami, które krąg robił na drutach co roku dla dzieci szkolnych, a każda para była dziergana w barwach szkoły z imieniem dziecka na mankiecie, aby żadna rękawiczka nigdy nie wróciła do domu z niewłaściwym właścicielem. Claire uniosła do światła na wpół ukończoną sztukę w kolorze jodłowej zieleni.</w:t>
-      </w:r>
-    </w:p>
-    <w:p>
-      <w:r>
-        <w:t>– Nie skończymy ich na czas – powiedziała, wcale nie nieszczęśliwa, po prostu stwierdzając fakt, jak to miała w zwyczaju ze wszystkim. – Nie przy festiwalu przesuniętym na następny weekend.</w:t>
-      </w:r>
-    </w:p>
-    <w:p>
-      <w:r>
-        <w:t>– Wcale nie został przesunięty – odparła Dot, nie odrywając wzroku od robótki. – To ostatni weekend października, dokładnie tak samo, jak było, zanim przyszłaś na świat. Po prostu jesteś powolna.</w:t>
-      </w:r>
-    </w:p>
-    <w:p>
-      <w:r>
-        <w:t>– Jestem dokładna.</w:t>
-      </w:r>
-    </w:p>
-    <w:p>
-      <w:r>
-        <w:t>– Robisz na drutach jak kobieta opłacana za godziny.</w:t>
+        <w:t>Rozmawiały o festiwalowych rękawiczkach — rękawiczkach z podpisanymi mankietami, które krąg robił na drutach co roku dla dzieci szkolnych, a każda para była dziergana w barwach szkoły z imieniem dziecka na mankiecie, aby żadna rękawiczka nigdy nie wróciła do domu z niewłaściwym właścicielem. Claire uniosła do światła na wpół ukończoną sztukę w kolorze jodłowej zieleni.</w:t>
+      </w:r>
+    </w:p>
+    <w:p>
+      <w:r>
+        <w:t>— Nie skończymy ich na czas — powiedziała, wcale nie nieszczęśliwa, po prostu stwierdzając fakt, jak to miała w zwyczaju ze wszystkim. — Nie przy festiwalu przesuniętym na następny weekend.</w:t>
+      </w:r>
+    </w:p>
+    <w:p>
+      <w:r>
+        <w:t>— Wcale nie został przesunięty — odparła Dot, nie odrywając wzroku od robótki. — To ostatni weekend października, dokładnie tak samo, jak było, zanim przyszłaś na świat. Po prostu jesteś powolna.</w:t>
+      </w:r>
+    </w:p>
+    <w:p>
+      <w:r>
+        <w:t>— Jestem dokładna.</w:t>
+      </w:r>
+    </w:p>
+    <w:p>
+      <w:r>
+        <w:t>— Robisz na drutach jak kobieta opłacana za godziny.</w:t>
       </w:r>
     </w:p>
     <w:p>
@@ -1383,32 +1383,32 @@
     </w:p>
     <w:p>
       <w:r>
-        <w:t>– Wczoraj zachodziłam na wystawę – rzekła Olivia. – Jest naprawdę urocza, te wszystkie stare listy. Ale ojej, ten biedny człowiek. Widziałaś go, Jessica? Wygląda jak siedem nieszczęść.</w:t>
-      </w:r>
-    </w:p>
-    <w:p>
-      <w:r>
-        <w:t xml:space="preserve">– Nie sypia – oświadczyła Martha, a płaski ton jej głosu sprawił, że wszystkie podniosły wzrok. Martha uczyła w tym miasteczku przez czterdzieści lat i miała w sobie coś takiego, że potrafiła rzucić twardy fakt na stół, żeby każdy mógł go zobaczyć – jasno, bez owijania w bawełnę. – Zaniosłam mu zapiekankę we wtorkowy wieczór. Drzwi były niezamknięte, więc weszłam sama i zastałam go śpiącego przy biurku na zapleczu, wciąż w okularach na twarzy, obok nietkniętej, zupełnie sczerstwiałej kanapki. Nie miałam serca go budzić. Zostawiłam zapiekankę i karteczkę, po czym wymknęłam się na palcach. – Podniosła oczko. – On tam mieszka. W tym budynku. Przestał wracać do domu.</w:t>
-      </w:r>
-    </w:p>
-    <w:p>
-      <w:r>
-        <w:t>– Dlaczego? – spytałam, wpatrzona w swoją dzianinę, starając się, by mój głos brzmiał co najwyżej łagodnie zaciekawiony. – Wystawa to mnóstwo pracy, ale chyba nie taka, żeby trzeba było tam zamieszkać.</w:t>
-      </w:r>
-    </w:p>
-    <w:p>
-      <w:r>
-        <w:t xml:space="preserve">– To nie przez wystawę. – Martha odłożyła druty na kolana. – Chodzi o pieniądze. Towarzystwo jest spłukane, Jessica. Prawdziwie spłukane. Wiem to od samego Thea, jeszcze z zeszłej wiosny, zanim przestał się do tego komukolwiek przyznawać. Nie mają żadnego funduszu żelaznego z prawdziwego zdarzenia. Nigdy nie mieli. Radzili sobie z małej dotacji od miasteczka i tego, co udało im się zebrać na letnim jarmarku, dopóki miasteczko nie obcięło subwencji dwa budżety temu. Dach nad tylnymi pomieszczeniami przecieka za każdym razem, gdy pada deszcz. Piec jest starszy ode mnie. I on składał wnioski do każdego funduszu i fundacji w trzech stanach. – Pokręciła powoli głową. – Odrzucili go. Odrzucili go. Odrzucili go. Widziałam te listy, jak przychodziły. Pokazał mi jeden, raz, a potem przestał mi je pokazywać.</w:t>
-      </w:r>
-    </w:p>
-    <w:p>
-      <w:r>
-        <w:t>– A teraz obiecał festiwalowi cały pawilon z historią miasteczka – wtrąciła Claire – i akurat wiem, że nie ma pieniędzy na wynajęcie namiotu, nie mówiąc o całej reszcie, ponieważ pytałam go o to dla gazety, a on zmienił temat tak szybko, że prawie skręcił sobie kark.</w:t>
-      </w:r>
-    </w:p>
-    <w:p>
-      <w:r>
-        <w:t>– Burmistrz Blackburn nie pomoże? – zapytała Ivy.</w:t>
+        <w:t>— Wczoraj zachodziłam na wystawę — rzekła Olivia. — Jest naprawdę urocza, te wszystkie stare listy. Ale ojej, ten biedny człowiek. Widziałaś go, Jessica? Wygląda jak siedem nieszczęść.</w:t>
+      </w:r>
+    </w:p>
+    <w:p>
+      <w:r>
+        <w:t xml:space="preserve">— Nie sypia — oświadczyła Martha, a płaski ton jej głosu sprawił, że wszystkie podniosły wzrok. Martha uczyła w tym miasteczku przez czterdzieści lat i miała w sobie coś takiego, że potrafiła rzucić twardy fakt na stół, żeby każdy mógł go zobaczyć — jasno, bez owijania w bawełnę. — Zaniosłam mu zapiekankę we wtorkowy wieczór. Drzwi były niezamknięte, więc weszłam sama i zastałam go śpiącego przy biurku na zapleczu, wciąż w okularach na twarzy, obok nietkniętej, zupełnie sczerstwiałej kanapki. Nie miałam serca go budzić. Zostawiłam zapiekankę i karteczkę, po czym wymknęłam się na palcach. — Podniosła oczko. — On tam mieszka. W tym budynku. Przestał wracać do domu.</w:t>
+      </w:r>
+    </w:p>
+    <w:p>
+      <w:r>
+        <w:t>— Dlaczego? — spytałam, wpatrzona w swoją dzianinę, starając się, by mój głos brzmiał co najwyżej łagodnie zaciekawiony. — Wystawa to mnóstwo pracy, ale chyba nie taka, żeby trzeba było tam zamieszkać.</w:t>
+      </w:r>
+    </w:p>
+    <w:p>
+      <w:r>
+        <w:t xml:space="preserve">— To nie przez wystawę. — Martha odłożyła druty na kolana. — Chodzi o pieniądze. Towarzystwo jest spłukane, Jessica. Prawdziwie spłukane. Wiem to od samego Thea, jeszcze z zeszłej wiosny, zanim przestał się do tego komukolwiek przyznawać. Nie mają żadnego funduszu żelaznego z prawdziwego zdarzenia. Nigdy nie mieli. Radzili sobie z małej dotacji od miasteczka i tego, co udało im się zebrać na letnim jarmarku, dopóki miasteczko nie obcięło subwencji dwa budżety temu. Dach nad tylnymi pomieszczeniami przecieka za każdym razem, gdy pada deszcz. Piec jest starszy ode mnie. I on składał wnioski do każdego funduszu i fundacji w trzech stanach. — Pokręciła powoli głową. — Odrzucili go. Odrzucili go. Odrzucili go. Widziałam te listy, jak przychodziły. Pokazał mi jeden, raz, a potem przestał mi je pokazywać.</w:t>
+      </w:r>
+    </w:p>
+    <w:p>
+      <w:r>
+        <w:t>— A teraz obiecał festiwalowi cały pawilon z historią miasteczka — wtrąciła Claire — i akurat wiem, że nie ma pieniędzy na wynajęcie namiotu, nie mówiąc o całej reszcie, ponieważ pytałam go o to dla gazety, a on zmienił temat tak szybko, że prawie skręcił sobie kark.</w:t>
+      </w:r>
+    </w:p>
+    <w:p>
+      <w:r>
+        <w:t>— Burmistrz Blackburn nie pomoże? — zapytała Ivy.</w:t>
       </w:r>
     </w:p>
     <w:p>
@@ -1418,12 +1418,12 @@
     </w:p>
     <w:p>
       <w:r>
-        <w:t xml:space="preserve">– Burmistrz Blackburn uważa, że historia to coś, co przydarzyło się innym ludziom w innym hrabstwie. Przetnie wstęgę na festiwalu i uściśnie dłoń Thea do zdjęcia. Nie da ani centa na opłacenie prądu przez resztę roku. Zobaczysz.</w:t>
-      </w:r>
-    </w:p>
-    <w:p>
-      <w:r>
-        <w:t>Dziergałam i słuchałam. Kształt tej historii osadzał się we mnie – zimny i klarowny, ścieg po ściegu. Oto człowiek, który kochał w tym świecie jedną rzecz bardziej niż własny sen czy obiad, a ta rzecz umierała z braku pieniędzy. Chodził od jednych uczciwych drzwi do drugich i patrzył, jak zamykają się przed nim jedne po drugich.</w:t>
+        <w:t xml:space="preserve">— Burmistrz Blackburn uważa, że historia to coś, co przydarzyło się innym ludziom w innym hrabstwie. Przetnie wstęgę na festiwalu i uściśnie dłoń Thea do zdjęcia. Nie da ani centa na opłacenie prądu przez resztę roku. Zobaczysz.</w:t>
+      </w:r>
+    </w:p>
+    <w:p>
+      <w:r>
+        <w:t>Dziergałam i słuchałam. Kształt tej historii osadzał się we mnie — zimny i klarowny, ścieg po ściegu. Oto człowiek, który kochał w tym świecie jedną rzecz bardziej niż własny sen czy obiad, a ta rzecz umierała z braku pieniędzy. Chodził od jednych uczciwych drzwi do drugich i patrzył, jak zamykają się przed nim jedne po drugich.</w:t>
       </w:r>
     </w:p>
     <w:p>
@@ -1433,17 +1433,17 @@
     </w:p>
     <w:p>
       <w:r>
-        <w:t>Wiedza o tym, że sekret pochodzi z dokumentów, podpowiada, gdzie szukać, a nie kto jest sprawcą – tak mówił Nick. Wielu ludzi w Frost Falls współczuło Theowi. Połowa miasteczka płakałaby, dowiedziawszy się, jak źle z nim. Współczucie dla kogoś, nawet bycie najbardziej zdesperowanym człowiekiem w okolicy, to nie to samo co szantażowanie przyjaciela dla pieniędzy, a ja nie zamierzałam pozwolić, by jedno przeszło w drugie w mojej głowie na podstawie samej arytmetyki i złego przeczucia. Więc dziergałam dalej, trzymałam dłoń otwartą i lekko traktowałam to podejrzenie, jak rozżarzony węgiel, gotowa w każdej chwili je upuścić.</w:t>
-      </w:r>
-    </w:p>
-    <w:p>
-      <w:r>
-        <w:t>– Planują spotkanie – powiedziała Claire. – Zarząd. W poniedziałek. Żeby zdecydować, czy w ogóle zdołają utrzymać drzwi otwarte po Nowym Roku. Theo prosił redakcję, żeby kogoś wysłać. Myślę, że ma nadzieję, iż wystarczająco smutna historia wyciśnie z kogoś jakieś pieniądze.</w:t>
-      </w:r>
-    </w:p>
-    <w:p>
-      <w:r>
-        <w:t>– Myślisz, że wyciśnie? – zapytałam.</w:t>
+        <w:t>Wiedza o tym, że sekret pochodzi z dokumentów, podpowiada, gdzie szukać, a nie kto jest sprawcą — tak mówił Nick. Wielu ludzi w Frost Falls współczuło Theowi. Połowa miasteczka płakałaby, dowiedziawszy się, jak źle z nim. Współczucie dla kogoś, nawet bycie najbardziej zdesperowanym człowiekiem w okolicy, to nie to samo co szantażowanie przyjaciela dla pieniędzy, a ja nie zamierzałam pozwolić, by jedno przeszło w drugie w mojej głowie na podstawie samej arytmetyki i złego przeczucia. Więc dziergałam dalej, trzymałam dłoń otwartą i lekko traktowałam to podejrzenie, jak rozżarzony węgiel, gotowa w każdej chwili je upuścić.</w:t>
+      </w:r>
+    </w:p>
+    <w:p>
+      <w:r>
+        <w:t>— Planują spotkanie — powiedziała Claire. — Zarząd. W poniedziałek. Żeby zdecydować, czy w ogóle zdołają utrzymać drzwi otwarte po Nowym Roku. Theo prosił redakcję, żeby kogoś wysłać. Myślę, że ma nadzieję, iż wystarczająco smutna historia wyciśnie z kogoś jakieś pieniądze.</w:t>
+      </w:r>
+    </w:p>
+    <w:p>
+      <w:r>
+        <w:t>— Myślisz, że wyciśnie? — zapytałam.</w:t>
       </w:r>
     </w:p>
     <w:p>
@@ -1453,7 +1453,7 @@
     </w:p>
     <w:p>
       <w:r>
-        <w:t>– Smutne historie nie wyciskają pieniędzy – rzekła cicho. – Napisałam ich setki. Sprawiają, że ludzie czują, iż zrobili coś dobrego, po prostu czując się źle, a potem przewracają stronę. – Potem strząsnęła to z siebie i wróciła jej dawna prężność. – Ale napiszę to życzliwie. Zasługuje na życzliwość, cokolwiek się stanie.</w:t>
+        <w:t>— Smutne historie nie wyciskają pieniędzy — rzekła cicho. — Napisałam ich setki. Sprawiają, że ludzie czują, iż zrobili coś dobrego, po prostu czując się źle, a potem przewracają stronę. — Potem strząsnęła to z siebie i wróciła jej dawna prężność. — Ale napiszę to życzliwie. Zasługuje na życzliwość, cokolwiek się stanie.</w:t>
       </w:r>
     </w:p>
     <w:p>
@@ -1463,7 +1463,7 @@
     </w:p>
     <w:p>
       <w:r>
-        <w:t>– A co tam u naszej Fiony? Słyszałam, że nie jest sobą.</w:t>
+        <w:t>— A co tam u naszej Fiony? Słyszałam, że nie jest sobą.</w:t>
       </w:r>
     </w:p>
     <w:p>
@@ -1473,12 +1473,12 @@
     </w:p>
     <w:p>
       <w:r>
-        <w:t>– Trudny okres, sądzę. Festiwal to mnóstwo pracy dla gospody, a ona jest z tym wszystkim sama.</w:t>
-      </w:r>
-    </w:p>
-    <w:p>
-      <w:r>
-        <w:t>– Mhm.</w:t>
+        <w:t>— Trudny okres, sądzę. Festiwal to mnóstwo pracy dla gospody, a ona jest z tym wszystkim sama.</w:t>
+      </w:r>
+    </w:p>
+    <w:p>
+      <w:r>
+        <w:t>— Mhm.</w:t>
       </w:r>
     </w:p>
     <w:p>
@@ -1488,7 +1488,7 @@
     </w:p>
     <w:p>
       <w:r>
-        <w:t xml:space="preserve">– Powiedz jej, że krąg tu jest, gdyby nas potrzebowała. Jesteśmy stare, ale nie bezużyteczne. Nie ma takiego nieszczęścia w tym miasteczku, przez które nie przeszłybyśmy razem z kimś. – Potem znowu odłożyła druty, sięgnęła i położyła swoją silną, starą dłoń pokrytą plamkami na moim kolanie. – A ty, Jessica. Masz to spojrzenie. Takie samo, jakie miałaś kilka tygodni temu z dzieckiem Redfernów, kiedy nie chciałaś odpuścić sprawy, choć reszta z nas uważała, że powinnaś. Coś dźwigasz.</w:t>
+        <w:t xml:space="preserve">— Powiedz jej, że krąg tu jest, gdyby nas potrzebowała. Jesteśmy stare, ale nie bezużyteczne. Nie ma takiego nieszczęścia w tym miasteczku, przez które nie przeszłybyśmy razem z kimś. — Potem znowu odłożyła druty, sięgnęła i położyła swoją silną, starą dłoń pokrytą plamkami na moim kolanie. — A ty, Jessica. Masz to spojrzenie. Takie samo, jakie miałaś kilka tygodni temu z dzieckiem Redfernów, kiedy nie chciałaś odpuścić sprawy, choć reszta z nas uważała, że powinnaś. Coś dźwigasz.</w:t>
       </w:r>
     </w:p>
     <w:p>
@@ -1498,7 +1498,7 @@
     </w:p>
     <w:p>
       <w:r>
-        <w:t xml:space="preserve">– Nie pytam co – dodała. – Powiesz mi albo nie, jedno i drugie jest w porządku. Mówię ci coś i chcę, żebyś tego wysłuchała. Cokolwiek dźwigasz, nie musisz dźwigać tego sama. W tym cały sens kręgu. Nie jesteśmy tu tylko dla robótek. Każdy może dziergać w samotności. – Poklepała mnie raz po kolanie i cofnęła rękę. – Pamiętaj o tym.</w:t>
+        <w:t xml:space="preserve">— Nie pytam co — dodała. — Powiesz mi albo nie, jedno i drugie jest w porządku. Mówię ci coś i chcę, żebyś tego wysłuchała. Cokolwiek dźwigasz, nie musisz dźwigać tego sama. W tym cały sens kręgu. Nie jesteśmy tu tylko dla robótek. Każdy może dziergać w samotności. — Poklepała mnie raz po kolanie i cofnęła rękę. — Pamiętaj o tym.</w:t>
       </w:r>
     </w:p>
     <w:p>
@@ -1508,12 +1508,12 @@
     </w:p>
     <w:p>
       <w:r>
-        <w:t>– Dziękuję – odparłam i musiałam odchrząknąć. – Będę pamiętać.</w:t>
-      </w:r>
-    </w:p>
-    <w:p>
-      <w:r>
-        <w:t>– Dopilnuj tego.</w:t>
+        <w:t>— Dziękuję — odparłam i musiałam odchrząknąć. — Będę pamiętać.</w:t>
+      </w:r>
+    </w:p>
+    <w:p>
+      <w:r>
+        <w:t>— Dopilnuj tego.</w:t>
       </w:r>
     </w:p>
     <w:p>
@@ -1583,7 +1583,7 @@
     <w:p/>
     <w:p>
       <w:r>
-        <w:t xml:space="preserve">Śmiech wybuchł z niej jasny i zaskoczony, prawdziwy śmiech, taki, który wyrywa się dziecku, zanim jeszcze zdąży zdecydować, czy na to pozwolić, i zrobił mi lepiej niż tydzień snu, ponieważ po śmierci jej matki nastąpił długi okres, podczas którego Emma Redfern w ogóle się nie śmiała. Choroba Sary Redfern zajęła większą część roku, a potem Emma błąkała się po miasteczku, które nie potrafiło do niej dotrzeć, jako mały, szary duch dziewczynki. Na początku tego miesiąca zabrała małego pieska Marthy – zabrała go, ukryła i trzymała u siebie z powodu żalu zbyt wielkiego, by zmieścił się w ośmiolatce. Całe miasteczko ruszyło do poszukiwań. W końcu odnalazłam ich oboje, dziewczynkę i psa razem w starej szopie, a to odnalezienie stało się początkiem powrotu Emmy do dawnej siebie. Wyprowadzała teraz psa trzy popołudnia w tygodniu, co było układem, który Martha wymyśliła z niczego, aby dać samotnemu dziecku powód do wstawania i ciepłą istotę, za którą ponosi się odpowiedzialność, i to zadziałało, naokoło, bez głośnego mówienia przez kogokolwiek, czemu to ma służyć.</w:t>
+        <w:t xml:space="preserve">Śmiech wybuchł z niej jasny i zaskoczony, prawdziwy śmiech, taki, który wyrywa się dziecku, zanim jeszcze zdąży zdecydować, czy na to pozwolić, i zrobił mi lepiej niż tydzień snu, ponieważ po śmierci jej matki nastąpił długi okres, podczas którego Emma Redfern w ogóle się nie śmiała. Choroba Sary Redfern zajęła większą część roku, a potem Emma błąkała się po miasteczku, które nie potrafiło do niej dotrzeć, jako mały, szary duch dziewczynki. Na początku tego miesiąca zabrała małego pieska Marthy — zabrała go, ukryła i trzymała u siebie z powodu żalu zbyt wielkiego, by zmieścił się w ośmiolatce. Całe miasteczko ruszyło do poszukiwań. W końcu odnalazłam ich oboje, dziewczynkę i psa razem w starej szopie, a to odnalezienie stało się początkiem powrotu Emmy do dawnej siebie. Wyprowadzała teraz psa trzy popołudnia w tygodniu, co było układem, który Martha wymyśliła z niczego, aby dać samotnemu dziecku powód do wstawania i ciepłą istotę, za którą ponosi się odpowiedzialność, i to zadziałało, naokoło, bez głośnego mówienia przez kogokolwiek, czemu to ma służyć.</w:t>
       </w:r>
     </w:p>
     <w:p/>
@@ -1637,7 +1637,7 @@
     <w:p/>
     <w:p>
       <w:r>
-        <w:t>Mark, niosąc stół obok mnie, złapał moje spojrzenie nad głową córki, a wyraz jego oczu był podziękowaniem skierowanym równie mocno do mnie, co poza mnie, do całego świata – takim, jakie człowiek daje, gdy przestaje być w stanie to w sobie utrzymać. Nic nie powiedział. Po prostu na mnie spojrzał, spojrzał na paplającą o pasie Oriona Emmę, znów spojrzał na mnie i niósł swój stół dalej.</w:t>
+        <w:t>Mark, niosąc stół obok mnie, złapał moje spojrzenie nad głową córki, a wyraz jego oczu był podziękowaniem skierowanym równie mocno do mnie, co poza mnie, do całego świata — takim, jakie człowiek daje, gdy przestaje być w stanie to w sobie utrzymać. Nic nie powiedział. Po prostu na mnie spojrzał, spojrzał na paplającą o pasie Oriona Emmę, znów spojrzał na mnie i niósł swój stół dalej.</w:t>
       </w:r>
     </w:p>
     <w:p/>
@@ -1673,7 +1673,7 @@
     <w:p/>
     <w:p>
       <w:r>
-        <w:t xml:space="preserve">Rękawiczki wciąż były w mojej torbie. Poszłam poszukać kogoś, kto zarządzał komitetem, i znalazłam komendantkę policji. Noriko Tanaka stała na środku skweru w parce i wełnianej czapce, trzymając w jednej ręce podkładkę z klipsem, a w drugiej kubek termiczny, i rozsyłała ludzi tam, gdzie byli potrzebni. Była krępą kobietą po pięćdziesiątce z siwizną na skroniach i wytartym notesem wystającym z kieszeni płaszcza. Olivia mówiła mi, że wróciła do domu po dwudziestu latach służby w policji stanowej, aby kierować sześcioosobowym posterunkiem, i że nikt w Frost Falls nigdy nie słyszał, by podniosła głos.</w:t>
+        <w:t xml:space="preserve">Rękawiczki wciąż były w mojej torbie. Poszłam poszukać kogoś, kto zarządzał komitetem, i znalazłam szefową policji. Noriko Tanaka stała na środku skweru w parce i wełnianej czapce, trzymając w jednej ręce podkładkę z klipsem, a w drugiej kubek termiczny, i rozsyłała ludzi tam, gdzie byli potrzebni. Była krępą kobietą po pięćdziesiątce z siwizną na skroniach i wytartym notesem wystającym z kieszeni płaszcza. Olivia mówiła mi, że wróciła do domu po dwudziestu latach służby w policji stanowej, aby kierować sześcioosobowym posterunkiem, i że nikt w Frost Falls nigdy nie słyszał, by podniosła głos.</w:t>
       </w:r>
     </w:p>
     <w:p/>
@@ -1797,17 +1797,17 @@
     </w:p>
     <w:p>
       <w:r>
-        <w:t xml:space="preserve">Przyniosłam tym razem zupę, a nie ciasto – jęczmienną zupę Nicka, w dobrym garnku z pokrywką. Zastałam Fionę w jadalni z podkładką do pisania w ręku, mruczącą pod nosem i liczącą krzesła, a kiedy ujrzała garnek w moich ramionach, jej twarz rozluźniła się, choćby odrobinę.</w:t>
-      </w:r>
-    </w:p>
-    <w:p>
-      <w:r>
-        <w:t>– Naprawdę nie musisz mnie ciągle karmić – powiedziała.</w:t>
-      </w:r>
-    </w:p>
-    <w:p>
-      <w:r>
-        <w:t>– Ależ muszę – odparłam. – To jedyna rzecz, w której jestem niezawodnie dobra. Siadaj na dziesięć minut. Krzesła nigdzie się nie wybierają.</w:t>
+        <w:t xml:space="preserve">Przyniosłam tym razem zupę, a nie ciasto — jęczmienną zupę Nicka, w dobrym garnku z pokrywką. Zastałam Fionę w jadalni z podkładką do pisania w ręku, mruczącą pod nosem i liczącą krzesła, a kiedy ujrzała garnek w moich ramionach, jej twarz rozluźniła się, choćby odrobinę.</w:t>
+      </w:r>
+    </w:p>
+    <w:p>
+      <w:r>
+        <w:t>— Naprawdę nie musisz mnie ciągle karmić — powiedziała.</w:t>
+      </w:r>
+    </w:p>
+    <w:p>
+      <w:r>
+        <w:t>— Ależ muszę — odparłam. — To jedyna rzecz, w której jestem niezawodnie dobra. Siadaj na dziesięć minut. Krzesła nigdzie się nie wybierają.</w:t>
       </w:r>
     </w:p>
     <w:p>
@@ -1817,7 +1817,7 @@
     </w:p>
     <w:p>
       <w:r>
-        <w:t>– Ciągle o niej myślę – odezwała się po chwili, odkładając łyżkę. – O Constance. Nigdy wcześniej tego nie robiłam. Była tylko nazwiskiem na ścianie, poważną twarzą w ramach. A teraz myślę wyłącznie o niej. O tej dziewczynie, o tym, co zrobiła i co to ze mną zrobiło sto lat później. – Zaśmiała się cicho, bez radości. – Dziwne, prawda? Spędziłam całe życie w jej domu i nigdy nie próbowałam jej poznać. Chodź i spójrz. Chcę ci coś pokazać.</w:t>
+        <w:t>— Ciągle o niej myślę — odezwała się po chwili, odkładając łyżkę. — O Constance. Nigdy wcześniej tego nie robiłam. Była tylko nazwiskiem na ścianie, poważną twarzą w ramach. A teraz myślę wyłącznie o niej. O tej dziewczynie, o tym, co zrobiła i co to ze mną zrobiło sto lat później. — Zaśmiała się cicho, bez radości. — Dziwne, prawda? Spędziłam całe życie w jej domu i nigdy nie próbowałam jej poznać. Chodź i spójrz. Chcę ci coś pokazać.</w:t>
       </w:r>
     </w:p>
     <w:p>
@@ -1827,17 +1827,17 @@
     </w:p>
     <w:p>
       <w:r>
-        <w:t>– To ona – powiedziała miękko Fiona. – Jedyne zdjęcie, jakie mamy. Moja mama mówiła, że zostało zrobione w roku, w którym otworzyła gospodę. Musiała mieć, ach, dwadzieścia jeden, dwadzieścia dwa lata. Nieco mniej, kiedy to zrobiła. – Sięgnęła w górę i wyprostowała ramę o włos, chociaż tego nie wymagała, wykonując ten mały, zbędny gest, jaki się wykonuje wobec rzeczy, które się kocha. – Spójrz na jej twarz, Jessico. Wpatruję się w nią od dni. Nie wygląda na zatwardziałą złodziejkę. Wygląda jak dziewczyna, która coś postanowiła. Dziewczyna przyciśnięta do muru, która spojrzała na ten mur i postanowiła, że nie zginie pod nim.</w:t>
-      </w:r>
-    </w:p>
-    <w:p>
-      <w:r>
-        <w:t xml:space="preserve">Spojrzałam i Fiona miała rację. W tej młodej twarzy kryło się wiele, ale z pewnością nie okrucieństwo. Malował się w niej strach, trzymany mocno na wodzy. Był tam upór w zaciśniętej szczęce, a pod tym wszystkim zmęczona odwaga – odwaga kogoś, komu całkowicie skończyły się dobre wybory i musiał odważnie podjąć zły.</w:t>
-      </w:r>
-    </w:p>
-    <w:p>
-      <w:r>
-        <w:t xml:space="preserve">– Prowadziła gospodę przez czterdzieści lat – ciągnęła Fiona. – Wiedziałaś o tym? Czterdzieści lat. Moja prababcia. Wyszła za mąż późno, urodziła moją babcię późno i przez cały ten czas prowadziła ten dom i karmiła każdą duszę, która przyszła zziębnięta. Moja babcia opowiadała historię o tym, jak podczas jednej zimy pełnej grypy Constance przygarnęła trzy rodziny, które nie miały się gdzie podziać. Karmiła je ze swojej spiżarni aż do wiosny, nie biorąc ani centa i nigdy o tym nie wspominając. Taka kobieta z niej wyrastała. To właśnie zbudowała na fundamencie tego, co zrobiła. – Głos Fiony pociemniał. – A ja się jej wstydziłam. Tak się jej bałam. Podczas gdy prawda jest taka, że to najodważniejsza osoba, z jaką jestem spokrewniona, i że stworzyła to wszystko, to całe ciepło, z jednej strasznej, zdesperowanej zimy, a ja mogę w tym żyć i jedyne, co kiedykolwiek musiałam zrobić, to policzyć krzesła.</w:t>
+        <w:t>— To ona — powiedziała miękko Fiona. — Jedyne zdjęcie, jakie mamy. Moja mama mówiła, że zostało zrobione w roku, w którym otworzyła gospodę. Musiała mieć, ach, dwadzieścia jeden, dwadzieścia dwa lata. Nieco mniej, kiedy to zrobiła. — Sięgnęła w górę i wyprostowała ramę o włos, chociaż tego nie wymagała, wykonując ten mały, zbędny gest, jaki się wykonuje wobec rzeczy, które się kocha. — Spójrz na jej twarz, Jessico. Wpatruję się w nią od dni. Nie wygląda na zatwardziałą złodziejkę. Wygląda jak dziewczyna, która coś postanowiła. Dziewczyna przyciśnięta do muru, która spojrzała na ten mur i postanowiła, że nie zginie pod nim.</w:t>
+      </w:r>
+    </w:p>
+    <w:p>
+      <w:r>
+        <w:t xml:space="preserve">Spojrzałam i Fiona miała rację. W tej młodej twarzy kryło się wiele, ale z pewnością nie okrucieństwo. Malował się w niej strach, trzymany mocno na wodzy. Był tam upór w zaciśniętej szczęce, a pod tym wszystkim zmęczona odwaga — odwaga kogoś, komu całkowicie skończyły się dobre wybory i musiał odważnie podjąć zły.</w:t>
+      </w:r>
+    </w:p>
+    <w:p>
+      <w:r>
+        <w:t xml:space="preserve">— Prowadziła gospodę przez czterdzieści lat — ciągnęła Fiona. — Wiedziałaś o tym? Czterdzieści lat. Moja prababcia. Wyszła za mąż późno, urodziła moją babcię późno i przez cały ten czas prowadziła ten dom i karmiła każdą duszę, która przyszła zziębnięta. Moja babcia opowiadała historię o tym, jak podczas jednej zimy pełnej grypy Constance przygarnęła trzy rodziny, które nie miały się gdzie podziać. Karmiła je ze swojej spiżarni aż do wiosny, nie biorąc ani centa i nigdy o tym nie wspominając. Taka kobieta z niej wyrastała. To właśnie zbudowała na fundamencie tego, co zrobiła. — Głos Fiony pociemniał. — A ja się jej wstydziłam. Tak się jej bałam. Podczas gdy prawda jest taka, że to najodważniejsza osoba, z jaką jestem spokrewniona, i że stworzyła to wszystko, to całe ciepło, z jednej strasznej, zdesperowanej zimy, a ja mogę w tym żyć i jedyne, co kiedykolwiek musiałam zrobić, to policzyć krzesła.</w:t>
       </w:r>
     </w:p>
     <w:p>
@@ -1847,17 +1847,17 @@
     </w:p>
     <w:p>
       <w:r>
-        <w:t xml:space="preserve">– Jesteś odważniejsza, niż ci się wydaje – odezwałam się w końcu. – Przez tyle lat dźwigałaś jej sekret w samotności i nie pozwoliłaś, żeby cię to zmroziło. Gospoda wciąż jest ciepła, Fiono. Po stu latach, zamkniętym kufrze i liściku szantażysty to wciąż najcieplejszy dom w miasteczku. To nie jest nic. To całe jej dzieło, które utrzymujesz przy życiu.</w:t>
-      </w:r>
-    </w:p>
-    <w:p>
-      <w:r>
-        <w:t>– I mogę to stracić – odparła. – Wszystko. Przez pół miliona dolarów, których nigdy nie będę miała, i dziewczynę, która nie żyje od sześćdziesięciu lat.</w:t>
-      </w:r>
-    </w:p>
-    <w:p>
-      <w:r>
-        <w:t>– Możesz – przyznałam, ponieważ nie okłamałabym przyjaciółki, by ją pocieszyć. – Ale nie w samotności i nie bez walki. Tyle ci obiecuję. Cokolwiek się stanie, stanie się wtedy, gdy będziesz stała w świetle, a nie chowała się na strychu. Ty i Constance razem.</w:t>
+        <w:t xml:space="preserve">— Jesteś odważniejsza, niż ci się wydaje — odezwałam się w końcu. — Przez tyle lat dźwigałaś jej sekret w samotności i nie pozwoliłaś, żeby cię to zmroziło. Gospoda wciąż jest ciepła, Fiono. Po stu latach, zamkniętym kufrze i liściku szantażysty to wciąż najcieplejszy dom w miasteczku. To nie jest nic. To całe jej dzieło, które utrzymujesz przy życiu.</w:t>
+      </w:r>
+    </w:p>
+    <w:p>
+      <w:r>
+        <w:t>— I mogę to stracić — odparła. — Wszystko. Przez pół miliona dolarów, których nigdy nie będę miała, i dziewczynę, która nie żyje od sześćdziesięciu lat.</w:t>
+      </w:r>
+    </w:p>
+    <w:p>
+      <w:r>
+        <w:t>— Możesz — przyznałam, ponieważ nie okłamałabym przyjaciółki, by ją pocieszyć. — Ale nie w samotności i nie bez walki. Tyle ci obiecuję. Cokolwiek się stanie, stanie się wtedy, gdy będziesz stała w świetle, a nie chowała się na strychu. Ty i Constance razem.</w:t>
       </w:r>
     </w:p>
     <w:p>
@@ -1867,12 +1867,12 @@
     </w:p>
     <w:p>
       <w:r>
-        <w:t>– Posłuchaj nas. Płaczemy w przedpokoju. Mam do poprowadzenia festiwal i do policzenia czterdzieści krzeseł.</w:t>
-      </w:r>
-    </w:p>
-    <w:p>
-      <w:r>
-        <w:t>– Masz trzydzieści osiem – sprostowałam. – Policzyłam wchodząc. Dwa się chwieją i odłożyłam je pod drzwiami.</w:t>
+        <w:t>— Posłuchaj nas. Płaczemy w przedpokoju. Mam do poprowadzenia festiwal i do policzenia czterdzieści krzeseł.</w:t>
+      </w:r>
+    </w:p>
+    <w:p>
+      <w:r>
+        <w:t>— Masz trzydzieści osiem — sprostowałam. — Policzyłam wchodząc. Dwa się chwieją i odłożyłam je pod drzwiami.</w:t>
       </w:r>
     </w:p>
     <w:p>
@@ -1892,7 +1892,7 @@
     </w:p>
     <w:p>
       <w:r>
-        <w:t>Kuźnia stała na obrzeżach miasteczka, w miejscu, gdzie Evergreen Avenue przestawała być zwykłą ulicą i zamieniała się w drogę, jako ostatni budynek przed wzgórzami. Dźwięk jej pracy słyszało się na długo przed tym, jak ukazała się oczom – czysty i donośny odgłos uderzeń młota o żelazo, dźwięk o wyraźnym kształcie, który wznosił się i opadał. Pod nim krył się cichy pomruk ognia. Sam budynek, gdy w końcu pojawił się w polu widzenia, okazał się długą, niską wiatą, otwartą z jednej strony. Kiedy podeszłam do otwartego boksu, uderzyło mnie ciepło kuźni, które wdzierało się w październikowy chłód, a wraz z nim dotarł do mnie ten zapach.</w:t>
+        <w:t>Kuźnia stała na obrzeżach miasteczka, w miejscu, gdzie Evergreen Avenue przestawała być zwykłą ulicą i zamieniała się w drogę, jako ostatni budynek przed wzgórzami. Dźwięk jej pracy słyszało się na długo przed tym, jak ukazała się oczom — czysty i donośny odgłos uderzeń młota o żelazo, dźwięk o wyraźnym kształcie, który wznosił się i opadał. Pod nim krył się cichy pomruk ognia. Sam budynek, gdy w końcu pojawił się w polu widzenia, okazał się długą, niską wiatą, otwartą z jednej strony. Kiedy podeszłam do otwartego boksu, uderzyło mnie ciepło kuźni, które wdzierało się w październikowy chłód, a wraz z nim dotarł do mnie ten zapach.</w:t>
       </w:r>
     </w:p>
     <w:p>
@@ -1902,7 +1902,7 @@
     </w:p>
     <w:p>
       <w:r>
-        <w:t xml:space="preserve">Sam Patel stał przy kowadle. W kleszczach trzymał płaską, żelazną gwiazdę, której jedno ramię świeciło pomarańczowym blaskiem w samym środku. Kował ją krótkimi, równymi uderzeniami, obracając o kilka stopni po każdym ciosie. Nie zauważył mnie od razu, a ja nie spieszyłam się z tym. Pip przyczłapała na sam skraj ciepłego kręgu, jaki roztaczał wokół siebie ogień, i tam się zatrzymała – rozsądny z niej ptak – po czym usiadła, by z przekrzywioną głową obserwować pomarańczowe światło.</w:t>
+        <w:t xml:space="preserve">Sam Patel stał przy kowadle. W kleszczach trzymał płaską, żelazną gwiazdę, której jedno ramię świeciło pomarańczowym blaskiem w samym środku. Kował ją krótkimi, równymi uderzeniami, obracając o kilka stopni po każdym ciosie. Nie zauważył mnie od razu, a ja nie spieszyłam się z tym. Pip przyczłapała na sam skraj ciepłego kręgu, jaki roztaczał wokół siebie ogień, i tam się zatrzymała — rozsądny z niej ptak — po czym usiadła, by z przekrzywioną głową obserwować pomarańczowe światło.</w:t>
       </w:r>
     </w:p>
     <w:p>
@@ -1912,42 +1912,42 @@
     </w:p>
     <w:p>
       <w:r>
-        <w:t>– Pani Claus. – Odłożył młot na róg kowadła i wytarł dłonie o skórzany fartuch, zostawiając świeże, ciemne smugi na starych. – Przyszła pani po ten świecznik. Jest gotowy. Wyszło całkiem nieźle, jeśli mogę tak powiedzieć. – Prawie się uśmiechnął tym swoim surowym, oszczędnym uśmiechem, na jaki było stać Sama wobec klienta, po czym podszedł do stołu warsztatowego pod tylną ścianą.</w:t>
-      </w:r>
-    </w:p>
-    <w:p>
-      <w:r>
-        <w:t>– Śmiem twierdzić, że ma pan do tego pełne prawo – powiedziałam. – Zresztą powinien pan. W tym sezonie pańska praca jest widoczna w całym miasteczku.</w:t>
-      </w:r>
-    </w:p>
-    <w:p>
-      <w:r>
-        <w:t xml:space="preserve">– Festiwal daje kowalowi zajęcie. – Przyniósł świecznik, który zamówiłam pod pretekstem wizyty: smukły splot czarnego żelaza przeznaczony na jedną świecę, uformowany w długą, płynną spiralę przypominającą winorośl. Był śliczny, o czym mu powiedziałam, obracając go w świetle. Na jego twarzy na ułamek sekundy odmalowała się skromna, szczera duma, po czym znów zniknęła.</w:t>
-      </w:r>
-    </w:p>
-    <w:p>
-      <w:r>
-        <w:t xml:space="preserve">Podczas gdy go podziwiałam, wciągnęłam w płuca powietrze z wnętrza kuźni – i tam był, bezbłędny, ten sam zapach, który przylgnął do arkusza kremowego papieru schowanego w moim płaszczu. Czułam go na liściku i czułam go tutaj. I zmusiłam się do spokoju, zmusiłam się do trzymania węgla w otwartej dłoni zamiast zacisnąć pięść, ponieważ zapach sam w sobie nie jest jeszcze przyznaniem się do winy. Sam Patel przez dziesięć lat był w oczach wszystkich uczciwym człowiekiem, a ja przyszłam tu, żeby się rozejrzeć, a nie wydawać wyroki.</w:t>
-      </w:r>
-    </w:p>
-    <w:p>
-      <w:r>
-        <w:t>– Robił pan wystrój gospody – odezwałam się swobodnie, obracając świecznik. – Całe to kowalstwo w holu Fiony. Gwiazdy na kominku, kinkiety, osłona przeciwiskrowa.</w:t>
-      </w:r>
-    </w:p>
-    <w:p>
-      <w:r>
-        <w:t xml:space="preserve">– Wszystko. – Jego szczęki się zacisnęły. Sięgnął po szmatkę i zaczął polerować szczypce, które i tak były już czyste. – Nie żebym zobaczył z tego choćby centa za ostatnią robotę. – Nie spojrzał na mnie. – Winna mi dwadzieścia dolarów. Wiem, jak to brzmi. Dorosły facet użalający się nad dwudziestoma dolarami, jak dzieciak czekający na kieszonkowe. Wcale nie chodzi o pieniądze.</w:t>
-      </w:r>
-    </w:p>
-    <w:p>
-      <w:r>
-        <w:t>– Nie?</w:t>
-      </w:r>
-    </w:p>
-    <w:p>
-      <w:r>
-        <w:t xml:space="preserve">– Minęły już trzy tygodnie, a tu wcale nie chodzi o pieniądze, tylko o to, że ona nie chce na mnie spojrzeć. – Odłożył szczypce i wziął do ręki kolejne, szorując bez celu. – Znam Fionę od dziesięciu lat. A teraz pytam ją tak delikatnie, jak potrafię, kiedy zamierza uregulować rachunek, a ona bieleje, patrzy w podłogę, mówi: „W piątek, w piątek”, i ucieka, jakby przyszło mi do głowy przejmować jej własność. Dostarczyłem jej całe zamówienie na festiwal na kredyt, po prostu na słowo honoru, i z chęcią to zrobiłem, a teraz nie mogę od niej wyciągnąć dwudziestu dolarów, ani jednego prostego słowa, ani spojrzenia w oczy chociażby na dwie sekundy. Zupełnie tego nie rozumiem i spędza mi to sen z powiek.</w:t>
+        <w:t>— Pani Claus. — Odłożył młot na róg kowadła i wytarł dłonie o skórzany fartuch, zostawiając świeże, ciemne smugi na starych. — Przyszła pani po ten świecznik. Jest gotowy. Wyszło całkiem nieźle, jeśli mogę tak powiedzieć. — Prawie się uśmiechnął tym swoim surowym, oszczędnym uśmiechem, na jaki było stać Sama wobec klienta, po czym podszedł do stołu warsztatowego pod tylną ścianą.</w:t>
+      </w:r>
+    </w:p>
+    <w:p>
+      <w:r>
+        <w:t>— Śmiem twierdzić, że ma pan do tego pełne prawo — powiedziałam. — Zresztą powinien pan. W tym sezonie pańska praca jest widoczna w całym miasteczku.</w:t>
+      </w:r>
+    </w:p>
+    <w:p>
+      <w:r>
+        <w:t xml:space="preserve">— Festiwal daje kowalowi zajęcie. — Przyniósł świecznik, który zamówiłam pod pretekstem wizyty: smukły splot czarnego żelaza przeznaczony na jedną świecę, uformowany w długą, płynną spiralę przypominającą winorośl. Był śliczny, o czym mu powiedziałam, obracając go w świetle. Na jego twarzy na ułamek sekundy odmalowała się skromna, szczera duma, po czym znów zniknęła.</w:t>
+      </w:r>
+    </w:p>
+    <w:p>
+      <w:r>
+        <w:t xml:space="preserve">Podczas gdy go podziwiałam, wciągnęłam w płuca powietrze z wnętrza kuźni — i tam był, bezbłędny, ten sam zapach, który przylgnął do arkusza kremowego papieru schowanego w moim płaszczu. Czułam go na liściku i czułam go tutaj. I zmusiłam się do spokoju, zmusiłam się do trzymania węgla w otwartej dłoni zamiast zacisnąć pięść, ponieważ zapach sam w sobie nie jest jeszcze przyznaniem się do winy. Sam Patel przez dziesięć lat był w oczach wszystkich uczciwym człowiekiem, a ja przyszłam tu, żeby się rozejrzeć, a nie wydawać wyroki.</w:t>
+      </w:r>
+    </w:p>
+    <w:p>
+      <w:r>
+        <w:t>— Robił pan wystrój gospody — odezwałam się swobodnie, obracając świecznik. — Całe to kowalstwo w holu Fiony. Gwiazdy na kominku, kinkiety, osłona przeciwiskrowa.</w:t>
+      </w:r>
+    </w:p>
+    <w:p>
+      <w:r>
+        <w:t xml:space="preserve">— Wszystko. — Jego szczęki się zacisnęły. Sięgnął po szmatkę i zaczął polerować szczypce, które i tak były już czyste. — Nie żebym zobaczył z tego choćby centa za ostatnią robotę. — Nie spojrzał na mnie. — Winna mi dwadzieścia dolarów. Wiem, jak to brzmi. Dorosły facet użalający się nad dwudziestoma dolarami, jak dzieciak czekający na kieszonkowe. Wcale nie chodzi o pieniądze.</w:t>
+      </w:r>
+    </w:p>
+    <w:p>
+      <w:r>
+        <w:t>— Nie?</w:t>
+      </w:r>
+    </w:p>
+    <w:p>
+      <w:r>
+        <w:t xml:space="preserve">— Minęły już trzy tygodnie, a tu wcale nie chodzi o pieniądze, tylko o to, że ona nie chce na mnie spojrzeć. — Odłożył szczypce i wziął do ręki kolejne, szorując bez celu. — Znam Fionę od dziesięciu lat. A teraz pytam ją tak delikatnie, jak potrafię, kiedy zamierza uregulować rachunek, a ona bieleje, patrzy w podłogę, mówi: „W piątek, w piątek”, i ucieka, jakby przyszło mi do głowy przejmować jej własność. Dostarczyłem jej całe zamówienie na festiwal na kredyt, po prostu na słowo honoru, i z chęcią to zrobiłem, a teraz nie mogę od niej wyciągnąć dwudziestu dolarów, ani jednego prostego słowa, ani spojrzenia w oczy chociażby na dwie sekundy. Zupełnie tego nie rozumiem i spędza mi to sen z powiek.</w:t>
       </w:r>
     </w:p>
     <w:p>
@@ -1963,12 +1963,12 @@
     <w:p/>
     <w:p>
       <w:r>
-        <w:t xml:space="preserve">– To pewnie ciężkie – powiedziałam – kiedy ktoś jest panu winien pieniądze, a festiwal kosztuje tyle, ile kosztuje. Wygląda na to, że w tym roku wszystkim zagląda w oczy widmo biedy.</w:t>
-      </w:r>
-    </w:p>
-    <w:p>
-      <w:r>
-        <w:t xml:space="preserve">– Wszyscy mają związane ręce co roku. – W końcu odłożył szmatę i spojrzał mi prosto w oczy. – Nie przeszkadza mi, że wisi mi pieniądze przyjaciel, który ma kłopoty, pani Claus. Całe miasteczko musi sobie radzić, wiem o tym równie dobrze jak ktokolwiek inny, połowę roboty robię na słowo honoru. Gdyby po prostu powiedziała: „Sam, jest ciasno, daj mi czas do wiosny”, wydarłbym rachunek i powiedział, żeby nawet o tym nie myślała. Nie mogę znieść tego, że nie patrzy mi w oczy. Kobieta, której po prostu brakuje gotówki, tak się nie zachowuje. Wstydzi się albo czegoś boi, a nie ma to nic wspólnego z moimi dwudziestoma dolarami i nie mogę podejść dość blisko, żeby pomóc. – Rozłożył poczerniałe od sadzy dłonie. – Czy ona ma kłopoty? Prawdziwe kłopoty? Bo jeśli tak, wolałbym o tym wiedzieć i pomóc, niż stać tutaj i wkurzać się o drobne jak jakiś mały człowieczek.</w:t>
+        <w:t xml:space="preserve">— To pewnie ciężkie — powiedziałam — kiedy ktoś jest panu winien pieniądze, a festiwal kosztuje tyle, ile kosztuje. Wygląda na to, że w tym roku wszystkim zagląda w oczy widmo biedy.</w:t>
+      </w:r>
+    </w:p>
+    <w:p>
+      <w:r>
+        <w:t xml:space="preserve">— Wszyscy mają związane ręce co roku. — W końcu odłożył szmatę i spojrzał mi prosto w oczy. — Nie przeszkadza mi, że wisi mi pieniądze przyjaciel, który ma kłopoty, pani Claus. Całe miasteczko musi sobie radzić, wiem o tym równie dobrze jak ktokolwiek inny, połowę roboty robię na słowo honoru. Gdyby po prostu powiedziała: „Sam, jest ciasno, daj mi czas do wiosny”, wydarłbym rachunek i powiedział, żeby nawet o tym nie myślała. Nie mogę znieść tego, że nie patrzy mi w oczy. Kobieta, której po prostu brakuje gotówki, tak się nie zachowuje. Wstydzi się albo czegoś boi, a nie ma to nic wspólnego z moimi dwudziestoma dolarami i nie mogę podejść dość blisko, żeby pomóc. — Rozłożył poczerniałe od sadzy dłonie. — Czy ona ma kłopoty? Prawdziwe kłopoty? Bo jeśli tak, wolałbym o tym wiedzieć i pomóc, niż stać tutaj i wkurzać się o drobne jak jakiś mały człowieczek.</w:t>
       </w:r>
     </w:p>
     <w:p>
@@ -1978,12 +1978,12 @@
     </w:p>
     <w:p>
       <w:r>
-        <w:t xml:space="preserve">– Te jej dawne kłopoty, jeśli to kłopoty – rzuciłam najlżej, jak potrafiłam. – Czy wie pan coś o początkach tej gospody? O tym, jak rodzina Fiony weszła w jego posiadanie, dawno temu? Jakieś stare opowieści przekazywane z pokolenia na pokolenie?</w:t>
-      </w:r>
-    </w:p>
-    <w:p>
-      <w:r>
-        <w:t>Spojrzał na mnie bezmyślnie. – Weszła w posiadanie? Zawsze do nich należał. Odkąd się pamięta. Jej prababcia go założyła, to wszystko, co wiem, w holu wisi zdjęcie tej kobiety. – Wzruszył ramionami, wyraźnie zbity z pantałyku tym pytaniem. – Dlaczego miałbym wiedzieć coś więcej? Jestem kowalem. Znam żelazo i wiem, że moi klienci płacą z opóźnieniem. Te stare rodziny i cała ta reszta to dział Theo, Towarzystwo Historyczne. Od kurzu kicham. Nigdy tam nie byłem.</w:t>
+        <w:t xml:space="preserve">— Te jej dawne kłopoty, jeśli to kłopoty — rzuciłam najlżej, jak potrafiłam. — Czy wie pan coś o początkach tej gospody? O tym, jak rodzina Fiony weszła w jego posiadanie, dawno temu? Jakieś stare opowieści przekazywane z pokolenia na pokolenie?</w:t>
+      </w:r>
+    </w:p>
+    <w:p>
+      <w:r>
+        <w:t>Spojrzał na mnie bezmyślnie. — Weszła w posiadanie? Zawsze do nich należał. Odkąd się pamięta. Jej prababcia go założyła, to wszystko, co wiem, w holu wisi zdjęcie tej kobiety. — Wzruszył ramionami, wyraźnie zbity z pantałyku tym pytaniem. — Dlaczego miałbym wiedzieć coś więcej? Jestem kowalem. Znam żelazo i wiem, że moi klienci płacą z opóźnieniem. Te stare rodziny i cała ta reszta to dział Theo, Towarzystwo Historyczne. Od kurzu kicham. Nigdy tam nie byłem.</w:t>
       </w:r>
     </w:p>
     <w:p>
@@ -1998,7 +1998,7 @@
     </w:p>
     <w:p>
       <w:r>
-        <w:t xml:space="preserve">– Te też są jej – powiedział, podnosząc jedną z nich i obracając ją do światła, a w jego dłoniach wciąż było widać miłość do tego dzieła. – Wsporniki do werandy. Ostatnia partia z zamówienia. W tym roku włożyłem sporo samego siebie w ten hol, wie pani? Nie da się przejść przez salon Fiony i nie dotknąć czegoś, co zrobiłem, albo nie stać blisko tego. – Odłożył gwiazdę. – Podoba mi się to. Kowal lubi zostawiać po sobie miejsce pachnące swoim ogniem.</w:t>
+        <w:t xml:space="preserve">— Te też są jej — powiedział, podnosząc jedną z nich i obracając ją do światła, a w jego dłoniach wciąż było widać miłość do tego dzieła. — Wsporniki do ganku. Ostatnia partia z zamówienia. W tym roku włożyłem sporo samego siebie w ten hol, wie pani? Nie da się przejść przez salon Fiony i nie dotknąć czegoś, co zrobiłem, albo nie stać blisko tego. — Odłożył gwiazdę. — Podoba mi się to. Kowal lubi zostawiać po sobie miejsce pachnące swoim ogniem.</w:t>
       </w:r>
     </w:p>
     <w:p>
@@ -2013,12 +2013,12 @@
     </w:p>
     <w:p>
       <w:r>
-        <w:t xml:space="preserve">– Dziękuję, panie Samie – powiedziałam i zapłaciłam mu za świecznik, a podziękowanie znaczyło znacznie więcej niż tylko zapłatę za świecznik. – Za tę pracę. I za to, że pyta pan o nią całym sercem. Powiem jej, że pan pytał. Życzliwie.</w:t>
-      </w:r>
-    </w:p>
-    <w:p>
-      <w:r>
-        <w:t xml:space="preserve">– Proszę to zrobić. – Skinął głową, raz, poważnie. – I niech pani jej powie, że dwadzieścia dolarów jest darowane. Niech pani powie, że nigdy więcej nie chcę o tym słyszeć. Niech pani jej powie, żeby spojrzała na mnie następnym razem, kiedy mnie zobaczy, to wszystko, czego od tego chcę, tylko jej oczy na sekundę, żebym wiedział, że wszystko u nas w porządku.</w:t>
+        <w:t xml:space="preserve">— Dziękuję, panie Samie — powiedziałam i zapłaciłam mu za świecznik, a podziękowanie znaczyło znacznie więcej niż tylko zapłatę za świecznik. — Za tę pracę. I za to, że pyta pan o nią całym sercem. Powiem jej, że pan pytał. Życzliwie.</w:t>
+      </w:r>
+    </w:p>
+    <w:p>
+      <w:r>
+        <w:t xml:space="preserve">— Proszę to zrobić. — Skinął głową, raz, poważnie. — I niech pani jej powie, że dwadzieścia dolarów jest darowane. Niech pani powie, że nigdy więcej nie chcę o tym słyszeć. Niech pani jej powie, żeby spojrzała na mnie następnym razem, kiedy mnie zobaczy, to wszystko, czego od tego chcę, tylko jej oczy na sekundę, żebym wiedział, że wszystko u nas w porządku.</w:t>
       </w:r>
     </w:p>
     <w:p>
@@ -2056,19 +2056,19 @@
     <w:p/>
     <w:p>
       <w:r>
-        <w:t xml:space="preserve">– Pani Claus! Niech pani podejdzie i rzuci okiem, spodoba się pani. – Obrócił ku mnie kruchą stronę księgi rachunkowej, gdy podeszłam. – Tysiąc osiemset dziewięćdziesiąty pierwszy. Blackburnowie wyłożyli połowę pieniędzy na kościół przy skwerze. Wiedziała pani o tym? Połowę. Byli szczodrzy, ci dawni, kiedy akurat opłacało im się dobrze wyglądać w oczach innych. – Pokręcił głową z czymś, co wyglądało na szczery podziw. – Uwielbiam rody założycielskie. Cała ta bezwzględna, drapieżna ambicja w pierwszym pokoleniu, która w trzecim krzepnie w szacowną powagę, a do czwartego zapominają już zupełnie, że kiedykolwiek cokolwiek zagarnęli. W każdym miasteczku, w jakim kiedykolwiek postawiłem stopę, historia jest dokładnie taka sama.</w:t>
-      </w:r>
-    </w:p>
-    <w:p/>
-    <w:p>
-      <w:r>
-        <w:t>– Jest pan bardzo zainteresowany Blackburnami – powiedziałam, po czym wysunęłam krzesło naprzeciwko niego i usiadłam.</w:t>
-      </w:r>
-    </w:p>
-    <w:p/>
-    <w:p>
-      <w:r>
-        <w:t xml:space="preserve">– Płacą mi za to. – Powiedział to wesoło, co mnie powstrzymało, bo szykowałam się na unik. – Badanie stanów prawnych spadków. To mój fach, pani Claus. Kiedy wymiera ostatni przedstawiciel starego, bogatego rodu, zostawia po sobie niezły bałagan: kłębowisko pytań o to, co do kogo należało, kto komu był coś winien, gdzie zapodziało się jakieś kosztowne cacko. Ktoś musi siedzieć w bibliotekach i rozplątywać ten węzeł gordyjski, a tym kimś jestem ja. – Rozłożył dłonie nad pudłami. – W tej właśnie chwili rozplątuję supły Blackburnów. Była w tej rodzinie pewna biżuteria. Broszka. Prawdziwe cacko. Z szafirem pośrodku, w oprawie z czystego złota, porządna rzecz, warta mnóstwo już wtedy, a dzisiaj wręcz fortunę. – Podniósł lupę, po czym odłożył ją z powrotem, a spod stołu Pip zerknęła jednym okiem na jej mosiężną obwódkę. – I nagle ślad po niej zniknął z rodzinnych rejestrów około tysiąc dziewięćset dwudziestego czwartego roku. Przestano o niej wspominać. Prawnicy rodziny bardzo chcieliby wiedzieć, gdzie się podziała, ponieważ nie da się porządnie zamknąć spadku, dopóki ktoś nie ustali, co stało się z tą broszką.</w:t>
+        <w:t xml:space="preserve">— Pani Claus! Niech pani podejdzie i rzuci okiem, spodoba się pani. — Obrócił ku mnie kruchą stronę księgi rachunkowej, gdy podeszłam. — Tysiąc osiemset dziewięćdziesiąty pierwszy. Blackburnowie wyłożyli połowę pieniędzy na kościół przy skwerze. Wiedziała pani o tym? Połowę. Byli szczodrzy, ci dawni, kiedy akurat opłacało im się dobrze wyglądać w oczach innych. — Pokręcił głową z czymś, co wyglądało na szczery podziw. — Uwielbiam rody założycielskie. Cała ta bezwzględna, drapieżna ambicja w pierwszym pokoleniu, która w trzecim krzepnie w szacowną powagę, a do czwartego zapominają już zupełnie, że kiedykolwiek cokolwiek zagarnęli. W każdym miasteczku, w jakim kiedykolwiek postawiłem stopę, historia jest dokładnie taka sama.</w:t>
+      </w:r>
+    </w:p>
+    <w:p/>
+    <w:p>
+      <w:r>
+        <w:t>— Jest pan bardzo zainteresowany Blackburnami — powiedziałam, po czym wysunęłam krzesło naprzeciwko niego i usiadłam.</w:t>
+      </w:r>
+    </w:p>
+    <w:p/>
+    <w:p>
+      <w:r>
+        <w:t xml:space="preserve">— Płacą mi za to. — Powiedział to wesoło, co mnie powstrzymało, bo szykowałam się na unik. — Badanie stanów prawnych spadków. To mój fach, pani Claus. Kiedy wymiera ostatni przedstawiciel starego, bogatego rodu, zostawia po sobie niezły bałagan: kłębowisko pytań o to, co do kogo należało, kto komu był coś winien, gdzie zapodziało się jakieś kosztowne cacko. Ktoś musi siedzieć w bibliotekach i rozplątywać ten węzeł gordyjski, a tym kimś jestem ja. — Rozłożył dłonie nad pudłami. — W tej właśnie chwili rozplątuję supły Blackburnów. Była w tej rodzinie pewna biżuteria. Broszka. Prawdziwe cacko. Z szafirem pośrodku, w oprawie z czystego złota, porządna rzecz, warta mnóstwo już wtedy, a dzisiaj wręcz fortunę. — Podniósł lupę, po czym odłożył ją z powrotem, a spod stołu Pip zerknęła jednym okiem na jej mosiężną obwódkę. — I nagle ślad po niej zniknął z rodzinnych rejestrów około tysiąc dziewięćset dwudziestego czwartego roku. Przestano o niej wspominać. Prawnicy rodziny bardzo chcieliby wiedzieć, gdzie się podziała, ponieważ nie da się porządnie zamknąć spadku, dopóki ktoś nie ustali, co stało się z tą broszą.</w:t>
       </w:r>
     </w:p>
     <w:p/>
@@ -2080,13 +2080,13 @@
     <w:p/>
     <w:p>
       <w:r>
-        <w:t>– I znalazł ją pan? – spytałam. – Gdzie trafiła?</w:t>
-      </w:r>
-    </w:p>
-    <w:p/>
-    <w:p>
-      <w:r>
-        <w:t xml:space="preserve">– Jeszcze nie koniec. Ale blisko. – Puknął palcem w brzeg pudła. – Wiem, że opuściła dom Blackburnów zimą dwudziestego czwartego roku. Wiem, że nie wyszła żadnymi oficjalnymi drzwiami. Nie odnotowano sprzedaży, darowizny, zapisu w testamencie, niczego na piśmie, co w moim doświadczeniu oznacza, że wyszła nie tymi drzwiami, co trzeba. Kradzież, na sto procent, choć minął już wiek i nic się z tym nie da zrobić. – Odchylił się do tyłu. – Kiedy opuszcza dom, trop na chwilę urywa się, po czym znowu odżywa, choć robi się nikły, o dwa miasteczka stąd. Lombard w Ridgeline. Prowadzili okropne rejestry, te stare lombardy, ale jednak coś tam zapisali; zachował się dziennik dyżurów tamtejszego subiekta i próbuję dopasować widniejącą w nim datę do zimy, kiedy broszka zniknęła. Wtedy będę miał całą historię w pigułce, od rezydencji po lombard, będę mógł postawić kropkę, zamknąć teczkę i jechać do domu.</w:t>
+        <w:t>— I znalazł ją pan? — spytałam. — Gdzie trafiła?</w:t>
+      </w:r>
+    </w:p>
+    <w:p/>
+    <w:p>
+      <w:r>
+        <w:t xml:space="preserve">— Jeszcze nie koniec. Ale blisko. — Puknął palcem w brzeg pudła. — Wiem, że opuściła dom Blackburnów zimą dwudziestego czwartego roku. Wiem, że nie wyszła żadnymi oficjalnymi drzwiami. Nie odnotowano sprzedaży, darowizny, zapisu w testamencie, niczego na piśmie, co w moim doświadczeniu oznacza, że wyszła nie tymi drzwiami, co trzeba. Kradzież, na sto procent, choć minął już wiek i nic się z tym nie da zrobić. — Odchylił się do tyłu. — Kiedy opuszcza dom, trop na chwilę urywa się, po czym znowu odżywa, choć robi się nikły, o dwa miasteczka stąd. Lombard w Ridgeline. Prowadzili okropne rejestry, te stare lombardy, ale jednak coś tam zapisali; zachował się dziennik dyżurów tamtejszego subiekta i próbuję dopasować widniejącą w nim datę do zimy, kiedy brosza zniknęła. Wtedy będę miał całą historię w pigułce, od rezydencji po lombard, będę mógł postawić kropkę, zamknąć teczkę i jechać do domu.</w:t>
       </w:r>
     </w:p>
     <w:p/>
@@ -2098,13 +2098,13 @@
     <w:p/>
     <w:p>
       <w:r>
-        <w:t>– Odrobił pan lekcje – zauważyłam.</w:t>
-      </w:r>
-    </w:p>
-    <w:p/>
-    <w:p>
-      <w:r>
-        <w:t xml:space="preserve">– Cała ta robota to odrabianie lekcji. Nie ma tu niczego innego. – Zdjął zwykłe okulary i potarł nasadę nosa, a przez moment wyglądał po prostu na zmęczonego, zwyczajnego mężczyznę w średnim wieku, który daleko od domu skrupulatnie wykonuje nudną robotę. – Proszę. Powinienem był dać pani jedną już pierwszego dnia. – Wsunął w moją stronę wizytówkę. – Rozdaję je każdemu. Naprawdę, każdemu. Im więcej ludzi w miasteczku wie, czego szukam, tym większa szansa, że czyjaś babcia przypomni sobie coś, co kiedyś opowiadała jej matka, i zaoszczędzi mi miesiąca pracy.</w:t>
+        <w:t>— Odrobił pan lekcje — zauważyłam.</w:t>
+      </w:r>
+    </w:p>
+    <w:p/>
+    <w:p>
+      <w:r>
+        <w:t xml:space="preserve">— Cała ta robota to odrabianie lekcji. Nie ma tu niczego innego. — Zdjął zwykłe okulary i potarł nasadę nosa, a przez moment wyglądał po prostu na zmęczonego, zwyczajnego mężczyznę w średnim wieku, który daleko od domu skrupulatnie wykonuje nudną robotę. — Proszę. Powinienem był dać pani jedną już pierwszego dnia. — Wsunął w moją stronę wizytówkę. — Rozdaję je każdemu. Naprawdę, każdemu. Im więcej ludzi w miasteczku wie, czego szukam, tym większa szansa, że czyjaś babcia przypomni sobie coś, co kiedyś opowiadała jej matka, i zaoszczędzi mi miesiąca pracy.</w:t>
       </w:r>
     </w:p>
     <w:p/>
@@ -2122,7 +2122,7 @@
     <w:p/>
     <w:p>
       <w:r>
-        <w:t xml:space="preserve">Ktokolwiek napisał ten liścik, działał w cieniu. Cała jego siła, co do joty, brała się z ukrycia. Pisał pismem, które nie było jego własnym. Polecił kobiecie powiesić czerwoną wstążkę na wieńcu, żeby nigdy nie musiał pokazywać twarzy przy odbiorze. A oto tutaj, nad stołem w bibliotece, w najjaśniejszym pomieszczeniu w całym miasteczku, siedział Neil Carter, roznosząc wizytówki jak kandydat w wyborach i opowiadając bibliotekarce, burmistrzowi, pani Claus i każdemu, kto chciał słuchać, że poszukuje broszki Blackburnów, która w dwudziestym czwartym roku opuściła miasteczko nie tymi drzwiami, co trzeba.</w:t>
+        <w:t xml:space="preserve">Ktokolwiek napisał ten liścik, działał w cieniu. Cała jego siła, co do joty, brała się z ukrycia. Pisał pismem, które nie było jego własnym. Polecił kobiecie powiesić czerwoną wstążkę na wieńcu, żeby nigdy nie musiał pokazywać twarzy przy odbiorze. A oto tutaj, nad stołem w bibliotece, w najjaśniejszym pomieszczeniu w całym miasteczku, siedział Neil Carter, roznosząc wizytówki jak kandydat w wyborach i opowiadając bibliotekarce, burmistrzowi, pani Claus i każdemu, kto chciał słuchać, że poszukuje broszy Blackburnów, która w dwudziestym czwartym roku opuściła miasteczko nie tymi drzwiami, co trzeba.</w:t>
       </w:r>
     </w:p>
     <w:p/>
@@ -2134,7 +2134,7 @@
     <w:p/>
     <w:p>
       <w:r>
-        <w:t>Chyba że to nagłaśnianie sprawy samo w sobie było genialnym manewrem. Zmusiłam się, by objąć umysłem również tę możliwość, obrócić ją i przyjrzeć się jej od spodu. Chyba że ukrywał się w jedynym miejscu, w które nikt nigdy nie patrzy – w pełnym świetle reflektorów, robiąc wokół broszki tak wielki, szczery szum, że nikt w Frost Falls nawet by nie pomyślał, by podejrzewać człowieka, który nawijał o niej bez przerwy.</w:t>
+        <w:t>Chyba że to nagłaśnianie sprawy samo w sobie było genialnym manewrem. Zmusiłam się, by objąć umysłem również tę możliwość, obrócić ją i przyjrzeć się jej od spodu. Chyba że ukrywał się w jedynym miejscu, w które nikt nigdy nie patrzy — w pełnym świetle reflektorów, robiąc wokół broszy tak wielki, szczery szum, że nikt w Frost Falls nawet by nie pomyślał, by podejrzewać człowieka, który nawijał o niej bez przerwy.</w:t>
       </w:r>
     </w:p>
     <w:p/>
@@ -2146,7 +2146,7 @@
     <w:p/>
     <w:p>
       <w:r>
-        <w:t>– Panie Carter – powiedziałam. – Załóżmy, że dowiedziałby się pan, iż broszka została zabrana przez kogoś, kto rozpaczliwie potrzebował pieniędzy. Na przykład służącą. Dziewczynę z biednego domu w srogą zimę. Co by pan z tym zrobił?</w:t>
+        <w:t>— Panie Carter — powiedziałam. — Załóżmy, że dowiedziałby się pan, iż brosza została zabrana przez kogoś, kto rozpaczliwie potrzebował pieniędzy. Na przykład służącą. Dziewczynę z biednego domu w srogą zimę. Co by pan z tym zrobił?</w:t>
       </w:r>
     </w:p>
     <w:p/>
@@ -2158,13 +2158,13 @@
     <w:p/>
     <w:p>
       <w:r>
-        <w:t>– Napisałbym o tym w raporcie – odparł w końcu. – Gdzie ta rzecz trafiła i w jaki sposób. Zamknąłbym spadek. Zebrał honorarium i pojechał dalej. – Wzruszył ramionami. – Nie jestem wymiarem sprawiedliwości, pani Claus, nie jestem też księdzem, a już na pewno nie sumieniem dziewczyny, która dawno już nie żyje. Ja tylko śledzę drogę, jaką przebywają rzeczy. To, co ludzie zrobili, żeby je tam pchnąć, oraz czy mieli do tego prawo, czy nie, to już sprawa między nimi a czymkolwiek, przed czym przyjdzie im się tłumaczyć, zwłaszcza że od tamtych wydarzeń minął już cały wiek. Nie interesuje mnie szkalowanie nieżyjącej służącej za to, że była biedna. – Zamilkł i przyjrzał się mi znacznie baczniej ponad pudłami. – Dlaczego pani o to pyta w ten sposób? Wie pani coś, czego ja nie wiem, pani Claus?</w:t>
-      </w:r>
-    </w:p>
-    <w:p/>
-    <w:p>
-      <w:r>
-        <w:t>– Wiem mnóstwo rzeczy, o których pan nie ma pojęcia – odparłam uprzejmie – na przykład o robótkach na drutach i zwyczajach żywieniowych pingwinów. Jeśli zaś chodzi o broszki, obawiam się, że nie przydam się panu do absolutnie niczego.</w:t>
+        <w:t>— Napisałbym o tym w raporcie — odparł w końcu. — Gdzie ta rzecz trafiła i w jaki sposób. Zamknąłbym spadek. Zebrał honorarium i pojechał dalej. — Wzruszył ramionami. — Nie jestem wymiarem sprawiedliwości, pani Claus, nie jestem też księdzem, a już na pewno nie sumieniem dziewczyny, która dawno już nie żyje. Ja tylko śledzę drogę, jaką przebywają rzeczy. To, co ludzie zrobili, żeby je tam pchnąć, oraz czy mieli do tego prawo, czy nie, to już sprawa między nimi a czymkolwiek, przed czym przyjdzie im się tłumaczyć, zwłaszcza że od tamtych wydarzeń minął już cały wiek. Nie interesuje mnie szkalowanie nieżyjącej służącej za to, że była biedna. — Zamilkł i przyjrzał się mi znacznie baczniej ponad pudłami. — Dlaczego pani o to pyta w ten sposób? Wie pani coś, czego ja nie wiem, pani Claus?</w:t>
+      </w:r>
+    </w:p>
+    <w:p/>
+    <w:p>
+      <w:r>
+        <w:t>— Wiem mnóstwo rzeczy, o których pan nie ma pojęcia — odparłam uprzejmie — na przykład o robótkach na drutach i zwyczajach żywieniowych pingwinów. Jeśli zaś chodzi o brosze, obawiam się, że nie przydam się panu do absolutnie niczego.</w:t>
       </w:r>
     </w:p>
     <w:p/>
@@ -2176,7 +2176,7 @@
     <w:p/>
     <w:p>
       <w:r>
-        <w:t>Poszłam do biblioteki, żeby poczytać o Blackburnach, a zamiast tego znalazłam człowieka tak głośnego i bezwstydnie ciekawskiego w sprawie broszki, że niemal oczyścił się z podejrzeń samą skalą swojego apetytu na tę historię. Niemal. Nie byłam jeszcze gotowa skreślić go z listy podejrzanych. Jednak im dłużej z nim siedziałam, tym mniej Neil Carter przypominał kogoś działającego w cieniu.</w:t>
+        <w:t>Poszłam do biblioteki, żeby poczytać o Blackburnach, a zamiast tego znalazłam człowieka tak głośnego i bezwstydnie ciekawskiego w sprawie broszy, że niemal oczyścił się z podejrzeń samą skalą swojego apetytu na tę historię. Niemal. Nie byłam jeszcze gotowa skreślić go z listy podejrzanych. Jednak im dłużej z nim siedziałam, tym mniej Neil Carter przypominał kogoś działającego w cieniu.</w:t>
       </w:r>
     </w:p>
     <w:p/>
@@ -2197,17 +2197,17 @@
     </w:p>
     <w:p>
       <w:r>
-        <w:t xml:space="preserve">– Pani Claus! – Bram wyłonił się truchtem zza rogu domku, międląc w dłoniach swoją czapkę. Był to elf, który przybył z nami na południe, kierownik przeniesionego warsztatu – oddany, marudny i zbudowany w ogólnych zarysach przypominających zmartwionego ziemniaka – a teraz znajdował się u szczytu paniki. – To Dancer. Znowu się wydostała. Trzeci raz w tym tygodniu, pani Claus, po prostu trzeci. Dam sobie głowę uciąć za każdy guzik, jaki posiadam, że ta zasuwa była zatrzaśnięta, kiedy stamtąd wychodziłem, zatrzaśnięta i sprawdzona, a teraz proszę, stoi tutaj i zżera dobre kapusty, i nie da się jej wyprowadzić, i wcale mi się to wszystko nie podoba, muszę ci powiedzieć.</w:t>
-      </w:r>
-    </w:p>
-    <w:p>
-      <w:r>
-        <w:t xml:space="preserve">– Tobie również dzień dobry, Bramie – rzuciłam, stawiając koszyk w progu kuchni. W ogródku Dancer uniosła swój wielki łeb z grządki kapusty, spojrzała na mnie z łagodnym zainteresowaniem i wróciła do jedzenia. – No dobrze. Dlaczego ci się to nie podoba?</w:t>
-      </w:r>
-    </w:p>
-    <w:p>
-      <w:r>
-        <w:t xml:space="preserve">– Bo ona wcale się nie wydostała. – Obniżył głos. – To znaczy wyszła, jasne, stoi tu w kapuście, mam oczy w głowie. Ale furtka została potem zatrzaśnięta. Zatrzaśnięta za nią, od zewnątrz, podczas gdy ona stała przed nią. Już trzeci raz przychodzę i zastaję furtkę mocno zamkniętą, a renifera po jej niewłaściwej stronie, i powiedz mi, pani Claus, jakim cudem zwierzę obsługuje zasuwę od tej strony, po której go nie ma, a ja ci powiem to samo, co powtarzam młodemu Fennowi, że w tym miasteczku coś się święci, coś się święci.</w:t>
+        <w:t xml:space="preserve">— Pani Claus! — Bram wyłonił się truchtem zza rogu domku, międląc w dłoniach swoją czapkę. Był to elf, który przybył z nami na południe, kierownik przeniesionego warsztatu — oddany, marudny i zbudowany w ogólnych zarysach przypominających zmartwionego ziemniaka — a teraz znajdował się u szczytu paniki. — To Dancer. Znowu się wydostała. Trzeci raz w tym tygodniu, pani Claus, po prostu trzeci. Dam sobie głowę uciąć za każdy guzik, jaki posiadam, że ta zasuwa była zatrzaśnięta, kiedy stamtąd wychodziłem, zatrzaśnięta i sprawdzona, a teraz proszę, stoi tutaj i zżera dobre kapusty, i nie da się jej wyprowadzić, i wcale mi się to wszystko nie podoba, muszę ci powiedzieć.</w:t>
+      </w:r>
+    </w:p>
+    <w:p>
+      <w:r>
+        <w:t xml:space="preserve">— Tobie również dzień dobry, Bramie — rzuciłam, stawiając koszyk w progu kuchni. W ogródku Dancer uniosła swój wielki łeb z grządki kapusty, spojrzała na mnie z łagodnym zainteresowaniem i wróciła do jedzenia. — No dobrze. Dlaczego ci się to nie podoba?</w:t>
+      </w:r>
+    </w:p>
+    <w:p>
+      <w:r>
+        <w:t xml:space="preserve">— Bo ona wcale się nie wydostała. — Obniżył głos. — To znaczy wyszła, jasne, stoi tu w kapuście, mam oczy w głowie. Ale furtka została potem zatrzaśnięta. Zatrzaśnięta za nią, od zewnątrz, podczas gdy ona stała przed nią. Już trzeci raz przychodzę i zastaję furtkę mocno zamkniętą, a renifera po jej niewłaściwej stronie, i powiedz mi, pani Claus, jakim cudem zwierzę obsługuje zasuwę od tej strony, po której go nie ma, a ja ci powiem to samo, co powtarzam młodemu Fennowi, że w tym miasteczku coś się święci, coś się święci.</w:t>
       </w:r>
     </w:p>
     <w:p>
@@ -2217,42 +2217,42 @@
     </w:p>
     <w:p>
       <w:r>
-        <w:t>– Ona czegoś chce – mrocznie oświadczył Bram.</w:t>
-      </w:r>
-    </w:p>
-    <w:p>
-      <w:r>
-        <w:t>– Wszyscy w tym roku czegoś chcą – odparłam. – Gdzie jest Nick?</w:t>
-      </w:r>
-    </w:p>
-    <w:p>
-      <w:r>
-        <w:t xml:space="preserve">– W warsztacie. A gdzieby indziej. – Bram pociągnął nosem, dotknięty do żywego. – Nie chce mnie wpuścić. Fenna też nie wpuszcza. Buduje diabli wie co za zamkniętymi drzwiami o każdej porze i mruczy coś pod nosem. Byłem kierownikiem tego warsztatu przez dwieście lat, pani Claus, przez dwieście, a teraz trzyma się mnie z dala od połowy pomieszczenia jak jakiegoś obcego, co przyszedł spisać licznik. – Zreflektował się i dodał pośpiesznie: – Nie żebym był wścibski. Nigdy w życiu bym nie węszył. Chodzi tylko o to, że warsztat potrzebuje majstra, który wie, co jest w środku, i tyle, to kwestia zawodowej godności.</w:t>
-      </w:r>
-    </w:p>
-    <w:p>
-      <w:r>
-        <w:t>– Mnie też nie wpuszczają, jeśli to cię w ogóle pocieszy – powiedziałam, i zdawało się, że to go rzeczywiście nieco pocieszyło, dając drobną, podłą ulgę płynącą ze wspólnego żalu. Zostawiłam go, by z pożytkiem martwił się furtką – co było ulubionym stanem Brama i nikomu nie szkodziło – i poszłam odnaleźć męża.</w:t>
-      </w:r>
-    </w:p>
-    <w:p>
-      <w:r>
-        <w:t xml:space="preserve">Warsztat lśnił w szwach. To była pierwsza rzecz, która rzuciła się w oczy i zatrzymała mnie na ścieżce. Każda szpara wokół zamkniętych drzwi, każda szczelina w starych deskach ścian sączyła ciepłe, złote światło – dokładnie tę samą barwę, w jaką zaczęły zmieniać się lampki festiwalowe – a kiedy przycisnęłam dłoń do drzwi, ich drewno było ciepłe jak świeży bochenek. Dobiegało stamtąd ciche, bezmelodyjne nucenie Nicka, a pod nim dźwięk, dla którego nie miałam nazwy. Dźwięk ognia układającego się do snu na całą noc. Dźwięk czegoś wielkiego oddychającego powoli przez sen.</w:t>
-      </w:r>
-    </w:p>
-    <w:p>
-      <w:r>
-        <w:t>– Nie wchodzę – zawołałam przez drzwi. – Obiecałam. Ale Bram znowu zgubił renifera. Zasuwa.</w:t>
-      </w:r>
-    </w:p>
-    <w:p>
-      <w:r>
-        <w:t>Nucenie ustało. Drzwi otworzyły się na szerokość dłoni i w szczelinie ukazała się twarz Nicka – rozemocjonowana, zadowolona, pachnąca świeżo ściętą sosną i tą drugą, cieplejszą wonią, której nie potrafiłam nazwać. Światło w środku było jasne, lecz ja wpatrywałam się wyłącznie w jego twarz i nie zaglądałam do wnętrza, ponieważ dałam słowo.</w:t>
-      </w:r>
-    </w:p>
-    <w:p>
-      <w:r>
-        <w:t xml:space="preserve">– Zasuwa – powtórzył, a jego radość przygasła o stopień, zmieniając się w coś poważniejszego. – To ich ciągnie. Renifery czują to wcześniej niż ktokolwiek z nas. Zawsze tak miały, od samego początku. – Wysunął się na zewnątrz i zatrzasnął za sobą drzwi, a gdy się od nich odsunął, złote szczeliny przygasły. – Chodź ze mną. Opowiem ci tyle, ile mogę, choć to niewiele, bo sam jeszcze wszystkiego nie wiem. Ale zasłużyłaś na to, co mam.</w:t>
+        <w:t>— Ona czegoś chce — mrocznie oświadczył Bram.</w:t>
+      </w:r>
+    </w:p>
+    <w:p>
+      <w:r>
+        <w:t>— Wszyscy w tym roku czegoś chcą — odparłam. — Gdzie jest Nick?</w:t>
+      </w:r>
+    </w:p>
+    <w:p>
+      <w:r>
+        <w:t xml:space="preserve">— W warsztacie. A gdzieby indziej. — Bram pociągnął nosem, dotknięty do żywego. — Nie chce mnie wpuścić. Fenna też nie wpuszcza. Buduje diabli wie co za zamkniętymi drzwiami o każdej porze i mruczy coś pod nosem. Byłem kierownikiem tego warsztatu przez dwieście lat, pani Claus, przez dwieście, a teraz trzyma się mnie z dala od połowy pomieszczenia jak jakiegoś obcego, co przyszedł spisać licznik. — Zreflektował się i dodał pośpiesznie: — Nie żebym był wścibski. Nigdy w życiu bym nie węszył. Chodzi tylko o to, że warsztat potrzebuje majstra, który wie, co jest w środku, i tyle, to kwestia zawodowej godności.</w:t>
+      </w:r>
+    </w:p>
+    <w:p>
+      <w:r>
+        <w:t>— Mnie też nie wpuszczają, jeśli to cię w ogóle pocieszy — powiedziałam, i zdawało się, że to go rzeczywiście nieco pocieszyło, dając drobną, podłą ulgę płynącą ze wspólnego żalu. Zostawiłam go, by z pożytkiem martwił się furtką — co było ulubionym stanem Brama i nikomu nie szkodziło — i poszłam odnaleźć męża.</w:t>
+      </w:r>
+    </w:p>
+    <w:p>
+      <w:r>
+        <w:t xml:space="preserve">Warsztat lśnił w szwach. To była pierwsza rzecz, która rzuciła się w oczy i zatrzymała mnie na ścieżce. Każda szpara wokół zamkniętych drzwi, każda szczelina w starych deskach ścian sączyła ciepłe, złote światło — dokładnie tę samą barwę, w jaką zaczęły zmieniać się lampki festiwalowe — a kiedy przycisnęłam dłoń do drzwi, ich drewno było ciepłe jak świeży bochenek. Dobiegało stamtąd ciche, bezmelodyjne nucenie Nicka, a pod nim dźwięk, dla którego nie miałam nazwy. Dźwięk ognia układającego się do snu na całą noc. Dźwięk czegoś wielkiego oddychającego powoli przez sen.</w:t>
+      </w:r>
+    </w:p>
+    <w:p>
+      <w:r>
+        <w:t>— Nie wchodzę — zawołałam przez drzwi. — Obiecałam. Ale Bram znowu zgubił renifera. Zasuwa.</w:t>
+      </w:r>
+    </w:p>
+    <w:p>
+      <w:r>
+        <w:t>Nucenie ustało. Drzwi otworzyły się na szerokość dłoni i w szczelinie ukazała się twarz Nicka — rozemocjonowana, zadowolona, pachnąca świeżo ściętą sosną i tą drugą, cieplejszą wonią, której nie potrafiłam nazwać. Światło w środku było jasne, lecz ja wpatrywałam się wyłącznie w jego twarz i nie zaglądałam do wnętrza, ponieważ dałam słowo.</w:t>
+      </w:r>
+    </w:p>
+    <w:p>
+      <w:r>
+        <w:t xml:space="preserve">— Zasuwa — powtórzył, a jego radość przygasła o stopień, zmieniając się w coś poważniejszego. — To ich ciągnie. Renifery czują to wcześniej niż ktokolwiek z nas. Zawsze tak miały, od samego początku. — Wysunął się na zewnątrz i zatrzasnął za sobą drzwi, a gdy się od nich odsunął, złote szczeliny przygasły. — Chodź ze mną. Opowiem ci tyle, ile mogę, choć to niewiele, bo sam jeszcze wszystkiego nie wiem. Ale zasłużyłaś na to, co mam.</w:t>
       </w:r>
     </w:p>
     <w:p>
@@ -2262,47 +2262,47 @@
     </w:p>
     <w:p>
       <w:r>
-        <w:t>– To przyszło z nami – zaczął. – Ta magia. Znasz tę część. Nigdy nie należała do Bieguna, Biegun był tylko miejscem, na którym spoczęła. Paleniskiem, które wygładziła przez bardzo długi czas, miejscem do życia. A kiedy odeszliśmy, ruszyła z nami, bo jest nasza albo my jesteśmy jej, nigdy nie byłem pewien, w którą stronę to działa. I tutaj nie ma paleniska. Żadnego wydeptanego miejsca, w którym mogłaby osiąść. Więc sypie iskrami. – Skinął głową w stronę miasteczka rozciągającego się w dole, gdzie na odległych dachach rozbłyskiwały lampki festiwalowe, złote tam, gdzie powinny być pomarańczowe. – Drobiazgi, głównie. Światła zmieniające kolor. Zasuwa, która sama się przesuwa. Dynia, na której rośnie ostrokrzew. Nie robi nikomu krzywdy, Jess. Nie potrafi krzywdzić. Jest jak pies, który zgubił swojego człowieka, chodzący od drzwi do drzwi wzdłuż całej ulicy, pełen nadziei przy każdym progu.</w:t>
-      </w:r>
-    </w:p>
-    <w:p>
-      <w:r>
-        <w:t>– Szuka domu – powiedziałam.</w:t>
-      </w:r>
-    </w:p>
-    <w:p>
-      <w:r>
-        <w:t>– Szuka domu. – Zatrzymał się i przez chwilę patrzył w dół na skąpane w złotym świetle miasteczko. – I robi się coraz silniejsza. Coraz więcej świateł każdej nocy. Jeszcze nie wiem dlaczego. To wszystko, co na razie rozumiem. – Ujął moją dłoń.</w:t>
-      </w:r>
-    </w:p>
-    <w:p>
-      <w:r>
-        <w:t>– I warsztat. – Nie zamieniłam tego w pytanie. – Twoja niespodzianka. To część tego planu.</w:t>
-      </w:r>
-    </w:p>
-    <w:p>
-      <w:r>
-        <w:t>Milczał przez chwilę, a nasze oddechy mgliły zmierzch. – To miejsce, w którym może spocząć – odparł w końcu cicho. – To wszystko, co powiem, a nawet to jest więcej, niż powinienem, bo praca nie jest skończona i nie wiem, czy to wytrzyma. Próbuję zbudować to, czego ona szuka, Jess. Palenisko. Żeby przestała chodzić od drzwi do drzwi w ciemności i wróciła do domu, by się położyć. – Ścisnął moją dłoń. – Nikomu ani słowa. Nie dlatego, że to tajemnica do ukrycia. Po prostu nie chcę mówić tego na głos, zanim nie upewnię się, że zadziała.</w:t>
-      </w:r>
-    </w:p>
-    <w:p>
-      <w:r>
-        <w:t xml:space="preserve">Trzymałam go za rękę i patrzyłam na złote miasteczko. Czułam wagę tego, co mi wyznał, a była ona większa niż jakakolwiek broszka czy liścik. Ale najpierw musiałam uporać się z czymś mniejszym.</w:t>
-      </w:r>
-    </w:p>
-    <w:p>
-      <w:r>
-        <w:t xml:space="preserve">Przez cały ten czas Pip obwąchiwała dolną listwę ogrodzenia wybiegu. Miałam liścik w kieszeni płaszcza, a teraz ona zrobiła to, do czego przywykła za każdym razem, gdy znajdował się w pobliżu. Podeszła do kieszeni, przycisnęła dziób płasko do jej zewnętrznej strony i zamarła – w tym bezruchu, w jaki popadała, gdy wyczuła zapach i upewniła się co do niego. Potem odwróciła się i żwawo odszedłszy ode mnie, ruszyła prosto ścieżką do drzwi kuchni, i czekała tam, aż je otworzę. Przeszła przez podłogę i zatrzymała się przy koszyku, w którym rano położyłam przyniesiony z kuźni świecznik. Usiadła obok koszyka, spojrzała na mnie i ćwierknęła raz, ostro i pewnie jak wskazujący palec.</w:t>
-      </w:r>
-    </w:p>
-    <w:p>
-      <w:r>
-        <w:t>– Co ona wyprawia? – zapytał Nick, wchodząc za nami do środka.</w:t>
-      </w:r>
-    </w:p>
-    <w:p>
-      <w:r>
-        <w:t xml:space="preserve">– Idzie za zapachem – odrzekłam powoli, patrząc, jak siedzi tam obok jedynej rzeczy z kuźni w całym domu. – Liścik pachnie kuźnią, a ona poszła i znalazła jedyną rzecz z kuźni w tej kuchni i pokazuje mi, że je dopasowała. Ona nie tropi człowieka, Nick. Nigdy tego nie robiła. Ona tropi miejsce. Gdziekolwiek ten liścik się znajdował, jej nos wie, co to za miejsce. – Spojrzałam w dół na mojego sprytnego ptaka. – Pip. Podsuwałaś mi odpowiedź od pierwszej nocy, a ja po prostu nie słuchałam.</w:t>
+        <w:t>— To przyszło z nami — zaczął. — Ta magia. Znasz tę część. Nigdy nie należała do Bieguna, Biegun był tylko miejscem, na którym spoczęła. Paleniskiem, które wygładziła przez bardzo długi czas, miejscem do życia. A kiedy odeszliśmy, ruszyła z nami, bo jest nasza albo my jesteśmy jej, nigdy nie byłem pewien, w którą stronę to działa. I tutaj nie ma paleniska. Żadnego wydeptanego miejsca, w którym mogłaby osiąść. Więc sypie iskrami. — Skinął głową w stronę miasteczka rozciągającego się w dole, gdzie na odległych dachach rozbłyskiwały lampki festiwalowe, złote tam, gdzie powinny być pomarańczowe. — Drobiazgi, głównie. Światła zmieniające kolor. Zasuwa, która sama się przesuwa. Dynia, na której rośnie ostrokrzew. Nie robi nikomu krzywdy, Jess. Nie potrafi krzywdzić. Jest jak pies, który zgubił swojego człowieka, chodzący od drzwi do drzwi wzdłuż całej ulicy, pełen nadziei przy każdym progu.</w:t>
+      </w:r>
+    </w:p>
+    <w:p>
+      <w:r>
+        <w:t>— Szuka domu — powiedziałam.</w:t>
+      </w:r>
+    </w:p>
+    <w:p>
+      <w:r>
+        <w:t>— Szuka domu. — Zatrzymał się i przez chwilę patrzył w dół na skąpane w złotym świetle miasteczko. — I robi się coraz silniejsza. Coraz więcej świateł każdej nocy. Jeszcze nie wiem dlaczego. To wszystko, co na razie rozumiem. — Ujął moją dłoń.</w:t>
+      </w:r>
+    </w:p>
+    <w:p>
+      <w:r>
+        <w:t>— I warsztat. — Nie zamieniłam tego w pytanie. — Twoja niespodzianka. To część tego planu.</w:t>
+      </w:r>
+    </w:p>
+    <w:p>
+      <w:r>
+        <w:t>Milczał przez chwilę, a nasze oddechy mgliły zmierzch. — To miejsce, w którym może spocząć — odparł w końcu cicho. — To wszystko, co powiem, a nawet to jest więcej, niż powinienem, bo praca nie jest skończona i nie wiem, czy to wytrzyma. Próbuję zbudować to, czego ona szuka, Jess. Palenisko. Żeby przestała chodzić od drzwi do drzwi w ciemności i wróciła do domu, by się położyć. — Ścisnął moją dłoń. — Nikomu ani słowa. Nie dlatego, że to tajemnica do ukrycia. Po prostu nie chcę mówić tego na głos, zanim nie upewnię się, że zadziała.</w:t>
+      </w:r>
+    </w:p>
+    <w:p>
+      <w:r>
+        <w:t xml:space="preserve">Trzymałam go za rękę i patrzyłam na złote miasteczko. Czułam wagę tego, co mi wyznał, a była ona większa niż jakakolwiek brosza czy liścik. Ale najpierw musiałam uporać się z czymś mniejszym.</w:t>
+      </w:r>
+    </w:p>
+    <w:p>
+      <w:r>
+        <w:t xml:space="preserve">Przez cały ten czas Pip obwąchiwała dolną listwę ogrodzenia wybiegu. Miałam liścik w kieszeni płaszcza, a teraz ona zrobiła to, do czego przywykła za każdym razem, gdy znajdował się w pobliżu. Podeszła do kieszeni, przycisnęła dziób płasko do jej zewnętrznej strony i zamarła — w tym bezruchu, w jaki popadała, gdy wyczuła zapach i upewniła się co do niego. Potem odwróciła się i żwawo odszedłszy ode mnie, ruszyła prosto ścieżką do drzwi kuchni, i czekała tam, aż je otworzę. Przeszła przez podłogę i zatrzymała się przy koszyku, w którym rano położyłam przyniesiony z kuźni świecznik. Usiadła obok koszyka, spojrzała na mnie i ćwierknęła raz, ostro i pewnie jak wskazujący palec.</w:t>
+      </w:r>
+    </w:p>
+    <w:p>
+      <w:r>
+        <w:t>— Co ona wyprawia? — zapytał Nick, wchodząc za nami do środka.</w:t>
+      </w:r>
+    </w:p>
+    <w:p>
+      <w:r>
+        <w:t xml:space="preserve">— Idzie za zapachem — odrzekłam powoli, patrząc, jak siedzi tam obok jedynej rzeczy z kuźni w całym domu. — Liścik pachnie kuźnią, a ona poszła i znalazła jedyną rzecz z kuźni w tej kuchni i pokazuje mi, że je dopasowała. Ona nie tropi człowieka, Nick. Nigdy tego nie robiła. Ona tropi miejsce. Gdziekolwiek ten liścik się znajdował, jej nos wie, co to za miejsce. — Spojrzałam w dół na mojego sprytnego ptaka. — Pip. Podsuwałaś mi odpowiedź od pierwszej nocy, a ja po prostu nie słuchałam.</w:t>
       </w:r>
     </w:p>
     <w:p>
@@ -2323,13 +2323,13 @@
     <w:p/>
     <w:p>
       <w:r>
-        <w:t xml:space="preserve">Ratusz był staromodnym, zbytnio ozdobnym budynkiem z czerwonej cegły na skraju skweru, z wieżą zegarową, która spieszyła się o cztery minuty tak długo, jak wszyscy pamiętali. Poszłam tam w poniedziałek z Pip, mając dwie sprawy do załatwienia – jedną prawdziwą, a drugą mniej. Prawdziwą sprawą było dopisanie nazwy kręgu do listy festiwalowych pomocników oraz zapytanie, w imieniu miasteczka, a nie nikogo konkretnego, czy Frost Falls mogłoby wysupłać trochę pieniędzy dla Towarzystwa Historycznego, zanim jego dach zawali się na dobre. Mniej prawdziwą sprawą było przyjrzeć się dokładnie i z bliska Verze Reed.</w:t>
-      </w:r>
-    </w:p>
-    <w:p/>
-    <w:p>
-      <w:r>
-        <w:t>Hol ozdobiony był portretami dawnych burmistrzów w pozłacanych ramach, pełnymi samozadowolenia, przy czym niezwykle wielu z nich nosiło nazwisko Blackburn – ten sam długi nos Blackburnów przekazywany z pokolenia na pokolenie na ścianie niczym rodowe srebra. W głębi holu drzwi gabinetu obecnego burmistrza stały otworem. Za szerokim, czystym biurkiem, na którym leżał tylko telefon i skórzana podkładka, siedział sam burmistrz Blackburn, gładki, szary mężczyzna, który odziedziczył po przodkach nos, urząd oraz – o ile ktokolwiek w miasteczku mógł to zauważyć – niewiele ponadto.</w:t>
+        <w:t xml:space="preserve">Ratusz był staromodnym, zbytnio ozdobnym budynkiem z czerwonej cegły na skraju skweru, z wieżą zegarową, która spieszyła się o cztery minuty tak długo, jak wszyscy pamiętali. Poszłam tam w poniedziałek z Pip, mając dwie sprawy do załatwienia — jedną prawdziwą, a drugą mniej. Prawdziwą sprawą było dopisanie nazwy kręgu do listy festiwalowych pomocników oraz zapytanie, w imieniu miasteczka, a nie nikogo konkretnego, czy Frost Falls mogłoby wysupłać trochę pieniędzy dla Towarzystwa Historycznego, zanim jego dach zawali się na dobre. Mniej prawdziwą sprawą było przyjrzeć się dokładnie i z bliska Verze Reed.</w:t>
+      </w:r>
+    </w:p>
+    <w:p/>
+    <w:p>
+      <w:r>
+        <w:t>Hol ozdobiony był portretami dawnych burmistrzów w pozłacanych ramach, pełnymi samozadowolenia, przy czym niezwykle wielu z nich nosiło nazwisko Blackburn — ten sam długi nos Blackburnów przekazywany z pokolenia na pokolenie na ścianie niczym rodowe srebra. W głębi holu drzwi gabinetu obecnego burmistrza stały otworem. Za szerokim, czystym biurkiem, na którym leżał tylko telefon i skórzana podkładka, siedział sam burmistrz Blackburn, gładki, szary mężczyzna, który odziedziczył po przodkach nos, urząd oraz — o ile ktokolwiek w miasteczku mógł to zauważyć — niewiele ponadto.</w:t>
       </w:r>
     </w:p>
     <w:p/>
@@ -2341,13 +2341,13 @@
     <w:p/>
     <w:p>
       <w:r>
-        <w:t>– Pani Claus. Lista festiwalowa?</w:t>
-      </w:r>
-    </w:p>
-    <w:p/>
-    <w:p>
-      <w:r>
-        <w:t>– To, a także pytanie do pana burmistrza, jeśli ma wolną minutę.</w:t>
+        <w:t>— Pani Claus. Lista festiwalowa?</w:t>
+      </w:r>
+    </w:p>
+    <w:p/>
+    <w:p>
+      <w:r>
+        <w:t>— To, a także pytanie do pana burmistrza, jeśli ma wolną minutę.</w:t>
       </w:r>
     </w:p>
     <w:p/>
@@ -2365,25 +2365,25 @@
     <w:p/>
     <w:p>
       <w:r>
-        <w:t>– To szczytny cel – powiedział, kiedy skończyłam. – Theo wykonuje dobrą robotę, na swój sposób. Ale budżet miasteczka to budżet miasteczka, pani Claus, a historia, jeśli wybaczy mi pani te słowa, nie odśnieża dróg w lutym ani nie podtrzymuje płonących latarni. Towarzystwo zawsze radzi sobie samo. Jestem pewien, że staną na nogi, zawsze tak robili. – Posłał mi uśmiech, uśmiech człowieka, który uznał, że wykazał się hojnością, po prostu słuchając. – Być może wasz festiwal okaże się dla nich świetną zbiórką pieniędzy. Ludzie robią się sentymentalni o tej porze roku.</w:t>
-      </w:r>
-    </w:p>
-    <w:p/>
-    <w:p>
-      <w:r>
-        <w:t>– Owszem – zgodziłam się. – To jedna z lepszych ich cech.</w:t>
-      </w:r>
-    </w:p>
-    <w:p/>
-    <w:p>
-      <w:r>
-        <w:t>Przeszło to nad nim bez echa, jak zresztą większość rzeczy. Podziękowałam mu za poświęcony czas, który nic go nie kosztował, a Towarzystwu przyniósłby znacznie mniej niż nic. Potem wyszłam z powrotem do biurka Very, żeby załatwić sprawę, dla której tak naprawdę tu przyszłam – żeby patrzeć i słuchać.</w:t>
-      </w:r>
-    </w:p>
-    <w:p/>
-    <w:p>
-      <w:r>
-        <w:t xml:space="preserve">Miała gotową i równo ułożoną na podkładce listę festiwalową. Kiedy prowadziła po niej pióro, dopisując nasz krąg swoim drobnym, równym pismem, pozwoliłam swoim oczom powędrować po jej biurku – swobodnie, leniwie, ot, kobieta czekająca, aż urzędniczka skończy pracę. To biurko było cudem porządku. Opisane teczki stojące w stojaku. Długi kalendarz ścienny z siatką i notatkami. A za nią, od podłogi do sufitu, ściana szuflad kartotekowych, z których każda miała z przodu małą mosiężną ramkę mieszczącą wpisaną na maszynie kartkę. </w:t>
+        <w:t>— To szczytny cel — powiedział, kiedy skończyłam. — Theo wykonuje dobrą robotę, na swój sposób. Ale budżet miasteczka to budżet miasteczka, pani Claus, a historia, jeśli wybaczy mi pani te słowa, nie odśnieża dróg w lutym ani nie podtrzymuje płonących latarni. Towarzystwo zawsze radzi sobie samo. Jestem pewien, że staną na nogi, zawsze tak robili. — Posłał mi uśmiech, uśmiech człowieka, który uznał, że wykazał się hojnością, po prostu słuchając. — Być może wasz festiwal okaże się dla nich świetną zbiórką pieniędzy. Ludzie robią się sentymentalni o tej porze roku.</w:t>
+      </w:r>
+    </w:p>
+    <w:p/>
+    <w:p>
+      <w:r>
+        <w:t>— Owszem — zgodziłam się. — To jedna z lepszych ich cech.</w:t>
+      </w:r>
+    </w:p>
+    <w:p/>
+    <w:p>
+      <w:r>
+        <w:t>Przeszło to nad nim bez echa, jak zresztą większość rzeczy. Podziękowałam mu za poświęcony czas, który nic go nie kosztował, a Towarzystwu przyniósłby znacznie mniej niż nic. Potem wyszłam z powrotem do biurka Very, żeby załatwić sprawę, dla której tak naprawdę tu przyszłam — żeby patrzeć i słuchać.</w:t>
+      </w:r>
+    </w:p>
+    <w:p/>
+    <w:p>
+      <w:r>
+        <w:t xml:space="preserve">Miała gotową i równo ułożoną na podkładce listę festiwalową. Kiedy prowadziła po niej pióro, dopisując nasz krąg swoim drobnym, równym pismem, pozwoliłam swoim oczom powędrować po jej biurku — swobodnie, leniwie, ot, kobieta czekająca, aż urzędniczka skończy pracę. To biurko było cudem porządku. Opisane teczki stojące w stojaku. Długi kalendarz ścienny z siatką i notatkami. A za nią, od podłogi do sufitu, ściana szuflad kartotekowych, z których każda miała z przodu małą mosiężną ramkę mieszczącą wpisaną na maszynie kartkę. </w:t>
       </w:r>
       <w:r>
         <w:rPr>
@@ -2404,7 +2404,7 @@
     <w:p/>
     <w:p>
       <w:r>
-        <w:t>– Prowadzi pani rejestry nieruchomości – powiedziałam lekko, tak jakbym prowadziła pogawędkę jedynie po to, by zapełnić ciszę skrobania pióra. – Przez cały ten czas wstecz. To musi być przydatne dla ludzi. Założę się, że połowa miasteczka przychodzi do pani, kiedy chcą wiedzieć, kto zbudował ich dom albo gdzie podział się grunt ich babci.</w:t>
+        <w:t>— Prowadzi pani rejestry nieruchomości — powiedziałam lekko, tak jakbym prowadziła pogawędkę jedynie po to, by zapełnić ciszę skrobania pióra. — Przez cały ten czas wstecz. To musi być przydatne dla ludzi. Założę się, że połowa miasteczka przychodzi do pani, kiedy chcą wiedzieć, kto zbudował ich dom albo gdzie podział się grunt ich babci.</w:t>
       </w:r>
     </w:p>
     <w:p/>
@@ -2416,13 +2416,13 @@
     <w:p/>
     <w:p>
       <w:r>
-        <w:t>– Ludzie przychodzą do mnie z najróżniejszymi sprawami – odparła. Jej pióro nie przestało się poruszać. – Głównie po to, żeby narzekać na podatki.</w:t>
-      </w:r>
-    </w:p>
-    <w:p/>
-    <w:p>
-      <w:r>
-        <w:t>– Pytam tylko dlatego, że ostatnio pewna moja przyjaciółka zastanawiała się nad starymi rodzinami. Blackburnami. Skąd wzięły się dawne pieniądze, z czasów założenia miasteczka. Powiedziałam jej, że pani wie lepiej niż ktokolwiek, gdzie w ogóle szukać takich rzeczy.</w:t>
+        <w:t>— Ludzie przychodzą do mnie z najróżniejszymi sprawami — odparła. Jej pióro nie przestało się poruszać. — Głównie po to, żeby narzekać na podatki.</w:t>
+      </w:r>
+    </w:p>
+    <w:p/>
+    <w:p>
+      <w:r>
+        <w:t>— Pytam tylko dlatego, że ostatnio pewna moja przyjaciółka zastanawiała się nad starymi rodzinami. Blackburnami. Skąd wzięły się dawne pieniądze, z czasów założenia miasteczka. Powiedziałam jej, że pani wie lepiej niż ktokolwiek, gdzie w ogóle szukać takich rzeczy.</w:t>
       </w:r>
     </w:p>
     <w:p/>
@@ -2434,13 +2434,13 @@
     <w:p/>
     <w:p>
       <w:r>
-        <w:t xml:space="preserve">Podniosła na mnie wzrok i przez jedną nieostrożną chwilę jej poprawna, zmęczona twarz stała się czymś zupełnie innym – czujnym, niemal zapędzonym w kozi róg, zanim znów nałożyła poprawność niczym pokrywkę na garnek. </w:t>
-      </w:r>
-    </w:p>
-    <w:p/>
-    <w:p>
-      <w:r>
-        <w:t xml:space="preserve">– Nic nie wiem o Blackburnach – rzekła, co brzmiało osobliwie z ust kogoś siedzącego dwa metry od Blackburna rezydującego za otwartymi drzwiami i z aktami Blackburnów wypełniającymi szuflady tuż za jej plecami. – To dział Theo. Towarzystwo Historyczne. Ja tylko prowadzę rejestry. Nie czytam ich. – Przesunęła listę festiwalową po podkładce w moją stronę. – Proszę bardzo. Krąg został dopisany. Czy to wszystko?</w:t>
+        <w:t xml:space="preserve">Podniosła na mnie wzrok i przez jedną nieostrożną chwilę jej poprawna, zmęczona twarz stała się czymś zupełnie innym — czujnym, niemal zapędzonym w kozi róg, zanim znów nałożyła poprawność niczym pokrywkę na garnek. </w:t>
+      </w:r>
+    </w:p>
+    <w:p/>
+    <w:p>
+      <w:r>
+        <w:t xml:space="preserve">— Nic nie wiem o Blackburnach — rzekła, co brzmiało osobliwie z ust kogoś siedzącego dwa metry od Blackburna rezydującego za otwartymi drzwiami i z aktami Blackburnów wypełniającymi szuflady tuż za jej plecami. — To dział Theo. Towarzystwo Historyczne. Ja tylko prowadzę rejestry. Nie czytam ich. — Przesunęła listę festiwalową po podkładce w moją stronę. — Proszę bardzo. Krąg został dopisany. Czy to wszystko?</w:t>
       </w:r>
     </w:p>
     <w:p/>
@@ -2458,7 +2458,7 @@
     <w:p/>
     <w:p>
       <w:r>
-        <w:t xml:space="preserve">– To wszystko – powiedziałam. – Dziękuję, pani Vero. Wygląda pani na wykończoną, jeśli wybaczy mi pani te słowa. Przepracowują panią w tym miejscu niemiłosiernie.</w:t>
+        <w:t xml:space="preserve">— To wszystko — powiedziałam. — Dziękuję, pani Vero. Wygląda pani na wykończoną, jeśli wybaczy mi pani te słowa. Przepracowują panią w tym miejscu niemiłosiernie.</w:t>
       </w:r>
     </w:p>
     <w:p/>
@@ -2470,13 +2470,13 @@
     <w:p/>
     <w:p>
       <w:r>
-        <w:t xml:space="preserve">– Taki sezon – oświadczyła. – A burmistrz płaci pensję jak w miasteczku za pracę na miarę wielkiego miasta, i nigdy nie ma wystarczająco dużo pieniędzy pod koniec miesiąca. W tym roku nikt ich nie ma. Rachunki same się nie zapłacą. – Wydała z siebie cichy, zmęczony śmiech, w którym nie było żadnego humoru. – Niczyje rachunki nie płacą się w tym roku same, prawda, pani Claus?</w:t>
-      </w:r>
-    </w:p>
-    <w:p/>
-    <w:p>
-      <w:r>
-        <w:t>– Nie – odparłam. – Nie płacą.</w:t>
+        <w:t xml:space="preserve">— Taki sezon — oświadczyła. — A burmistrz płaci pensję jak w miasteczku za pracę na miarę wielkiego miasta, i nigdy nie ma wystarczająco dużo pieniędzy pod koniec miesiąca. W tym roku nikt ich nie ma. Rachunki same się nie zapłacą. — Wydała z siebie cichy, zmęczony śmiech, w którym nie było żadnego humoru. — Niczyje rachunki nie płacą się w tym roku same, prawda, pani Claus?</w:t>
+      </w:r>
+    </w:p>
+    <w:p/>
+    <w:p>
+      <w:r>
+        <w:t>— Nie — odparłam. — Nie płacą.</w:t>
       </w:r>
     </w:p>
     <w:p/>
@@ -2488,7 +2488,7 @@
     <w:p/>
     <w:p>
       <w:r>
-        <w:t>Kobieta przygnieciona problemami finansowymi. Kobieta trzymająca klucze do stu lat wiedzy o tym, kto był właścicielem czego, z aktami własności Winter Wonderland Inn gdzieś w tych samych szufladach oraz wszystkim tym, co miasteczko zapisało w 1924 roku, kiedy z wielkiej rezydencji zginęła broszka – o ile cokolwiek w ogóle zostało zapisane. Kobieta, która spięła się na słowa rejestry nieruchomości i stała się podejrzanie gadatliwa w tej samej sekundzie, gdy wypowiedziałam nazwisko Blackburn, po czym oznajmiła mi, mając te rejestry za plecami, że nigdy ich nie czyta.</w:t>
+        <w:t>Kobieta przygnieciona problemami finansowymi. Kobieta trzymająca klucze do stu lat wiedzy o tym, kto był właścicielem czego, z aktami własności Winter Wonderland Inn gdzieś w tych samych szufladach oraz wszystkim tym, co miasteczko zapisało w 1924 roku, kiedy z wielkiej rezydencji zginęła brosza — o ile cokolwiek w ogóle zostało zapisane. Kobieta, która spięła się na słowa rejestry nieruchomości i stała się podejrzanie gadatliwa w tej samej sekundzie, gdy wypowiedziałam nazwisko Blackburn, po czym oznajmiła mi, mając te rejestry za plecami, że nigdy ich nie czyta.</w:t>
       </w:r>
     </w:p>
     <w:p/>
@@ -2521,7 +2521,7 @@
     </w:p>
     <w:p>
       <w:r>
-        <w:t xml:space="preserve">W zarządzie zasiadało sześć osób – cztery starsze i dwie w średnim wieku – rozstawionych wokół rozkładanego stołu, który zupełnie nie pasował do tego pięknego, starego wnętrza. Na stoliku obok syczał warnik z kawą. W rogu sufitu nad oknem brązowa plama po przecieku rozlewała się niczym siniec na tynku, a na parapecie postawiono cynowe wiaderko, by łapać kapiącą wodę. Nikt nie wspominał o wiaderku. Wszyscy zerkali na nie, a potem szybko odwracali wzrok.</w:t>
+        <w:t xml:space="preserve">W zarządzie zasiadało sześć osób — cztery starsze i dwie w średnim wieku — rozstawionych wokół rozkładanego stołu, który zupełnie nie pasował do tego pięknego, starego wnętrza. Na stoliku obok syczał warnik z kawą. W rogu sufitu nad oknem brązowa plama po przecieku rozlewała się niczym siniec na tynku, a na parapecie postawiono cynowe wiaderko, by łapać kapiącą wodę. Nikt nie wspominał o wiaderku. Wszyscy zerkali na nie, a potem szybko odwracali wzrok.</w:t>
       </w:r>
     </w:p>
     <w:p>
@@ -2536,17 +2536,17 @@
     </w:p>
     <w:p>
       <w:r>
-        <w:t xml:space="preserve">Dotacja od miasteczka, obcięta o jedną trzecią. Dach, wyceniony na sumę, która sprawiła, że jeden ze starszych panów aż się wzdrygnął. Piec, spisany na straty przez fachowca, który przyjechał go obejrzeć i który – jak relacjonował Theo – powiedział, że dziwi się, iż przetrwał on zeszłą zimę. Fundusz żelazny, ten skrawek, który z niego został, uszczuplany przez dwa kolejne lata, żeby opłacić prąd, i teraz już niemal go nie było. Składki członkowskie, które pokrywały, jak oznajmił Theo, wpatrując się w kartkę, a nie w zebranych, „w przybliżeniu koszt kawy”.</w:t>
-      </w:r>
-    </w:p>
-    <w:p>
-      <w:r>
-        <w:t>– Zatem – odezwała się jedna ze starszych kobiet, pani Pelletier, ta, która porządkowała fotografie, gdy skończył – chcesz nam powiedzieć, Theo, że możemy utrzymać drzwi otwarte do Nowego Roku. A potem już nie.</w:t>
-      </w:r>
-    </w:p>
-    <w:p>
-      <w:r>
-        <w:t xml:space="preserve">– Taka jest arytmetyka. – Theo zdjął okulary i przycisnął palce do nasady nosa, a jego opanowany głos na moment się załamał. – Składałem wnioski wszędzie. Chcę, żebyście wszyscy o tym wiedzieli. Każda dotacja, każda fundacja, każdy fundusz w trzech stanach. Mam teczkę pełną odmian. Mógłbym nią wytapetować ten pokój i przynajmniej wtedy byłoby tu sucho. – Kilkoro z nich parsknęło śmiechem – tym smutnym, bezradnym śmiechem ludzi, którym skończyły się wszelkie opcje. – Miasteczko nie pomoże. Sam poszedłem do burmistrza wiosną, a pani Claus poszła tam znowu dziś rano, i on powtarza to samo co zawsze. Historia nie odśnieża dróg. – Odłożył okulary na papiery. – Nie wiem, czego jeszcze próbować. Próbowałem być rozsądny. Próbowałem być żałosny. Nie wstydzę się wam powiedzieć, że próbowałem być żałosny, na piśmie, pisząc do pewnej fundacji w mieście, a oni odesłali bardzo miły list z odmową.</w:t>
+        <w:t xml:space="preserve">Dotacja od miasteczka, obcięta o jedną trzecią. Dach, wyceniony na sumę, która sprawiła, że jeden ze starszych panów aż się wzdrygnął. Piec, spisany na straty przez fachowca, który przyjechał go obejrzeć i który — jak relacjonował Theo — powiedział, że dziwi się, iż przetrwał on zeszłą zimę. Fundusz żelazny, ten skrawek, który z niego został, uszczuplany przez dwa kolejne lata, żeby opłacić prąd, i teraz już niemal go nie było. Składki członkowskie, które pokrywały, jak oznajmił Theo, wpatrując się w kartkę, a nie w zebranych, „w przybliżeniu koszt kawy”.</w:t>
+      </w:r>
+    </w:p>
+    <w:p>
+      <w:r>
+        <w:t>— Zatem — odezwała się jedna ze starszych kobiet, pani Pelletier, ta, która porządkowała fotografie, gdy skończył — chcesz nam powiedzieć, Theo, że możemy utrzymać drzwi otwarte do Nowego Roku. A potem już nie.</w:t>
+      </w:r>
+    </w:p>
+    <w:p>
+      <w:r>
+        <w:t xml:space="preserve">— Taka jest arytmetyka. — Theo zdjął okulary i przycisnął palce do nasady nosa, a jego opanowany głos na moment się załamał. — Składałem wnioski wszędzie. Chcę, żebyście wszyscy o tym wiedzieli. Każda dotacja, każda fundacja, każdy fundusz w trzech stanach. Mam teczkę pełną odmian. Mógłbym nią wytapetować ten pokój i przynajmniej wtedy byłoby tu sucho. — Kilkoro z nich parsknęło śmiechem — tym smutnym, bezradnym śmiechem ludzi, którym skończyły się wszelkie opcje. — Miasteczko nie pomoże. Sam poszedłem do burmistrza wiosną, a pani Claus poszła tam znowu dziś rano, i on powtarza to samo co zawsze. Historia nie odśnieża dróg. — Odłożył okulary na papiery. — Nie wiem, czego jeszcze próbować. Próbowałem być rozsądny. Próbowałem być żałosny. Nie wstydzę się wam powiedzieć, że próbowałem być żałosny, na piśmie, pisząc do pewnej fundacji w mieście, a oni odesłali bardzo miły list z odmową.</w:t>
       </w:r>
     </w:p>
     <w:p>
@@ -2576,7 +2576,7 @@
     </w:p>
     <w:p>
       <w:r>
-        <w:t>– To piękna historia – powiedziałam. Serce pękło mi odrobinę, bo to była piękna historia, a on był dobrym człowiekiem w zimnym pokoju, do którego lała się woda.</w:t>
+        <w:t>— To piękna historia — powiedziałam. Serce pękło mi odrobinę, bo to była piękna historia, a on był dobrym człowiekiem w zimnym pokoju, do którego lała się woda.</w:t>
       </w:r>
     </w:p>
     <w:p>
@@ -2597,22 +2597,22 @@
     </w:p>
     <w:p>
       <w:r>
-        <w:t xml:space="preserve">– Pani Claus! I Pip! – Wyszedł zza biurka i przykucnął, żeby przywitać pingwina, który przyjął to z godnością składającej wizytę arystokratki. – Nigdy bym się tego nie spodziewał, ale pingwin to dokładnie taki członek klubu, jakiego mi brakowało. Stworzony na zimę. Urodzony pływak. Ludzie w kółko mi powtarzają, że powinienem wstawić basen, a ja na to, że nie mam miejsca, ale dla Pip znalazłbym przestrzeń.</w:t>
-      </w:r>
-    </w:p>
-    <w:p>
-      <w:r>
-        <w:t xml:space="preserve">– Przejęłaby go w niecały tydzień – powiedziałam. – Już nigdy nie miałby pan toru tylko dla siebie.</w:t>
-      </w:r>
-    </w:p>
-    <w:p>
-      <w:r>
-        <w:t>Zaśmiał się i wyprostował. I wtedy to zobaczyłam – to, w przypadku czego w połowie miałam nadzieję, że go nie zobaczę, a w połowie musiałam. Pod uśmiechem był wyczerpany do cna. Jego oczy spowijały ciemne cienie. Sam uśmiech układał się o włos zbyt sztywno w kącikach, drżąc jak coś trzymanego siłą woli zbyt długo.</w:t>
-      </w:r>
-    </w:p>
-    <w:p>
-      <w:r>
-        <w:t xml:space="preserve">Umieściłam Jamala na mojej liście z uczciwych powodów. Pomagał Theo przy wystawie, przez większą część tygodnia dźwigając ciężkie gabloty do archiwum i z powrotem. Miał kłopoty finansowe, o których wiedziało całe miasteczko – rozbudowa siłowni utknęła w martwym punkcie, pożyczka utknęła gdzieś w powolnych trybach banku. Człowiek z długami i swobodnym dostępem do archiwum, który trzymał w rękach pudła Blackburnów. Byłoby niedbalstwem na niego nie spojrzeć.</w:t>
+        <w:t xml:space="preserve">— Pani Claus! I Pip! — Wyszedł zza biurka i przykucnął, żeby przywitać pingwina, który przyjął to z godnością składającej wizytę arystokratki. — Nigdy bym się tego nie spodziewał, ale pingwin to dokładnie taki członek klubu, jakiego mi brakowało. Stworzony na zimę. Urodzony pływak. Ludzie w kółko mi powtarzają, że powinienem wstawić basen, a ja na to, że nie mam miejsca, ale dla Pip znalazłbym przestrzeń.</w:t>
+      </w:r>
+    </w:p>
+    <w:p>
+      <w:r>
+        <w:t xml:space="preserve">— Przejęłaby go w niecały tydzień — powiedziałam. — Już nigdy nie miałby pan toru tylko dla siebie.</w:t>
+      </w:r>
+    </w:p>
+    <w:p>
+      <w:r>
+        <w:t>Zaśmiał się i wyprostował. I wtedy to zobaczyłam — to, w przypadku czego w połowie miałam nadzieję, że go nie zobaczę, a w połowie musiałam. Pod uśmiechem był wyczerpany do cna. Jego oczy spowijały ciemne cienie. Sam uśmiech układał się o włos zbyt sztywno w kącikach, drżąc jak coś trzymanego siłą woli zbyt długo.</w:t>
+      </w:r>
+    </w:p>
+    <w:p>
+      <w:r>
+        <w:t xml:space="preserve">Umieściłam Jamala na mojej liście z uczciwych powodów. Pomagał Theo przy wystawie, przez większą część tygodnia dźwigając ciężkie gabloty do archiwum i z powrotem. Miał kłopoty finansowe, o których wiedziało całe miasteczko — rozbudowa siłowni utknęła w martwym punkcie, pożyczka utknęła gdzieś w powolnych trybach banku. Człowiek z długami i swobodnym dostępem do archiwum, który trzymał w rękach pudła Blackburnów. Byłoby niedbalstwem na niego nie spojrzeć.</w:t>
       </w:r>
     </w:p>
     <w:p>
@@ -2622,7 +2622,7 @@
     </w:p>
     <w:p>
       <w:r>
-        <w:t xml:space="preserve">– Rozbudowa – rzekłam, kiwając głową w stronę tylnej ściany, gdzie z surowych kantówek zrobiono ramę otworu na drzwi, który następnie zostawiono, zasłaniając szczelinę folią malarską, falującą lekko na przeciągu. – Jak idzie?</w:t>
+        <w:t xml:space="preserve">— Rozbudowa — rzekłam, kiwając głową w stronę tylnej ściany, gdzie z surowych kantówek zrobiono ramę otworu na drzwi, który następnie zostawiono, zasłaniając szczelinę folią malarską, falującą lekko na przeciągu. — Jak idzie?</w:t>
       </w:r>
     </w:p>
     <w:p>
@@ -2632,17 +2632,17 @@
     </w:p>
     <w:p>
       <w:r>
-        <w:t xml:space="preserve">– Powoli – przyznał. – Bank siedzi na pożyczce. Już trzeci miesiąc. Za każdym razem, kiedy myślimy, że jesteśmy na mecie, chcą jeszcze jednego formularza, jeszcze jednej cyfry, jeszcze jednego miesiąca wyciągów. – Odwrócił wzrok, patrzył na jasną, nową podłogę. – Nie będę pani okłamywał, pani Claus, to trudne. Włożyłem w to miejsce wszystko. Wszystko, co miałem, i sporą część tego, czego nie miałem. Są noce, kiedy robię rachunki, a potem leżę i nie śpię.</w:t>
-      </w:r>
-    </w:p>
-    <w:p>
-      <w:r>
-        <w:t>– To brzemię, które ciężko dźwigać w pojedynkę – powiedziałam.</w:t>
-      </w:r>
-    </w:p>
-    <w:p>
-      <w:r>
-        <w:t xml:space="preserve">– Owszem. – Wypuścił długo powietrze, a potem, ponieważ matka najwyraźniej wychowała go tak, by nie narzekać bez gotowego planu, wyprostował ramiona. – Ale oto co z tym robię, skoro pani pyta – wolę powiedzieć wprost, niż żeby się pani martwiła. Wziąłem zlecenie na ochronę festiwalu. Nocki, cały weekend, pilnowanie budek, sceny i sprzętu, żeby nic nie dostało nóg w ciemnościach. I dodałem poranne zajęcia, obóz kondycyjny o piątej trzydzieści, zanim jeszcze zacznie się zwykły dzień. – Wzruszył ramionami, a uśmiech stał się tym razem szczerszy. – Nie rozwiąże pani kłopotów finansowych, pani Claus, żywiąc co do nich pobożne życzenia. Rozwiązuje się je, pracując dłużej, niż trwa problem. To jedyny sposób, jaki znam, i jeszcze mnie nie zawiódł, tylko jest powolny i boli.</w:t>
+        <w:t xml:space="preserve">— Powoli — przyznał. — Bank siedzi na pożyczce. Już trzeci miesiąc. Za każdym razem, kiedy myślimy, że jesteśmy na mecie, chcą jeszcze jednego formularza, jeszcze jednej cyfry, jeszcze jednego miesiąca wyciągów. — Odwrócił wzrok, patrzył na jasną, nową podłogę. — Nie będę pani okłamywał, pani Claus, to trudne. Włożyłem w to miejsce wszystko. Wszystko, co miałem, i sporą część tego, czego nie miałem. Są noce, kiedy robię rachunki, a potem leżę i nie śpię.</w:t>
+      </w:r>
+    </w:p>
+    <w:p>
+      <w:r>
+        <w:t>— To brzemię, które ciężko dźwigać w pojedynkę — powiedziałam.</w:t>
+      </w:r>
+    </w:p>
+    <w:p>
+      <w:r>
+        <w:t xml:space="preserve">— Owszem. — Wypuścił długo powietrze, a potem, ponieważ matka najwyraźniej wychowała go tak, by nie narzekać bez gotowego planu, wyprostował ramiona. — Ale oto co z tym robię, skoro pani pyta — wolę powiedzieć wprost, niż żeby się pani martwiła. Wziąłem zlecenie na ochronę festiwalu. Nocki, cały weekend, pilnowanie budek, sceny i sprzętu, żeby nic nie dostało nóg w ciemnościach. I dodałem poranne zajęcia, obóz kondycyjny o piątej trzydzieści, zanim jeszcze zacznie się zwykły dzień. — Wzruszył ramionami, a uśmiech stał się tym razem szczerszy. — Nie rozwiąże pani kłopotów finansowych, pani Claus, żywiąc co do nich pobożne życzenia. Rozwiązuje się je, pracując dłużej, niż trwa problem. To jedyny sposób, jaki znam, i jeszcze mnie nie zawiódł, tylko jest powolny i boli.</w:t>
       </w:r>
     </w:p>
     <w:p>
@@ -2657,32 +2657,32 @@
     </w:p>
     <w:p>
       <w:r>
-        <w:t xml:space="preserve">– Pomagał pan Theo przy wystawie – rzekłam. – Tyle tych starych papierów. Czy rzucił pan na coś okiem, kiedy pan tam był? Na rzeczy Blackburnów, te stare listy?</w:t>
-      </w:r>
-    </w:p>
-    <w:p>
-      <w:r>
-        <w:t xml:space="preserve">– Rzucić okiem? – Zaśmiał się, zaskoczony tym pytaniem. – Pani Claus, ja dźwigałem gabloty po dwie naraz i starałem się nie przebić stopą stuletniego krzesła. Nie przeczytałem ani jednego słowa. Nie potrafiłbym odróżnić Blackburna od jeżyny. Theo wpychał mi w ręce pudło i mówił: „Uważaj teraz, ostrożnie, to jest cenne”, a ja niosłem to cenne pudło tam, gdzie pokazał, i szedłem prosto po następne. – Pokręcił głową, uśmiechając się na to wspomnienie. – Pod koniec tygodnia byłem tak wypluty, że podpisałbym cokolwiek za pozwolenie, żeby usiąść. Tak wyglądała moja kariera historyka.</w:t>
-      </w:r>
-    </w:p>
-    <w:p>
-      <w:r>
-        <w:t>Powiedział to lekko, nie zdając sobie sprawy, że cokolwiek mi wyjawił, a ja zachowałam spokojną minę, słysząc to małe, czyste kliknięcie, jakie to wywołało w moim wnętrzu. Nie czytał listów. Nosił pudła z oczami utkwionymi we własne stopy. Cokolwiek szantażysta wyczytał w papierach Blackburnów, broszka, kamień, lombard – Jamal nigdy nie miał tego przed oczami. Trzymał to w ramionach, zamknięte w pudle, i nigdy do środka nie zajrzał.</w:t>
-      </w:r>
-    </w:p>
-    <w:p>
-      <w:r>
-        <w:t xml:space="preserve">– Cóż – powiedziałam. – Jest pan dobrym przyjacielem dla Theo, pożyczając mu tyle siły, kiedy sam ma pan kłopoty. Myślę, że bardzo tego potrzebował.</w:t>
-      </w:r>
-    </w:p>
-    <w:p>
-      <w:r>
-        <w:t xml:space="preserve">– To dobry człowiek. – Jego uśmiech złagodniał. – Ale przez cały ten czas zamartwiał się tym miejscem na śmierć. Było to po nim widać. Tak, jakby ten budynek był chorym krewnym, przy którym czuwał. Potrafił przerwać mówienie mi, gdzie postawić gablotę, i po prostu wpatrywać się w zaciek na suficie na zapleczu, jakby ten osobiście go mordował. – Pokręcił głową. – Mam nadzieję, że ktoś mu pomoże. Sam dałbym mu pieniądze, gdybym jakieś miał, ale w tym roku jestem chyba ostatnią osobą w tym miasteczku, którą można prosić o gotówkę.</w:t>
-      </w:r>
-    </w:p>
-    <w:p>
-      <w:r>
-        <w:t xml:space="preserve">– Jest pan właściwą osobą, żeby prosić pana o siłę – rzekłam. – I o życzliwość. One też się liczą.</w:t>
+        <w:t xml:space="preserve">— Pomagał pan Theo przy wystawie — rzekłam. — Tyle tych starych papierów. Czy rzucił pan na coś okiem, kiedy pan tam był? Na rzeczy Blackburnów, te stare listy?</w:t>
+      </w:r>
+    </w:p>
+    <w:p>
+      <w:r>
+        <w:t xml:space="preserve">— Rzucić okiem? — Zaśmiał się, zaskoczony tym pytaniem. — Pani Claus, ja dźwigałem gabloty po dwie naraz i starałem się nie przebić stopą stuletniego krzesła. Nie przeczytałem ani jednego słowa. Nie potrafiłbym odróżnić Blackburna od jeżyny. Theo wpychał mi w ręce pudło i mówił: „Uważaj teraz, ostrożnie, to jest cenne”, a ja niosłem to cenne pudło tam, gdzie pokazał, i szedłem prosto po następne. — Pokręcił głową, uśmiechając się na to wspomnienie. — Pod koniec tygodnia byłem tak wypluty, że podpisałbym cokolwiek za pozwolenie, żeby usiąść. Tak wyglądała moja kariera historyka.</w:t>
+      </w:r>
+    </w:p>
+    <w:p>
+      <w:r>
+        <w:t>Powiedział to lekko, nie zdając sobie sprawy, że cokolwiek mi wyjawił, a ja zachowałam spokojną minę, słysząc to małe, czyste kliknięcie, jakie to wywołało w moim wnętrzu. Nie czytał listów. Nosił pudła z oczami utkwionymi we własne stopy. Cokolwiek szantażysta wyczytał w papierach Blackburnów, brosza, kamień, lombard — Jamal nigdy nie miał tego przed oczami. Trzymał to w ramionach, zamknięte w pudle, i nigdy do środka nie zajrzał.</w:t>
+      </w:r>
+    </w:p>
+    <w:p>
+      <w:r>
+        <w:t xml:space="preserve">— Cóż — powiedziałam. — Jest pan dobrym przyjacielem dla Theo, pożyczając mu tyle siły, kiedy sam ma pan kłopoty. Myślę, że bardzo tego potrzebował.</w:t>
+      </w:r>
+    </w:p>
+    <w:p>
+      <w:r>
+        <w:t xml:space="preserve">— To dobry człowiek. — Jego uśmiech złagodniał. — Ale przez cały ten czas zamartwiał się tym miejscem na śmierć. Było to po nim widać. Tak, jakby ten budynek był chorym krewnym, przy którym czuwał. Potrafił przerwać mówienie mi, gdzie postawić gablotę, i po prostu wpatrywać się w zaciek na suficie na zapleczu, jakby ten osobiście go mordował. — Pokręcił głową. — Mam nadzieję, że ktoś mu pomoże. Sam dałbym mu pieniądze, gdybym jakieś miał, ale w tym roku jestem chyba ostatnią osobą w tym miasteczku, którą można prosić o gotówkę.</w:t>
+      </w:r>
+    </w:p>
+    <w:p>
+      <w:r>
+        <w:t xml:space="preserve">— Jest pan właściwą osobą, żeby prosić pana o siłę — rzekłam. — I o życzliwość. One też się liczą.</w:t>
       </w:r>
     </w:p>
     <w:p>
@@ -2732,7 +2732,7 @@
         <w:t xml:space="preserve"/>
       </w:r>
       <w:r>
-        <w:t xml:space="preserve"> Tego ranka, gdy wstąpiłam po cynamonki dla Nicka, śnieg w środku nie chciał opaść. Wirował i wirował, choć nikogo nie było w pobliżu – mała zamieć kręciła się w kółko za szkłem. Greta narzuciła na połowę kuli ściereczkę kuchenną, jak gdyby to miało pomóc, i sprzedawała bułeczki obok niej z tą niezłomną wesołością kobiety, która postanowiła udawać, że kuli śnieżnej nie ma.</w:t>
+        <w:t xml:space="preserve"> Tego ranka, gdy wstąpiłam po cynamonki dla Nicka, śnieg w środku nie chciał opaść. Wirował i wirował, choć nikogo nie było w pobliżu — mała zamieć kręciła się w kółko za szkłem. Greta narzuciła na połowę kuli ściereczkę kuchenną, jak gdyby to miało pomóc, i sprzedawała bułeczki obok niej z tą niezłomną wesołością kobiety, która postanowiła udawać, że kuli śnieżnej nie ma.</w:t>
       </w:r>
     </w:p>
     <w:p/>
@@ -2744,7 +2744,7 @@
     <w:p/>
     <w:p>
       <w:r>
-        <w:t>– Dzień dobry, pani Claus – powiedziała Greta. – Proszę nie zwracać uwagi na tę kulę. Robi tak od świtu. – Przesunęła w moją stronę moje bułeczki. – Myślę, że to przez ten duży mikser. Trzęsie całą ladą.</w:t>
+        <w:t>— Dzień dobry, pani Claus — powiedziała Greta. — Proszę nie zwracać uwagi na tę kulę. Robi tak od świtu. — Przesunęła w moją stronę moje bułeczki. — Myślę, że to przez ten duży mikser. Trzęsie całą ladą.</w:t>
       </w:r>
     </w:p>
     <w:p/>
@@ -2756,7 +2756,7 @@
     <w:p/>
     <w:p>
       <w:r>
-        <w:t>– Opadnie – powiedziałam z większą pewnością, niż faktycznie czułam. – W końcu. Zawsze opadają.</w:t>
+        <w:t>— Opadnie — powiedziałam z większą pewnością, niż faktycznie czułam. — W końcu. Zawsze opadają.</w:t>
       </w:r>
     </w:p>
     <w:p/>
@@ -2774,13 +2774,13 @@
     <w:p/>
     <w:p>
       <w:r>
-        <w:t>– Pani Claus! – Nawet się nie odwrócił. – Tym razem to Prancer! Prancer! Siedzi w fontannie, a przecież nawet nie ma w niej wody, i nie chce wyjść, a wokół zbiera się tłum, i próbowałem wszystkiego, próbowałem cukru, próbowałem surowości, próbowałem przemawiać jej do rozumu, co, przyznaję, było optymistyczne. – Pociągnął mocniej, a Prancer spojrzała na niego ze spokojną obojętnością stworzenia, które nie miało zamiaru nigdzie się ruszać. – Dwie uciekły. Dwie! Prancer w fontannie, a Vixen jakoś wlazła do sali parafialnej i zjadła słomę ze stajenki betlejemskiej, i wcale a wcale jej nie jest żal, widać, że wcale jej nie jest żal, niech pani spojrzy, och, jej tu nie ma, ona jest przy kościele, ale gdyby tu była, widziałaby pani, że nie żałuje ani trochę.</w:t>
-      </w:r>
-    </w:p>
-    <w:p/>
-    <w:p>
-      <w:r>
-        <w:t xml:space="preserve">Wokół rzeczywiście zebrał się niewielki, zachwycony tłumek. Pojawiły się dzieci – jak to zwykle bywa w ułamku sekundy, gdy tylko w pobliżu pojawia się renifer – i wspinały się na krawędź fontanny, żeby ją pogłaskać, piszcząc z radości. Nieznany mi mężczyzna robił Prancer zdjęcia dla wnuków, a stary pan Kim z warsztatu samochodowego wyciągnął na chodnik składane krzesło, żeby przyglądać się całemu widowisku z zadowoloną miną kogoś, kto trafił na dobry spektakl.</w:t>
+        <w:t>— Pani Claus! — Nawet się nie odwrócił. — Tym razem to Prancer! Prancer! Siedzi w fontannie, a przecież nawet nie ma w niej wody, i nie chce wyjść, a wokół zbiera się tłum, i próbowałem wszystkiego, próbowałem cukru, próbowałem surowości, próbowałem przemawiać jej do rozumu, co, przyznaję, było optymistyczne. — Pociągnął mocniej, a Prancer spojrzała na niego ze spokojną obojętnością stworzenia, które nie miało zamiaru nigdzie się ruszać. — Dwie uciekły. Dwie! Prancer w fontannie, a Vixen jakoś wlazła do sali parafialnej i zjadła słomę ze stajenki betlejemskiej, i wcale a wcale jej nie jest żal, widać, że wcale jej nie jest żal, niech pani spojrzy, och, jej tu nie ma, ona jest przy kościele, ale gdyby tu była, widziałaby pani, że nie żałuje ani trochę.</w:t>
+      </w:r>
+    </w:p>
+    <w:p/>
+    <w:p>
+      <w:r>
+        <w:t xml:space="preserve">Wokół rzeczywiście zebrał się niewielki, zachwycony tłumek. Pojawiły się dzieci — jak to zwykle bywa w ułamku sekundy, gdy tylko w pobliżu pojawia się renifer — i wspinały się na krawędź fontanny, żeby ją pogłaskać, piszcząc z radości. Nieznany mi mężczyzna robił Prancer zdjęcia dla wnuków, a stary pan Kim z warsztatu samochodowego wyciągnął na chodnik składane krzesło, żeby przyglądać się całemu widowisku z zadowoloną miną kogoś, kto trafił na dobry spektakl.</w:t>
       </w:r>
     </w:p>
     <w:p/>
@@ -2792,13 +2792,13 @@
     <w:p/>
     <w:p>
       <w:r>
-        <w:t>– Bram – powiedziałam. – Przestań ciągnąć. Coś sobie wywichniesz, ty albo ona.</w:t>
-      </w:r>
-    </w:p>
-    <w:p/>
-    <w:p>
-      <w:r>
-        <w:t xml:space="preserve">Podeszłam do fontanny, położyłam dłoń na ciepłym karku Prancer i pochyliłam się blisko. – Nic na tym skwerze nie jest nawet w połowie tak ciepłe jak dom – powiedziałam cicho, tylko do niej. – Jeśli chcesz ciepła, wracaj do domu. Idź i zobacz.</w:t>
+        <w:t>— Bram — powiedziałam. — Przestań ciągnąć. Coś sobie wywichniesz, ty albo ona.</w:t>
+      </w:r>
+    </w:p>
+    <w:p/>
+    <w:p>
+      <w:r>
+        <w:t xml:space="preserve">Podeszłam do fontanny, położyłam dłoń na ciepłym karku Prancer i pochyliłam się blisko. — Nic na tym skwerze nie jest nawet w połowie tak ciepłe jak dom — powiedziałam cicho, tylko do niej. — Jeśli chcesz ciepła, wracaj do domu. Idź i zobacz.</w:t>
       </w:r>
     </w:p>
     <w:p/>
@@ -2810,13 +2810,13 @@
     <w:p/>
     <w:p>
       <w:r>
-        <w:t>– Zmierza w stronę warsztatu – powiedział Bram, otrzepując kolana z liści. – Wszyscy teraz chcą do warsztatu. Dlaczego wszyscy nagle chcą do warsztatu, pani Claus? Co on tam ma?</w:t>
-      </w:r>
-    </w:p>
-    <w:p/>
-    <w:p>
-      <w:r>
-        <w:t>– Musisz go zapytać – odparłam. – Ale czują to stąd, dokładnie tak samo jak te lampki. Wszystko zmierza w tę samą stronę, Bram. Do domu. – Patrzyłam, jak Prancer mija zakręt i znika w górze alejki. – Jest wołana.</w:t>
+        <w:t>— Zmierza w stronę warsztatu — powiedział Bram, otrzepując kolana z liści. — Wszyscy teraz chcą do warsztatu. Dlaczego wszyscy nagle chcą do warsztatu, pani Claus? Co on tam ma?</w:t>
+      </w:r>
+    </w:p>
+    <w:p/>
+    <w:p>
+      <w:r>
+        <w:t>— Musisz go zapytać — odparłam. — Ale czują to stąd, dokładnie tak samo jak te lampki. Wszystko zmierza w tę samą stronę, Bram. Do domu. — Patrzyłam, jak Prancer mija zakręt i znika w górze alejki. — Jest wołana.</w:t>
       </w:r>
     </w:p>
     <w:p/>
@@ -2828,7 +2828,7 @@
     <w:p/>
     <w:p>
       <w:r>
-        <w:t>– Wołana do domu – mruknął. – No proszę. Przypuszczam, że to nie najgorsza rzecz, jaką zwierzak może robić. Albo elf. – Westchnął. – Pójdę wyciągnąć Vixen z kościoła, zanim zje figury z szopki.</w:t>
+        <w:t>— Wołana do domu — mruknął. — No proszę. Przypuszczam, że to nie najgorsza rzecz, jaką zwierzak może robić. Albo elf. — Westchnął. — Pójdę wyciągnąć Vixen z kościoła, zanim zje figury z szopki.</w:t>
       </w:r>
     </w:p>
     <w:p/>
@@ -2867,12 +2867,12 @@
     </w:p>
     <w:p>
       <w:r>
-        <w:t>– Ona wie, co tam jest – powiedziała Olivia.</w:t>
-      </w:r>
-    </w:p>
-    <w:p>
-      <w:r>
-        <w:t xml:space="preserve">– Wie, że to błyszczy – odparłam. – Nic więcej jej nie trzeba.</w:t>
+        <w:t>— Ona wie, co tam jest — powiedziała Olivia.</w:t>
+      </w:r>
+    </w:p>
+    <w:p>
+      <w:r>
+        <w:t xml:space="preserve">— Wie, że to błyszczy — odparłam. — Nic więcej jej nie trzeba.</w:t>
       </w:r>
     </w:p>
     <w:p>
@@ -2882,12 +2882,12 @@
     </w:p>
     <w:p>
       <w:r>
-        <w:t>– Po kolana – skorygowałam. – W liściach.</w:t>
-      </w:r>
-    </w:p>
-    <w:p>
-      <w:r>
-        <w:t>– Pan Kim opowiada to inaczej. – Ivy zaśmiała się tym swoim donośnym, swobodnym śmiechem, który wypełnił cały sklep.</w:t>
+        <w:t>— Po kolana — skorygowałam. — W liściach.</w:t>
+      </w:r>
+    </w:p>
+    <w:p>
+      <w:r>
+        <w:t>— Pan Kim opowiada to inaczej. — Ivy zaśmiała się tym swoim donośnym, swobodnym śmiechem, który wypełnił cały sklep.</w:t>
       </w:r>
     </w:p>
     <w:p>
@@ -2897,17 +2897,17 @@
     </w:p>
     <w:p>
       <w:r>
-        <w:t xml:space="preserve">– Każdy w tym miasteczku chce gadać o reniferze – stwierdziła. – A o zamknięciu Towarzystwa Historycznego nikt nie chce mówić.</w:t>
-      </w:r>
-    </w:p>
-    <w:p>
-      <w:r>
-        <w:t>– Claire o tym pisze – rzuciła Ellie. – Prawda, Claire?</w:t>
-      </w:r>
-    </w:p>
-    <w:p>
-      <w:r>
-        <w:t xml:space="preserve">– W jutrzejszej gazecie. Strona trzecia. – Claire nie oderwała wzroku od drutów. – Zagłosowali za utrzymaniem drzwi otwartych do stycznia, a co będzie potem, nikt nie wie. Siedziałam tam przez dwie godziny. Theo bez przerwy przepraszał za ten dach, jakby sam w nim wyciął tę dziurę.</w:t>
+        <w:t xml:space="preserve">— Każdy w tym miasteczku chce gadać o reniferze — stwierdziła. — A o zamknięciu Towarzystwa Historycznego nikt nie chce mówić.</w:t>
+      </w:r>
+    </w:p>
+    <w:p>
+      <w:r>
+        <w:t>— Claire o tym pisze — rzuciła Ellie. — Prawda, Claire?</w:t>
+      </w:r>
+    </w:p>
+    <w:p>
+      <w:r>
+        <w:t xml:space="preserve">— W jutrzejszej gazecie. Strona trzecia. — Claire nie oderwała wzroku od drutów. — Zagłosowali za utrzymaniem drzwi otwartych do stycznia, a co będzie potem, nikt nie wie. Siedziałam tam przez dwie godziny. Theo bez przerwy przepraszał za ten dach, jakby sam w nim wyciął tę dziurę.</w:t>
       </w:r>
     </w:p>
     <w:p>
@@ -2917,37 +2917,37 @@
     </w:p>
     <w:p>
       <w:r>
-        <w:t>– A skoro mowa o Towarzystwie – odezwała się Ivy – czy ktoś jeszcze spotkał tego faceta z biblioteki?</w:t>
-      </w:r>
-    </w:p>
-    <w:p>
-      <w:r>
-        <w:t>– Neil Carter – odparła Claire.</w:t>
-      </w:r>
-    </w:p>
-    <w:p>
-      <w:r>
-        <w:t xml:space="preserve">– Zaczepił mnie pod bankiem. Chciał wiedzieć, czy moja babcia miała jakąś starą biżuterię i czy cokolwiek z tego pochodziło od Blackburnów. – Ivy pokręciła głową. – Moja babcia miała jedną kameę z kiermaszu przy kościele. Powiedziałam mu, że może ją sobie wziąć.</w:t>
-      </w:r>
-    </w:p>
-    <w:p>
-      <w:r>
-        <w:t>– Mnie pytał o to samo na poczcie – wtrąciła Ellie. – Był przy tym niezwykle uprzejmy.</w:t>
-      </w:r>
-    </w:p>
-    <w:p>
-      <w:r>
-        <w:t>– To handlarz – zauważyła Dot. – Albo oszust. Oni też bywają uprzejmi.</w:t>
-      </w:r>
-    </w:p>
-    <w:p>
-      <w:r>
-        <w:t>– Ojej, Dot. Przecież ma wizytówkę.</w:t>
-      </w:r>
-    </w:p>
-    <w:p>
-      <w:r>
-        <w:t>– Każdy oszust w New Hampshire ją ma.</w:t>
+        <w:t>— A skoro mowa o Towarzystwie — odezwała się Ivy — czy ktoś jeszcze spotkał tego faceta z biblioteki?</w:t>
+      </w:r>
+    </w:p>
+    <w:p>
+      <w:r>
+        <w:t>— Neil Carter — odparła Claire.</w:t>
+      </w:r>
+    </w:p>
+    <w:p>
+      <w:r>
+        <w:t xml:space="preserve">— Zaczepił mnie pod bankiem. Chciał wiedzieć, czy moja babcia miała jakąś starą biżuterię i czy cokolwiek z tego pochodziło od Blackburnów. — Ivy pokręciła głową. — Moja babcia miała jedną kameę z kiermaszu przy kościele. Powiedziałam mu, że może ją sobie wziąć.</w:t>
+      </w:r>
+    </w:p>
+    <w:p>
+      <w:r>
+        <w:t>— Mnie pytał o to samo na poczcie — wtrąciła Ellie. — Był przy tym niezwykle uprzejmy.</w:t>
+      </w:r>
+    </w:p>
+    <w:p>
+      <w:r>
+        <w:t>— To handlarz — zauważyła Dot. — Albo oszust. Oni też bywają uprzejmi.</w:t>
+      </w:r>
+    </w:p>
+    <w:p>
+      <w:r>
+        <w:t>— Ojej, Dot. Przecież ma wizytówkę.</w:t>
+      </w:r>
+    </w:p>
+    <w:p>
+      <w:r>
+        <w:t>— Każdy oszust w New Hampshire ją ma.</w:t>
       </w:r>
     </w:p>
     <w:p>
@@ -2957,7 +2957,7 @@
     </w:p>
     <w:p>
       <w:r>
-        <w:t>– Poznałaś go. Co o nim sądzisz?</w:t>
+        <w:t>— Poznałaś go. Co o nim sądzisz?</w:t>
       </w:r>
     </w:p>
     <w:p>
@@ -2967,7 +2967,7 @@
     </w:p>
     <w:p>
       <w:r>
-        <w:t xml:space="preserve">– Bardzo interesuje się Blackburnami – przyznałam. – Chętnie dowiedziałabym się, kto mu za to płaci.</w:t>
+        <w:t xml:space="preserve">— Bardzo interesuje się Blackburnami — przyznałam. — Chętnie dowiedziałabym się, kto mu za to płaci.</w:t>
       </w:r>
     </w:p>
     <w:p>
@@ -2977,7 +2977,7 @@
     </w:p>
     <w:p>
       <w:r>
-        <w:t>– Masz jego wizytówkę? – zapytała.</w:t>
+        <w:t>— Masz jego wizytówkę? — zapytała.</w:t>
       </w:r>
     </w:p>
     <w:p>
@@ -2987,7 +2987,7 @@
     </w:p>
     <w:p>
       <w:r>
-        <w:t>– Dajcie mi czas do jutrzejszego wieczora – powiedziała.</w:t>
+        <w:t>— Dajcie mi czas do jutrzejszego wieczora — powiedziała.</w:t>
       </w:r>
     </w:p>
     <w:p>
@@ -2997,22 +2997,22 @@
     </w:p>
     <w:p>
       <w:r>
-        <w:t xml:space="preserve">– Widział ktoś Fionę w tym tygodniu? Nie była na żadnym zebraniu komitetu. Zawsze zajmuje się stoiskiem z ciastami.</w:t>
-      </w:r>
-    </w:p>
-    <w:p>
-      <w:r>
-        <w:t>– Nadal się nim zajmuje – odparła Olivia. – Mówiła mi o tym w niedzielę.</w:t>
-      </w:r>
-    </w:p>
-    <w:p>
-      <w:r>
-        <w:t>– Wyglądała na zmęczoną – stwierdziła Martha, patrząc na mnie.</w:t>
-      </w:r>
-    </w:p>
-    <w:p>
-      <w:r>
-        <w:t xml:space="preserve">– Gospoda pęka w szwach przed festiwalem – wyjaśniłam. – Ledwo trzyma się na nogach.</w:t>
+        <w:t xml:space="preserve">— Widział ktoś Fionę w tym tygodniu? Nie była na żadnym zebraniu komitetu. Zawsze zajmuje się stoiskiem z ciastami.</w:t>
+      </w:r>
+    </w:p>
+    <w:p>
+      <w:r>
+        <w:t>— Nadal się nim zajmuje — odparła Olivia. — Mówiła mi o tym w niedzielę.</w:t>
+      </w:r>
+    </w:p>
+    <w:p>
+      <w:r>
+        <w:t>— Wyglądała na zmęczoną — stwierdziła Martha, patrząc na mnie.</w:t>
+      </w:r>
+    </w:p>
+    <w:p>
+      <w:r>
+        <w:t xml:space="preserve">— Gospoda pęka w szwach przed festiwalem — wyjaśniłam. — Ledwo trzyma się na nogach.</w:t>
       </w:r>
     </w:p>
     <w:p>
@@ -3032,12 +3032,12 @@
     </w:p>
     <w:p>
       <w:r>
-        <w:t>– Matka woła na niego Max – powiedziała Dot, przyglądając mi się uważnie. – Każdy nauczyciel w tej szkole woła na niego Max. Mogłaś sobie oszczędzić sześć liter.</w:t>
-      </w:r>
-    </w:p>
-    <w:p>
-      <w:r>
-        <w:t xml:space="preserve">– Będzie chciał całego imienia na rękawiczce – odpowiedziałam i skończyłam literę N.</w:t>
+        <w:t>— Matka woła na niego Max — powiedziała Dot, przyglądając mi się uważnie. — Każdy nauczyciel w tej szkole woła na niego Max. Mogłaś sobie oszczędzić sześć liter.</w:t>
+      </w:r>
+    </w:p>
+    <w:p>
+      <w:r>
+        <w:t xml:space="preserve">— Będzie chciał całego imienia na rękawiczce — odpowiedziałam i skończyłam literę N.</w:t>
       </w:r>
     </w:p>
     <w:p>
@@ -3047,12 +3047,12 @@
     </w:p>
     <w:p>
       <w:r>
-        <w:t>Tego wieczoru Nick zaparzył herbatę, tę mocną, czarną, którą trzymał na okazje wymagające głębokiego namysłu, a ja zrobiłam listę – tym razem prawdziwą, na papierze. Lista, którą dotąd prowadziłam w głowie, zaczynała powoli układać się tak, jak tego chciałam.</w:t>
-      </w:r>
-    </w:p>
-    <w:p>
-      <w:r>
-        <w:t xml:space="preserve">Wypisałam imiona po lewej stronie kartki. Sam. Neil. Jamal. Vera. Theo. A u góry zapisałam tylko dwa pytania, które miały jakiekolwiek znaczenie, dwa pytania, na które szantażysta musiałby odpowiedzieć twierdząco – na oba, inaczej to nie był on. </w:t>
+        <w:t>Tego wieczoru Nick zaparzył herbatę, tę mocną, czarną, którą trzymał na okazje wymagające głębokiego namysłu, a ja zrobiłam listę — tym razem prawdziwą, na papierze. Lista, którą dotąd prowadziłam w głowie, zaczynała powoli układać się tak, jak tego chciałam.</w:t>
+      </w:r>
+    </w:p>
+    <w:p>
+      <w:r>
+        <w:t xml:space="preserve">Wypisałam imiona po lewej stronie kartki. Sam. Neil. Jamal. Vera. Theo. A u góry zapisałam tylko dwa pytania, które miały jakiekolwiek znaczenie, dwa pytania, na które szantażysta musiałby odpowiedzieć twierdząco — na oba, inaczej to nie był on. </w:t>
       </w:r>
       <w:r>
         <w:rPr>
@@ -3063,7 +3063,7 @@
     </w:p>
     <w:p>
       <w:r>
-        <w:t>– Zacznij od tych łatwych – powiedział Nick, rozsiadając się naprzeciwko mnie z kubkiem i zdmuchując z niego parę. – Opowiedz to sobie na głos. Tak ci się lepiej myśli i zawsze tak było, cokolwiek opowiadasz ludziom o swoim wielkim, spokojnym umyśle.</w:t>
+        <w:t>— Zacznij od tych łatwych — powiedział Nick, rozsiadając się naprzeciwko mnie z kubkiem i zdmuchując z niego parę. — Opowiedz to sobie na głos. Tak ci się lepiej myśli i zawsze tak było, cokolwiek opowiadasz ludziom o swoim wielkim, spokojnym umyśle.</w:t>
       </w:r>
     </w:p>
     <w:p>
@@ -3073,17 +3073,17 @@
     </w:p>
     <w:p>
       <w:r>
-        <w:t xml:space="preserve">– Jamal nosił pudła, ale żadnego nie otworzył – powiedziałam. – Sam mi to powiedział i wierzę mu. Cała jego kariera historyka sprowadzała się do zasady „ostrożnie, to jest cenne”. Przez cały tydzień dotykał sekretu tylko z zewnątrz i nigdy do niego nie zajrzał. A ten człowiek pracuje na trzy etaty, żeby uczciwie wyjść na prostą, prowadzi obóz kondycyjny o piątej trzydzieści rano i pilnuje festiwalu w nocy. To nie on. – Przekreśliłam imię Jamala zdecydowaną kreską. – Miał okazję, ale nie miał wiedzy. Zresztą nie miałby do tego serca, co dla mnie ma znaczenie, nawet jeśli nie przeszłoby to w sądzie.</w:t>
-      </w:r>
-    </w:p>
-    <w:p>
-      <w:r>
-        <w:t>– Zgadzam się. – Nick upił łyk. – Sam?</w:t>
-      </w:r>
-    </w:p>
-    <w:p>
-      <w:r>
-        <w:t xml:space="preserve">– Sam nie miał żadnej szansy. Nigdy nie postawił stopy w archiwum, twierdzi, że od kurzu kicha, i w to też wierzę. Powiedział mi, że stare rodziny to dział Theo, i mówił poważnie. – Puknęłam palcem w kartkę. – Zapach kuźni umieścił go na liście i myślę, że ten sam zapach kuźni go z niej zdejmie, ponieważ Pip powtarza mi od pierwszej nocy, że ta notatka pachnie miejscem, w którym Sam trzyma żelazo, a nie samym Samem. A żelazo Sama czuć w holu Winter Wonderland Inn. Wszystko, co zostaje w tym holu, przesiąka zapachem jego ognia. Wszystko.</w:t>
+        <w:t xml:space="preserve">— Jamal nosił pudła, ale żadnego nie otworzył — powiedziałam. — Sam mi to powiedział i wierzę mu. Cała jego kariera historyka sprowadzała się do zasady „ostrożnie, to jest cenne”. Przez cały tydzień dotykał sekretu tylko z zewnątrz i nigdy do niego nie zajrzał. A ten człowiek pracuje na trzy etaty, żeby uczciwie wyjść na prostą, prowadzi obóz kondycyjny o piątej trzydzieści rano i pilnuje festiwalu w nocy. To nie on. — Przekreśliłam imię Jamala zdecydowaną kreską. — Miał okazję, ale nie miał wiedzy. Zresztą nie miałby do tego serca, co dla mnie ma znaczenie, nawet jeśli nie przeszłoby to w sądzie.</w:t>
+      </w:r>
+    </w:p>
+    <w:p>
+      <w:r>
+        <w:t>— Zgadzam się. — Nick upił łyk. — Sam?</w:t>
+      </w:r>
+    </w:p>
+    <w:p>
+      <w:r>
+        <w:t xml:space="preserve">— Sam nie miał żadnej szansy. Nigdy nie postawił stopy w archiwum, twierdzi, że od kurzu kicha, i w to też wierzę. Powiedział mi, że stare rodziny to dział Theo, i mówił poważnie. — Puknęłam palcem w kartkę. — Zapach kuźni umieścił go na liście i myślę, że ten sam zapach kuźni go z niej zdejmie, ponieważ Pip powtarza mi od pierwszej nocy, że ta notatka pachnie miejscem, w którym Sam trzyma żelazo, a nie samym Samem. A żelazo Sama czuć w holu Winter Wonderland Inn. Wszystko, co zostaje w tym holu, przesiąka zapachem jego ognia. Wszystko.</w:t>
       </w:r>
     </w:p>
     <w:p>
@@ -3098,12 +3098,12 @@
     </w:p>
     <w:p>
       <w:r>
-        <w:t xml:space="preserve">– Chcę to udowodnić, zanim go całkowicie oczyszczę – powiedziałam. – Ale dałabym sobie za to głowę uciąć. Zapach wskazuje na gospodę, a nie na człowieka.</w:t>
-      </w:r>
-    </w:p>
-    <w:p>
-      <w:r>
-        <w:t>– A twój głośny pan Carter?</w:t>
+        <w:t xml:space="preserve">— Chcę to udowodnić, zanim go całkowicie oczyszczę — powiedziałam. — Ale dałabym sobie za to głowę uciąć. Zapach wskazuje na gospodę, a nie na człowieka.</w:t>
+      </w:r>
+    </w:p>
+    <w:p>
+      <w:r>
+        <w:t>— A twój głośny pan Carter?</w:t>
       </w:r>
     </w:p>
     <w:p>
@@ -3113,7 +3113,7 @@
     </w:p>
     <w:p>
       <w:r>
-        <w:t xml:space="preserve">– To jest ktoś, z kim nie potrafię dojść do ładu. Wiem, że wie wszystko to, co wie szantażysta. Broszka, pojedynczy kamień, Ridgeline – wszystko. Dotarł do tego od strony Blackburnów, od strony prawników spadkowych, i prześledził to niemal do drzwi Constance. – Obróciłam kubek na stole o powolne pół obrotu. – Ale on o tym opowiada wszystkim. Rozdaje wizytówki. Siedział w bibliotece publicznej i wyśpiewał mi to wszystko, zanim zdążyłam w ogóle zapytać. Szantażysta się ukrywa, Nick. Cała jego siła tkwi w ukryciu. A Neil Carter robi dokładnie na odwrót przez cały boży dzień. Więc albo wcale nie jest naszym człowiekiem, albo jest najsprytniejszym z całej paczki i robi wokół broszki tyle uczciwego szumu, że nikt w miasteczku nie spojrzałby dwa razy na człowieka, który mówi o niej najgłośniej. – Postawiłam znak zapytania obok Neila. – Nie jestem gotowa, żeby go skreślić. Ale powiem jedno. Zna sekret, wszedł w jego posiadanie uczciwie i nigdy nie zbliżył się do Fiony po ani centa. Podchodzi do niej po odpowiedzi, za dnia, z notesem w ręku.</w:t>
+        <w:t xml:space="preserve">— To jest ktoś, z kim nie potrafię dojść do ładu. Wiem, że wie wszystko to, co wie szantażysta. Broszka, pojedynczy kamień, Ridgeline — wszystko. Dotarł do tego od strony Blackburnów, od strony prawników spadkowych, i prześledził to niemal do drzwi Constance. — Obróciłam kubek na stole o powolne pół obrotu. — Ale on o tym opowiada wszystkim. Rozdaje wizytówki. Siedział w bibliotece publicznej i wyśpiewał mi to wszystko, zanim zdążyłam w ogóle zapytać. Szantażysta się ukrywa, Nick. Cała jego siła tkwi w ukryciu. A Neil Carter robi dokładnie na odwrót przez cały boży dzień. Więc albo wcale nie jest naszym człowiekiem, albo jest najsprytniejszym z całej paczki i robi wokół broszy tyle uczciwego szumu, że nikt w miasteczku nie spojrzałby dwa razy na człowieka, który mówi o niej najgłośniej. — Postawiłam znak zapytania obok Neila. — Nie jestem gotowa, żeby go skreślić. Ale powiem jedno. Zna sekret, wszedł w jego posiadanie uczciwie i nigdy nie zbliżył się do Fiony po ani centa. Podchodzi do niej po odpowiedzi, za dnia, z notesem w ręku.</w:t>
       </w:r>
     </w:p>
     <w:p>
@@ -3123,12 +3123,12 @@
     </w:p>
     <w:p>
       <w:r>
-        <w:t>– Zostaje dwoje – powiedział.</w:t>
-      </w:r>
-    </w:p>
-    <w:p>
-      <w:r>
-        <w:t xml:space="preserve">– Zostaje dwoje. – Spojrzałam na kartkę i wcale tego nie chciałam. Vera. Theo. Dwa imiona, przy których nie mogłam postawić kreski. – I to mnie właśnie martwi. Ze wszystkich na tej liście jedyni dwoje, których nie potrafię oczyścić, to ci, którzy trzymają klucze do starych papierów miasteczka. Vera przechowuje akty własności i dokumenty nieruchomości, wiek tego, co do kogo należało, a gdzieś pośród nich spoczywa akt własności gospody. Zesztywniała jak kij od szczotki i oświadczyła mi, że nigdy nie czyta dokumentów, które trzyma tuż za plecami. I Theo. – Zmusiłam się, żeby powiedzieć to powoli. – Theo mieszka w archiwum. Listy Blackburnów były pod jego opieką, w jego rękach. A najciekawsze z nich, te same, które mówiłyby o zaginięciu broszki i o tym, gdzie trafiła, to te, o których ogłosił całemu miasteczku, wstając na środku sali, że zaginęły.</w:t>
+        <w:t>— Zostaje dwoje — powiedział.</w:t>
+      </w:r>
+    </w:p>
+    <w:p>
+      <w:r>
+        <w:t xml:space="preserve">— Zostaje dwoje. — Spojrzałam na kartkę i wcale tego nie chciałam. Vera. Theo. Dwa imiona, przy których nie mogłam postawić kreski. — I to mnie właśnie martwi. Ze wszystkich na tej liście jedyni dwoje, których nie potrafię oczyścić, to ci, którzy trzymają klucze do starych papierów miasteczka. Vera przechowuje akty własności i dokumenty nieruchomości, wiek tego, co do kogo należało, a gdzieś pośród nich spoczywa akt własności gospody. Zesztywniała jak kij od szczotki i oświadczyła mi, że nigdy nie czyta dokumentów, które trzyma tuż za plecami. I Theo. — Zmusiłam się, żeby powiedzieć to powoli. — Theo mieszka w archiwum. Listy Blackburnów były pod jego opieką, w jego rękach. A najciekawsze z nich, te same, które mówiłyby o zaginięciu broszy i o tym, gdzie trafiła, to te, o których ogłosił całemu miasteczku, wstając na środku sali, że zaginęły.</w:t>
       </w:r>
     </w:p>
     <w:p>
@@ -3138,32 +3138,32 @@
     </w:p>
     <w:p>
       <w:r>
-        <w:t>– Nie chcesz, żeby to był Theo – powiedział łagodnie Nick.</w:t>
-      </w:r>
-    </w:p>
-    <w:p>
-      <w:r>
-        <w:t xml:space="preserve">– Nie chcę, żeby to był ktokolwiek. – Przycisnąłam obie dłonie płasko do stołu po obu stronach kartki. – Chcę, żeby cała ta historia okazała się pomyłką. Chcę, żeby Neil okazał się sprytnym szelmą, żeby to był jakiś obcy, którego przywiało do miasteczka, a nie przyjaciel, który mieszka tu od trzydziestu lat. Ale pragnienia to nie dowody, Nick, nigdy nie były, a każdy fakt, do którego docieram, układa się w ten sam kształt, a w środku tego kształtu widnieje imię Theo. Listy wyszły z archiwum. Notatka jest napisana na papierze z archiwum. A człowiek, który tym archiwum zarządza, jest zdesperowany. Stukał do każdych uczciwych drzwi i wszędzie odbijał się od ściany. – Potrząsnęłam głową. – To okropny kształt. Cały czas mam nadzieję, że kolejny fakt go rozbije. A tymczasem kolejny fakt tylko dokłada do niego kolejny kamień.</w:t>
-      </w:r>
-    </w:p>
-    <w:p>
-      <w:r>
-        <w:t xml:space="preserve">– W takim razie to przetestuj – odparł Nick – zamiast siedzieć tu w kuchni i drżeć przed tym, co w niczym nie pomogło i nigdy nie pomoże. Idź i spójrz na tę jedną rzecz, na którą jeszcze porządnie nie spojrzałaś. Na same listy albo na miejsce, w którym powinny się znajdować. – Wyciągnął rękę przez stół i położył swoją ciepłą dłoń płasko na mojej zmarzniętej. – Theo przydałaby się para rąk do porządkowania tego archiwum. Idź i mu je zaoferuj. A pomagając, dowiedz się jednej jedynej rzeczy. Czy słowa w tym liściku pasują do słów w listach, które zaginęły. Ponieważ jeśli tak, Jess, to ten, kto napisał tę notatkę, nie tylko czytał papiery Blackburnów ogólnie. On trzymał w rękach dokładnie tamte listy. A w Frost Falls jest bardzo krótka lista ludzi, którzy mogliby to powiedzieć.</w:t>
-      </w:r>
-    </w:p>
-    <w:p>
-      <w:r>
-        <w:t>Miał rację. Prawie zawsze miał rację, i to w taki sposób, który nie sprawiał, że czułam się mała przez to, że sama na to nie wpadłam. Złożyłam listę na pół i wsunęłam ją do kieszeni wiszącego na haku płaszcza, obok notatki i czerwonej wstążki – wszystkie dowody w jednej kieszeni. Potem siedziałam jeszcze chwilę w ciepłej kuchni z jego dłonią na mojej, zbierając w sobie siły na coś, czego wcale nie chciałam robić.</w:t>
-      </w:r>
-    </w:p>
-    <w:p>
-      <w:r>
-        <w:t xml:space="preserve">– Niedługo – powiedziałam. – Najpierw muszę pozamykać dwie sprawy. Sam i ten nieznajomy. Chcę, żeby obaj odpadli na dobre, zostali oczyszczeni ponad wszelką wątpliwość, zanim pozwolę sobie wejść do tego archiwum i przyjrzeć się bliżej Theo. Winna mu jestem tyle, by nie rzucać na niego podejrzeń, dopóki nie zostanie nikt inny do sprawdzenia. A potem pójdę, obejrzę listy i dowiem się, czy słowa się zgadzają.</w:t>
-      </w:r>
-    </w:p>
-    <w:p>
-      <w:r>
-        <w:t>– W takim razie niedługo – zgodził się Nick. A potem, ponieważ znał mnie na wylot, dodał: – I Jess. Cokolwiek znajdziesz w tym archiwum, kiedy już tam dotrzesz... Znalezienie prawdy i zdecydowanie, co z nią zrobić, to dwie różne rzeczy, a ty musisz zrobić tylko to pierwsze. Możesz dowiedzieć się, że to Theo, a potem nadal móc wybrać, jak to się skończy. Nie pozwól, żeby samo odkrycie tak cię przeraziło, byś uwierzyła, że zakończenie zostało już napisane.</w:t>
+        <w:t>— Nie chcesz, żeby to był Theo — powiedział łagodnie Nick.</w:t>
+      </w:r>
+    </w:p>
+    <w:p>
+      <w:r>
+        <w:t xml:space="preserve">— Nie chcę, żeby to był ktokolwiek. — Przycisnąłam obie dłonie płasko do stołu po obu stronach kartki. — Chcę, żeby cała ta historia okazała się pomyłką. Chcę, żeby Neil okazał się sprytnym szelmą, żeby to był jakiś obcy, którego przywiało do miasteczka, a nie przyjaciel, który mieszka tu od trzydziestu lat. Ale pragnienia to nie dowody, Nick, nigdy nie były, a każdy fakt, do którego docieram, układa się w ten sam kształt, a w środku tego kształtu widnieje imię Theo. Listy wyszły z archiwum. Notatka jest napisana na papierze z archiwum. A człowiek, który tym archiwum zarządza, jest zdesperowany. Stukał do każdych uczciwych drzwi i wszędzie odbijał się od ściany. — Potrząsnęłam głową. — To okropny kształt. Cały czas mam nadzieję, że kolejny fakt go rozbije. A tymczasem kolejny fakt tylko dokłada do niego kolejny kamień.</w:t>
+      </w:r>
+    </w:p>
+    <w:p>
+      <w:r>
+        <w:t xml:space="preserve">— W takim razie to przetestuj — odparł Nick — zamiast siedzieć tu w kuchni i drżeć przed tym, co w niczym nie pomogło i nigdy nie pomoże. Idź i spójrz na tę jedną rzecz, na którą jeszcze porządnie nie spojrzałaś. Na same listy albo na miejsce, w którym powinny się znajdować. — Wyciągnął rękę przez stół i położył swoją ciepłą dłoń płasko na mojej zmarzniętej. — Theo przydałaby się para rąk do porządkowania tego archiwum. Idź i mu je zaoferuj. A pomagając, dowiedz się jednej jedynej rzeczy. Czy słowa w tym liściku pasują do słów w listach, które zaginęły. Ponieważ jeśli tak, Jess, to ten, kto napisał tę notatkę, nie tylko czytał papiery Blackburnów ogólnie. On trzymał w rękach dokładnie tamte listy. A w Frost Falls jest bardzo krótka lista ludzi, którzy mogliby to powiedzieć.</w:t>
+      </w:r>
+    </w:p>
+    <w:p>
+      <w:r>
+        <w:t>Miał rację. Prawie zawsze miał rację, i to w taki sposób, który nie sprawiał, że czułam się mała przez to, że sama na to nie wpadłam. Złożyłam listę na pół i wsunęłam ją do kieszeni wiszącego na haku płaszcza, obok notatki i czerwonej wstążki — wszystkie dowody w jednej kieszeni. Potem siedziałam jeszcze chwilę w ciepłej kuchni z jego dłonią na mojej, zbierając w sobie siły na coś, czego wcale nie chciałam robić.</w:t>
+      </w:r>
+    </w:p>
+    <w:p>
+      <w:r>
+        <w:t xml:space="preserve">— Niedługo — powiedziałam. — Najpierw muszę pozamykać dwie sprawy. Sam i ten nieznajomy. Chcę, żeby obaj odpadli na dobre, zostali oczyszczeni ponad wszelką wątpliwość, zanim pozwolę sobie wejść do tego archiwum i przyjrzeć się bliżej Theo. Winna mu jestem tyle, by nie rzucać na niego podejrzeń, dopóki nie zostanie nikt inny do sprawdzenia. A potem pójdę, obejrzę listy i dowiem się, czy słowa się zgadzają.</w:t>
+      </w:r>
+    </w:p>
+    <w:p>
+      <w:r>
+        <w:t>— W takim razie niedługo — zgodził się Nick. A potem, ponieważ znał mnie na wylot, dodał: — I Jess. Cokolwiek znajdziesz w tym archiwum, kiedy już tam dotrzesz… Znalezienie prawdy i zdecydowanie, co z nią zrobić, to dwie różne rzeczy, a ty musisz zrobić tylko to pierwsze. Możesz dowiedzieć się, że to Theo, a potem nadal móc wybrać, jak to się skończy. Nie pozwól, żeby samo odkrycie tak cię przeraziło, byś uwierzyła, że zakończenie zostało już napisane.</w:t>
       </w:r>
     </w:p>
     <w:p>
@@ -3185,7 +3185,7 @@
     <w:p/>
     <w:p>
       <w:r>
-        <w:t>Nie było go w kuźni. Znajdował się w gospodzie, stojąc na drabinie opartej o werandę i mocując ostatnie żelazne wsporniki; w zębach trzymał śruby, a na poręczy spoczywała poziomica. Zeszedł na dół, ostrożny, gdy tylko mnie zauważył na chodniku. Kiedy rozmawialiśmy po raz ostatni, krążyłam wokół niego, nie mówiąc wprost o co chodzi, i on to wyczuł, nawet jeśli nie potrafił tego nazwać.</w:t>
+        <w:t xml:space="preserve">Nie było go w kuźni. Znajdował się w gospodzie, stojąc na drabinie opartej o ganek i mocując ostatnie żelazne wsporniki; w zębach trzymał śruby, a na poręczy spoczywała poziomica. Zeszedł na dół, ostrożny, gdy tylko mnie zauważył na chodniku. Kiedy rozmawialiśmy po raz ostatni, krążyłam wokół niego, nie mówiąc wprost o co chodzi, i on to wyczuł, nawet jeśli nie potrafił tego nazwać.</w:t>
       </w:r>
     </w:p>
     <w:p/>
@@ -3209,7 +3209,7 @@
     <w:p/>
     <w:p>
       <w:r>
-        <w:t xml:space="preserve">Przeszliśmy na spokojny koniec werandy, poza zasięg słuchu z holu, dokąd poranne słońce jeszcze nie dotarło i gdzie widać było nasz oddech. Opowiedziałam mu o wszystkim. Nie całą historię. Ale przynajmniej jej zarys. Że Fiona miała poważne kłopoty. Że ktoś ją szantażował w sprawie jakiejś starej rodzinnej historii, czegoś, co wydarzyło się sto lat temu i w żaden sposób nie było jej winą. Że to dlatego stała się dziwna i blada, dlaczego nie mogła mu zapłacić i dlaczego unikała jego wzroku. Że po prostu się bała, panie Samie, a nie była zimna. Nigdy zimna.</w:t>
+        <w:t xml:space="preserve">Przeszliśmy na spokojny koniec ganku, poza zasięg słuchu z holu, dokąd poranne słońce jeszcze nie dotarło i gdzie widać było nasz oddech. Opowiedziałam mu o wszystkim. Nie całą historię. Ale przynajmniej jej zarys. Że Fiona miała poważne kłopoty. Że ktoś ją szantażował w sprawie jakiejś starej rodzinnej historii, czegoś, co wydarzyło się sto lat temu i w żaden sposób nie było jej winą. Że to dlatego stała się dziwna i blada, dlaczego nie mogła mu zapłacić i dlaczego unikała jego wzroku. Że po prostu się bała, panie Samie, a nie była zimna. Nigdy zimna.</w:t>
       </w:r>
     </w:p>
     <w:p/>
@@ -3221,7 +3221,7 @@
     <w:p/>
     <w:p>
       <w:r>
-        <w:t xml:space="preserve">— Szantaż. — Wypowiedział to słowo cicho, jakby miało gorzki posmak. — Fiona. A ja stałem na jej werandzie przez trzy tygodnie, wściekając się o dwadzieścia dolarów, podczas gdy ona dźwigała coś takiego. — Przycisnął nasadę dłoni mocno do czoła, pozostawiając tam smugę sadzy. — Niech pani jej powie, że wszystko jej darowane. Te dwadzieścia dolarów, całe zamówienie, każdy cent; niech pani jej powie, że nigdy więcej nie chcę o tym słyszeć do końca życia. O Boże. Pogorszyłem sprawę, prawda? Nękałem ją o pieniądze, kiedy ona tonęła. Pogorszyłem sprawę i nawet o tym nie wiedziałem.</w:t>
+        <w:t xml:space="preserve">— Szantaż. — Wypowiedział to słowo cicho, jakby miało gorzki posmak. — Fiona. A ja stałem na jej ganku przez trzy tygodnie, wściekając się o dwadzieścia dolarów, podczas gdy ona dźwigała coś takiego. — Przycisnął nasadę dłoni mocno do czoła, pozostawiając tam smugę sadzy. — Niech pani jej powie, że wszystko jej darowane. Te dwadzieścia dolarów, całe zamówienie, każdy cent; niech pani jej powie, że nigdy więcej nie chcę o tym słyszeć do końca życia. O Boże. Pogorszyłem sprawę, prawda? Nękałem ją o pieniądze, kiedy ona tonęła. Pogorszyłem sprawę i nawet o tym nie wiedziałem.</w:t>
       </w:r>
     </w:p>
     <w:p/>
@@ -3239,13 +3239,13 @@
     <w:p/>
     <w:p>
       <w:r>
-        <w:t xml:space="preserve">I oto był ostatni dowód, choć przyszłam się pojednać, a nie go szukać. Gdyby to Sam Patel napisał te liściki, nie stałby teraz na zimnej werandzie Fiony z poziomicą w ręku, blady jak ściana, oferując mi pomoc w złapaniu samego siebie. Cała ta teoria rozsypywała się w pył, gdy tylko spojrzało mu się w oczy.</w:t>
-      </w:r>
-    </w:p>
-    <w:p/>
-    <w:p>
-      <w:r>
-        <w:t xml:space="preserve">Zapach na liściku nigdy nie należał do Sama. To był zapach jego pracy. Kowal wykańcza żelazo, wypalając w nie olej, gdy metal jest jeszcze gorący, a nowe wyroby kowalskie zachowują ten dym przez całe tygodnie. Hol Fiony był nim przesiąknięty – poręcz schodów, ekran kominkowy, wsporniki montowane na werandzie, a płaszcz i torba z narzędziami Sama wisiały przy jej drzwiach codziennie przez trzy tygodnie. Każdy papier leżący na tym biurku chłonął ten zapach. Liścik leżał tam również. Wskazówka, która postawiła go na pierwszym miejscu mojej listy, przez cały czas mówiła mi tylko tyle, gdzie ten liścik się znajdował. A nie kto go napisał. Czytałam to od końca. Teraz mogłam przeczytać to tak, jak należało, a właściwa interpretacja oczyszczała go całkowicie i bezdyskusyjnie.</w:t>
+        <w:t xml:space="preserve">I oto był ostatni dowód, choć przyszłam się pojednać, a nie go szukać. Gdyby to Sam Patel napisał te liściki, nie stałby teraz na zimnym ganku Fiony z poziomicą w ręku, blady jak ściana, oferując mi pomoc w złapaniu samego siebie. Cała ta teoria rozsypywała się w pył, gdy tylko spojrzało mu się w oczy.</w:t>
+      </w:r>
+    </w:p>
+    <w:p/>
+    <w:p>
+      <w:r>
+        <w:t xml:space="preserve">Zapach na liściku nigdy nie należał do Sama. To był zapach jego pracy. Kowal wykańcza żelazo, wypalając w nie olej, gdy metal jest jeszcze gorący, a nowe wyroby kowalskie zachowują ten dym przez całe tygodnie. Hol Fiony był nim przesiąknięty — poręcz schodów, ekran kominkowy, wsporniki montowane na ganku, a płaszcz i torba z narzędziami Sama wisiały przy jej drzwiach codziennie przez trzy tygodnie. Każdy papier leżący na tym biurku chłonął ten zapach. Liścik leżał tam również. Wskazówka, która postawiła go na pierwszym miejscu mojej listy, przez cały czas mówiła mi tylko tyle, gdzie ten liścik się znajdował. A nie kto go napisał. Czytałam to od końca. Teraz mogłam przeczytać to tak, jak należało, a właściwa interpretacja oczyszczała go całkowicie i bezdyskusyjnie.</w:t>
       </w:r>
     </w:p>
     <w:p/>
@@ -3314,7 +3314,7 @@
     </w:p>
     <w:p>
       <w:r>
-        <w:t>— Moja przyjaciółka jest szantażowana — rzekłam. — Z powodu pańskiej broszki. Z powodu tego, gdzie trafiła w 1924 roku, kto ją wziął i co kupiono za pieniądze, które przyniosła. Ktoś grozi, że zrujnuje jej rodzinę tą historią, jeśli nie zapłaci pół miliona dolarów, których nie ma i których nie uzbierałaby przez dziesięć lat.</w:t>
+        <w:t>— Moja przyjaciółka jest szantażowana — rzekłam. — Z powodu pańskiej broszy. Z powodu tego, gdzie trafiła w 1924 roku, kto ją wziął i co kupiono za pieniądze, które przyniosła. Ktoś grozi, że zrujnuje jej rodzinę tą historią, jeśli nie zapłaci pół miliona dolarów, których nie ma i których nie uzbierałaby przez dziesięć lat.</w:t>
       </w:r>
     </w:p>
     <w:p>
@@ -3324,12 +3324,12 @@
     </w:p>
     <w:p>
       <w:r>
-        <w:t xml:space="preserve">— Pół miliona. — Odchylił się i cicho gwizdnął. — Dobry Boże. Ktoś doi potomkinię. O rzecz, której prawo nie może tknąć. — Potrząsnął powoli głową, a w geście tym kryła się odraza, prawdziwa odraza. — To okrutne, pani Claus, i głupie. Nie ma żadnego zarzutu, jaki ktokolwiek mógłby teraz postawić w sprawie tej broszki. Spadek Blackburnów nie chce pieniędzy pani przyjaciółki, a już na pewno nie chce jej skóry. Chce jednej linijki w księdze rachunkowej, która mówi, dokąd trafił ten przedmiot, żeby prawnicy mogli zamknąć akta i przestać wysyłać sobie rachunki. Ktokolwiek wykrwawia pani przyjaciółkę, sprzedaje jej strach, który nie jest nawet prawdziwy. Wstyd to jedyna broń, jaką w tym ma. Nie ma już żadnej sprawy sądowej, nie po stu latach.</w:t>
-      </w:r>
-    </w:p>
-    <w:p>
-      <w:r>
-        <w:t>To była, jak pomyślałam, najbardziej pożyteczna rzecz, jaką ktokolwiek mi powiedział w całej tej sprawie, a on oddał ją za darmo, z każdym słowem oczyszczając się jeszcze bardziej. Szantażista handluje rozmiarem groźby. Neil właśnie mi powiedział, niepytany, że ta groźba była pusta, że broszka nie mogła skrzywdzić Fiony w żadnym sądzie na świecie, że jedyną ostrą krawędzią, jaka w niej została, był jej lęk przed spojrzeniami miasteczka. Człowiek prowadzący wymuszenie obciąłby sobie język, zanim by mi to powiedział. Pozwoliłby temu strachowi trwać, ponieważ strach był całym jego towarem.</w:t>
+        <w:t xml:space="preserve">— Pół miliona. — Odchylił się i cicho gwizdnął. — Dobry Boże. Ktoś doi potomkinię. O rzecz, której prawo nie może tknąć. — Potrząsnął powoli głową, a w geście tym kryła się odraza, prawdziwa odraza. — To okrutne, pani Claus, i głupie. Nie ma żadnego zarzutu, jaki ktokolwiek mógłby teraz postawić w sprawie tej broszy. Spadek Blackburnów nie chce pieniędzy pani przyjaciółki, a już na pewno nie chce jej skóry. Chce jednej linijki w księdze rachunkowej, która mówi, dokąd trafił ten przedmiot, żeby prawnicy mogli zamknąć akta i przestać wysyłać sobie rachunki. Ktokolwiek wykrwawia pani przyjaciółkę, sprzedaje jej strach, który nie jest nawet prawdziwy. Wstyd to jedyna broń, jaką w tym ma. Nie ma już żadnej sprawy sądowej, nie po stu latach.</w:t>
+      </w:r>
+    </w:p>
+    <w:p>
+      <w:r>
+        <w:t>To była, jak pomyślałam, najbardziej pożyteczna rzecz, jaką ktokolwiek mi powiedział w całej tej sprawie, a on oddał ją za darmo, z każdym słowem oczyszczając się jeszcze bardziej. Szantażista handluje rozmiarem groźby. Neil właśnie mi powiedział, niepytany, że ta groźba była pusta, że brosza nie mogła skrzywdzić Fiony w żadnym sądzie na świecie, że jedyną ostrą krawędzią, jaka w niej została, był jej lęk przed spojrzeniami miasteczka. Człowiek prowadzący wymuszenie obciąłby sobie język, zanim by mi to powiedział. Pozwoliłby temu strachowi trwać, ponieważ strach był całym jego towarem.</w:t>
       </w:r>
     </w:p>
     <w:p>
@@ -3349,7 +3349,7 @@
     </w:p>
     <w:p>
       <w:r>
-        <w:t xml:space="preserve">— Należało jej się — rzekł Neil, patrząc, jak czytam. — To ta część, którą plotki zawsze pomijają, bo plotka chce czystego, małego złoczyńcy i czystej, małej zbrodni. Blackburnowie nie płacili swoim domownikom od miesięcy, tamtej zimy dwudziestego czwartego. Mam tam te skargi, innych służących, którzy odeszli, i list, pani Claus, list od samej Constance, która bardzo uprzejmie prosi o zaległą pensję, a w odpowiedzi słyszy, że powinna być wdzięczna, iż ma dach nad głową. Jej matka umierała tej samej zimy, trzy ulice dalej, a nie było pieniędzy na lekarza, ani centa. I ona tam była, dzień po dniu, wycierając kurze z broszki wartej więcej, niż zarobiłaby przez trzy życia, podczas gdy rodzina, do której należała, kazała jej być wdzięczna. — Rozłożył ręce. — Nie twierdzę, że miała rację, biorąc ją. Twierdzę, że nie była złodziejką w ten prosty sposób, w jaki liścik każe wierzyć pani przyjaciółce. Była zdesperowaną dziewczyną, obrabowaną najpierw przez bogatych ludzi, których było stać na zapłatę, a którzy postanowili tego nie robić. Spłaciła się sama tą jedyną rzeczą, do której miała dostęp, i zbudowała na tym sto lat uczciwego powitania. Są gorsze fundamenty dla gospody.</w:t>
+        <w:t xml:space="preserve">— Należało jej się — rzekł Neil, patrząc, jak czytam. — To ta część, którą plotki zawsze pomijają, bo plotka chce czystego, małego złoczyńcy i czystej, małej zbrodni. Blackburnowie nie płacili swoim domownikom od miesięcy, tamtej zimy dwudziestego czwartego. Mam tam te skargi, innych służących, którzy odeszli, i list, pani Claus, list od samej Constance, która bardzo uprzejmie prosi o zaległą pensję, a w odpowiedzi słyszy, że powinna być wdzięczna, iż ma dach nad głową. Jej matka umierała tej samej zimy, trzy ulice dalej, a nie było pieniędzy na lekarza, ani centa. I ona tam była, dzień po dniu, wycierając kurze z broszy wartej więcej, niż zarobiłaby przez trzy życia, podczas gdy rodzina, do której należała, kazała jej być wdzięczna. — Rozłożył ręce. — Nie twierdzę, że miała rację, biorąc ją. Twierdzę, że nie była złodziejką w ten prosty sposób, w jaki liścik każe wierzyć pani przyjaciółce. Była zdesperowaną dziewczyną, obrabowaną najpierw przez bogatych ludzi, których było stać na zapłatę, a którzy postanowili tego nie robić. Spłaciła się sama tą jedyną rzeczą, do której miała dostęp, i zbudowała na tym sto lat uczciwego powitania. Są gorsze fundamenty dla gospody.</w:t>
       </w:r>
     </w:p>
     <w:p>
@@ -3369,7 +3369,7 @@
     </w:p>
     <w:p>
       <w:r>
-        <w:t xml:space="preserve">Podziękowałam mu i byłam mu wdzięczna do szpiku kości. Zebrałam folder oraz Pip, która z wyraźnym protestem rozstała się z lupą, i wyszłam w chłód z ostatnim z moich fałszywych podejrzanych zostawionym za plecami. Przyszłam do biblioteki, żeby oczyścić Neila Cartera. Oczyściłam go i wyszłam, trzymając w ręku coś, co pewnego dnia mogło pozwolić Fionie odzyskać wolność, cokolwiek by się stało: całą, prawdziwą historię o tym, dokąd trafiła broszka i dlaczego.</w:t>
+        <w:t xml:space="preserve">Podziękowałam mu i byłam mu wdzięczna do szpiku kości. Zebrałam folder oraz Pip, która z wyraźnym protestem rozstała się z lupą, i wyszłam w chłód z ostatnim z moich fałszywych podejrzanych zostawionym za plecami. Przyszłam do biblioteki, żeby oczyścić Neila Cartera. Oczyściłam go i wyszłam, trzymając w ręku coś, co pewnego dnia mogło pozwolić Fionie odzyskać wolność, cokolwiek by się stało: całą, prawdziwą historię o tym, dokąd trafiła brosza i dlaczego.</w:t>
       </w:r>
     </w:p>
     <w:p>
@@ -3403,7 +3403,7 @@
     <w:p/>
     <w:p>
       <w:r>
-        <w:t xml:space="preserve">Theo prowadził kartotekę, jak wypada na dobrego archiwistę – długą, płytką szufladę z fiszkami, po jednej dla każdego zbioru w placówce, z których każda zawierała krótkie podsumowanie skreślone jego drobnym, pochylonym pismem, informujące, co kryje się w danej teczce. Zaproponowałam, że poukładam na nowo plik kart, które się pomieszały. Przeglądałam literę „B” – Bułki (rachunki z piekarni), Budowa estrady (składki) – gdy natknęłam się na fiszki dotyczące papierów rodziny Blackburnów, a wśród nich na trzy oznaczone na górze czerwonym ołówkiem: </w:t>
+        <w:t xml:space="preserve">Theo prowadził kartotekę, jak wypada na dobrego archiwistę — długą, płytką szufladę z fiszkami, po jednej dla każdego zbioru w placówce, z których każda zawierała krótkie podsumowanie skreślone jego drobnym, pochylonym pismem, informujące, co kryje się w danej teczce. Zaproponowałam, że poukładam na nowo plik kart, które się pomieszały. Przeglądałam literę „B” — Bułki (rachunki z piekarni), Budowa estrady (składki) — gdy natknęłam się na fiszki dotyczące papierów rodziny Blackburnów, a wśród nich na trzy oznaczone na górze czerwonym ołówkiem: </w:t>
       </w:r>
       <w:r>
         <w:rPr>
@@ -3490,19 +3490,19 @@
     <w:p/>
     <w:p>
       <w:r>
-        <w:t>– Więc wiesz – rzekł cicho.</w:t>
-      </w:r>
-    </w:p>
-    <w:p/>
-    <w:p>
-      <w:r>
-        <w:t xml:space="preserve">– Wiem, że to wyszło od niego lub przez niego. – Mój głos zabrzmiał szorstko. – Wiem, że ktokolwiek napisał tę notatkę, czytał własne zapiski Theo o broszy. I wiem, że istnieje krótka lista ludzi, którzy mogli to zrobić, a jego nazwisko figuruje na jej czele, zaznaczone czerwonym ołówkiem, jego własną ręką. – Przyciągnęłam koc bliżej siebie. – Wciąż widzę go przed chwilą w drzwiach. Czterdziestu nowych członków. Tak szczęśliwego. Nick, jak człowiek może coś takiego zrobić? Jak może robić Fionie takie rzeczy w ciemnościach, a rano przynosić dzieciom kakao i szczerze myśleć jedno i drugie, w tym samym tygodniu, tymi samymi rękami?</w:t>
-      </w:r>
-    </w:p>
-    <w:p/>
-    <w:p>
-      <w:r>
-        <w:t xml:space="preserve">– W taki sam sposób, w jaki każdy robi coś potwornego – odparł Nick. – Wmawiając sobie, że to w imię wyższego dobra, i powtarzając to sobie raz po raz, aż przestaje widzieć cokolwiek poza tym dobrem, o którym sobie w kółko opowiada, podczas gdy krzywda staje się malutka i znika gdzieś na skraju pola widzenia. To miłość pozwala mu na to, Jess. W tym tkwi całe okrucieństwo. Theo nie ukradłby dla siebie ani centa. Dla Towarzystwa wmówiłby sobie niemal wszystko.</w:t>
+        <w:t>— Więc wiesz — rzekł cicho.</w:t>
+      </w:r>
+    </w:p>
+    <w:p/>
+    <w:p>
+      <w:r>
+        <w:t xml:space="preserve">— Wiem, że to wyszło od niego lub przez niego. — Mój głos zabrzmiał szorstko. — Wiem, że ktokolwiek napisał tę notatkę, czytał własne zapiski Theo o broszy. I wiem, że istnieje krótka lista ludzi, którzy mogli to zrobić, a jego nazwisko figuruje na jej czele, zaznaczone czerwonym ołówkiem, jego własną ręką. — Przyciągnęłam koc bliżej siebie. — Wciąż widzę go przed chwilą w drzwiach. Czterdziestu nowych członków. Tak szczęśliwego. Nick, jak człowiek może coś takiego zrobić? Jak może robić Fionie takie rzeczy w ciemnościach, a rano przynosić dzieciom kakao i szczerze myśleć jedno i drugie, w tym samym tygodniu, tymi samymi rękami?</w:t>
+      </w:r>
+    </w:p>
+    <w:p/>
+    <w:p>
+      <w:r>
+        <w:t xml:space="preserve">— W taki sam sposób, w jaki każdy robi coś potwornego — odparł Nick. — Wmawiając sobie, że to w imię wyższego dobra, i powtarzając to sobie raz po raz, aż przestaje widzieć cokolwiek poza tym dobrem, o którym sobie w kółko opowiada, podczas gdy krzywda staje się malutka i znika gdzieś na skraju pola widzenia. To miłość pozwala mu na to, Jess. W tym tkwi całe okrucieństwo. Theo nie ukradłby dla siebie ani centa. Dla Towarzystwa wmówiłby sobie niemal wszystko.</w:t>
       </w:r>
     </w:p>
     <w:p/>
@@ -3526,13 +3526,13 @@
     <w:p/>
     <w:p>
       <w:r>
-        <w:t>Nick wstał. Spojrzał w stronę warsztatu, a potem na mnie. Na jego twarzy odmalowało się coś, na co czekałam od tygodni – gotowość.</w:t>
-      </w:r>
-    </w:p>
-    <w:p/>
-    <w:p>
-      <w:r>
-        <w:t xml:space="preserve">– Chodź – powiedział i wyciągnął do mnie rękę. – Praca jest już wystarczająco zaawansowana. I myślę, że musisz to zobaczyć dzisiejszej nocy, ze wszystkich nocy na świecie. Myślę, że musisz zobaczyć, po co tu jesteśmy, ty i ja, zanim zaczniesz grzebać głębiej w tym, co oni narobili.</w:t>
+        <w:t>Nick wstał. Spojrzał w stronę warsztatu, a potem na mnie. Na jego twarzy odmalowało się coś, na co czekałam od tygodni — gotowość.</w:t>
+      </w:r>
+    </w:p>
+    <w:p/>
+    <w:p>
+      <w:r>
+        <w:t xml:space="preserve">— Chodź — powiedział i wyciągnął do mnie rękę. — Praca jest już wystarczająco zaawansowana. I myślę, że musisz to zobaczyć dzisiejszej nocy, ze wszystkich nocy na świecie. Myślę, że musisz zobaczyć, po co tu jesteśmy, ty i ja, zanim zaczniesz grzebać głębiej w tym, co oni narobili.</w:t>
       </w:r>
     </w:p>
     <w:p/>
@@ -3544,25 +3544,25 @@
     <w:p/>
     <w:p>
       <w:r>
-        <w:t xml:space="preserve">W centrum pomieszczenia, tam gdzie niegdyś stało dawne palenisko Bieguna, zbudował wielki kominek z polnych kamieni – rzecznych okrąglaków ułożonych ręcznie jeden na drugim. Nie płonął w nim żaden ogień. Ruszt stał zimny i pusty, a jednak lśnił. Ciepłe złoto sączyło się z samego surowego kamienia. Bezdomna magia, która krążyła od drzwi do drzwi po całym Frost Falls, dotarła wreszcie i tutaj, i zataczała powolne kręgi w ciepłym powietrzu nad pustym paleniskiem niczym zmęczone stworzenie, które w końcu znalazło miejsce, gdzie pewnego dnia być może wolno mu będzie odpocząć.</w:t>
-      </w:r>
-    </w:p>
-    <w:p/>
-    <w:p>
-      <w:r>
-        <w:t xml:space="preserve">– Palenisko – wyszeptałam ledwie dosłyszalnie.</w:t>
-      </w:r>
-    </w:p>
-    <w:p/>
-    <w:p>
-      <w:r>
-        <w:t xml:space="preserve">– Palenisko. – Jego ramię objęło mnie. – To jeszcze nie koniec. To jeszcze nie utrzyma wszystkiego, nie na stałe. To lata pracy, Jess. Ale to początek. Miejsce, do którego może powrócić. Żeby przestało błądzić po ciemku. – Spojrzał na mnie, a złote światło tańczyło mu na twarzy. – Chciałem, żebyś to zobaczyła dzisiaj, bo dźwigasz na barkach coś potwornego, a nie chciałem, żebyś chodziła z przekonaniem, że cały świat składa się wyłącznie z ludzi czyniących zło w mroku. Niektórzy z nas też są tutaj, w ciemnościach, i budują miejsca, w których ciepło może znaleźć przystań.</w:t>
-      </w:r>
-    </w:p>
-    <w:p/>
-    <w:p>
-      <w:r>
-        <w:t>Stałam w blasku niepalącego się ognia i pozwoliłam sobie w końcu na łzy – nad Theo, nad Fioną i nad tym całym okropnym, splątanym bagnem. Nick mnie przytulił. Nad naszymi głowami magia kręciła powolne, złote kręgi, szukając domu i dopiero zaczynając go odnajdywać.</w:t>
+        <w:t xml:space="preserve">W centrum pomieszczenia, tam gdzie niegdyś stało dawne palenisko Bieguna, zbudował wielki kominek z polnych kamieni — rzecznych okrąglaków ułożonych ręcznie jeden na drugim. Nie płonął w nim żaden ogień. Ruszt stał zimny i pusty, a jednak lśnił. Ciepłe złoto sączyło się z samego surowego kamienia. Bezdomna magia, która krążyła od drzwi do drzwi po całym Frost Falls, dotarła wreszcie i tutaj, i zataczała powolne kręgi w ciepłym powietrzu nad pustym paleniskiem niczym zmęczone stworzenie, które w końcu znalazło miejsce, gdzie pewnego dnia być może wolno mu będzie odpocząć.</w:t>
+      </w:r>
+    </w:p>
+    <w:p/>
+    <w:p>
+      <w:r>
+        <w:t xml:space="preserve">— Palenisko — wyszeptałam ledwie dosłyszalnie.</w:t>
+      </w:r>
+    </w:p>
+    <w:p/>
+    <w:p>
+      <w:r>
+        <w:t xml:space="preserve">— Palenisko. — Jego ramię objęło mnie. — To jeszcze nie koniec. To jeszcze nie utrzyma wszystkiego, nie na stałe. To lata pracy, Jess. Ale to początek. Miejsce, do którego może powrócić. Żeby przestało błądzić po ciemku. — Spojrzał na mnie, a złote światło tańczyło mu na twarzy. — Chciałem, żebyś to zobaczyła dzisiaj, bo dźwigasz na barkach coś potwornego, a nie chciałem, żebyś chodziła z przekonaniem, że cały świat składa się wyłącznie z ludzi czyniących zło w mroku. Niektórzy z nas też są tutaj, w ciemnościach, i budują miejsca, w których ciepło może znaleźć przystań.</w:t>
+      </w:r>
+    </w:p>
+    <w:p/>
+    <w:p>
+      <w:r>
+        <w:t>Stałam w blasku niepalącego się ognia i pozwoliłam sobie w końcu na łzy — nad Theo, nad Fioną i nad tym całym okropnym, splątanym bagnem. Nick mnie przytulił. Nad naszymi głowami magia kręciła powolne, złote kręgi, szukając domu i dopiero zaczynając go odnajdywać.</w:t>
       </w:r>
     </w:p>
     <w:p/>
@@ -3591,7 +3591,7 @@
     <w:p/>
     <w:p>
       <w:r>
-        <w:t xml:space="preserve">Kiedy szłam Evergreen, na skwer wyciągano właśnie stoły kozłowe. Przed gospodą Vera Reed schodziła ze schodów werandy, gdy ja na nią wchodziłam; miała płócienną torbę na ramieniu i notes z klipsem pod pachą, zapięta pod samą szyję dla ochrony przed chłodem, zupełnie jak na wystawie.</w:t>
+        <w:t xml:space="preserve">Kiedy szłam Evergreen, na skwer wyciągano właśnie stoły kozłowe. Przed gospodą Vera Reed schodziła ze schodów ganku, gdy ja po nich wchodziłam; miała płócienną torbę na ramieniu i notes z klipsem pod pachą, zapięta pod samą szyję dla ochrony przed chłodem, zupełnie jak na wystawie.</w:t>
       </w:r>
     </w:p>
     <w:p/>
@@ -3675,7 +3675,7 @@
     <w:p/>
     <w:p>
       <w:r>
-        <w:t xml:space="preserve">Miałam taką minę. Najwyraźniej zawsze mam taką minę. I faktycznie wiedziałam – albo na tyle blisko, że to małe „prawie” sprowadzało się jedynie do kwestii sposobu i tego, czy działał sam. Nie byłam jednak gotowa wypowiedzieć jego nazwiska na głos w tym małym pokoju. Wypowiedzenie imienia Theo Hussein przy Fionie wprawiłoby w ruch lawinę, której nie potrafiłabym już zatrzymać, a zanim na to pozwoliłam, chciałam być w pełni pewna i wiedzieć, jak zrobić to delikatnie.</w:t>
+        <w:t xml:space="preserve">Miałam taką minę. Najwyraźniej zawsze mam taką minę. I faktycznie wiedziałam — albo na tyle blisko, że to małe „prawie” sprowadzało się jedynie do kwestii sposobu i tego, czy działał sam. Nie byłam jednak gotowa wypowiedzieć jego nazwiska na głos w tym małym pokoju. Wypowiedzenie imienia Theo Hussein przy Fionie wprawiłoby w ruch lawinę, której nie potrafiłabym już zatrzymać, a zanim na to pozwoliłam, chciałam być w pełni pewna i wiedzieć, jak zrobić to delikatnie.</w:t>
       </w:r>
     </w:p>
     <w:p/>
@@ -3765,7 +3765,7 @@
     </w:p>
     <w:p>
       <w:r>
-        <w:t xml:space="preserve">Od rana skwer przeszedł całkowitą metamorfozę. Kozły i deski, które wynieśliśmy z tak wielkim trudem, uginały się teraz pod darami od mieszkańców: ciastami Grety, setkami słoików przetworów, pierogami żony pana Kima oraz całym stołem wyłożonym równymi rzędami rękawiczek zrobionych przez krąg, ułożonymi według rozmiarów. Na scenie po północnej stronie grał zespół — prawdziwa kapela składająca się z trzech staruszków i dziewczyny ze skrzypcami, grająca muzykę, która sprawiała, że nawet ci, którzy zarzekali się, że nie tańczą, przytupywali butami do zimnej ziemi. W nagich gałęziach drzew wisiały lampiony. Wzdłuż całego skweru ciągnęły się budki z cydrem i pieczonymi kasztanami, a nad tym wszystkim lśniły festiwalowe światła. Paliły się teraz złotem, każda jedna nitka, jednostajnie i ciepło. Ani jedna dusza nie zwróciła na to uwagi, ponieważ całe miasteczko zdecydowało wspólnie, bez słowa, że te światła zawsze były złote i koniec kropka.</w:t>
+        <w:t xml:space="preserve">Od rana skwer przeszedł całkowitą metamorfozę. Kozły i deski, które wynieśliśmy z tak wielkim trudem, uginały się teraz pod darami od mieszkańców: ciastami Grety, setkami słoików przetworów, pierogami żony pana Kima oraz całym stołem wyłożonym równymi rzędami rękawiczek zrobionych przez krąg, ułożonymi według rozmiarów. Na scenie po północnej stronie grał zespół — prawdziwa kapela składająca się z trzech staruszków i dziewczyny ze skrzypcami, grająca muzykę, która sprawiała, że nawet ci, którzy zarzekali się, że nie tańczą, przytupywali butami do zimnej ziemi. W nagich gałęziach drzew wisiały lampiony. Wzdłuż całego skweru ciągnęły się budki z gorącym sokiem jabłkowym i pieczonymi kasztanami, a nad tym wszystkim lśniły festiwalowe światła. Paliły się teraz złotem, każda jedna nitka, jednostajnie i ciepło. Ani jedna dusza nie zwróciła na to uwagi, ponieważ całe miasteczko zdecydowało wspólnie, bez słowa, że te światła zawsze były złote i koniec kropka.</w:t>
       </w:r>
     </w:p>
     <w:p>
@@ -3780,7 +3780,7 @@
     </w:p>
     <w:p>
       <w:r>
-        <w:t xml:space="preserve">Z jednej strony byłam tam, mieszkanką na festiwalu w swoim miasteczku, i to było wspaniałe. Emma Redfern odnalazła mnie przy cydrze i z dumą zaprezentowała swój kostium, który koniecznie chciała założyć o noc za wcześnie: konstelację Oriona, uszytą z czarnego materiału ze srebrnymi gwiazdami wszytymi przez jej ojca w odpowiednich miejscach, z idealnie odwzorowanym pasem. Kazała mi wymienić po kolei każdą gwiazdę i zrobiłam to, bo znam te gwiazdy od bardzo dawna. Była zachwycona, że pani Claus zna jej konstelacje. Mark stał obok z dwoma kubkami cydru i tym łagodnym spojrzeniem człowieka, który patrzy, jak jego ośmioletnia córka żyje pełnią życia w tłumie. Martha wcisnęła mi w ręce parę rękawiczek ze stołu, te zielone, „dla tych twoich zimnych dłoni”. Sam Patel uniósł czapkę w geście pozdrowienia z drugiego końca skweru, ze swojego posterunku koło ganku gospody, gdzie spędził cały dzień z oczami utkwionymi w recepcji tuż za drzwiami, tak jak go o to prosiłam.</w:t>
+        <w:t xml:space="preserve">Z jednej strony byłam tam, mieszkanką na festiwalu w swoim miasteczku, i to było wspaniałe. Emma Redfern odnalazła mnie przy stoisku z sokiem jabłkowym i z dumą zaprezentowała swój kostium, który koniecznie chciała założyć o noc za wcześnie: konstelację Oriona, uszytą z czarnego materiału ze srebrnymi gwiazdami wszytymi przez jej ojca w odpowiednich miejscach, z idealnie odwzorowanym pasem. Kazała mi wymienić po kolei każdą gwiazdę i zrobiłam to, bo znam te gwiazdy od bardzo dawna. Była zachwycona, że pani Claus zna jej konstelacje. Mark stał obok z dwoma kubkami soku jabłkowego i tym łagodnym spojrzeniem człowieka, który patrzy, jak jego ośmioletnia córka żyje pełnią życia w tłumie. Martha wcisnęła mi w ręce parę rękawiczek ze stołu, te zielone, „dla tych twoich zimnych dłoni”. Sam Patel uniósł czapkę w geście pozdrowienia z drugiego końca skweru, ze swojego posterunku koło ganku gospody, gdzie spędził cały dzień z oczami utkwionymi w recepcji tuż za drzwiami, tak jak go o to prosiłam.</w:t>
       </w:r>
     </w:p>
     <w:p>
@@ -3795,7 +3795,7 @@
     </w:p>
     <w:p>
       <w:r>
-        <w:t xml:space="preserve">Noriko Tanaka to zauważyła. Stała kilka metrów dalej przy budce z cydrem, w swojej parce, z papierowym kubkiem w każdej dłoni, a kiedy wracałam przez skwer, wyciągnęła w moją stronę jeden z nich.</w:t>
+        <w:t xml:space="preserve">Noriko Tanaka to zauważyła. Stała kilka metrów dalej przy budce z sokiem jabłkowym, w swojej parce, z papierowym kubkiem w każdej dłoni, a kiedy wracałam przez skwer, wyciągnęła w moją stronę jeden z nich.</w:t>
       </w:r>
     </w:p>
     <w:p>
@@ -3810,7 +3810,7 @@
     </w:p>
     <w:p>
       <w:r>
-        <w:t>— Aha. — Pociągnęła łyk cydru. Nie patrzyła na mnie. Obserwowała tłum, tak jak ja przez całe popołudnie. — Sam Patel zresztą też. To już dwoje z was pilnujących przedniej recepcji Fiony. Czy jest coś, o czym powinnam wiedzieć, pani Claus?</w:t>
+        <w:t xml:space="preserve">— Aha. — Pociągnęła łyk soku. Nie patrzyła na mnie. Obserwowała tłum, tak jak ja przez całe popołudnie. — Sam Patel zresztą też. To już dwoje z was pilnujących przedniej recepcji Fiony. Czy jest coś, o czym powinnam wiedzieć, pani Claus?</w:t>
       </w:r>
     </w:p>
     <w:p>
@@ -3897,7 +3897,7 @@
         <w:t xml:space="preserve">Szafir w jej sercu</w:t>
       </w:r>
       <w:r>
-        <w:t xml:space="preserve">: cztery słowa, sformułowanie historyka, a nie złodzieja, widniejące w liściku szantażysty dokładnie tak samo, jak na karcie wypisanej starannym, pochyłym charakterem pisma Theo. Liścik napisano na firmowej papeterii Towarzystwa w kolorze kremowym, tym ciężkim, żeberkowanym papierze, który widziałam ułożony w stosy na recepcji podczas wystawy. Człowiek, który prowadził archiwum, tonął. Pukał do każdych uczciwych drzwi w trzech stanach i patrzył, jak się zamykają. Stanął przed całym miasteczkiem i ogłosił z żalem, że listy opisujące broszkę przepadły bez wieści.</w:t>
+        <w:t xml:space="preserve">: cztery słowa, sformułowanie historyka, a nie złodzieja, widniejące w liściku szantażysty dokładnie tak samo, jak na karcie wypisanej starannym, pochyłym charakterem pisma Theo. Liścik napisano na firmowej papeterii Towarzystwa w kolorze kremowym, tym ciężkim, żeberkowanym papierze, który widziałam ułożony w stosy na recepcji podczas wystawy. Człowiek, który prowadził archiwum, tonął. Pukał do każdych uczciwych drzwi w trzech stanach i patrzył, jak się zamykają. Stanął przed całym miasteczkiem i ogłosił z żalem, że listy opisujące broszę przepadły bez wieści.</w:t>
       </w:r>
     </w:p>
     <w:p/>
@@ -3915,7 +3915,7 @@
     <w:p/>
     <w:p>
       <w:r>
-        <w:t xml:space="preserve">Oparłam się i pozwoliłam sobie wreszcie w to uwierzyć, w całości, w to, co odpychałam obiema rękami od tylu dni. Theo Hussein był szantażystą. Najżyczliwszym człowiekiem w całym Frost Falls. Człowiekiem, który trzymał mnie za ręce u drzwi wystawy ze zmęczonymi oczami lśniącymi nad czterdziestoma nowymi członkami. Odkrył historię broszki w swoim archiwum i dostrzegł w niej pół miliona dolarów, które mogły uratować tę jedną rzecz, jaką kochał bardziej niż własny spokój. Przełożył swój żal po umierającym Towarzystwie na cios wymierzony w przyjaciela.</w:t>
+        <w:t xml:space="preserve">Oparłam się i pozwoliłam sobie wreszcie w to uwierzyć, w całości, w to, co odpychałam obiema rękami od tylu dni. Theo Hussein był szantażystą. Najżyczliwszym człowiekiem w całym Frost Falls. Człowiekiem, który trzymał mnie za ręce u drzwi wystawy ze zmęczonymi oczami lśniącymi nad czterdziestoma nowymi członkami. Odkrył historię broszy w swoim archiwum i dostrzegł w niej pół miliona dolarów, które mogły uratować tę jedną rzecz, jaką kochał bardziej niż własny spokój. Przełożył swój żal po umierającym Towarzystwie na cios wymierzony w przyjaciela.</w:t>
       </w:r>
     </w:p>
     <w:p/>
@@ -3933,7 +3933,7 @@
     <w:p/>
     <w:p>
       <w:r>
-        <w:t xml:space="preserve">I było tego więcej, gdy tylko uchwyciłam tę nitkę i pociągnęłam. W liściku nie było mowy tylko o tym, że broszka została skradziona. Wiedziano w nim również, że gospoda została kupiona za te pieniądze. </w:t>
+        <w:t xml:space="preserve">I było tego więcej, gdy tylko uchwyciłam tę nitkę i pociągnęłam. W liściku nie było mowy tylko o tym, że brosza została skradziona. Wiedziano w nim również, że gospoda została kupiona za te pieniądze. </w:t>
       </w:r>
       <w:r>
         <w:rPr>
@@ -3942,7 +3942,7 @@
         <w:t xml:space="preserve">Wiem, jak twoja rodzina weszła w posiadanie tej gospody</w:t>
       </w:r>
       <w:r>
-        <w:t xml:space="preserve"> – głosił pierwszy liścik. Sama kradzież, broszka, kamień, lombard w Ridgeline – wszystko to znajdowało się w listach Blackburnów, w archiwum Theo. Ale kupno gospody, transakcja z 1924 roku, papierowy ślad zmieniającej właściciela nieruchomości – nie było tego w żadnym liście Blackburnów. To był rejestr nieruchomości. Akt własności.</w:t>
+        <w:t xml:space="preserve"> — głosił pierwszy liścik. Sama kradzież, brosza, kamień, lombard w Ridgeline — wszystko to znajdowało się w listach Blackburnów, w archiwum Theo. Ale kupno gospody, transakcja z 1924 roku, papierowy ślad zmieniającej właściciela nieruchomości — nie było tego w żadnym liście Blackburnów. To był rejestr nieruchomości. Akt własności.</w:t>
       </w:r>
     </w:p>
     <w:p/>
@@ -3954,7 +3954,7 @@
     <w:p/>
     <w:p>
       <w:r>
-        <w:t>Siedziałam bez ruchu w świetle lampy. Kradzież broszki i zakup gospody były dwoma osobnymi sekretami, przechowywanymi w dwóch różnych budynkach. Theo miał jeden z nich. Posiadał archiwum, listy, kartę katalogową, papeterię. Miał kradzież. Ale dowód na to, że skradzione pieniądze stały się tą ukochaną gospodą, znajdował się w Ratuszu, w rejestrach nieruchomości, o których sztywna, zmęczona kobieta przysięgała mi prosto w oczy, że nigdy do nich nie zagląda.</w:t>
+        <w:t>Siedziałam bez ruchu w świetle lampy. Kradzież broszy i zakup gospody były dwoma osobnymi sekretami, przechowywanymi w dwóch różnych budynkach. Theo miał jeden z nich. Posiadał archiwum, listy, kartę katalogową, papeterię. Miał kradzież. Ale dowód na to, że skradzione pieniądze stały się tą ukochaną gospodą, znajdował się w Ratuszu, w rejestrach nieruchomości, o których sztywna, zmęczona kobieta przysięgała mi prosto w oczy, że nigdy do nich nie zagląda.</w:t>
       </w:r>
     </w:p>
     <w:p/>
@@ -3972,7 +3972,7 @@
     <w:p/>
     <w:p>
       <w:r>
-        <w:t xml:space="preserve">Poszłam na górę do sypialni z tym kołaczącym się we mnie przekonaniem i po raz pierwszy od dni pod strachem kryło się coś jeszcze – zimny, czysty przypływ ulgi. Kształt tej historii nie zgadzał się, ponieważ brakowało jednego elementu, a leżąc tam w ciemności, wiedziałam już, do kogo należał ten kawałek. Widziałam, jak pewna kobieta sztywnieje na dźwięk nazwiska. Widziałam szuflady stojące za jej plecami. I słyszałam, jak mówi mi – mając akt własności Winter Wonderland Inn schowany</w:t>
+        <w:t xml:space="preserve">Poszłam na górę do sypialni z tym kołaczącym się we mnie przekonaniem i po raz pierwszy od dni pod strachem kryło się coś jeszcze — zimny, czysty przypływ ulgi. Kształt tej historii nie zgadzał się, ponieważ brakowało jednego elementu, a leżąc tam w ciemności, wiedziałam już, do kogo należał ten kawałek. Widziałam, jak pewna kobieta sztywnieje na dźwięk nazwiska. Widziałam szuflady stojące za jej plecami. I słyszałam, jak mówi mi — mając akt własności Winter Wonderland Inn schowany</w:t>
       </w:r>
       <w:r>
         <w:t xml:space="preserve"/>
@@ -3984,7 +3984,7 @@
         <w:t xml:space="preserve"/>
       </w:r>
       <w:r>
-        <w:t xml:space="preserve"> w dokładnie tych samych szufladach – że nigdy nie zagląda do prowadzonych przez siebie rejestrów.</w:t>
+        <w:t xml:space="preserve"> w dokładnie tych samych szufladach — że nigdy nie zagląda do prowadzonych przez siebie rejestrów.</w:t>
       </w:r>
     </w:p>
     <w:p/>
@@ -4006,19 +4006,19 @@
     </w:p>
     <w:p>
       <w:r>
-        <w:t>W tygodniu festiwalowym Urząd Miasta pracował także w soboty. Wróciłam tam następnego ranka z gotową historią, ponieważ żeby upewnić się co do Very, musiałam zobaczyć jedną rzecz, a żeby to zobaczyć, ona musiała wstać z krzesła i przejść przez pokój.</w:t>
-      </w:r>
-    </w:p>
-    <w:p/>
-    <w:p>
-      <w:r>
-        <w:t>Ta opowieść była zbyt nudna, by mogła wydawać się kłamstwem, o co zresztą chodziło. Powiedziałam jej, że komitet festiwalowy potrzebuje starego aktu własności parku, samej wspólnej ziemi, żeby rozstrzygnąć małą sprzeczzkę o to, gdzie sprzedawca może rozstawić swój wózek, i czy mogłaby być tak miła i mi go wyszukać. Westchnęła tym udręczonym westchnieniem kobiety, którą w długim dniu prosi się o jeszcze jedną drobną rzecz, i poszła na zaplecze do archiwum, żeby go poszukać.</w:t>
-      </w:r>
-    </w:p>
-    <w:p/>
-    <w:p>
-      <w:r>
-        <w:t>Podczas gdy jej nie było, zrobiłam to nietaktowne, niestosowne posunięcie, po które przyszłam. Zadecydowałam o tym z czystym sumieniem, ponieważ przyjaciółka znalazła się w niebezpieczeństwie, a mi skończyły się uprzejme sposoby działania. Spojrzałam na jej biurko. Nie otworzyłam szuflady. Spojrzałam tylko na to, co leżało na wierzchu, tak jak wzrok każdego błądzi, gdy na coś czeka. Pip, u moich stóp, skupiła uwagę na mosiężnych ramkach na etykiety wzdłuż szuflad na akta, które lśniły.</w:t>
+        <w:t xml:space="preserve">W tygodniu festiwalowym Ratusz pracował także w soboty. Wróciłam tam następnego ranka z gotową historią, ponieważ żeby upewnić się co do Very, musiałam zobaczyć jedną rzecz, a żeby to zobaczyć, ona musiała wstać z krzesła i przejść przez pokój.</w:t>
+      </w:r>
+    </w:p>
+    <w:p/>
+    <w:p>
+      <w:r>
+        <w:t xml:space="preserve">Ta opowieść była zbyt nudna, by mogła wydawać się kłamstwem, o co zresztą chodziło. Powiedziałam jej, że komitet festiwalowy potrzebuje starego aktu własności skweru, samego błonia, żeby rozstrzygnąć małą sprzeczkę o to, gdzie sprzedawca może rozstawić swój wózek, i czy mogłaby być tak miła i mi go wyszukać. Westchnęła tym udręczonym westchnieniem kobiety, którą w długim dniu prosi się o jeszcze jedną drobną rzecz, i poszła na zaplecze do archiwum, żeby go poszukać.</w:t>
+      </w:r>
+    </w:p>
+    <w:p/>
+    <w:p>
+      <w:r>
+        <w:t xml:space="preserve">Podczas gdy jej nie było, zrobiłam to nietaktowne, niestosowne posunięcie, po które przyszłam. Zadecydowałam o tym z czystym sumieniem, ponieważ przyjaciółka znalazła się w niebezpieczeństwie, a mnie skończyły się uprzejme sposoby działania. Spojrzałam na jej biurko. Nie otworzyłam szuflady. Spojrzałam tylko na to, co leżało na wierzchu, tak jak wzrok każdego błądzi, gdy na coś czeka. Pip, u moich stóp, skupiła uwagę na mosiężnych ramkach na etykiety wzdłuż szuflad na akta, które lśniły.</w:t>
       </w:r>
     </w:p>
     <w:p/>
@@ -4030,7 +4030,7 @@
         <w:rPr>
           <w:i/>
         </w:rPr>
-        <w:t>PROPERTY — EVERGREEN AVE — WINTER WONDERLAND INN.</w:t>
+        <w:t xml:space="preserve">NIERUCHOMOŚĆ — EVERGREEN AVE — WINTER WONDERLAND INN.</w:t>
       </w:r>
     </w:p>
     <w:p/>
@@ -4042,19 +4042,19 @@
     <w:p/>
     <w:p>
       <w:r>
-        <w:t>Przeczytała ten. Miała go w rękach. Akt własności gospody, papier odnotowujący zakup z 1924 roku, tę połowę sekretu, której nie było w żadnym liście Blackburna i nigdy nie było. Przeszło to przez ręce Very Reed na tyle niedawno, że jeszcze go nie odłożyła.</w:t>
-      </w:r>
-    </w:p>
-    <w:p/>
-    <w:p>
-      <w:r>
-        <w:t>Kiedy wróciła z kopią aktu własności parku, podziękowałam jej i rzuciłam swoje nudne komitetowe regułki o sprzedawcach i ustawianiu wózków. Potem nie spiesząc się, złożyłam dokument i włożyłam do torby. Obserwowałam ją, a teraz, kiedy wiedziałam, na co patrzę, potrafiłam ją łatwo odczytać. Nie była twardą kobietą. I to właśnie mnie uwierało. Kiedy w końcu ujrzałam całość, po części spodziewałam się, że pod zmęczeniem znajdę coś zimnego i chciwego. Nie było tam nic zimnego, jedynie strach starty do kości, głęboki jak szpik strach człowieka, który zrobił rzecz o wiele za wielką dla siebie i budzi się z nią każdej nocy. Jej ręce nie były pewne, gdy poprawiała koszyk. Dwa zapomniane kubki kawy stały zimne na biurku. Wyglądała tak, jak Fiona przez cały tydzień, jak człowiek, który jest miażdżony, z tą tylko różnicą, że to ona była tą miażdżącą, i w jakiś sposób było to smutniejsze.</w:t>
-      </w:r>
-    </w:p>
-    <w:p/>
-    <w:p>
-      <w:r>
-        <w:t>– Viero – powiedziałam łagodnie w drodze do drzwi – czy wszystko w porządku? Naprawdę. Wcale nie wyglądasz dobrze.</w:t>
+        <w:t xml:space="preserve">Przeczytała ten. Miała go w rękach. Akt własności gospody, papier odnotowujący zakup z 1924 roku, tę połowę sekretu, której nie było w żadnym liście Blackburnów i nigdy nie było. Przeszedł przez ręce Very Reed na tyle niedawno, że jeszcze go nie odłożyła.</w:t>
+      </w:r>
+    </w:p>
+    <w:p/>
+    <w:p>
+      <w:r>
+        <w:t xml:space="preserve">Kiedy wróciła z kopią aktu własności skweru, podziękowałam jej i rzuciłam swoje nudne komitetowe regułki o sprzedawcach i ustawianiu wózków. Potem nie spiesząc się, złożyłam dokument i włożyłam do torby. Obserwowałam ją, a teraz, kiedy wiedziałam, na co patrzę, potrafiłam ją łatwo odczytać. Nie była twardą kobietą. I to właśnie mnie uwierało. Kiedy w końcu ujrzałam całość, po części spodziewałam się, że pod zmęczeniem znajdę coś zimnego i chciwego. Nie było tam nic zimnego, jedynie strach starty do kości, głęboki jak szpik strach człowieka, który zrobił rzecz o wiele za wielką dla siebie i każdej nocy leży z nią bezsennie. Jej ręce nie były pewne, gdy poprawiała koszyk. Dwa zapomniane kubki kawy stały zimne na biurku. Wyglądała tak, jak Fiona przez cały tydzień, jak człowiek, który jest miażdżony, z tą tylko różnicą, że to ona była tą miażdżącą, i w jakiś sposób było to smutniejsze.</w:t>
+      </w:r>
+    </w:p>
+    <w:p/>
+    <w:p>
+      <w:r>
+        <w:t xml:space="preserve">— Pani Vero — powiedziałam łagodnie w drodze do drzwi — czy wszystko w porządku? Naprawdę. Wcale nie wygląda pani dobrze.</w:t>
       </w:r>
     </w:p>
     <w:p/>
@@ -4066,13 +4066,13 @@
     <w:p/>
     <w:p>
       <w:r>
-        <w:t>– Jestem zmęczona – rzekła. – Tylko tyle. W tym okresie roku każdy jest zmęczony.</w:t>
-      </w:r>
-    </w:p>
-    <w:p/>
-    <w:p>
-      <w:r>
-        <w:t>Jej oczy stały się jasne i nie potrafiła podnieść wzroku, by spotkać się z moim, tak samo jak wtedy, gdy głośno mówiło się o dawnej historii. Stojąc tam w płaszczu z aktem własności parku w torbie, zrozumiałam, że Vera Reed nie była żadnym czarnym charakterem. Była przerażoną kobietą, którą w coś wciągnął mężczyzna, któremu ufała, nad którym ubolewała, albo jedno i drugie, i zafascynowana brnęła w to zbyt głęboko, by móc się wycofać. Wiedziała o tym i nie spała ani lepiej niż kobieta, którą pomagała zniszczyć.</w:t>
+        <w:t>— Jestem zmęczona — rzekła. — Tylko tyle. W tym okresie roku każdy jest zmęczony.</w:t>
+      </w:r>
+    </w:p>
+    <w:p/>
+    <w:p>
+      <w:r>
+        <w:t xml:space="preserve">Oczy jej zalśniły i nie potrafiła podnieść wzroku, by spotkać się z moim, tak samo jak wtedy, gdy głośno mówiło się o dawnej historii. Stojąc tam w płaszczu z aktem własności skweru w torbie, zrozumiałam, że Vera Reed nie była żadnym czarnym charakterem. Była przerażoną kobietą, którą w coś wciągnął mężczyzna, któremu ufała, nad którym się litowała, albo jedno i drugie, i brnęła w to już zbyt głęboko, by móc się wycofać. Wiedziała o tym i nie spała ani trochę lepiej niż kobieta, którą pomagała zniszczyć.</w:t>
       </w:r>
     </w:p>
     <w:p/>
@@ -4084,19 +4084,19 @@
     <w:p/>
     <w:p>
       <w:r>
-        <w:t>Theo miał kradzież. Znalazł ją w listach Blackburna, broszę, kamień, lombard. Spisał to starannym charakterem pisma, szafir w jej sercu, a potem wyciągnął te listy z kartotek i nazwał je zaginionymi. Ale tonący Theo, obserwowany przez całe miasteczko, nigdy niebywający w domu, nie mógł zrobić reszty. Nie mógł potwierdzić, że gospodę kupiono za te pieniądze, ponieważ ten dowód nie znajdował się w jego budynku. I nie mógł zanieść tych liścików przez miasto i położyć jednego na zatłoczonym biurku w biały festiwalowy dzień, ponieważ Theo Hussein nie potrafił przejść niezauważony aleją Evergreen, by uratować własne życie.</w:t>
-      </w:r>
-    </w:p>
-    <w:p/>
-    <w:p>
-      <w:r>
-        <w:t>Vera potrafiła. Vera miała akt własności, dowód zakupu w szufladach za swoim krzesłem. Vera przenosiła papiery z gabinetu burmistrza do archiwum, tam i z powrotem, zwyczajnie jak pogoda, mając cały dostęp do Theo i jego papeterii, jakiego człowiek mógłby zapragnąć. I Vera poruszała się po miasteczku niezauważona, kobieta załatwiająca miejskie sprawy. Mogła położyć kopertę na biurku recepcji gospody pośród festiwalowego tłumu i nikt niczego by nie podejrzewał, ot sekretarka burmistrza wpadająca do gospody. Sama minęłam ją na schodach gospody rano, gdy przyszła druga wiadomość, i nie pomyślałam o tym niczego.</w:t>
-      </w:r>
-    </w:p>
-    <w:p/>
-    <w:p>
-      <w:r>
-        <w:t>Zrobili to razem. Theo dla Towarzystwa, na którego śmierć cal po calu patrzył. Vera dla pieniędzy, których tak wyraźnie potrzebowała, miejskiej pensji za miejską pracę i rachunków, o których niemal mi powiedziała, że nie jest w stanie opłacić. Albo po części dla niego, z jakiejś lojalności lub litości, której dna nie potrafiłam dostrzec. Nie potrzebowałam jej dokładnych powodów. Kształt był solidny.</w:t>
+        <w:t xml:space="preserve">Theo miał kradzież. Znalazł ją w listach Blackburnów, broszę, kamień, lombard. Spisał to starannym charakterem pisma, szafir w jej sercu, a potem wyciągnął te listy z kartotek i nazwał je zaginionymi. Ale tonący Theo, obserwowany przez całe miasteczko, nigdy niebywający w domu, nie mógł zrobić reszty. Nie mógł potwierdzić, że gospodę kupiono za te pieniądze, ponieważ ten dowód nie znajdował się w jego budynku. I nie mógł zanieść tych liścików przez miasteczko i położyć jednego na zatłoczonym biurku w biały festiwalowy dzień, ponieważ Theo Hussein nie potrafił przejść niezauważony aleją Evergreen, by uratować własne życie.</w:t>
+      </w:r>
+    </w:p>
+    <w:p/>
+    <w:p>
+      <w:r>
+        <w:t xml:space="preserve">Vera potrafiła. Vera miała akt własności, dowód zakupu w szufladach za swoim krzesłem. Vera przenosiła papiery z gabinetu burmistrza do archiwum, tam i z powrotem, zwyczajnie jak pogoda, mając cały dostęp do Theo i jego papeterii, jakiego człowiek mógłby zapragnąć. I Vera poruszała się po miasteczku niezauważona, kobieta załatwiająca miejskie sprawy. Mogła położyć kopertę na biurku recepcji gospody pośród festiwalowego tłumu i nikt niczego by nie podejrzewał, ot sekretarka burmistrza wpadająca do gospody. Sama minęłam ją na schodach gospody rano, gdy przyszła druga wiadomość, i nic o tym nie pomyślałam.</w:t>
+      </w:r>
+    </w:p>
+    <w:p/>
+    <w:p>
+      <w:r>
+        <w:t xml:space="preserve">Zrobili to razem. Theo dla Towarzystwa, którego powolne konanie obserwował krok po kroku. Vera dla pieniędzy, których tak wyraźnie potrzebowała, pensji jak w miasteczku za pracę na miarę wielkiego miasta i rachunków, o których niemal mi powiedziała, że nie jest w stanie opłacić. Albo po części dla niego, z jakiejś lojalności lub litości, której dna nie potrafiłam dostrzec. Nie potrzebowałam jej dokładnych powodów. Kształt był solidny.</w:t>
       </w:r>
     </w:p>
     <w:p/>
@@ -4108,7 +4108,7 @@
     <w:p/>
     <w:p>
       <w:r>
-        <w:t>Znalezienie prawdy i zdecydowanie, co z nią zrobić, to dwie różne rzeczy – powiedział Nick w ciepłej kuchni, kładąc dłoń na mojej. – Po wszystkim nadal możesz wybrać, jak to się skończy.</w:t>
+        <w:t xml:space="preserve">„Znalezienie prawdy i zdecydowanie, co z nią zrobić, to dwie różne rzeczy” — powiedział Nick w ciepłej kuchni, kładąc dłoń na mojej. „Po wszystkim nadal możesz wybrać, jak to się skończy”.</w:t>
       </w:r>
     </w:p>
     <w:p/>
@@ -4120,7 +4120,7 @@
     <w:p/>
     <w:p>
       <w:r>
-        <w:t>Idąc resztę drogi do domu na mrozie, z aktem własności parku w torbie i obojgiem ich imion ciążącymi mi w piersi, czułam nadchodzący wybór. Miał on wagę najtrudniejszego rodzaju, takiego, jakiego nie musiałam dokonywać od dnia, w którym zszłam ze szczytu świata.</w:t>
+        <w:t xml:space="preserve">Idąc resztę drogi do domu na mrozie, z aktem własności skweru w torbie i z ich imionami ciążącymi mi w piersi, czułam nadchodzący wybór. Miał on wagę najtrudniejszego rodzaju, takiego, jakiego nie musiałam dokonywać od dnia, w którym zeszłam ze szczytu świata.</w:t>
       </w:r>
     </w:p>
     <w:p>
@@ -4131,13 +4131,13 @@
     <w:p/>
     <w:p>
       <w:r>
-        <w:t>Tego wieczoru, siedząc przy kominku, rozważyłam od początku do końca prostsze rozwiązanie, a argumenty za nim przemawiały silne.</w:t>
-      </w:r>
-    </w:p>
-    <w:p/>
-    <w:p>
-      <w:r>
-        <w:t>Wyglądało to tak. Wiedziałam, kto. Wiedziałam, jak. Miałam na to dowód: kartę katalogową, dopasowany arkusz papieru przyłożony do lampy, akt własności gospody leżący poza szufladą. Mogłabym więc pójść do Thea i Very po cichu, we troje, bez nikogo innego, i powiedzieć: Wiem. Przestańcie teraz i na tym koniec, dzisiaj, bez wiedzy osób trzecich. Nigdy więcej. Zrobiliby to, bo byli ludźmi przerażonymi, a nie zatwardziałymi. Płakaliby z ulgi, że zostali oszczędzeni. Notatki by ustały, a Fiona byłaby bezpieczna. Sekrety wróciłyby do kufra na strychu. Theo zatrzymałby swoje Towarzystwo i dobre imię, a Vera pracę. Miasto nigdy nie musiałoby się dowiedzieć, że dwoje jego mieszkańców zboczyło z drogi na jeden trudny sezon. Wszyscy, których kochałam, zostaliby oszczędzeni tego żalu.</w:t>
+        <w:t xml:space="preserve">Tego wieczoru, siedząc przy kominku, rozważyłam od początku do końca prostsze rozwiązanie, a argumenty za nim były mocne.</w:t>
+      </w:r>
+    </w:p>
+    <w:p/>
+    <w:p>
+      <w:r>
+        <w:t xml:space="preserve">Wyglądało to tak. Wiedziałam, kto. Wiedziałam, jak. Miałam na to dowód: kartę katalogową, dopasowany arkusz papieru przyłożony do lampy, akt własności gospody leżący poza szufladą. Mogłabym więc pójść do Thea i Very po cichu, we troje, bez nikogo innego, i powiedzieć: Wiem. Przestańcie teraz i na tym koniec, dzisiaj, bez wiedzy osób trzecich. Nigdy więcej. Zrobiliby to, bo byli ludźmi przerażonymi, a nie zatwardziałymi. Płakaliby z ulgi, że zostali oszczędzeni. Notatki by ustały, a Fiona byłaby bezpieczna. Sekret wróciłby do kufra na strychu. Theo zatrzymałby swoje Towarzystwo i dobre imię, a Vera pracę. Miasteczko nigdy nie musiałoby się dowiedzieć, że dwoje jego mieszkańców zboczyło z drogi na jeden trudny sezon. Wszyscy, których kochałam, zostaliby oszczędzeni tego żalu.</w:t>
       </w:r>
     </w:p>
     <w:p/>
@@ -4149,7 +4149,7 @@
     <w:p/>
     <w:p>
       <w:r>
-        <w:t>To było takie miłe. I w tym tkwił problem. Było miłe dla prawie każdego i na prawie dość długo.</w:t>
+        <w:t xml:space="preserve">To było takie dobroduszne. I w tym tkwił problem. Było dobroduszne dla prawie każdego i na prawie dość długo.</w:t>
       </w:r>
     </w:p>
     <w:p/>
@@ -4167,7 +4167,7 @@
     <w:p/>
     <w:p>
       <w:r>
-        <w:t>A w pierwszym kłamstwie tkwiło ukryte drugie. Prosta droga wyglądała jak przebaczenie, a nie była nim w najmniejszym stopniu. To, co wręczyłabym Theowi i Verze, to sposób, by nigdy się z tym nie zmierzyć, by przeskoczyć gładko przez trudny środek, w którym człowiek rozlicza się z wyrządzonego zła, prosto od przestępstva do rozgrzeszenia, nie mając po drodze niczego prawdziwego. To pomogłoby im jedynie ukrywać się dalej, przed miastem i przed samymi sobą. I gdyby nigdy nie musieli poczuć tego ciężaru, mogliby zrobić to znowu. Nie uratowałbym duszy Thea, grzebiąc jego przestępstwo. Ogołociłabym go z jedynej rzeczy, która mogłaby go uzdrowić, czyli z przyznania się do winy.</w:t>
+        <w:t xml:space="preserve">A w pierwszym kłamstwie tkwiło ukryte drugie. Prosta droga wyglądała jak przebaczenie, a nie była nim w najmniejszym stopniu. To, co wręczyłabym Theowi i Verze, to sposób, by nigdy się z tym nie zmierzyć, by przeskoczyć gładko przez trudny środek, w którym człowiek rozlicza się z wyrządzonego zła, prosto od przestępstwa do rozgrzeszenia, nie mając po drodze niczego prawdziwego. To pomogłoby im jedynie ukrywać się dalej, przed miasteczkiem i przed samymi sobą. I gdyby nigdy nie musieli poczuć tego ciężaru, mogliby zrobić to znowu. Nie uratowałabym duszy Thea, grzebiąc jego przestępstwo. Ogołociłabym go z jedynej rzeczy, która mogłaby go uzdrowić, czyli z przyznania się do winy.</w:t>
       </w:r>
     </w:p>
     <w:p/>
@@ -4191,31 +4191,31 @@
     <w:p/>
     <w:p>
       <w:r>
-        <w:t>— Nie mogę tego zakopać — powiedziałam. — Chcę tego. Bóg mi świadkiem, że chcę pójść tam dzisiaj wieczorem, wyszeptać to wszystko i pozwolić każdemu zachować swoje życie. Ale jeśli tak zrobię, Fiona nigdy nie przestanie się bać, tak naprawdę. Theo nigdy nie musi stać się człowiekiem, któremu można przebaczyć. A zgnilizna zostaje w murach tam, gdzie jej nie widzę, i rośnie. — Przycisnęłam nasady dłoni do oczu. — Dobry uczunek i łatwy uczunek to nie to samo. To musi wyjść na światło dzienne. Wszystko. Jak należy. Z Noriko Tanaka. Z udziałem prawa, przeprowadzonego łagodnie, z miłosierdziem, ale jednak prawa. Tylko w ten sposób Fiona uwolni się od tego raz na zawsze, i tylko w ten sposób Theo stanie się kimś więcej niż człowiekiem z przestępstwem zagrzebanym pod podłogą.</w:t>
-      </w:r>
-    </w:p>
-    <w:p/>
-    <w:p>
-      <w:r>
-        <w:t>— To trudniejsza droga — powiedział cicho Nick. — Szczególnie dla ciebie. Miasto pogrąży się w żałobie, Jess, a niektórzy będą żałować, że nie zostawiłaś tego w spokoju, i to ty sprowadziłaś na nich ten żal. Będą wiedzieć, że to ty.</w:t>
-      </w:r>
-    </w:p>
-    <w:p/>
-    <w:p>
-      <w:r>
-        <w:t>Oto i ono, ostatnie z obaw, najmniejsze i najbardziej moje. Wciąż byłam w tym mieście w połowie obca. Wszyscy pozostali znali się od dziecka, ucząc się chodzić po tych samych chodnikach, a ja torowałam sobie drogę cal po calu, zapiekanką tu, poszukiwaniem psa tam, krzesłem dosuniętym do kółka dziewiarskiego. Wyciągnięcie Thea Husseina na światło dzienne mogłoby mnie kosztować część tego zdobytego z trudem zaufania. Ludzie nie zawsze kochają tego, kto mówi bolesną prawdę. Mogłabym postąpić idealnie i zostać już na zawsze obcą, która złamała porządnego człowieka i sprowadziła na miasto żałobę.</w:t>
-      </w:r>
-    </w:p>
-    <w:p/>
-    <w:p>
-      <w:r>
-        <w:t>Siedziałam z tym strachem i pozwoliłam mu być prawdziwym. Potem go uwolniłam, ponieważ Martha odpowiedziała już na to w kółku, kładąc dłoń na moim kolanie. Cokolwiek niesiesz, nie musisz dźwigać tego sama. Na tym polega sens kółka. Mogłam kochać to miejsce na tyle mocno, by zrobić dla niego to, co trudne i słuszne, i ufać, że po drugiej stronie wciąż będzie moje.</w:t>
-      </w:r>
-    </w:p>
-    <w:p/>
-    <w:p>
-      <w:r>
-        <w:t>Nie zasłużyłabym na Frost Falls, chroniąc je przed samym sobą. Żal Marka Redferna zaczął się goić, gdy zmierzono się z nim na głos, kiedy zjawiło się całe miasto, i z tym trzeba będzie postąpić tak samo.</w:t>
+        <w:t xml:space="preserve">— Nie mogę tego zakopać — powiedziałam. — Chcę tego. Bóg mi świadkiem, że chcę pójść tam dzisiaj wieczorem, wyszeptać to wszystko i pozwolić każdemu zachować swoje życie. Ale jeśli tak zrobię, Fiona nigdy nie przestanie się bać, tak naprawdę. Theo nigdy nie będzie musiał stać się człowiekiem, któremu można przebaczyć. A zgnilizna zostaje w murach tam, gdzie jej nie widzę, i rośnie. — Przycisnęłam nasady dłoni do oczu. — To, co dobre, i to, co łatwe, to nie to samo. To musi wyjść na światło dzienne. Wszystko. Jak należy. Z Noriko Tanaka. Z udziałem prawa, przeprowadzonego łagodnie, z miłosierdziem, ale jednak prawa. Tylko w ten sposób Fiona uwolni się od tego raz na zawsze, i tylko w ten sposób Theo stanie się kimś więcej niż człowiekiem z przestępstwem zagrzebanym pod podłogą.</w:t>
+      </w:r>
+    </w:p>
+    <w:p/>
+    <w:p>
+      <w:r>
+        <w:t xml:space="preserve">— To trudniejsza droga — powiedział cicho Nick. — Szczególnie dla ciebie. Miasteczko pogrąży się w żałobie, Jess, a niektórzy będą żałować, że nie zostawiłaś tego w spokoju, i to ty sprowadziłaś na nich ten żal. Będą wiedzieć, że to ty.</w:t>
+      </w:r>
+    </w:p>
+    <w:p/>
+    <w:p>
+      <w:r>
+        <w:t xml:space="preserve">Oto i ona, ostatnia z obaw, najmniejsza i najbardziej moja. Wciąż byłam w tym miasteczku w połowie obca. Wszyscy pozostali znali się od dziecka, ucząc się chodzić po tych samych chodnikach, a ja torowałam sobie drogę krok po kroku, zapiekanką tu, poszukiwaniem psa tam, krzesłem dosuniętym do kręgu dziewiarskiego. Wyciągnięcie Thea Husseina na światło dzienne mogłoby mnie kosztować część tego zdobytego z trudem zaufania. Ludzie nie zawsze kochają tego, kto mówi bolesną prawdę. Mogłabym postąpić idealnie i zostać już na zawsze obcą, która złamała porządnego człowieka i sprowadziła na miasteczko żałobę.</w:t>
+      </w:r>
+    </w:p>
+    <w:p/>
+    <w:p>
+      <w:r>
+        <w:t xml:space="preserve">Siedziałam z tym strachem i pozwoliłam mu być prawdziwym. Potem go uwolniłam, ponieważ Martha odpowiedziała już na to w kręgu, kładąc dłoń na moim kolanie. Cokolwiek dźwigasz, nie musisz dźwigać tego sama. W tym cały sens kręgu. Mogłam kochać to miejsce na tyle mocno, by zrobić dla niego to, co trudne i słuszne, i ufać, że po drugiej stronie wciąż będzie moje.</w:t>
+      </w:r>
+    </w:p>
+    <w:p/>
+    <w:p>
+      <w:r>
+        <w:t xml:space="preserve">Nie zasłużyłabym na Frost Falls, chroniąc je przed nim samym. Żal Marka Redferna zaczął się goić, gdy zmierzono się z nim na głos, kiedy zjawiło się całe miasteczko, i z tym trzeba będzie postąpić tak samo.</w:t>
       </w:r>
     </w:p>
     <w:p/>
@@ -4227,13 +4227,13 @@
     <w:p/>
     <w:p>
       <w:r>
-        <w:t>Nick sięgnął po moją rękę i ujął ją. Jego oczy były pełne dumy i smutku zarazem. — W takim razie znajdziemy go razem — powiedział. — I Jess. Cokolwiek to będzie cię kosztować w oczach miasta, ostatecznie. Nie będziesz obcą, która złamała porządnego człowieka. Będziesz tą, która pokochała to miejsce na tyle, by je uzdrowić. Niektórzy tego przez jakiś czas nie dostrzegą. Ale ja to widzę. I ci, którzy mają znaczenie, też do tego dotrą.</w:t>
-      </w:r>
-    </w:p>
-    <w:p/>
-    <w:p>
-      <w:r>
-        <w:t>Trzymałam go za rękę przy kominku przez długi czas. Na zewnątrz światła festiwalu płonęły złotem nad śpiącym miastem, tym upartym, przebaczającym miastem, które zdążyłam pokochać, a ja miałam je celowo zranić, by mogło się uleczyć. Podjęłam wybór, który od samego początku należał wyłącznie do mnie.</w:t>
+        <w:t xml:space="preserve">Nick sięgnął po moją rękę i ujął ją. Jego oczy były pełne dumy i smutku zarazem. — W takim razie znajdziemy go razem — powiedział. — I Jess. Cokolwiek to będzie cię kosztować w oczach miasteczka, ostatecznie. Nie będziesz obcą, która złamała porządnego człowieka. Będziesz tą, która pokochała to miejsce na tyle, by je uzdrowić. Niektórzy tego przez jakiś czas nie dostrzegą. Ale ja to widzę. I ci, którzy mają znaczenie, też do tego dotrą.</w:t>
+      </w:r>
+    </w:p>
+    <w:p/>
+    <w:p>
+      <w:r>
+        <w:t xml:space="preserve">Trzymałam go za rękę przy kominku przez długi czas. Na zewnątrz światła festiwalu płonęły złotem nad śpiącym miasteczkiem, tym upartym, przebaczającym miasteczkiem, które zdążyłam pokochać, a ja miałam je celowo zranić, by mogło się uleczyć. Podjęłam wybór, który od samego początku należał wyłącznie do mnie.</w:t>
       </w:r>
     </w:p>
     <w:p>
@@ -4250,7 +4250,7 @@
     <w:p/>
     <w:p>
       <w:r>
-        <w:t>Komendant Tanaka wysłuchała mnie w swoim małym biurze na komisariacie, z otwartym na biurku zużytym notesem i długopisem spoczywającym bez ruchu na stronie. Nie pisała w czasie, gdy decydowała, czy ma mi wierzyć. Wyłożyłam wszystko tak, jak wyłożyłam to sobie przy kuchennym stole. Te dwa listy. Katalogową kartkę Theo z pięcioma pasującymi słowami. Papier listowy Towarzystwa, dopasowany pod lampą włókno do włókna. Akt własności gospody leżący poza szufladą w koszu na dokumenty Viery. Konstancję, broszkę, lombard w Ridgeline, całe stuletnie korzenie tej historii, a na samym dole teczkę Neila – tę część, która sprawiała, że te korzenie miały ludzki wymiar.</w:t>
+        <w:t xml:space="preserve">Szefowa Tanaka wysłuchała mnie w swoim małym biurze na komisariacie, z otwartym na biurku zużytym notesem i długopisem spoczywającym bez ruchu na stronie. Nie pisała w czasie, gdy decydowała, czy ma mi wierzyć. Wyłożyłam wszystko tak, jak wyłożyłam to sobie przy kuchennym stole. Te dwa liściki. Katalogową kartkę Theo z czterema pasującymi słowami. Papier listowy Towarzystwa, dopasowany pod lampą włókno do włókna. Akt własności gospody leżący poza szufladą w koszu na dokumenty Very. Constance, broszę, lombard w Ridgeline, całe stuletnie korzenie tej historii, a na samym dole teczkę Neila — tę część, która sprawiała, że te korzenie miały ludzki wymiar.</w:t>
       </w:r>
     </w:p>
     <w:p/>
@@ -4262,13 +4262,13 @@
     <w:p/>
     <w:p>
       <w:r>
-        <w:t>– Rozumiesz, że muszę potraktować to tak, jak to wygląda w rzeczywistości – powiedziała w końcu. – Szantaż to przestępstwo, Jessica. Dwa listy, żądanie pieniędzy, groźba zrujnowania kobiety. To nieporozumienie, którego nie mogę zbyć surowym słowem. Jeśli mi to przyniosłaś, nie mogę tego cofnąć. Wiesz o tym. Wiedziałaś o tym, kiedy tu wchodziłaś.</w:t>
-      </w:r>
-    </w:p>
-    <w:p/>
-    <w:p>
-      <w:r>
-        <w:t>– Wiem. Wiedziałam. – Przewracałam to w głowie przez całą drogę na komisariat. – Nie przynoszę ci tego po to, żebyś to życzliwie przede mną zamiotła pod dywan. Przynoszę ci to, żeby zostało to zrobione właściwie. Fiona zasługuje na to, żeby prawo stało po jej stronie, a nie na cichy uścisk dłoni w ciemnościach, który mógłby się rozpaść w każdą zimę do końca jej życia. Chcę, żeby to było prawdziwe, Noriko. Chcę tylko, żeby było prawdziwe i zarazem ciepłe, jeśli pod niebem istnieje jakikolwiek sposób, by połączyć jedno z drugim.</w:t>
+        <w:t xml:space="preserve">— Rozumiesz, że muszę potraktować to tak, jak to wygląda w rzeczywistości — powiedziała w końcu. — Szantaż to przestępstwo, Jessica. Dwa liściki, żądanie pieniędzy, groźba zrujnowania kobiety. To nie jest nieporozumienie, które mogę zbyć surowym słowem. Jeśli mi to przyniosłaś, nie mogę tego cofnąć. Wiesz o tym. Wiedziałaś o tym, kiedy tu wchodziłaś.</w:t>
+      </w:r>
+    </w:p>
+    <w:p/>
+    <w:p>
+      <w:r>
+        <w:t xml:space="preserve">— Wiem. Wiedziałam. — Przewracałam to w głowie przez całą drogę na komisariat. — Nie przynoszę ci tego po to, żebyś życzliwie zamiotła to za mnie pod dywan. Przynoszę ci to, żeby zostało to zrobione właściwie. Fiona zasługuje na to, żeby prawo stało po jej stronie, a nie na cichy uścisk dłoni w ciemnościach, który mógłby się rozpaść w każdą zimę do końca jej życia. Chcę, żeby to było prawdziwe, Noriko. Chcę tylko, żeby było prawdziwe i zarazem ciepłe, jeśli pod niebem istnieje jakikolwiek sposób, by połączyć jedno z drugim.</w:t>
       </w:r>
     </w:p>
     <w:p/>
@@ -4280,25 +4280,25 @@
     <w:p/>
     <w:p>
       <w:r>
-        <w:t>– Jest na to sposób – odparła. – Prawie zawsze jest jakiś sposób, kiedy zaangażowani ludzie nie są potworami, a z tego, co mi opowiedziałaś, ta dwójka to żadne potwory. To zdesperowany mężczyzna i przestraszona kobieta, którzy zrobili złą rzecz z powodów, co do których sami siebie w ponad połowie przekonali, że są dobre. – Odłożyła długopis. – Oto czego nie zrobię. Nie wyważę drzwi i nie zakuję Theo Husseina w kajdanki w środku festiwalu na oczach całego miasteczka. To nikomu nie pomoże, nie jest konieczne i nie robię czegoś tak okrutnego, kiedy zadziała coś łagodniejszego. – Spojrzała na mnie uważnie z drugiego końca biurka. – Oto co zrobię. Dam mu szansę, żeby się do tego przyznał, w mojej obecności, tak aby wszystko było zgodne z prawem i udokumentowane. Jeśli przyzna się dobrowolnie i naprawi szkodę, oferując zadośćuczynienie i prawdziwe rozliczenie, wtedy jest w tym przestrzeń, by ta historia zakończyła się czymś innym niż ruiną. Nazywamy to sprawiedliwością naprawczą. To naprawia to, co się da, zamiast jedynie niszczyć to, co zostało. Ale to zadziała tylko wtedy, jeśli będzie prawdziwe, Jessica. Jeśli skłamie lub spróbuje wykręcić się tylnymi drzwiami, wtedy potoczy się to w trudny sposób i to będzie jego wybór, a nie mój ani twój.</w:t>
-      </w:r>
-    </w:p>
-    <w:p/>
-    <w:p>
-      <w:r>
-        <w:t>– Dokładnie na to miałam nadzieję, kiedy tu szłam.</w:t>
-      </w:r>
-    </w:p>
-    <w:p/>
-    <w:p>
-      <w:r>
-        <w:t>– W takim razie zrobimy to tak. – Zamknęła notes. – Żadna zasadzka. Żadnych oznakowanych pieniędzy, żadnej fałszywej koperty wsuniętej w ciemności pod schody gospody. To jest w telewizji. To naraża zwykłych ludzi na niebezpieczeństwo bez żadnego rozsądnego powodu. Usiądziemy z nimi. Ty, ja i Fiona, jeśli będzie chciała w tym uczestniczyć. Wyłożymy na stół to, co wiemy, jasno i prosto, tak jak właśnie wyłożyłaś to mnie, i damy im szansę, by okazali się ludźmi, za jakich to miasteczko zawsze ich miało. Większość ludzi, stając twarzą w twarz z prawdą przedstawioną w życzliwy i pełny sposób, korzysta z tej szansy. Mają dość noszenia tego. Wielu z nich, pod warstwą strachu, odczuwa połowiczną ulgę, że mogą to wreszcie zrzucić.</w:t>
-      </w:r>
-    </w:p>
-    <w:p/>
-    <w:p>
-      <w:r>
-        <w:t>To było słuszne. To było o wiele lepsze od pułapki, którą w połowie sobie wyobrażałam – nocy pełnej gotówki jako przynęty, wstrzymanego oddechu i czyjejś ręki wyciągającej się z ciemności. W tym wszystkim nie miało być żadnych ciemności. Zrobimy to w ciepłym pokoju w popołudniowym świetle, z miłosierdziem w dłoniach i komendant policji u boku, dając dobremu człowiekowi, który zboczył z drogi, prostą godność zmierzenia się z tym na własnych nogach.</w:t>
+        <w:t>— Jest na to sposób — odparła. — Prawie zawsze jest jakiś sposób, kiedy zaangażowani ludzie nie są potworami, a z tego, co mi opowiedziałaś, ta dwójka to żadne potwory. To zdesperowany mężczyzna i przestraszona kobieta, którzy zrobili złą rzecz z powodów, co do których sami siebie w ponad połowie przekonali, że są dobre. — Odłożyła długopis. — Oto czego nie zrobię. Nie wyważę drzwi i nie zakuję Theo Husseina w kajdanki w środku festiwalu na oczach całego miasteczka. To nikomu nie pomoże, nie jest konieczne i nie robię czegoś tak okrutnego, kiedy zadziała coś łagodniejszego. — Spojrzała na mnie uważnie z drugiego końca biurka. — Oto co zrobię. Dam mu szansę, żeby się do tego przyznał, w mojej obecności, tak aby wszystko było zgodne z prawem i udokumentowane. Jeśli przyzna się dobrowolnie i naprawi szkodę, oferując zadośćuczynienie i prawdziwe rozliczenie, wtedy jest w tym przestrzeń, by ta historia zakończyła się czymś innym niż ruiną. Nazywamy to sprawiedliwością naprawczą. To naprawia to, co się da, zamiast jedynie niszczyć to, co zostało. Ale to zadziała tylko wtedy, jeśli będzie prawdziwe, Jessica. Jeśli skłamie lub spróbuje wykręcić się tylnymi drzwiami, wtedy potoczy się to w trudny sposób i to będzie jego wybór, a nie mój ani twój.</w:t>
+      </w:r>
+    </w:p>
+    <w:p/>
+    <w:p>
+      <w:r>
+        <w:t>— Dokładnie na to miałam nadzieję, kiedy tu szłam.</w:t>
+      </w:r>
+    </w:p>
+    <w:p/>
+    <w:p>
+      <w:r>
+        <w:t xml:space="preserve">— W takim razie zrobimy to tak. — Zamknęła notes. — Żadna zasadzka. Żadnych oznakowanych pieniędzy, żadnej fałszywej koperty wsuniętej w ciemności pod schody gospody. Takie rzeczy są dobre w telewizji. To naraża zwykłych ludzi na niebezpieczeństwo bez żadnego rozsądnego powodu. Usiądziemy z nimi. Ty, ja i Fiona, jeśli będzie chciała w tym uczestniczyć. Wyłożymy na stół to, co wiemy, jasno i prosto, tak jak właśnie wyłożyłaś to mnie, i damy im szansę, by okazali się ludźmi, za jakich to miasteczko zawsze ich miało. Większość ludzi, stając twarzą w twarz z prawdą przedstawioną w życzliwy i pełny sposób, korzysta z tej szansy. Mają dość noszenia tego. Wielu z nich, pod warstwą strachu, odczuwa połowiczną ulgę, że mogą to wreszcie zrzucić.</w:t>
+      </w:r>
+    </w:p>
+    <w:p/>
+    <w:p>
+      <w:r>
+        <w:t xml:space="preserve">To było słuszne. To było o wiele lepsze od pułapki, którą w połowie sobie wyobrażałam — nocy pełnej gotówki jako przynęty, wstrzymanego oddechu i czyjejś ręki wyciągającej się z ciemności. W tym wszystkim nie miało być żadnych ciemności. Zrobimy to w ciepłym pokoju w popołudniowym świetle, z miłosierdziem w dłoniach i szefową policji u boku, dając dobremu człowiekowi, który zboczył z drogi, prostą godność zmierzenia się z tym na własnych nogach.</w:t>
       </w:r>
     </w:p>
     <w:p/>
@@ -4310,66 +4310,66 @@
     <w:p/>
     <w:p>
       <w:r>
-        <w:t>Opowiedziałam jej o wszystkim. Kto i w jaki sposób, oraz że robili to we dwoje. Patrzyłam, jak to do niej dociera – ten żal, że to był Theo, że to była Viera, ludzie, których karmiła i z którymi śmiała się przy swoich stołach. A potem wręczyłam jej teczkę Neila i opowiedziałam tę drugą rzecz, tę, która zmieniała całą postać rzeczy.</w:t>
-      </w:r>
-    </w:p>
-    <w:p/>
-    <w:p>
-      <w:r>
-        <w:t>– Przez cały ten czas bałaś się niewłaściwego sekretu – powiedziałam jej. – Myślałaś, że sekret polega na tym, że Konstancja była złodziejką. Przeczytaj to, Fiona. Blackburnowie nie płacili jej od miesięcy. Jej matka umierała trzy ulice dalej nie mając pieniędzy na lekarza. Powiedzieli dziewczynie, żeby była wdzięczna za dach nad głową, podczas gdy fortuna leżała w pudełku, z którego ścierała kurz każdego dnia. Nie okradła ludzi, którzy potraktowali ją sprawiedliwie. Wzięła to od tych, którzy najpierw ją ograbili, i zbudowała na tym sto lat uczciwego powitania. – Zamknęłam jej dłonie wokół teczki. – To nie jest sekret, który cię ruinuje. To jest historia, wewnątrz której możesz wyprostować się i stanąć prosto. Szantaż działał tylko dlatego, że spędziłaś całe życie, ukrywając tę połowę, która przynosi ci wstyd, i nigdy nie wiedziałaś, że istnieje druga połowa, która go nie przynosi.</w:t>
-      </w:r>
-    </w:p>
-    <w:p/>
-    <w:p>
-      <w:r>
-        <w:t>Przeczytała to tam, przy małym stoliku, podczas gdy zegar z kukułką miarowo tykał. Pip usadowiła się przed zegarem, żeby obserwować mosiężne wahadło kołyszące się za szkłem, i przez cały czas, gdy Fiona czytała, ani na chwilę nie spuściła z niego wzroku. Fiona płakała, ale był to inny płacz niż ten, który widziałam u niej od wielu dni. Przez całe to płakanie przebijała się ulga.</w:t>
-      </w:r>
-    </w:p>
-    <w:p/>
-    <w:p>
-      <w:r>
-        <w:t>– Tak się bałam – powiedziała. – Przez całe lata. Czegoś, co opowiedziane w całości, nawet nie... ona była dziewczyną próbującą uratować swoją matkę. Tylko tyle. Dziewczyną próbującą uratować swoją matkę.</w:t>
-      </w:r>
-    </w:p>
-    <w:p/>
-    <w:p>
-      <w:r>
-        <w:t>– Dziewczyną próbującą uratować swoją matkę – przytaknęłam. – A ty jesteś kobietą, która utrzymała jej marzenie przy życiu i w cieple przez sto lat po tym wszystkim. Obie te rzeczy są prawdziwe jednocześnie, Fiona. Nie musisz już nigdy ukrywać żadnej z nich.</w:t>
-      </w:r>
-    </w:p>
-    <w:p/>
-    <w:p>
-      <w:r>
-        <w:t>– Czego ode mnie potrzebujesz?</w:t>
-      </w:r>
-    </w:p>
-    <w:p/>
-    <w:p>
-      <w:r>
-        <w:t>– Żebyś była w tym pokoju – powiedziałam. – Jeśli zdołasz to znieść. Nie po to, żeby kogoś oskarżać. Po prostu żeby tam być, tak żeby Theo musiał spojrzeć w twarz przyjaciółce, którą próbował skrzywdzić, i żebyś przestała być tą, którą zostawiono z tym sam na sam w ciemności. Nie musisz mówić ani jednego słowa, jeśli nie chcesz. Ale to twoja historia, Fiona, bardziej niczyja. Powinnaś tam być, kiedy wreszcie wypłynie na światło dzienne.</w:t>
-      </w:r>
-    </w:p>
-    <w:p/>
-    <w:p>
-      <w:r>
-        <w:t xml:space="preserve">Wetrzeć twarz płaską dłonią nie sposób, ale otarła twarz dłonią i wyprostowała ramiona, tak jak Konstancja musiała wyprostować swoje sto lat temu w jakimś zimnym wielkim domu. </w:t>
-      </w:r>
-    </w:p>
-    <w:p>
-      <w:r>
-        <w:t>– Będę tam – powiedziała. – Mam dość strachu przed własnym strychem.</w:t>
-      </w:r>
-    </w:p>
-    <w:p/>
-    <w:p>
-      <w:r>
-        <w:t>Więc to zaplanowaliśmy. Żadna pułapka. Rozliczenie przeprowadzone łagodnie, w cieple, z prawem i miłosierdziem obecnymi razem w pokoju. Ostatnie popołudnie festiwalu, kiedy gospoda ucichnie na godzinę przed wieczorem, tłumy rozjadą się do domów, a sprzątanie jeszcze się nie zacznie.</w:t>
-      </w:r>
-    </w:p>
-    <w:p/>
-    <w:p>
-      <w:r>
-        <w:t>Tamtego popołudnia mieliśmy z nimi usiąść.</w:t>
+        <w:t xml:space="preserve">Opowiedziałam jej o wszystkim. Kto i w jaki sposób, oraz że robili to we dwoje. Patrzyłam, jak to do niej dociera — ten żal, że to był Theo, że to była Vera, ludzie, których karmiła i z którymi śmiała się przy swoich stołach. A potem wręczyłam jej teczkę Neila i opowiedziałam tę drugą rzecz, tę, która zmieniała całą postać rzeczy.</w:t>
+      </w:r>
+    </w:p>
+    <w:p/>
+    <w:p>
+      <w:r>
+        <w:t xml:space="preserve">— Przez cały ten czas bałaś się niewłaściwego sekretu — powiedziałam jej. — Myślałaś, że sekret polega na tym, że Constance była złodziejką. Przeczytaj to, Fiono. Blackburnowie nie płacili jej od miesięcy. Jej matka umierała trzy ulice dalej nie mając pieniędzy na lekarza. Powiedzieli dziewczynie, żeby była wdzięczna za dach nad głową, podczas gdy fortuna leżała w pudełku, z którego ścierała kurz każdego dnia. Nie okradła ludzi, którzy potraktowali ją sprawiedliwie. Wzięła to od tych, którzy najpierw ją ograbili, i zbudowała na tym sto lat uczciwego powitania. — Zamknęłam jej dłonie wokół teczki. — To nie jest sekret, który cię rujnuje. To jest historia, wewnątrz której możesz wyprostować się i stanąć prosto. Szantaż działał tylko dlatego, że spędziłaś całe życie, ukrywając tę połowę, która przynosi ci wstyd, i nigdy nie wiedziałaś, że istnieje druga połowa, która go nie przynosi.</w:t>
+      </w:r>
+    </w:p>
+    <w:p/>
+    <w:p>
+      <w:r>
+        <w:t xml:space="preserve">Przeczytała to tam, przy małym stoliku, podczas gdy zegar szafkowy miarowo tykał. Pip usadowiła się przed zegarem, żeby obserwować mosiężne wahadło kołyszące się za szkłem, i przez cały czas, gdy Fiona czytała, ani na chwilę nie spuściła z niego wzroku. Fiona płakała, ale był to inny płacz niż ten, który widziałam u niej od wielu dni. Przez całe to płakanie przebijała się ulga.</w:t>
+      </w:r>
+    </w:p>
+    <w:p/>
+    <w:p>
+      <w:r>
+        <w:t>— Tak się bałam — powiedziała. — Przez całe lata. Czegoś, co opowiedziane w całości, nawet nie… ona była dziewczyną próbującą uratować swoją matkę. Tylko tyle. Dziewczyną próbującą uratować swoją matkę.</w:t>
+      </w:r>
+    </w:p>
+    <w:p/>
+    <w:p>
+      <w:r>
+        <w:t xml:space="preserve">— Dziewczyną próbującą uratować swoją matkę — przytaknęłam. — A ty jesteś kobietą, która utrzymała jej marzenie przy życiu i w cieple przez sto lat po tym wszystkim. Obie te rzeczy są prawdziwe jednocześnie, Fiono. Nie musisz już nigdy ukrywać żadnej z nich.</w:t>
+      </w:r>
+    </w:p>
+    <w:p/>
+    <w:p>
+      <w:r>
+        <w:t>— Czego ode mnie potrzebujesz?</w:t>
+      </w:r>
+    </w:p>
+    <w:p/>
+    <w:p>
+      <w:r>
+        <w:t xml:space="preserve">— Żebyś była w tym pokoju — powiedziałam. — Jeśli zdołasz to znieść. Nie po to, żeby kogoś oskarżać. Po prostu żeby tam być, tak żeby Theo musiał spojrzeć w twarz przyjaciółce, którą próbował skrzywdzić, i żebyś przestała być tą, którą zostawiono z tym sam na sam w ciemności. Nie musisz mówić ani jednego słowa, jeśli nie chcesz. Ale to twoja historia, Fiono, bardziej niż czyjakolwiek. Powinnaś tam być, kiedy wreszcie wypłynie na światło dzienne.</w:t>
+      </w:r>
+    </w:p>
+    <w:p/>
+    <w:p>
+      <w:r>
+        <w:t xml:space="preserve">Otarła twarz płaską dłonią i wyprostowała ramiona, tak jak Constance musiała wyprostować swoje sto lat temu w zimnym, wielkim domu. </w:t>
+      </w:r>
+    </w:p>
+    <w:p>
+      <w:r>
+        <w:t>— Będę tam — powiedziała. — Mam dość strachu przed własnym strychem.</w:t>
+      </w:r>
+    </w:p>
+    <w:p/>
+    <w:p>
+      <w:r>
+        <w:t xml:space="preserve">Więc to zaplanowałyśmy. Żadna pułapka. Rozliczenie przeprowadzone łagodnie, w cieple, z prawem i miłosierdziem obecnymi razem w pokoju. Ostatnie popołudnie festiwalu, kiedy gospoda ucichnie na godzinę przed wieczorem, tłumy rozjadą się do domów, a sprzątanie jeszcze się nie zacznie.</w:t>
+      </w:r>
+    </w:p>
+    <w:p/>
+    <w:p>
+      <w:r>
+        <w:t xml:space="preserve">Tamtego popołudnia miałyśmy z nimi usiąść.</w:t>
       </w:r>
     </w:p>
     <w:p>
@@ -4380,25 +4380,25 @@
     <w:p/>
     <w:p>
       <w:r>
-        <w:t>Zrobiłyśmy to ostatniego popołudnia festiwalu, w małym saloniku Fiony, podczas gdy przez okno dolatywały cichnące odgłosy jarmarku: narzekania dziecka na powrót do domu i szuranie składanych stołów na zielenińcu. Noriko poprosiła Thea, żeby przyszedł omówić to, co nazwała sprawą Towarzystwa, a Verę zaprosiła w ramach czegoś, co określiła jako posyłkę z biura burmistrza. Oboje więc zjawili się kilka minut po sobie, osobno, nie wiedząc, że drugie też tu będzie.</w:t>
-      </w:r>
-    </w:p>
-    <w:p/>
-    <w:p>
-      <w:r>
-        <w:t>Obserwowałam to z mojego krzesła w rogu. Pip ułożyła się pod nim i tym razem zachowała swoje opinie dla siebie. Vera weszła jako pierwsza i zrobiła dwa kroki w głąb pokoju, zanim zobaczyła siedzącego już tam Thea. Odszukała wzrokiem mnie, bladą i wyprostowaną przy oknie Fionę oraz komendant policji naprzeciwko, z jej zużytym notesem otwartym na kolanach. Zrozumiała. Kolor zszedł z jej twarzy nagle, jak woda z przechylonej szklanki.</w:t>
-      </w:r>
-    </w:p>
-    <w:p/>
-    <w:p>
-      <w:r>
-        <w:t>Theo pojął sytuację chwilę po niej. Obejrzał się po pokoju na nas wszystkie – poustawiane, ciche i wyczekujące – i odczytał to zgromadzenie tak, jak odczytałby każdą grupę przedmiotów rozłożonych razem na stole. Opadły mu ramiona.</w:t>
-      </w:r>
-    </w:p>
-    <w:p/>
-    <w:p>
-      <w:r>
-        <w:t>– Usiądźcie, proszę, oboje – powiedziała Noriko, łagodnie i spokojnie. – Nikt tu nie jest aresztowany. Nikt nie ma kajdanek. Będziemy rozmawiać, to wszystko. Pani Claus przedstawi to, co wie, a potem każde z was będzie miało wybór. Siadajcie.</w:t>
+        <w:t xml:space="preserve">Zrobiłyśmy to ostatniego popołudnia festiwalu, w małym saloniku Fiony, podczas gdy przez okno dolatywały cichnące odgłosy jarmarku: narzekania dziecka na powrót do domu i szuranie składanych stołów na skwerze. Noriko poprosiła Thea, żeby przyszedł omówić to, co nazwała sprawą Towarzystwa, a Verę zaprosiła w sprawie, którą określiła jako zlecenie z biura burmistrza. Oboje więc zjawili się kilka minut po sobie, osobno, nie wiedząc, że drugie też tu będzie.</w:t>
+      </w:r>
+    </w:p>
+    <w:p/>
+    <w:p>
+      <w:r>
+        <w:t xml:space="preserve">Obserwowałam to z mojego krzesła w rogu. Pip ułożyła się pod nim i tym razem zachowała swoje opinie dla siebie. Vera weszła jako pierwsza i zrobiła dwa kroki w głąb pokoju, zanim zobaczyła siedzącego już tam Thea. Odszukała wzrokiem mnie, bladą i wyprostowaną przy oknie Fionę oraz szefową policji naprzeciwko, z jej zużytym notesem otwartym na kolanach. Zrozumiała. Kolor zszedł z jej twarzy nagle, jak woda z przechylonej szklanki.</w:t>
+      </w:r>
+    </w:p>
+    <w:p/>
+    <w:p>
+      <w:r>
+        <w:t>Theo pojął sytuację chwilę po niej. Obejrzał się po pokoju na nas wszystkie — poustawiane, ciche i wyczekujące — i odczytał to zgromadzenie tak, jak odczytałby każdą grupę przedmiotów rozłożonych razem na stole. Opadły mu ramiona.</w:t>
+      </w:r>
+    </w:p>
+    <w:p/>
+    <w:p>
+      <w:r>
+        <w:t>— Usiądźcie, proszę, oboje — powiedziała Noriko, łagodnie i spokojnie. — Nikt tu nie jest aresztowany. Nikt nie ma kajdanek. Będziemy rozmawiać, to wszystko. Pani Claus przedstawi to, co wie, a potem każde z was będzie miało wybór. Siadajcie.</w:t>
       </w:r>
     </w:p>
     <w:p/>
@@ -4410,13 +4410,13 @@
     <w:p/>
     <w:p>
       <w:r>
-        <w:t>To nie było łatwe, to, co zrobiłam potem. Theo nigdy nie był dla mnie niczym innym jak miły, a wyłożenie tego prosto w jego twarz i oglądanie, jak każdy element dotyka celu, należało do trudniejszych rzeczy, jakich kiedykolwiek dokonałam. Wybrałam jednak światło, a światło oznaczało powiedzenie tego wprost, więc powiedziałam to wprost. Utrzymałam głos tak łagodny, jak potrafiłam.</w:t>
-      </w:r>
-    </w:p>
-    <w:p/>
-    <w:p>
-      <w:r>
-        <w:t>– Theo – rzekłam. – Listy z szantażem do Fiony zostały napisane na papeterii Towarzystwa. Na grubym kremowym papierze z prążkami. Porównałam go włókno po włóknie z arkuszem z twojego zapasu.</w:t>
+        <w:t xml:space="preserve">To nie było łatwe, to, co zrobiłam potem. Theo nigdy nie był dla mnie inny niż życzliwy, a wyłożenie tego prosto w jego twarz i oglądanie, jak każdy element dotyka celu, należało do trudniejszych rzeczy, jakich kiedykolwiek dokonałam. Wybrałam jednak światło, a światło oznaczało powiedzenie tego wprost, więc powiedziałam to wprost. Utrzymałam głos tak łagodny, jak potrafiłam.</w:t>
+      </w:r>
+    </w:p>
+    <w:p/>
+    <w:p>
+      <w:r>
+        <w:t xml:space="preserve">— Theo — rzekłam. — Liściki z szantażem do Fiony zostały napisane na papeterii Towarzystwa. Na grubym kremowym papierze z prążkami. Porównałam go włókno po włóknie z arkuszem z twojego zapasu.</w:t>
       </w:r>
     </w:p>
     <w:p/>
@@ -4428,7 +4428,7 @@
     <w:p/>
     <w:p>
       <w:r>
-        <w:t>– I opisują broszę jako szafir w jej sercu. To twoje słowa, Theo. Są na twojej karcie katalogowej, twoją własną ręką, karcie do listów Blackburna, o których powiedziałeś na otwarciu całemu miastu, że zaginęły. Listy nie zaginęły. Wyciągnąłeś je, ponieważ kryły sekret, a potem nazwałeś je zgubionymi, żeby nikt nie wpadł na pomysł, by pytać, co w nich jest.</w:t>
+        <w:t xml:space="preserve">— I opisują broszę jako szafir w jej sercu. To twoje słowa, Theo. Są na twojej karcie katalogowej, twoją własną ręką, karcie do listów Blackburnów, o których powiedziałeś na otwarciu całemu miasteczku, że zaginęły. Listy nie zaginęły. Wyciągnąłeś je, ponieważ kryły sekret, a potem nazwałeś je zgubionymi, żeby nikt nie wpadł na pomysł, by pytać, co w nich jest.</w:t>
       </w:r>
     </w:p>
     <w:p/>
@@ -4440,7 +4440,7 @@
     <w:p/>
     <w:p>
       <w:r>
-        <w:t>– Znalazłeś sposób, żeby ocalić Towarzystwo w tamtych listach. I skorzystałeś z niego. Prawda?</w:t>
+        <w:t>— Znalazłeś sposób, żeby ocalić Towarzystwo w tamtych listach. I skorzystałeś z niego. Prawda?</w:t>
       </w:r>
     </w:p>
     <w:p/>
@@ -4452,7 +4452,7 @@
     <w:p/>
     <w:p>
       <w:r>
-        <w:t>– Wmawiałem sobie, że to w sumie żadna kradzież – powiedział. – Nie od Fiony. Wmawiałem sobie, że gospodę kupiono za skradzione pieniądze, więc odzyskanie odrobiny z tego to nie kradzież, to było... sam nie wiem, historia naprawiająca sama siebie, rachunek w końcu dochodzący do zapłaty. Tak świetnie potrafię sprawić, żeby przeszłość znaczyła dokładnie to, czego w danym momencie potrzebuję. Na tym polega całe moje wykształcenie, na nadawaniu przeszłości sensu.</w:t>
+        <w:t>— Wmawiałem sobie, że to w sumie żadna kradzież — powiedział. — Nie od Fiony. Wmawiałem sobie, że gospodę kupiono za skradzione pieniądze, więc odzyskanie odrobiny z tego to nie kradzież, to było… sam nie wiem, historia naprawiająca sama siebie, rachunek w końcu dochodzący do zapłaty. Tak świetnie potrafię sprawić, żeby przeszłość znaczyła dokładnie to, czego w danym momencie potrzebuję. Na tym polega całe moje wykształcenie, na nadawaniu przeszłości sensu.</w:t>
       </w:r>
     </w:p>
     <w:p/>
@@ -4464,7 +4464,7 @@
     <w:p/>
     <w:p>
       <w:r>
-        <w:t>– Dach się wali. Bojler dogorywa. Sto lat pamięci tego miasta, każdy list, każda fotografia i akt własności, wszystko idzie na zatracenie, a każde uczciwe drzwi, w które zapukałem, zatrzasnęły mi się przed nosem – burmistrz, dotacje, fundacje, każde jedne. A potem znalazłem te listy i oto były, pół miliona dolarów, po prostu leżące sobie w przeszłości, i pomyślałem: mogę to ocalić. Mógłbym ocalić wszystko, każdy strzęp, i nikt tak naprawdę nie ucierpi, bo te pieniądze od samego początku były brudne.</w:t>
+        <w:t xml:space="preserve">— Dach się wali. Piec dogorywa. Sto lat pamięci tego miasteczka, każdy list, każda fotografia i akt własności, wszystko idzie na zatracenie, a każde uczciwe drzwi, w które zapukałem, zatrzasnęły mi się przed nosem — burmistrz, dotacje, fundacje, każde jedne. A potem znalazłem te listy i oto były, pół miliona dolarów, po prostu leżące sobie w przeszłości, i pomyślałem: mogę to ocalić. Mógłbym ocalić wszystko, każdy strzęp, i nikt tak naprawdę nie ucierpi, bo te pieniądze od samego początku były brudne.</w:t>
       </w:r>
     </w:p>
     <w:p/>
@@ -4476,7 +4476,7 @@
     <w:p/>
     <w:p>
       <w:r>
-        <w:t>– A potem patrzyłem, co to robi jej. Fionie. Patrzyłem, jak siwieje. I powtarzałem sobie, że przestanę, i nie przestałem, bo w tym momencie byłem już w to wmieszany, a kiedy już to zrobiłem, wmawiałem sobie, że jeden raz więcej nie zrobi różnicy.</w:t>
+        <w:t xml:space="preserve">— A potem patrzyłem, co to robi jej. Fionie. Patrzyłem, jak szarzeje. I powtarzałem sobie, że przestanę, i nie przestałem, bo w tym momencie byłem już w to wmieszany, a kiedy już to zrobiłem, wmawiałem sobie, że jeden raz więcej nie zrobi różnicy.</w:t>
       </w:r>
     </w:p>
     <w:p/>
@@ -4488,13 +4488,13 @@
     <w:p/>
     <w:p>
       <w:r>
-        <w:t>– Tak mi przykro. Tak mi przykro, Fiono. Zagubiłem się w tym gdzieś po drodze. Tak bardzo kocham historię tego miasta, że zapomniałem, iż miasto składa się z żywych ludzi.</w:t>
-      </w:r>
-    </w:p>
-    <w:p/>
-    <w:p>
-      <w:r>
-        <w:t>Fiona też płakała. Nie odezwała się ani słowem. Skinęła jednak głową – raz – co było czymś znacznie większym, niż zdołałabym dokonać na jej miejscu.</w:t>
+        <w:t xml:space="preserve">— Tak mi przykro. Tak mi przykro, Fiono. Zagubiłem się w tym gdzieś po drodze. Tak bardzo kocham historię tego miasteczka, że zapomniałem, iż miasteczko składa się z żywych ludzi.</w:t>
+      </w:r>
+    </w:p>
+    <w:p/>
+    <w:p>
+      <w:r>
+        <w:t>Fiona też płakała. Nie odezwała się ani słowem. Skinęła jednak głową — raz — co było czymś znacznie większym, niż zdołałabym dokonać na jej miejscu.</w:t>
       </w:r>
     </w:p>
     <w:p/>
@@ -4506,7 +4506,7 @@
     <w:p/>
     <w:p>
       <w:r>
-        <w:t>– Vero – powiedziałam. – Kradzież popełnił Theo. Ale listy wiedziały, że gospoda została kupiona za pieniądze z broszy, a o tym nigdy nie było mowy w żadnym liście Blackburna. To wpis w księgach. Akt własności. A akt własności tej gospody leżał wczoraj rano poza swoją szufladą w twoim koszyku do ponownego porządkowania, dotknięty, na biurku kobiety, która dwukrotnie powtórzyła mi, że nigdy nie zagląda do dokumentów leżących za jej plecami.</w:t>
+        <w:t xml:space="preserve">— Pani Vero — powiedziałam. — Kradzież popełnił Theo. Ale liściki wiedziały, że gospoda została kupiona za pieniądze z broszy, a o tym nigdy nie było mowy w żadnym liście Blackburnów. To wpis w księgach. Akt własności. A akt własności tej gospody leżał wczoraj rano poza swoją szufladą w pani koszyku do ponownego porządkowania, dotknięty, na biurku kobiety, która dwukrotnie powtórzyła mi, że nigdy nie zagląda do dokumentów leżących za jej plecami.</w:t>
       </w:r>
     </w:p>
     <w:p/>
@@ -4518,7 +4518,7 @@
     <w:p/>
     <w:p>
       <w:r>
-        <w:t>– On dokonał kradzieży. Ty miałaś akt własności. I miałaś nogi, Vero. On nie przeszedłby przez miasto niezauważony choćby o życie, wszyscy znają Thea, wszyscy go zatrzymują. Ale nikt nie mrugnie okiem na sekretarkę burmistrza zachodzącą do gospody w czasie festiwalu. Minęłam cię wtedy rano na schodach z twoimi przepustkami parkingowymi. On nie mógłby zrobić tego sam. Potrzebował kogoś, kto potrafi poruszać się po mieście niewidziany. Ty byłaś tą osobą.</w:t>
+        <w:t xml:space="preserve">— On dokonał kradzieży. Pani miała akt własności. I miała pani nogi, pani Vero. On nie przeszedłby przez miasteczko niezauważony choćby o życie, wszyscy znają Thea, wszyscy go zatrzymują. Ale nikt nie mrugnie okiem na sekretarkę burmistrza zachodzącą do gospody w czasie festiwalu. Minęłam panią wtedy rano na schodach, z pani przepustkami parkingowymi. On nie mógłby zrobić tego sam. Potrzebował kogoś, kto potrafi poruszać się po miasteczku niewidziany. Tą osobą była pani.</w:t>
       </w:r>
     </w:p>
     <w:p/>
@@ -4530,7 +4530,7 @@
     <w:p/>
     <w:p>
       <w:r>
-        <w:t>– Przyszedł do mnie – powiedziała. – Tygodnie temu. Półprzytomny z tego wszystkiego, mówiąc o Towarzystwie, o tym, że znalazł tę rzecz i nie poradzi sobie sam. A powinnam była powiedzieć „nie”. Wiem, że powinnam była powiedzieć „nie”, wiedziałam to już wtedy.</w:t>
+        <w:t>— Przyszedł do mnie — powiedziała. — Tygodnie temu. Półprzytomny z tego wszystkiego, mówiąc o Towarzystwie, o tym, że znalazł tę rzecz i nie poradzi sobie sam. A powinnam była powiedzieć „nie”. Wiem, że powinnam była powiedzieć „nie”, wiedziałam to już wtedy.</w:t>
       </w:r>
     </w:p>
     <w:p/>
@@ -4542,7 +4542,7 @@
     <w:p/>
     <w:p>
       <w:r>
-        <w:t>– Ale jestem tak strasznie w plecy, pani Claus. Burmistrz płaci mi grosze i wyciska ze mnie siły, a mam długi, w jakie by pani nie uwierzyła, takie, które nie pozwalają spać, a Theo mówił, że to pieniądze skradzione na samym początku bogatej rodzinie sto lat temu, i że to ocali Towarzystwo, i że część z tego przypadnie mnie i wreszcie wyjdę na prostą. Sprawił, że brzmiało to prawie szlachetnie. Jest w tym dobry, w nadawaniu czemuś brzmienia historii zamiast przestępstwa. I tak bardzo chciałam wyjść na prostą, że pozwoliłam mu sprawić, by tak to brzmiało, bo chciałam w to wierzyć.</w:t>
+        <w:t xml:space="preserve">— Ale jestem tak strasznie w plecy, pani Claus. Burmistrz płaci mi psie pieniądze i wyciska ze mnie siły, a mam długi, w jakie by pani nie uwierzyła, takie, które nie pozwalają spać, a Theo mówił, że to pieniądze skradzione na samym początku bogatej rodzinie sto lat temu, i że to ocali Towarzystwo, i że część z tego przypadnie mnie i wreszcie wyjdę na prostą. Sprawił, że brzmiało to prawie szlachetnie. Jest w tym dobry, w nadawaniu czemuś brzmienia historii zamiast przestępstwa. I tak bardzo chciałam wyjść na prostą, że pozwoliłam mu sprawić, by tak to brzmiało, bo chciałam w to wierzyć.</w:t>
       </w:r>
     </w:p>
     <w:p/>
@@ -4554,13 +4554,13 @@
     <w:p/>
     <w:p>
       <w:r>
-        <w:t>– Nigdy nie pomyślałam o pani jako o człowieku. To w tym wszystkim najgorsze, to będę ze sobą dźwigać. Myślałam tylko o pieniądzach i o tym, że w końcu się wyśpię. Przepraszam. Tak mi przykro, Fiono.</w:t>
-      </w:r>
-    </w:p>
-    <w:p/>
-    <w:p>
-      <w:r>
-        <w:t>W pokoju zapanowała cisza po tych słowach, nie licząc płaczu i dalekich odgłosów festiwalu pakowanego na zewnątrz. Dwoje ludzi, którzy popełnili okrutny czyn z powodów ubranych w piękne słowa, dopóki nie przestali dostrzegać tego, co kryje się pod spodem, siedziało teraz w jego gruzach, wreszcie biorąc za to odpowiedzialność, na głos. Żadna pułapka nie zatrzasnęła się z trzaskiem. Nikt nie wyciągnął ręki z ciemności. Wyłożyliśmy to w całości i prosto w ciepłym pokoju w świetle popołudnia i daliśmy im szansę bycia uczciwymi. Skorzystali z niej, ponieważ ostatecznie, dokładnie tak, jak powiedziała Noriko, większość ludzi jest na śmierć zmęczona noszeniem tego ciężaru.</w:t>
+        <w:t xml:space="preserve">— Nigdy nie pomyślałam o pani jako o człowieku. To w tym wszystkim najgorsze, to będę ze sobą dźwigać. Myślałam tylko o pieniądzach i o tym, że nie mogę spać. Przepraszam. Tak mi przykro, Fiono.</w:t>
+      </w:r>
+    </w:p>
+    <w:p/>
+    <w:p>
+      <w:r>
+        <w:t xml:space="preserve">W pokoju zapanowała cisza po tych słowach, nie licząc płaczu i dalekich odgłosów festiwalu pakowanego na zewnątrz. Dwoje ludzi, którzy popełnili okrutny czyn z powodów ubranych w piękne słowa, dopóki nie przestali dostrzegać tego, co kryje się pod spodem, siedziało teraz w jego gruzach, wreszcie biorąc za to odpowiedzialność, na głos. Żadna pułapka nie zatrzasnęła się z trzaskiem. Nikt nie wyciągnął ręki z ciemności. Wyłożyłyśmy to w całości i prosto w ciepłym pokoju w świetle popołudnia i dałyśmy im szansę bycia uczciwymi. Skorzystali z niej, ponieważ ostatecznie, dokładnie tak, jak powiedziała Noriko, większość ludzi jest na śmierć zmęczona noszeniem tego ciężaru.</w:t>
       </w:r>
     </w:p>
     <w:p/>
@@ -4572,7 +4572,7 @@
     <w:p/>
     <w:p>
       <w:r>
-        <w:t>– W porządku – powiedziała. – Oboje przyznaliście się do tego dobrowolnie, a to znaczy więcej, niż oboje możecie w tej chwili pojąć. Teraz porozmawiamy o tym, co będzie dalej. Ponieważ przyznanie się do czegoś jest początkiem naprawiania błędu. To jeszcze nie koniec. Koniec jest o wiele dłuższy i zaczyna się jutro.</w:t>
+        <w:t>— W porządku — powiedziała. — Oboje przyznaliście się do tego dobrowolnie, a to znaczy więcej, niż oboje możecie w tej chwili pojąć. Teraz porozmawiamy o tym, co będzie dalej. Ponieważ przyznanie się do czegoś jest początkiem naprawiania błędu. To jeszcze nie koniec. Koniec jest o wiele dłuższy i zaczyna się jutro.</w:t>
       </w:r>
     </w:p>
     <w:p>
@@ -4589,19 +4589,19 @@
     <w:p/>
     <w:p>
       <w:r>
-        <w:t>Noriko załatwiła sprawę jednocześnie zgodnie z literą prawa i w zgodzie z własnym sercem. Obyło się bez cichego zamiatania pod dywan, bez żadnego „zapomnijmy o wszystkim, co się stało”, bez udawania, że przestępstwo nie było przestępstwem. Zarówno Theo, jak i Vera złożyli pełne, spisane i podpisane oświadczenia o wszystkim, co zrobili, zachowując kolejność zdarzeń i niczego nie łagodząc. Obie notatki stały się dowodami rzeczowymi, odpowiednio oznaczonymi i wpiętymi do akt. Stało się to oficjalnym faktem zapisanym na papierze: dwoje obywateli Frost Falls postanowiło usiłować wyłudzić pół miliona dolarów od trzeciej osoby.</w:t>
-      </w:r>
-    </w:p>
-    <w:p/>
-    <w:p>
-      <w:r>
-        <w:t>Oboje przyznali się do wszystkiego bez wahania w chwili, gdy ich o to zapytano, żaden z nich nie miał na koncie wcześniejszych wykroczeń, a kobieta, wobec której zawinili, domagała się naprawienia szkody, a nie cudzej ruin. Noriko wytyczyła więc dla nich drogę, która nie była ani celi więzienną, ani bezwarunkowym ułaskawieniem.</w:t>
-      </w:r>
-    </w:p>
-    <w:p/>
-    <w:p>
-      <w:r>
-        <w:t>– Sprawiedliwość naprawcza – wyjaśniła nam wszystkim później, prostszym językiem, nad kawą w gospodzie. – To działa tylko wtedy, gdy sprawca zmierzy się z wyrządzonym złem i własnoręcznie pomoże je naprawić. I właśnie to zrobią. Żadnej celi. Czegoś w pewnym sensie trudniejszego niż cela. Naprawią to, na oczach ludzi, których skrzywdzili, przez długi czas. A jeśli im się nie uda, te cięższe drzwi wciąż stoją otworem tuż za ich plecami.</w:t>
+        <w:t xml:space="preserve">Noriko załatwiła sprawę jednocześnie zgodnie z literą prawa i w zgodzie z własnym sercem. Obyło się bez cichego zamiatania pod dywan, bez żadnego „zapomnijmy o wszystkim, co się stało”, bez udawania, że przestępstwo nie było przestępstwem. Zarówno Theo, jak i Vera złożyli pełne, spisane i podpisane oświadczenia o wszystkim, co zrobili, zachowując kolejność zdarzeń i niczego nie łagodząc. Obie notatki stały się dowodami rzeczowymi, odpowiednio oznaczonymi i wpiętymi do akt. Stało się to oficjalnym faktem zapisanym na papierze: dwoje obywateli Frost Falls postanowiło wymusić pół miliona dolarów od trzeciej osoby.</w:t>
+      </w:r>
+    </w:p>
+    <w:p/>
+    <w:p>
+      <w:r>
+        <w:t xml:space="preserve">Oboje przyznali się do wszystkiego bez wahania w chwili, gdy ich o to zapytano, żadne z nich nie miało na koncie wcześniejszych wykroczeń, a kobieta, wobec której zawinili, domagała się naprawienia szkody, a nie ich ruiny. Noriko wytyczyła więc dla nich drogę, która nie była ani celą więzienną, ani bezwarunkowym ułaskawieniem.</w:t>
+      </w:r>
+    </w:p>
+    <w:p/>
+    <w:p>
+      <w:r>
+        <w:t>— Sprawiedliwość naprawcza — wyjaśniła nam wszystkim później, prostszym językiem, nad kawą w gospodzie. — To działa tylko wtedy, gdy sprawca zmierzy się z wyrządzonym złem i własnoręcznie pomoże je naprawić. I właśnie to zrobią. Żadnej celi. Czegoś w pewnym sensie trudniejszego niż cela. Naprawią to, na oczach ludzi, których skrzywdzili, przez długi czas. A jeśli im się nie uda, te cięższe drzwi wciąż stoją otworem tuż za ich plecami.</w:t>
       </w:r>
     </w:p>
     <w:p/>
@@ -4613,7 +4613,7 @@
     <w:p/>
     <w:p>
       <w:r>
-        <w:t>Dla Very oznaczało to spłacanie tego, co mogła, w ratach, które co miesiąc dawały jej się we znaki, długi okres nadzoru oraz odejście z urzędu miejskiego. Złożyła rezygnację w następnym tygodniu. To było słuszne posunięcie, które drogo ją kosztowało, ponieważ mimo że burmistrz skąpo jej płacił, tamto biurko było jej miejscem w tym miasteczku przez piętnaście lat. Przytłaczało mnie to. To ja to sprowokowałam. To miało realną cenę i zmusiłam się, by patrzeć temu prosto w oczy, zamiast odwracać wzrok.</w:t>
+        <w:t xml:space="preserve">Dla Very oznaczało to spłacanie tego, co mogła, w ratach, które co miesiąc dawały jej się we znaki, długi okres nadzoru oraz odejście z urzędu miejskiego. Złożyła rezygnację w następnym tygodniu. To było słuszne posunięcie, które drogo ją kosztowało, ponieważ mimo że burmistrz skąpo jej płacił, tamto biurko było jej miejscem w tym miasteczku przez piętnaście lat. Przytłaczało mnie to. To ja do tego doprowadziłam. To miało realną cenę i zmusiłam się, by patrzeć temu prosto w oczy, zamiast odwracać wzrok.</w:t>
       </w:r>
     </w:p>
     <w:p/>
@@ -4625,31 +4625,31 @@
     <w:p/>
     <w:p>
       <w:r>
-        <w:t>Ustąpił ze stanowiska. Nie na chwilę, by po cichu wrócić na swój fotel, gdy miasteczko przestanie się wściekać. Zrezygnował z kierowania Towarzystwem Historycznym we Frost Falls, a zarząd, gdy tylko dowiedział się o wszystkim, przyjął tę rezygnację i to całkiem serio. Człowiek nie mógł szantażować sąsiada, wykorzystując zbiory i papier firmowy Towarzystwa, a potem zachować kluczy do tego miejsca.</w:t>
-      </w:r>
-    </w:p>
-    <w:p/>
-    <w:p>
-      <w:r>
-        <w:t>Jednak nie wykluczyli go. Nie udawali, że ktoś, kto kochał historię tego miasteczka przez trzydzieści lat, nigdy jej nie kochał. Noriko, zarząd oraz Fiona – która miała pełne prawo domagać się jego głowy, a tego nie zrobiła – stworzyły dla niego zamiast tego drzwi, przez które mógłby pewnego dnia, za wiele lat, przejść z powrotem, choćby i na kolanach, jeśli zajdzie taka potrzeba. Mógł zostać wolontariuszem w Towarzystwie. Pod nadzorem. Wykonując najprostsze prace, jakie istniały: naprawiając i porządkując, cierpliwie wykonując obowiązki, za które nikt nigdy nikomu nie dziękuje. Nie stając na czele czegokolwiek. Nie mając powierzonych kluczy. Po prostu otrzymując szansę, by powoli, cal po calu, zacząć odzyskiwać pozycję, którą sam zaprzepaścił. Jeśli udowodniłby swoją wartość przez wystarczająco długi czas, miasteczko by to zauważyło. Jeśli nie, byłaby to wyłącznie jego wina.</w:t>
-      </w:r>
-    </w:p>
-    <w:p/>
-    <w:p>
-      <w:r>
-        <w:t>– To więcej, niż na co zasługuję – powiedział Theo, kiedy mu o tym oznajmili. Rozpłakał się, a był to płacz człowieka, który szykował się na szubienicę, a zamiast tego dostarczono mu długą, wyboistą drogę.</w:t>
-      </w:r>
-    </w:p>
-    <w:p/>
-    <w:p>
-      <w:r>
-        <w:t>– To dokładnie tyle, na ile zasługujesz – odparła Fiona, a w tej życzliwości kryła się stal. – Czyli szansa, by stać się człowiekiem, który nigdy by się do czegoś takiego nie posunął. Nie dostajesz łatwej wersji, Theo, w której wszyscy cię obejmują i przed świętami o wszystkim zapominają. Dostajesz wersję prawdziwą. Masz to odkupywać przez lata i odczuwać każdy z nich. Nie jestem dla ciebie okrutna. Wierzę, że dasz radę. Nie trudziłabym się budowaniem dla ciebie drogi, gdybym uważała, że nie zdołasz nią przejść.</w:t>
-      </w:r>
-    </w:p>
-    <w:p/>
-    <w:p>
-      <w:r>
-        <w:t>To, co Fiona dała Theu, było trudniejsze niż przebaczenie i o wiele lepsze. Dała mu długą drogę powrotną oraz swoją wiarę, że zdoła nią pójść. Sprawiła, że musiał stawić czoła całemu ciężarowi tego, co zrobił, a potem włożyła mu w ręce łopatę zamiast wyroku.</w:t>
+        <w:t xml:space="preserve">Ustąpił ze stanowiska. Nie na chwilę, by po cichu wrócić na swój fotel, gdy miasteczko przestanie się wściekać. Zrezygnował z kierowania Towarzystwem Historycznym we Frost Falls, a zarząd, gdy tylko dowiedział się o wszystkim, przyjął tę rezygnację i to całkiem serio. Człowiek nie mógł szantażować sąsiada, wykorzystując zbiory i papier firmowy Towarzystwa, a potem zachować klucze do tego miejsca.</w:t>
+      </w:r>
+    </w:p>
+    <w:p/>
+    <w:p>
+      <w:r>
+        <w:t xml:space="preserve">Jednak nie wykluczyli go. Nie udawali, że ktoś, kto kochał historię tego miasteczka przez trzydzieści lat, nigdy jej nie kochał. Noriko, zarząd oraz Fiona — która miała pełne prawo domagać się jego głowy, a tego nie zrobiła — stworzyli dla niego zamiast tego drzwi, przez które mógłby pewnego dnia, za wiele lat, przejść z powrotem, choćby i na kolanach, jeśli zajdzie taka potrzeba. Mógł zostać wolontariuszem w Towarzystwie. Pod nadzorem. Wykonując najprostsze prace, jakie istniały: naprawiając i porządkując, cierpliwie wykonując obowiązki, za które nikt nigdy nikomu nie dziękuje. Nie stając na czele czegokolwiek. Nie mając powierzonych kluczy. Po prostu otrzymując szansę, by powoli, krok po kroku, zacząć odzyskiwać pozycję, którą sam zaprzepaścił. Jeśli udowodniłby swoją wartość przez wystarczająco długi czas, miasteczko by to zauważyło. Jeśli nie, byłaby to wyłącznie jego wina.</w:t>
+      </w:r>
+    </w:p>
+    <w:p/>
+    <w:p>
+      <w:r>
+        <w:t xml:space="preserve">— To więcej, niż na to zasługuję — powiedział Theo, kiedy mu o tym oznajmili. Rozpłakał się, a był to płacz człowieka, który szykował się na szubienicę, a zamiast tego dostarczono mu długą, wyboistą drogę.</w:t>
+      </w:r>
+    </w:p>
+    <w:p/>
+    <w:p>
+      <w:r>
+        <w:t>— To dokładnie tyle, na ile zasługujesz — odparła Fiona, a w tej życzliwości kryła się stal. — Czyli szansa, by stać się człowiekiem, który nigdy by się do czegoś takiego nie posunął. Nie dostajesz łatwej wersji, Theo, w której wszyscy cię obejmują i przed świętami o wszystkim zapominają. Dostajesz wersję prawdziwą. Masz to odkupywać przez lata i odczuwać każdy z nich. Nie jestem dla ciebie okrutna. Wierzę, że dasz radę. Nie trudziłabym się budowaniem dla ciebie drogi, gdybym uważała, że nie zdołasz nią przejść.</w:t>
+      </w:r>
+    </w:p>
+    <w:p/>
+    <w:p>
+      <w:r>
+        <w:t xml:space="preserve">To, co Fiona dała Theowi, było trudniejsze niż przebaczenie i o wiele lepsze. Dała mu długą drogę powrotną oraz swoją wiarę, że zdoła nią pójść. Sprawiła, że musiał stawić czoła całemu ciężarowi tego, co zrobił, a potem włożyła mu w ręce łopatę zamiast wyroku.</w:t>
       </w:r>
     </w:p>
     <w:p/>
@@ -4661,31 +4661,31 @@
     <w:p/>
     <w:p>
       <w:r>
-        <w:t>– Zrobiłaś złą rzecz – rzekłam. – I ponosisz za nią słuszną karę, co jest w porządku. Ale przyznałaś się w tej samej sekundzie, kiedy cię o to zapytano, Vero. Nie kłamałaś i nie kręciłaś. To nie błahostka. To ta część ciebie, która wciąż jest dobra, i jest ona większa od tej części, która popełniła błąd, i chcę, żebyś się jej trzymała. Droga powrotna dla ciebie też będzie długa. Ale ona istnieje. Nie pozwalaj nikomu wmawiać sobie, że jest inaczej, a przede wszystkim nie mów tego sama sobie.</w:t>
-      </w:r>
-    </w:p>
-    <w:p/>
-    <w:p>
-      <w:r>
-        <w:t>Rozpłakała się. Przytuliła mnie, ta sztywna, zapięta na ostatni guzik kobieta, o której nigdy bym nie pomyślała, że potrafi kogoś uścisnąć, i wyszeptała „dziękuję” w moje ramię. Potem odjechała w stronę domu swojej siostry, a Pip i ja wróciliśmy do domu w zapadającym zmroku. Nie było w tym wszystkim ani krzty triumfu. Czułam się całkowicie ociężała i zmęczona, jakbym oczyszczała ranę aż do samego dna: bolało to o wiele bardziej niż pozostawienie jej w spokoju, ale teraz mogła się wreszcie zagoić.</w:t>
-      </w:r>
-    </w:p>
-    <w:p/>
-    <w:p>
-      <w:r>
-        <w:t>Fiona była wolna. Listy ustały. Sekret wydostał się z ciemności, a wyciągnięty na światło dzienne utracił wszelkie swoje zęby. Dwie osoby, które zagubiły się na drodze, stawiały temu czoła i rozpoczynały – dopiero co rozpoczynały – długą wędrówkę z powrotem do samego siebie.</w:t>
-      </w:r>
-    </w:p>
-    <w:p/>
-    <w:p>
-      <w:r>
-        <w:t>To powinien być koniec. Wciąż jednak pozostawała kwestia samego Towarzystwa – dokładnie tego miejsca, które Theo zrujnował, próbując je ratować. Nie było go już tam. Przez dach nadal przeciekał deszcz, piec grzewczy wciąż odmawiał posłuszeństwa, a żaden element tego całego rozrachunku nie przyniósł ani jednego dolara na rzecz naprawy czegokolwiek.</w:t>
-      </w:r>
-    </w:p>
-    <w:p/>
-    <w:p>
-      <w:r>
-        <w:t>To, co skrzywdził, usiłując ocalić, wciąż chyliło się ku upadkowi. I teraz, gdy go zabrakło, należało to uratować we właściwy sposób: przez miasteczko, dla niego samego. Albo nie zostanie to ocalone w ogóle.</w:t>
+        <w:t xml:space="preserve">— Zrobiła pani złą rzecz — rzekłam. — I ponosi pani za nią słuszną karę, co jest w porządku. Ale przyznała się pani w tej samej sekundzie, kiedy panią o to zapytano, pani Vero. Nie kłamała pani i nie kręciła. To nie błahostka. To ta część pani, która wciąż jest dobra, i jest ona większa od tej części, która popełniła błąd, i chcę, żeby pani się jej trzymała. Droga powrotna dla pani też będzie długa. Ale ona istnieje. Niech pani nie pozwoli nikomu wmówić sobie, że jest inaczej, a przede wszystkim niech pani tego nie mówi sama sobie.</w:t>
+      </w:r>
+    </w:p>
+    <w:p/>
+    <w:p>
+      <w:r>
+        <w:t xml:space="preserve">Rozpłakała się. Przytuliła mnie, ta sztywna, zapięta na ostatni guzik kobieta, o której nigdy bym nie pomyślała, że potrafi kogoś uścisnąć, i wyszeptała „dziękuję” w moje ramię. Potem odjechała w stronę domu swojej siostry, a Pip i ja wróciłyśmy do domu w zapadającym zmroku. Nie było w tym wszystkim ani krzty triumfu. Czułam się całkowicie ociężała i zmęczona, jakbym oczyszczała ranę aż do samego dna: bolało to o wiele bardziej niż pozostawienie jej w spokoju, ale teraz mogła się wreszcie zagoić.</w:t>
+      </w:r>
+    </w:p>
+    <w:p/>
+    <w:p>
+      <w:r>
+        <w:t xml:space="preserve">Fiona była wolna. Liściki ustały. Sekret wydostał się z ciemności, a wyciągnięty na światło dzienne utracił wszelkie swoje zęby. Dwie osoby, które zagubiły się na drodze, stawiały temu czoła i rozpoczynały — dopiero co rozpoczynały — długą wędrówkę z powrotem do samych siebie.</w:t>
+      </w:r>
+    </w:p>
+    <w:p/>
+    <w:p>
+      <w:r>
+        <w:t>To powinien być koniec. Wciąż jednak pozostawała kwestia samego Towarzystwa — dokładnie tego miejsca, które Theo zrujnował, próbując je ratować. Nie było go już tam. Przez dach nadal przeciekał deszcz, piec grzewczy wciąż odmawiał posłuszeństwa, a żaden element tego całego rozrachunku nie przyniósł ani jednego dolara na rzecz naprawy czegokolwiek.</w:t>
+      </w:r>
+    </w:p>
+    <w:p/>
+    <w:p>
+      <w:r>
+        <w:t xml:space="preserve">To, dla czego ocalenia dopuścił się zła, wciąż chyliło się ku upadkowi. I teraz, gdy go zabrakło, należało to uratować we właściwy sposób: przez miasteczko, dla niego samego. Albo nie zostanie to ocalone w ogóle.</w:t>
       </w:r>
     </w:p>
     <w:p>
@@ -4700,32 +4700,32 @@
     </w:p>
     <w:p>
       <w:r>
-        <w:t>Oczywiście, że już o wszystkim słyszeli. W Frost Falls takich rzeczy nie dało się utrzymać w tajemnicy dłużej niż przez jedno przedpołudnie. Wytworni, mili Worthingtonowie wywnioskowali ze wszystkiego – z cichego pomruku festiwalu i pełnej napięcia ciszy w gospodzie – że Towarzystwo Historyczne znalazło się w potężnych tarapatach i że to właśnie te kłopoty popchnęły porządnego człowieka do podstępnego czynu. Pan Worthington znalazł mnie ostatniego ranka na ganku gospody, a jego żona w kremowym kaszmirowym swetrze i z eleganckim płaszczem przewieszonym przez ramię stała tuż obok; przeszedł od razu do sedna z taką swobodą, jak ktoś, dla kogo pieniądze nigdy nie stanowiły trudnego tematu do rozmowy.</w:t>
-      </w:r>
-    </w:p>
-    <w:p>
-      <w:r>
-        <w:t>– Pani Mikołajowa – powiedział. – Polubiliśmy to miasteczko przez te tygodnie pobytu tutaj. Naprawdę polubiliśmy. I wiemy, że Towarzystwo Historyczne ma poważne kłopoty finansowe. Poważne kłopoty, z tego, co nam wiadomo. – Uśmiechnął się ciepło i pewnie. – Stać nas na pomoc. Hojną pomoc. Na tyle dużą, by załatwić całą sprawę za jednym zamachem: dach, piec, a do tego fundusz żelazny, który zabezpieczy to miejsce na całe pokolenie. Chętnie wypiszę czek jeszcze dzisiaj rano, zanim odjedziemy. Nas to będzie kosztowało niewiele, a dla tutejszych to znaczy bardzo dużo, i szczerze mówiąc, po tym całym bagnie, sądzę, że miasteczku przydadzą się jakieś dobre wieści na koniec sezonu.</w:t>
-      </w:r>
-    </w:p>
-    <w:p>
-      <w:r>
-        <w:t>Jego ręka powędrowała do kieszeni marynarki po złote piórko. Pip, siedząca u moich stóp, śledziła ten ruch oboma ślepiami.</w:t>
-      </w:r>
-    </w:p>
-    <w:p>
-      <w:r>
-        <w:t>To była miła propozycja, podyktowana szczerym sercem. Zresztą zadziałałaby w tym węższym ujęciu. Jeden czek i kłopoty finansowe Towarzystwa zniknęłyby – dokładnie te same kłopoty, które doprowadziły Thea niemal do szaleństwa i skłoniły do tego, co zrobił. Kawałek mnie, stojący zmęczony na tym zimnym ganku, chciał chwycić tę ofertę obiema rękami i uznać sprawę za zamkniętą.</w:t>
-      </w:r>
-    </w:p>
-    <w:p>
-      <w:r>
-        <w:t>Ale to było znowu to łatwiejsze wyjście, a ja spędziłam całą tę awanturę na nauce odróżniania tego, co łatwe, od tego, co słuszne.</w:t>
-      </w:r>
-    </w:p>
-    <w:p>
-      <w:r>
-        <w:t>– To szlachetny gest, panie Worthington – powiedziałam. – I powiem panu teraz coś, co może zabrzmieć dziwnie, ale mam nadzieję, że odbierze to pan tak, jak to intencjonuję, ponieważ to nie jest odmowa wobec pana życzliwości. Myślę, że powinien pan zatrzymać ten czek. Na razie.</w:t>
+        <w:t xml:space="preserve">Oczywiście, że już o wszystkim słyszeli. W Frost Falls takich rzeczy nie dało się utrzymać w tajemnicy dłużej niż przez jedno przedpołudnie. Wytworni, mili Worthingtonowie wywnioskowali ze wszystkiego — z cichego pomruku festiwalu i pełnej napięcia ciszy w gospodzie — że Towarzystwo Historyczne znalazło się w potężnych tarapatach i że to właśnie te kłopoty popchnęły porządnego człowieka do złego czynu. Pan Worthington znalazł mnie ostatniego ranka na ganku gospody, a jego żona w kremowym kaszmirowym swetrze i z eleganckim płaszczem przewieszonym przez ramię stała tuż obok; przeszedł od razu do sedna z taką swobodą, jak ktoś, dla kogo pieniądze nigdy nie stanowiły trudnego tematu do rozmowy.</w:t>
+      </w:r>
+    </w:p>
+    <w:p>
+      <w:r>
+        <w:t xml:space="preserve">— Pani Claus — powiedział. — Polubiliśmy to miasteczko przez te tygodnie pobytu tutaj. Naprawdę polubiliśmy. I wiemy, że Towarzystwo Historyczne ma poważne kłopoty finansowe. Poważne kłopoty, z tego, co nam wiadomo. — Uśmiechnął się ciepło i pewnie. — Stać nas na pomoc. Hojną pomoc. Na tyle dużą, by załatwić całą sprawę za jednym zamachem: dach, piec, a do tego fundusz żelazny, który zabezpieczy to miejsce na całe pokolenie. Chętnie wypiszę czek jeszcze dzisiaj rano, zanim odjedziemy. Nas to będzie kosztowało niewiele, a dla tutejszych to znaczy bardzo dużo, i szczerze mówiąc, po tym całym bagnie, sądzę, że miasteczku przydadzą się jakieś dobre wieści na koniec sezonu.</w:t>
+      </w:r>
+    </w:p>
+    <w:p>
+      <w:r>
+        <w:t xml:space="preserve">Jego ręka powędrowała do kieszeni marynarki po złote pióro. Pip, siedząca u moich stóp, śledziła ten ruch oboma ślepiami.</w:t>
+      </w:r>
+    </w:p>
+    <w:p>
+      <w:r>
+        <w:t>To była miła propozycja, podyktowana szczerym sercem. Zresztą zadziałałaby w tym węższym ujęciu. Jeden czek i kłopoty finansowe Towarzystwa zniknęłyby — dokładnie te same kłopoty, które doprowadziły Thea niemal do szaleństwa i skłoniły do tego, co zrobił. Kawałek mnie, stojący zmęczony na tym zimnym ganku, chciał chwycić tę ofertę obiema rękami i uznać sprawę za zamkniętą.</w:t>
+      </w:r>
+    </w:p>
+    <w:p>
+      <w:r>
+        <w:t xml:space="preserve">Ale to było znowu to łatwiejsze wyjście, a ja przez całą tę sprawę uczyłam się odróżniania tego, co łatwe, od tego, co słuszne.</w:t>
+      </w:r>
+    </w:p>
+    <w:p>
+      <w:r>
+        <w:t xml:space="preserve">— To szlachetny gest, panie Worthington — powiedziałam. — I powiem panu teraz coś, co może zabrzmieć dziwnie, ale mam nadzieję, że odbierze to pan tak, jak to mam na myśli, ponieważ to nie jest odmowa wobec pana życzliwości. Myślę, że powinien pan zatrzymać ten czek. Na razie.</w:t>
       </w:r>
     </w:p>
     <w:p>
@@ -4735,7 +4735,7 @@
     </w:p>
     <w:p>
       <w:r>
-        <w:t>– W tym miasteczku wydarzyło się niedawno coś paskudnego – powiedziałam – ponieważ pewien porządny człowiek postanowił, że uratowanie Towarzystwa usprawiedliwia wszystko, że ocalenie jest warte każdego świństwa, że sam cel wybaczy środki. No więc słuchaj pan. Jeśli Towarzystwo zostanie uratowane w przyszłym tygodniu za sprawą czeku jakiegoś przejezdnego nieznajomego, jakkolwiek miłego, to lekcją, jaką cicho przyswoi sobie całe miasteczko, będzie to, że Theo miał rację – przynajmniej w tej jednej kwestii. Że przetrwanie budynku to coś, co nadchodzi z zewnątrz, dzięki pieniądzom, dzięki drodze na skróty, dzięki dobroczyńcy, a nie coś, czego samo miasteczko musi zapragnąć, na co musi zapracować i co musi zdobyć. – Pokręciłam głową. – Towarzystwo uratowane przez szczodrego gościa to tylko odroczenie wyroku, panie Worthington. Za pięć lat pogrąży się w tym samym bagnie, czekając na kolejnego bogatego turystę, któremu spodobają się kołdry. Jedynym sposobem, by to miejsce było naprawdę bezpieczne, jest to, żeby Frost Falls samo zdecydowało, że warto je ocalić, i uratowało je własnymi rękami, z własnych kieszeni, jakkolwiek byłyby chude. To trwa dłużej. To jest o wiele trudniejsze. Ale to jest wersja, która przetrwa, i to leczy to, co się tu niedawno stało, zamiast naklejać na to radosny plakat.</w:t>
+        <w:t xml:space="preserve">— W tym miasteczku wydarzyło się niedawno coś paskudnego — powiedziałam — ponieważ pewien porządny człowiek postanowił, że uratowanie Towarzystwa usprawiedliwia wszystko, że ocalenie jest warte każdego świństwa, że sam cel wybaczy środki. Proszę posłuchać. Jeśli Towarzystwo zostanie uratowane w przyszłym tygodniu za sprawą czeku jakiegoś przejezdnego nieznajomego, jakkolwiek miłego, to lekcją, jaką cicho przyswoi sobie całe miasteczko, będzie to, że Theo miał rację — przynajmniej w tej jednej kwestii. Że przetrwanie budynku to coś, co nadchodzi z zewnątrz, dzięki pieniądzom, dzięki drodze na skróty, dzięki dobroczyńcy, a nie coś, czego samo miasteczko musi zapragnąć, na co musi zapracować i co musi zdobyć. — Pokręciłam głową. — Towarzystwo uratowane przez szczodrego gościa to tylko odroczenie wyroku, panie Worthington. Za pięć lat pogrąży się w tym samym bagnie, czekając na kolejnego bogatego turystę, któremu spodobają się kołdry. Jedynym sposobem, by to miejsce było naprawdę bezpieczne, jest to, żeby Frost Falls samo zdecydowało, że warto je ocalić, i uratowało je własnymi rękami, z własnych kieszeni, jakkolwiek byłyby chude. To trwa dłużej. To jest o wiele trudniejsze. Ale to jest wersja, która przetrwa, i to leczy to, co się tu niedawno stało, zamiast naklejać na to radosny plakat.</w:t>
       </w:r>
     </w:p>
     <w:p>
@@ -4745,32 +4745,32 @@
     </w:p>
     <w:p>
       <w:r>
-        <w:t>– Odrzuca pani mnóstwo pieniędzy, pani Mikołajowa.</w:t>
-      </w:r>
-    </w:p>
-    <w:p>
-      <w:r>
-        <w:t>– Odrzucam ratunek – odparłam. – Nie pańską życzliwość, nigdy w życiu. I oto o co bym pana zamiast tego poprosiła, jeśli naprawdę pan to tak czuje. Niech miasteczko spróbuje najpierw samo. Niech urządza kiermasze ciast i te swoje żałosne małe loterie, i niech samo się przekona, na co je stać dla ochrony własnej pamięci. A potem, jeśli zabraknie im środków, jeśli Frost Falls zrobi absolutnie wszystko, co w jego mocy, a i tak nie zdoła dobić do brzegu, wtedy wracajcie. Bądźcie tym ostatnim kamieniem w moście, a nie całym mostem. Niech miasteczko zbuduje większość z niego. Wtedy ten most będzie naprawdę ich.</w:t>
-      </w:r>
-    </w:p>
-    <w:p>
-      <w:r>
-        <w:t>Wtedy pani Worthington się uśmiechnęła – po raz pierwszy tak naprawdę ciepło, od kiedy ich poznałam przez te wszystkie tygodnie – i położyła w rękawiczce dłoń na ramieniu męża.</w:t>
-      </w:r>
-    </w:p>
-    <w:p>
-      <w:r>
-        <w:t>– Podoba mi się to – powiedziała. – Podoba mi się to o wiele bardziej, Geraldzie. Wystarczająco dużo rzeczy w życiu po prostu kupiliśmy. Byłoby odmianą w naszym wieku, gdyby nas do czegoś zaproszono.</w:t>
-      </w:r>
-    </w:p>
-    <w:p>
-      <w:r>
-        <w:t>Więc zostawili to w ten sposób. Bez czeku. Zamiast tego z obietnicą, trzymaną w rezerwie na wypadek biedy. A Towarzystwo zostało dokładnie tam, gdzie było – na krawędzi przepaści, z dziurawym dachem i dogorywającym piecem, tylko że teraz nie został nawet Theo, który by o nie walczył, co czyniło ich położenie jeszcze bardziej ryzykownym niż wcześniej.</w:t>
-      </w:r>
-    </w:p>
-    <w:p>
-      <w:r>
-        <w:t>Kiedy wracałam do domu, wcale nie czułam, żebym odniosła zwycięstwo. Właśnie odradziłam miłemu człowiekowi rozwiązanie tego jednego konkretnego problemu u źródła całego tego smutnego zamieszania, i przez kilka zimnych przecznic tego spaceru zastanawiałam się, czy postąpiłam mądrze, czy po prostu uparcie, czy nie przepuściłam prawdziwego dobra w imię zasady, która nie zatrzyma ani jednej kropli deszczu w zapleczu.</w:t>
+        <w:t xml:space="preserve">— Odrzuca pani mnóstwo pieniędzy, pani Claus.</w:t>
+      </w:r>
+    </w:p>
+    <w:p>
+      <w:r>
+        <w:t xml:space="preserve">— Odrzucam ratunek — odparłam. — Nie pańską życzliwość, nigdy w życiu. I oto o co bym pana zamiast tego poprosiła, jeśli naprawdę pan to tak czuje. Niech miasteczko spróbuje najpierw samo. Niech urządza kiermasze ciast i te swoje żałosne małe loterie, i niech samo się przekona, na co je stać dla ochrony własnej pamięci. A potem, jeśli zabraknie im środków, jeśli Frost Falls zrobi absolutnie wszystko, co w jego mocy, a i tak nie zdoła dobić do brzegu, wtedy niech państwo wrócą. Niech państwo będą tym ostatnim kamieniem w moście, a nie całym mostem. Niech miasteczko zbuduje większość z niego. Wtedy ten most będzie naprawdę ich.</w:t>
+      </w:r>
+    </w:p>
+    <w:p>
+      <w:r>
+        <w:t>Wtedy pani Worthington się uśmiechnęła — po raz pierwszy tak naprawdę ciepło, od kiedy ich poznałam przez te wszystkie tygodnie — i położyła w rękawiczce dłoń na ramieniu męża.</w:t>
+      </w:r>
+    </w:p>
+    <w:p>
+      <w:r>
+        <w:t>— Podoba mi się to — powiedziała. — Podoba mi się to o wiele bardziej, Geraldzie. Wystarczająco dużo rzeczy w życiu po prostu kupiliśmy. Byłoby odmianą w naszym wieku, gdyby nas do czegoś zaproszono.</w:t>
+      </w:r>
+    </w:p>
+    <w:p>
+      <w:r>
+        <w:t xml:space="preserve">Więc zostawili to w ten sposób. Bez czeku. Zamiast tego z obietnicą, trzymaną w rezerwie na wypadek potrzeby. A Towarzystwo zostało dokładnie tam, gdzie było — na krawędzi przepaści, z dziurawym dachem i dogorywającym piecem, tylko że teraz nie został nawet Theo, który by o nie walczył, co czyniło ich położenie jeszcze bardziej ryzykownym niż wcześniej.</w:t>
+      </w:r>
+    </w:p>
+    <w:p>
+      <w:r>
+        <w:t xml:space="preserve">Kiedy wracałam do domu, wcale nie czułam, żebym odniosła zwycięstwo. Właśnie odradziłam miłemu człowiekowi rozwiązanie tego jednego konkretnego problemu u źródła całego tego smutnego zamieszania, i przez kilka zimnych przecznic tego spaceru zastanawiałam się, czy postąpiłam mądrze, czy po prostu uparcie, czy nie przepuściłam prawdziwego dobra w imię zasady, która nie zatrzyma ani jednej kropli deszczu na zapleczu.</w:t>
       </w:r>
     </w:p>
     <w:p>
@@ -4785,7 +4785,7 @@
     </w:p>
     <w:p>
       <w:r>
-        <w:t>Kiedy dotarłam do naszej alejki, zdałam sobie sprawę, że ufam miasteczku – że dadzą radę. Widziałam, jak ruszyli masowo na poszukiwania zaginionego psa. Słyszałam od samego Marka, jak ludzie stale przynosili Redfernom zapiekanki tydzień po tygodniu w najgorszych momentach. Ludzie, którzy potrafią robić takie rzeczy, potrafią też uratować budynek.</w:t>
+        <w:t>Kiedy dotarłam do naszej alejki, zdałam sobie sprawę, że ufam miasteczku — że dadzą radę. Widziałam, jak ruszyli masowo na poszukiwania zaginionego psa. Słyszałam od samego Marka, jak ludzie stale przynosili Redfernom zapiekanki tydzień po tygodniu w najgorszych momentach. Ludzie, którzy potrafią robić takie rzeczy, potrafią też uratować budynek.</w:t>
       </w:r>
     </w:p>
     <w:p>
@@ -4805,12 +4805,12 @@
     </w:p>
     <w:p>
       <w:r>
-        <w:t>Przyszła do domku kilka dni później, trzymając pod pachą teczkę Neila i z wyrazem twarzy, jakiego wcześniej u niej nie widziałam – skupionym i nieco zawziętym.</w:t>
-      </w:r>
-    </w:p>
-    <w:p>
-      <w:r>
-        <w:t>– Myślałam o tym, co powiedziałaś – rzuciła do mnie, zanim jeszcze zdążyła zdjąć płaszcz. – Że bałam się niewłaściwego sekretu. Że to samo ukrywanie nadawało mu zęby. – Położyła teczkę na moim stole w kuchni, płasko, zdecydowanie. – Koniec z ukrywaniem tego, Jessica. Przez wszystkie te lata byłam strażniczką sromotnej rzeczy, a okazuje się, że ta rzecz wcale nie jest sromotna, nie wtedy, gdy opowiada się ją w całości. Jest po prostu smutna, ludzka i ma sto lat. Zamierzam więc ją opowiedzieć. Porządnie. Na głos. Zanim ktokolwiek zdoła kiedykolwiek użyć jej przeciwko mnie. Nie można szantażować kobiety sekretem, który sama już wyjawiła całemu miasteczku.</w:t>
+        <w:t>Przyszła do domku kilka dni później, trzymając pod pachą teczkę Neila i z wyrazem twarzy, jakiego wcześniej u niej nie widziałam — skupionym i nieco zawziętym.</w:t>
+      </w:r>
+    </w:p>
+    <w:p>
+      <w:r>
+        <w:t>— Myślałam o tym, co powiedziałaś — rzuciła do mnie, zanim jeszcze zdążyła zdjąć płaszcz. — Że bałam się niewłaściwego sekretu. Że to samo ukrywanie nadawało mu zęby. — Położyła teczkę na moim stole w kuchni, płasko, zdecydowanie. — Koniec z ukrywaniem tego, Jessica. Przez wszystkie te lata byłam strażniczką sromotnej rzeczy, a okazuje się, że ta rzecz wcale nie jest sromotna, nie wtedy, gdy opowiada się ją w całości. Jest po prostu smutna, ludzka i ma sto lat. Zamierzam więc ją opowiedzieć. Porządnie. Na głos. Zanim ktokolwiek zdoła kiedykolwiek użyć jej przeciwko mnie. Nie można szantażować kobiety sekretem, który sama już wyjawiła całemu miasteczku.</w:t>
       </w:r>
     </w:p>
     <w:p>
@@ -4820,7 +4820,7 @@
     </w:p>
     <w:p>
       <w:r>
-        <w:t>I Fiona to zrobiła. Pozwoliła Claire napisać o tym w Gazette, w wersji prawdziwej i pełnej, dołączając dokumenty Neila. Nie w wersji plotkarskiej, z czystym w swojej prostocie złoczyńcą i czystą w swojej prostocie zbrodnią, ale w tej prawdziwej. Constance Okafor, dziewiętnastoletnia służąca z zimy 1924 roku, której miesiącami nie płacono, z umierającą trzy ulice dalej matką i bez pieniędzy na lekarza, której kazano być wdzięczną za dach nad głową, podczas gdy dzień w dzień odkurzała broszkę wartą więcej, niż zarobiłaby przez trzy życia. Zdesperowana dziewczyna, która wzięła tę jedną rzecz, do której mogła się dosięgnąć, od rodziny, która najpierw okradła ją samą, i zamieniła ją w sto lat uczciwej gościnności dla podróżnych przechodzących przez Frost Falls w chłodne dni.</w:t>
+        <w:t>I Fiona to zrobiła. Pozwoliła Claire napisać o tym w Gazette, w wersji prawdziwej i pełnej, dołączając dokumenty Neila. Nie w wersji plotkarskiej, z czystym w swojej prostocie złoczyńcą i czystą w swojej prostocie zbrodnią, ale w tej prawdziwej. Constance Okafor, dziewiętnastoletnia służąca z zimy 1924 roku, której miesiącami nie płacono, z umierającą trzy ulice dalej matką i bez pieniędzy na lekarza, której kazano być wdzięczną za dach nad głową, podczas gdy dzień w dzień odkurzała broszę wartą więcej, niż zarobiłaby przez trzy życia. Zdesperowana dziewczyna, która wzięła tę jedną rzecz, do której mogła się dosięgnąć, od rodziny, która najpierw okradła ją samą, i zamieniła ją w sto lat uczciwej gościnności dla podróżnych przechodzących przez Frost Falls w chłodne dni.</w:t>
       </w:r>
     </w:p>
     <w:p>
@@ -4830,12 +4830,12 @@
     </w:p>
     <w:p>
       <w:r>
-        <w:t>Martha powiedziała o tym najszczerszą rzecz, na kółku, z drutami pracującymi bez przerwy i wzrokiem utkwionym w robótce.</w:t>
-      </w:r>
-    </w:p>
-    <w:p>
-      <w:r>
-        <w:t>– Constance Okafor kradła, żeby spróbować ratować matkę – powiedziała – i zbudowała dom, który od stu lat ogrzewa to miasteczko. Jeśli ktoś we Frost Falls chce rzucić w nią pierwszym kamieniem z powodu jakiejś broszki, niech przyjdzie i rzuci go najpierw we mnie, ponieważ ja też znałam taką nędzę, gdy byłam dziewczyną, prawdziwą nędzę, i połowa babek ludzi siedzących w tym sklepie zresztą też. Dajcie jej odpocząć. Niech Fiona stoi prosto. To dobra historia. Tyle że ma trudny moment w środku.</w:t>
+        <w:t xml:space="preserve">Martha powiedziała o tym najszczerszą rzecz, w kręgu, z drutami pracującymi bez przerwy i wzrokiem utkwionym w robótce.</w:t>
+      </w:r>
+    </w:p>
+    <w:p>
+      <w:r>
+        <w:t xml:space="preserve">— Constance Okafor ukradła, żeby spróbować ratować matkę — powiedziała — i zbudowała dom, który od stu lat ogrzewa to miasteczko. Jeśli ktoś we Frost Falls chce rzucić w nią pierwszym kamieniem z powodu jakiejś broszy, niech przyjdzie i rzuci go najpierw we mnie, ponieważ ja też znałam taką nędzę, gdy byłam dziewczyną, prawdziwą nędzę, i połowa babek ludzi siedzących w tym sklepie zresztą też. Dajcie jej odpocząć. Niech Fiona stoi prosto. To dobra historia. Tyle że ma trudny moment w środku.</w:t>
       </w:r>
     </w:p>
     <w:p>
@@ -4855,17 +4855,17 @@
     </w:p>
     <w:p>
       <w:r>
-        <w:t>Ale przede wszystkim stało się coś innego. Ludzie zaczynali, cicho, boczkiem, tak jak to miasteczko robiło swoje najgłębsze rzeczy, przychodzić i dziękować mi. Dot wcisnęła mi w dłonie słoik swoich przetworów na targowisku i powiedziała szorstko, patrząc na jabłka, a nie na mnie: – Postąpiłaś słusznie z Fioną. Większość odwróciłaby wzrok. Sam Patel zasalutował mi kapeluszem aż po drugiej stronie Evergreen Avenue. Nawet Noriko, która oszczędnie szafowała pochwałami, powiedziała mi przy kawie, że poradziłam sobie z tą sprawą lepiej niż większość przeszkolonych ludzi, z którymi pracowała w swojej karierze, że znalazłam ciepłą drogę przez coś, co prawie zawsze ma tylko zimne drogi wyjścia.</w:t>
-      </w:r>
-    </w:p>
-    <w:p>
-      <w:r>
-        <w:t>I Martha. Martha ujęła moją dłoń na kółku w jakieś szare popołudnie, potrzymała ją i powiedziała: – Pamiętasz, jak jakiś czas temu mówiłam ci, że nie musisz dźwigać rzeczy sama? Że kółko jest od tego, żeby się o nie opierać? Odpowiedziałam, że dobrze to pamiętam. – No więc – dodała – poszłaś i udowodniłaś, że jesteś jedną z nas, niosąc to w taki sposób, w jaki to niosłaś. Nie tylko opierałaś się na kółku, kiedy tego potrzebowałaś. Byłaś kółkiem dla Fiony, kiedy nie miała nikogo innego. Obca osoba tak nie robi, Jessica. Ktoś z naszych tak robi. – I poklepała mnie raz po dłoni, po czym natychmiast wróciła do swojej rękawiczki, tak jakby nie przed chwilą rozłożyła mnie całkowicie na łopatki tam, gdzie siedziałam.</w:t>
-      </w:r>
-    </w:p>
-    <w:p>
-      <w:r>
-        <w:t>Zeszłam z czubka świata w połowie obca, sięgając każdego mroźnego rana po płaszcz, który jeszcze nie był rozchodzony. I gdzieś w trakcie najgorszej awantury, jaką widziałam we Frost Falls, w robieniu trudnej rzeczy we właściwy sposób, ten płaszcz się rozchodził. Nikt nie usiadł i o tym nie zdecydował. Pokochałam to miejsce na tyle, by zrobić dla niego tę trudną, słuszną rzecz. Tutejsi ludzie patrzą... patrzel... patrzyli, jak to robię, i postanowili w swój powolny, boczny sposób, że jestem ich.</w:t>
+        <w:t xml:space="preserve">Ale przede wszystkim stało się coś innego. Ludzie zaczynali, cicho, boczkiem, tak jak to miasteczko robiło swoje najgłębsze rzeczy, przychodzić i dziękować mi. Dot wcisnęła mi w dłonie słoik swoich przetworów na targowisku i powiedziała szorstko, patrząc na jabłka, a nie na mnie: — Postąpiłaś słusznie z Fioną. Większość odwróciłaby wzrok. Sam Patel uchylił do mnie czapki aż z drugiej strony Evergreen Avenue. Nawet Noriko, która oszczędnie szafowała pochwałami, powiedziała mi przy kawie, że poradziłam sobie z tą sprawą lepiej niż większość przeszkolonych ludzi, z którymi pracowała w swojej karierze, że znalazłam ciepłą drogę przez coś, co prawie zawsze ma tylko zimne drogi wyjścia.</w:t>
+      </w:r>
+    </w:p>
+    <w:p>
+      <w:r>
+        <w:t xml:space="preserve">I Martha. Martha ujęła moją dłoń w kręgu pewnego szarego popołudnia, potrzymała ją i powiedziała: — Pamiętasz, jak jakiś czas temu mówiłam ci, że nie musisz dźwigać rzeczy sama? Że krąg jest od tego, żeby się o niego opierać? Odpowiedziałam, że dobrze to pamiętam. — No więc — dodała — poszłaś i udowodniłaś, że jesteś jedną z nas, niosąc to w taki sposób, w jaki to niosłaś. Nie tylko opierałaś się na kręgu, kiedy tego potrzebowałaś. Byłaś kręgiem dla Fiony, kiedy nie miała nikogo innego. Obca osoba tak nie robi, Jessica. Ktoś z naszych tak robi. — I poklepała mnie raz po dłoni, po czym natychmiast wróciła do swojej rękawiczki, tak jakby nie przed chwilą rozłożyła mnie całkowicie na łopatki tam, gdzie siedziałam.</w:t>
+      </w:r>
+    </w:p>
+    <w:p>
+      <w:r>
+        <w:t xml:space="preserve">Zeszłam z czubka świata w połowie obca, sięgając każdego mroźnego rana po płaszcz, który jeszcze nie był rozchodzony. I gdzieś w trakcie najgorszej sprawy, jaką widziałam we Frost Falls, w robieniu trudnej rzeczy we właściwy sposób, ten płaszcz się rozchodził. Nikt nie usiadł i o tym nie zdecydował. Pokochałam to miejsce na tyle, by zrobić dla niego tę trudną, słuszną rzecz. Tutejsi ludzie patrzyli, jak to robię, i postanowili w swój powolny, boczny sposób, że jestem ich.</w:t>
       </w:r>
     </w:p>
     <w:p>
@@ -4880,12 +4880,12 @@
     </w:p>
     <w:p>
       <w:r>
-        <w:t>Towarzystwo wymagało uporządkowania po odejściu Theoa, więc przez następnych kilka dni krąg oraz dobra połowa Evergreen Avenue stawili się na miejscu, żeby doprowadzić archiwum do porządku.</w:t>
-      </w:r>
-    </w:p>
-    <w:p>
-      <w:r>
-        <w:t xml:space="preserve">Theo oddał listy Blackburnów, co do jednego, w ramach swojej pokuty, a ja układałam je z powrotem wraz z Oliwką i Dot pewnego zimnego popołudnia, we trzy przy długim stole roboczym z przysuniętą blisko dobrą lampą, kiedy natknęłam się na taki, którego wcześniej nie widziałam. Nie dotyczył broszki. Opisywał zimowy dzień z 1924 roku, kiedy to rodziny z miasteczka zebrały się na skwerze, zapieczętowały skrzynkę z miejskimi skarbami i zakopały ją pod wielkim wiązem, </w:t>
+        <w:t xml:space="preserve">Towarzystwo wymagało uporządkowania po odejściu Thea, więc przez następnych kilka dni krąg oraz dobra połowa Evergreen Avenue stawili się na miejscu, żeby doprowadzić archiwum do porządku.</w:t>
+      </w:r>
+    </w:p>
+    <w:p>
+      <w:r>
+        <w:t xml:space="preserve">Theo oddał listy Blackburnów, co do jednego, w ramach swojej pokuty, a ja układałam je z powrotem wraz z Olivią i Dot pewnego zimnego popołudnia, we trzy przy długim stole roboczym z przysuniętą blisko dobrą lampą, kiedy natknęłam się na taki, którego wcześniej nie widziałam. Nie dotyczył broszy. Opisywał zimowy dzień z 1924 roku, kiedy to rodziny z miasteczka zebrały się na skwerze, zapieczętowały skrzynkę z miejskimi skarbami i zakopały ją pod wielkim wiązem, </w:t>
       </w:r>
       <w:r>
         <w:rPr>
@@ -4906,7 +4906,7 @@
     </w:p>
     <w:p>
       <w:r>
-        <w:t>– Kapsuła czasu – powiedziała cicho Oliwka. – Theo rwał sobie z jej powodu włosy z głowy. W prowadzonych przez niego rejestrach stało tylko, że zakopano ją na skwerze, a skwer ma cztery akry. Leży pod wiązem. Przez cały ten czas była dokładnie tam.</w:t>
+        <w:t xml:space="preserve">— Kapsuła czasu — powiedziała cicho Olivia. — Theo rwał sobie z jej powodu włosy z głowy. W prowadzonych przez niego rejestrach stało tylko, że zakopano ją na skwerze, a skwer ma półtora hektara. Leży pod wiązem. Przez cały ten czas była dokładnie tam.</w:t>
       </w:r>
     </w:p>
     <w:p>
@@ -4916,7 +4916,7 @@
     </w:p>
     <w:p>
       <w:r>
-        <w:t>Sam Patel wziął na siebie kopanie, ponieważ Sam wykonywał ciężką, uczciwą pracę i lubił to. Staliśmy wszyscy wokół niego w złocistym blasku latarni i rozwieszonych światełek, a nasze oddechy mieszały się w zimnym powietrzu. Emma Redfern trzymała mnie za rękę z jednej strony, a Pip tuliła się ciepło do mojego buta z drugiej. Śnieżyn nosił swoją czapkę z rogami. Mark stał za córką z dłońmi na jej ramionach. Cały krąg był na miejscu, a także Neil Carter, który został dłużej, niż planował, i stał z tyłu, trzymając notes schowany tym razem w kieszeni. Kiedy łopata Sama uderzyła o coś, co wydobyło z siebie tępy, lity, metalowy dźwięk, cały skwer wydał z siebie jeden wspólny pomruk, ciche, pełne zdumienia ach, które zawisło w zimnym powietrzu.</w:t>
+        <w:t xml:space="preserve">Sam Patel wziął na siebie kopanie, ponieważ Sam wykonywał ciężką, uczciwą pracę i lubił to. Staliśmy wszyscy wokół niego w złocistym blasku latarni i rozwieszonych światełek, a nasze oddechy mieszały się w zimnym powietrzu. Emma Redfern trzymała mnie za rękę z jednej strony, a Pip tuliła się ciepło do mojego buta z drugiej. Snowball nosił swoją czapkę z porożem. Mark stał za córką z dłońmi na jej ramionach. Cały krąg był na miejscu, a także Neil Carter, który został dłużej, niż planował, i stał z tyłu, trzymając notes schowany tym razem w kieszeni. Kiedy łopata Sama uderzyła o coś, co wydobyło z siebie tępy, lity, metalowy dźwięk, cały skwer wydał z siebie jeden wspólny pomruk, ciche, pełne zdumienia ach, które zawisło w zimnym powietrzu.</w:t>
       </w:r>
     </w:p>
     <w:p>
@@ -4926,7 +4926,7 @@
     </w:p>
     <w:p>
       <w:r>
-        <w:t>– Nie otwierać – powiedziała Noriko, zanim czyjekolwiek dłonie zdążyły wyciągnąć się do skrzynki, a powiedziała to łagodnie, lecz stanowczo, mając w sobie zarazem coś z szefowej i mądrej kobiety. – Nie dzisiaj, nie tak, w ciemnościach, z łopatami i kiedy wszystkim jest zimno. Przeleżała tam sto lat. Może poczekać do nowego roku i zostać otwarta jak należy. Zrobimy to porządnie. Całe miasteczko, za dnia. – Spojrzała mi prosto w oczy ponad światłem latarni. – Z Theoa obecnością.</w:t>
+        <w:t xml:space="preserve">— Nie otwierać — powiedziała Noriko, zanim czyjekolwiek dłonie zdążyły wyciągnąć się do skrzynki, a powiedziała to łagodnie, lecz stanowczo, mając w sobie zarazem coś z szefowej i mądrej kobiety. — Nie dzisiaj, nie tak, w ciemnościach, z łopatami i kiedy wszystkim jest zimno. Przeleżała tam sto lat. Może poczekać do nowego roku i zostać otwarta jak należy. Zrobimy to porządnie. Całe miasteczko, za dnia. — Spojrzała mi prosto w oczy ponad światłem latarni. — Z udziałem Theo.</w:t>
       </w:r>
     </w:p>
     <w:p>
@@ -4936,7 +4936,7 @@
     </w:p>
     <w:p>
       <w:r>
-        <w:t>– W końcu znalazł połowę tropu prowadzącego do niej – kontynuowała Noriko – nawet jeśli szedł do tego okrężną drogą i w niewłaściwy sposób. Poświęcił trzydzieści lat na poznawanie miejsc, w których to miasteczko zakopywało rzeczy. Powinien tam być, gdy ta wychodzi na światło dzienne. To może być pierwsza porządna rzecz, w pobliżu której przyjdzie mu stanąć. A stanie w pobliżu czegoś dobrego, do czego nie może sobie przypisać zasług, może okazać się dokładnie tym lekarstwem, którego potrzebuje.</w:t>
+        <w:t>— W końcu znalazł połowę tropu prowadzącego do niej — kontynuowała Noriko — nawet jeśli szedł do tego okrężną drogą i w niewłaściwy sposób. Poświęcił trzydzieści lat na poznawanie miejsc, w których to miasteczko zakopywało rzeczy. Powinien tam być, gdy ta wychodzi na światło dzienne. To może być pierwsza porządna rzecz, w pobliżu której przyjdzie mu stanąć. A stanie w pobliżu czegoś dobrego, do czego nie może sobie przypisać zasług, może okazać się dokładnie tym lekarstwem, którego potrzebuje.</w:t>
       </w:r>
     </w:p>
     <w:p>
@@ -4951,22 +4951,22 @@
     </w:p>
     <w:p>
       <w:r>
-        <w:t>Chwilę później Bram nadbiegł pędem przez skwer, wykręcając czapkę w rękach, a za nim, jakże by inaczej, szedł renifer. Tym razem Tancerka, która znów wypuściła się z wybiegu i podążyła za latarniami w dół miasteczka. Stanęła na środku skweru z iskrzącym się na porożu szronem, przyglądając się wydobytej miedzianej skrzynce z łagodnym, niespiesznym zainteresowaniem, podczas gdy stu mieszczan wpatrywało się w nią w milczeniu, a jedna mała dziewczynka pisnęła głośno z czystej radości.</w:t>
-      </w:r>
-    </w:p>
-    <w:p>
-      <w:r>
-        <w:t>– Ten zatrzask, pani Claus! – zawołał Bram, dobiegając bez tchu. – Znowu z niewłaściwej strony! Poddaję się, z tym wszystkim się poddaję, bestie idą tam, gdzie ludzie, a każda duszka w miasteczku jest tu dzisiaj na zewnątrz, co ma majster z tym począć, pytam się!</w:t>
-      </w:r>
-    </w:p>
-    <w:p>
-      <w:r>
-        <w:t>– Niech zostanie – powiedziałam, śmiejąc się, gdy Emma wyrwała się ojcu i podbiegła, by zarzucić ręce na szyję Tancerce. – Nie wyrządzi żadnej szkody, Bram. Niech też popatrzy.</w:t>
-      </w:r>
-    </w:p>
-    <w:p>
-      <w:r>
-        <w:t>Stamtąd, z placu, spojrzałam wokół na to wszystko: na wiąz i złote światła, zieloną miedzianą skrzynkę, renifera, śmiejące się dziecko i całe miasteczko zgromadzone blisko w blasku latarni. Pip podeszła pod sam pysk Tancerki i obdarzyła renifera długim, surowym spojrzeniem, jakby chciała przypomnieć jej, czyj to właściwie jest pingwin. Dłoń Nicka odnalazła moją. Dalej, za wybiegiem, znajdowało się palenisko, które zbudował dla magii, i zastanawiałam się, jak wielka jej część będzie tam krążyć, zanim wrócimy do domu.</w:t>
+        <w:t xml:space="preserve">Chwilę później Bram nadbiegł pędem przez skwer, wykręcając czapkę w rękach, a za nim, jakże by inaczej, szedł renifer. Tym razem Dancer, która znów wydostała się z wybiegu i podążyła za latarniami w dół miasteczka. Stanęła na środku skweru z iskrzącym się na porożu szronem, przyglądając się wydobytej miedzianej skrzynce z łagodnym, niespiesznym zainteresowaniem, podczas gdy setka mieszkańców wpatrywała się w nią w milczeniu, a jedna mała dziewczynka pisnęła głośno z czystej radości.</w:t>
+      </w:r>
+    </w:p>
+    <w:p>
+      <w:r>
+        <w:t xml:space="preserve">— Ten zatrzask, pani Claus! — zawołał Bram, dobiegając bez tchu. — Znowu z niewłaściwej strony! Poddaję się, z tym wszystkim się poddaję, bestie idą tam, gdzie ludzie, a każda dusza w miasteczku jest tu dzisiaj na zewnątrz, co ma majster z tym począć, pytam się!</w:t>
+      </w:r>
+    </w:p>
+    <w:p>
+      <w:r>
+        <w:t xml:space="preserve">— Niech zostanie — powiedziałam, śmiejąc się, gdy Emma wyrwała się ojcu i podbiegła, by zarzucić ręce na szyję Dancer. — Nie wyrządzi żadnej szkody, Bram. Niech też popatrzy.</w:t>
+      </w:r>
+    </w:p>
+    <w:p>
+      <w:r>
+        <w:t xml:space="preserve">Stamtąd, ze skweru, spojrzałam wokół na to wszystko: na wiąz i złote światła, zieloną miedzianą skrzynkę, renifera, śmiejące się dziecko i całe miasteczko zgromadzone blisko w blasku latarni. Pip podeszła pod sam pysk Dancer i obdarzyła renifera długim, surowym spojrzeniem, jakby chciała przypomnieć jej, czyj to właściwie jest pingwin. Dłoń Nicka odnalazła moją. Dalej, za wybiegiem, znajdowało się palenisko, które zbudował dla magii, i zastanawiałam się, jak wielka jej część będzie tam krążyć, zanim wrócimy do domu.</w:t>
       </w:r>
     </w:p>
     <w:p>
@@ -4991,12 +4991,12 @@
     </w:p>
     <w:p>
       <w:r>
-        <w:t>Pewnego wieczoru w tym tygodniu odprowadziłam Emmę i Snowballa do domu. Pip człapała przodem, a Mark szedł obok mnie. Emma paplała przez całą drogę – jak to miała w zwyczaju – o miedzianej skrzynce i tym, co może znajdować się w środku. Monety, obstawiała. Albo list. Albo skarb, prawdziwy skarb, złoty, jak miała nadzieję, i czy całe miasto będzie mogło to zobaczyć, i czy mogłaby stanąć z przodu, kiedy będą ją otwierać, bo przecież stała dokładnie tam, gdy wyciągano ją z ziemi, a to chyba coś powinno znaczyć, prawda?</w:t>
-      </w:r>
-    </w:p>
-    <w:p>
-      <w:r>
-        <w:t>– Powinno znaczyć bardzo wiele – powiedziałam jej. – Osobiście tego dopilnuję. Pierwszy rząd, ty i Pip.</w:t>
+        <w:t xml:space="preserve">Pewnego wieczoru w tym tygodniu odprowadziłam Emmę i Snowballa do domu. Pip człapała przodem, a Mark szedł obok mnie. Emma paplała przez całą drogę — jak to miała w zwyczaju — o miedzianej skrzynce i tym, co może znajdować się w środku. Monety, obstawiała. Albo list. Albo skarb, prawdziwy skarb, złoty, jak miała nadzieję, i czy całe miasteczko będzie mogło to zobaczyć, i czy mogłaby stanąć z przodu, kiedy będą ją otwierać, bo przecież stała dokładnie tam, gdy wyciągano ją z ziemi, a to chyba coś powinno znaczyć, prawda?</w:t>
+      </w:r>
+    </w:p>
+    <w:p>
+      <w:r>
+        <w:t>— Powinno znaczyć bardzo wiele — powiedziałam jej. — Osobiście tego dopilnuję. Pierwszy rząd, ty i Pip.</w:t>
       </w:r>
     </w:p>
     <w:p>
@@ -5006,32 +5006,32 @@
     </w:p>
     <w:p>
       <w:r>
-        <w:t>– Do Nowego Roku nie da z nią wytrzymać – powiedział. – Tak bardzo chce, żeby ją otwarto. Codziennie pyta, czy to już Nowy Rok.</w:t>
-      </w:r>
-    </w:p>
-    <w:p>
-      <w:r>
-        <w:t>– Całe miasto też – odparłam. – W tym cały sęk. To powód, żeby przetrwać ciemne miesiące. Coś dobrego, co czeka na samym końcu zimy.</w:t>
-      </w:r>
-    </w:p>
-    <w:p>
-      <w:r>
-        <w:t>Patrzyłam, jak Emma macha smyczą Snowballa i trajkotał o skarbie do psa.</w:t>
-      </w:r>
-    </w:p>
-    <w:p>
-      <w:r>
-        <w:t>– Wróciła do dawnej siebie, Mark. Zauważyłeś? Kiedy ją poznałam, ledwo z siebie wydobywała głos.</w:t>
-      </w:r>
-    </w:p>
-    <w:p>
-      <w:r>
-        <w:t>– Zauważyłem. – Jego głos lekko stwardniał i nie dodał już nic więcej.</w:t>
-      </w:r>
-    </w:p>
-    <w:p>
-      <w:r>
-        <w:t>Pip, kilka kroków przed nami, zatrzymała się, by poczekać na Snowballa, który wyczuł na słupku furtki zapach godny całej swojej uwagi. Szłyśmy dalej przez oświetlone na złoto ulice.</w:t>
+        <w:t>— Do Nowego Roku nie da z nią wytrzymać — powiedział. — Tak bardzo chce, żeby ją otwarto. Codziennie pyta, czy to już Nowy Rok.</w:t>
+      </w:r>
+    </w:p>
+    <w:p>
+      <w:r>
+        <w:t xml:space="preserve">— Całe miasteczko też — odparłam. — W tym właśnie rzecz. To powód, żeby przetrwać ciemne miesiące. Coś dobrego, co czeka na samym końcu zimy.</w:t>
+      </w:r>
+    </w:p>
+    <w:p>
+      <w:r>
+        <w:t xml:space="preserve">Patrzyłam, jak Emma macha smyczą Snowballa i trajkocze do psa o skarbie.</w:t>
+      </w:r>
+    </w:p>
+    <w:p>
+      <w:r>
+        <w:t xml:space="preserve">— Wróciła do dawnej siebie, Marku. Zauważyłeś? Kiedy ją poznałam, ledwo z siebie wydobywała głos.</w:t>
+      </w:r>
+    </w:p>
+    <w:p>
+      <w:r>
+        <w:t xml:space="preserve">— Zauważyłem. — Głos lekko mu się załamał i nie dodał już nic więcej.</w:t>
+      </w:r>
+    </w:p>
+    <w:p>
+      <w:r>
+        <w:t xml:space="preserve">Pip, kilka kroków przed nami, zatrzymała się, by poczekać na Snowballa, który wyczuł na słupku furtki zapach godny całej swojej uwagi. Szliśmy dalej przez oświetlone na złoto ulice.</w:t>
       </w:r>
     </w:p>
     <w:p>
@@ -5041,7 +5041,7 @@
     </w:p>
     <w:p>
       <w:r>
-        <w:t>– Poczekaj – powiedziała. – Nie idź.</w:t>
+        <w:t xml:space="preserve">— Proszę poczekać — powiedziała. — Niech pani nie odchodzi.</w:t>
       </w:r>
     </w:p>
     <w:p>
@@ -5051,17 +5051,17 @@
     </w:p>
     <w:p>
       <w:r>
-        <w:t>W środku tkwiła gałązka ostrokrzewu, ta z dyni, stojąca w calu wody. Trzy listki były ciemne i błyszczące, a jagody tak czerwone jak w popołudnie, kiedy ją znaleziono.</w:t>
-      </w:r>
-    </w:p>
-    <w:p>
-      <w:r>
-        <w:t>– Nawet nie zwiędła – szepnęła, zerkając na ojca, który zatrzymał się, by porozmawiać z sąsiadem przez płot. – Codziennie zmieniam wodę. Tata myśli, że ułamałam ją z wianka w gospodzie.</w:t>
-      </w:r>
-    </w:p>
-    <w:p>
-      <w:r>
-        <w:t>– Zmieniaj regularnie – powiedziałam.</w:t>
+        <w:t xml:space="preserve">W środku tkwiła gałązka ostrokrzewu, ta z dyni, stojąca w dwóch centymetrach wody. Trzy listki były ciemne i błyszczące, a jagody tak czerwone jak w popołudnie, kiedy ją znaleziono.</w:t>
+      </w:r>
+    </w:p>
+    <w:p>
+      <w:r>
+        <w:t xml:space="preserve">— Nawet nie zwiędła — szepnęła, zerkając na ojca, który zatrzymał się, by porozmawiać z sąsiadem przez płot. — Codziennie zmieniam wodę. Tata myśli, że ułamałam ją z wieńca przy gospodzie.</w:t>
+      </w:r>
+    </w:p>
+    <w:p>
+      <w:r>
+        <w:t>— Zmieniaj regularnie — powiedziałam.</w:t>
       </w:r>
     </w:p>
     <w:p>
@@ -5076,32 +5076,32 @@
     </w:p>
     <w:p>
       <w:r>
-        <w:t>Spotkałam Thea jeszcze raz w tym tygodniu. Siedział w siedzibie Towarzystwa, w tylnym pokoju, naprawiając podartą, starą mapę – najskromniejsza praca, jaką kiedykolwiek mu powierzono, a przy tym wyraźnie był za nią wdzięczny. Nie słyszał, kiedy weszłam. Kiedy uniósł wzrok, wyprostował się i spiął, jak człowiek, który spodziewa się, że zaraz wypomną mu dokładnie to, kim jest.</w:t>
-      </w:r>
-    </w:p>
-    <w:p>
-      <w:r>
-        <w:t>– Pani Claus.</w:t>
-      </w:r>
-    </w:p>
-    <w:p>
-      <w:r>
-        <w:t>– Theo. – Podeszłam i zajrzałam mu przez ramię na mapę, którą cerował. Oczywiście robił to pięknie. Zawsze tak potrafił. Rozdarcie pod jego palcami było już prawie niewidoczne. – Cudowna robota.</w:t>
-      </w:r>
-    </w:p>
-    <w:p>
-      <w:r>
-        <w:t>– Tylko na to mi pozwalają – powiedział, po czym dodał szybko, zanim zdążyłam odpowiedzieć: – I słusznie. Nie narzekam. To o wiele więcej, niż sama dałbym sobie na ich miejscu.</w:t>
-      </w:r>
-    </w:p>
-    <w:p>
-      <w:r>
-        <w:t>Wygładził stary papier dwiema palcami.</w:t>
-      </w:r>
-    </w:p>
-    <w:p>
-      <w:r>
-        <w:t>– Otworzą kapsułę w Nowym Roku. Słyszałaś? Noriko mówi, że wolno mi tam być. Żeby popatrzeć.</w:t>
+        <w:t>Spotkałam Thea jeszcze raz w tym tygodniu. Siedział w siedzibie Towarzystwa, w tylnym pokoju, naprawiając podartą, starą mapę — najskromniejsza praca, jaką kiedykolwiek mu powierzono, a przy tym wyraźnie był za nią wdzięczny. Nie słyszał, kiedy weszłam. Kiedy uniósł wzrok, wyprostował się i spiął, jak człowiek, który spodziewa się, że zaraz wypomną mu dokładnie to, kim jest.</w:t>
+      </w:r>
+    </w:p>
+    <w:p>
+      <w:r>
+        <w:t>— Pani Claus.</w:t>
+      </w:r>
+    </w:p>
+    <w:p>
+      <w:r>
+        <w:t>— Theo. — Podeszłam i zajrzałam mu przez ramię na mapę, którą cerował. Oczywiście robił to pięknie. Zawsze tak potrafił. Rozdarcie pod jego palcami było już prawie niewidoczne. — Cudowna robota.</w:t>
+      </w:r>
+    </w:p>
+    <w:p>
+      <w:r>
+        <w:t xml:space="preserve">— Tylko na to mi pozwalają — powiedział, po czym dodał szybko, zanim zdążyłam odpowiedzieć: — I słusznie. Nie narzekam. To o wiele więcej, niż sam bym sobie dał na ich miejscu.</w:t>
+      </w:r>
+    </w:p>
+    <w:p>
+      <w:r>
+        <w:t xml:space="preserve">Wygładził stary papier dwoma palcami.</w:t>
+      </w:r>
+    </w:p>
+    <w:p>
+      <w:r>
+        <w:t xml:space="preserve">— Otworzą kapsułę w Nowym Roku. Słyszała pani? Noriko mówi, że wolno mi tam być. Żeby popatrzeć.</w:t>
       </w:r>
     </w:p>
     <w:p>
@@ -5111,12 +5111,12 @@
     </w:p>
     <w:p>
       <w:r>
-        <w:t>– Nie zasługuję na to, żeby tam być. Ale mówi, że mogę patrzeć. Po tym wszystkim wolno mi stać w pokoju, kiedy miasto otwiera swoje serce. Myślę o tym codziennie. Szczera prawda, to w dużej mierze trzyma mnie przy życiu.</w:t>
-      </w:r>
-    </w:p>
-    <w:p>
-      <w:r>
-        <w:t>– Więc trzymaj się tego – powiedziałam. – Cal po calu. Tylko tyle ktoś od ciebie wymaga.</w:t>
+        <w:t xml:space="preserve">— Nie zasługuję na to, żeby tam być. Ale mówi, że mogę patrzeć. Po tym wszystkim wolno mi stać w pokoju, kiedy miasteczko otwiera swoje serce. Myślę o tym codziennie. Szczera prawda, to w dużej mierze trzyma mnie przy życiu.</w:t>
+      </w:r>
+    </w:p>
+    <w:p>
+      <w:r>
+        <w:t xml:space="preserve">— Więc trzymaj się tego — powiedziałam. — Krok po kroku. Tylko tyle ktoś od ciebie wymaga.</w:t>
       </w:r>
     </w:p>
     <w:p>
@@ -5136,32 +5136,32 @@
     </w:p>
     <w:p>
       <w:r>
-        <w:t>– Wracamy do domu – powiedziałam.</w:t>
-      </w:r>
-    </w:p>
-    <w:p>
-      <w:r>
-        <w:t>– Kawałek po kawałku. Początek. – Objął mnie ramieniem. – Jeszcze nie wszystko, jeszcze nie na stałe. Potrzeba na to lat pracy, żeby zbudować palenisko dość wielkie, by pomieścić całą magię świąt. perishable Ale to już ruszyło, Jess.</w:t>
-      </w:r>
-    </w:p>
-    <w:p>
-      <w:r>
-        <w:t>Przytuliłam się do niego, patrząc, jak złote kręgi wolno krążą nad rusztem, i myślałam o nadchodzącej zimie. Towarzystwo wciąż na krawędzi – miało zostać uratowane we właściwy sposób albo wcale – a przed nami cały sezon kiermaszy i upartej, drobnej szczodrobliwości, zanim ktokolwiek cokolwiek się dowie. Miedziana skrzynka zamknięta w izbie Towarzystwa aż do Nowego Roku. Vera i Theo, oboje przemierzający swoje długie drogi powrotne, cal po trudnym calu. Magia, która już się osadzała, choć jeszcze nie na dobre, wciąż sypiąca iskrami wokół lamp i zamków w całym miasteczku. Tyle rzeczy wciąż niedokończonych. Tyle pracy przed nami.</w:t>
-      </w:r>
-    </w:p>
-    <w:p>
-      <w:r>
-        <w:t>Ale światła nad Frost Falls płonęły złociście. Dziecko, które ucichło, znowu trajkotało o skarbie. Fiona wreszcie wyprostowała się we własnej, prawdziwej historii, a Theo podano pomocną dłoń. Nie byłam już tutaj obca. Byłam w domu. Oboje byliśmy. A magia świąt, która szła za nami całą drogę aż z Bieguna, zaczynała się – dopiero co zaczynała – osadzać.</w:t>
-      </w:r>
-    </w:p>
-    <w:p>
-      <w:r>
-        <w:t>– Chodź do środka – powiedziałam do męża. – Tu można zginąć z zimna. Zrobię kakao.</w:t>
-      </w:r>
-    </w:p>
-    <w:p>
-      <w:r>
-        <w:t>– To – odparł Nick – najlepsza propozycja, jaką usłyszałem w tym tygodniu.</w:t>
+        <w:t xml:space="preserve">— Ona wraca do domu — powiedziałam.</w:t>
+      </w:r>
+    </w:p>
+    <w:p>
+      <w:r>
+        <w:t xml:space="preserve">— Kawałek po kawałku. Początek. — Objął mnie ramieniem. — Jeszcze nie wszystko, jeszcze nie na stałe. Potrzeba na to lat pracy, żeby zbudować palenisko dość wielkie, by pomieścić całą magię świąt. Ale to już ruszyło, Jess.</w:t>
+      </w:r>
+    </w:p>
+    <w:p>
+      <w:r>
+        <w:t xml:space="preserve">Przytuliłam się do niego, patrząc, jak złote kręgi wolno krążą nad rusztem, i myślałam o nadchodzącej zimie. Towarzystwo wciąż na krawędzi — miało zostać uratowane we właściwy sposób albo wcale — a przed nami cały sezon kiermaszy i upartej, drobnej szczodrobliwości, zanim ktokolwiek cokolwiek się dowie. Miedziana skrzynka zamknięta w przednim pokoju Towarzystwa aż do Nowego Roku. Vera i Theo, oboje przemierzający swoje długie drogi powrotne, krok po trudnym kroku. Magia, która już się osadzała, choć jeszcze nie na dobre, wciąż sypiąca iskrami wokół lamp i zamków w całym miasteczku. Tyle rzeczy wciąż niedokończonych. Tyle pracy przed nami.</w:t>
+      </w:r>
+    </w:p>
+    <w:p>
+      <w:r>
+        <w:t xml:space="preserve">Ale światła nad Frost Falls płonęły złociście. Dziecko, które ucichło, znowu trajkotało o skarbie. Fiona wreszcie wyprostowała się we własnej, prawdziwej historii, a Theo dostał drogę powrotu. Nie byłam już tutaj obca. Byłam w domu. Oboje byliśmy. A magia świąt, która szła za nami całą drogę aż z Bieguna, zaczynała się — dopiero co zaczynała — osadzać.</w:t>
+      </w:r>
+    </w:p>
+    <w:p>
+      <w:r>
+        <w:t>— Chodź do środka — powiedziałam do męża. — Tu można zginąć z zimna. Zrobię kakao.</w:t>
+      </w:r>
+    </w:p>
+    <w:p>
+      <w:r>
+        <w:t>— To — odparł Nick — najlepsza propozycja, jaką usłyszałem w tym tygodniu.</w:t>
       </w:r>
     </w:p>
     <w:p>
@@ -5209,27 +5209,27 @@
     </w:p>
     <w:p>
       <w:r>
-        <w:t>Greta piekła tę samą bułeczkę cynamonową od czterdziestu lat. Upiekła ją rankiem po pogrzebie męża, bo nie wiedziała, co począć z rękami. W tym tygodniu wyciąga z pieca kwaśną, kolejna partia jest kwaśna i następna tak samo.</w:t>
-      </w:r>
-    </w:p>
-    <w:p>
-      <w:r>
-        <w:t>Nowa mąka. Nowa woda. Pożyczona waga. Wciąż kwaśne. Do czwartku Greta stoi we własnej piekarni i mówi thesyszce Claus, że jej ręce w końcu zapomniały, jak to się robi.</w:t>
-      </w:r>
-    </w:p>
-    <w:p>
-      <w:r>
-        <w:t>Wtem przez szybę przelatuje cegła, a na szalówce pojawia się czerwone słowo, które każde dziecko z Evergreen Avenue przeczyta w drodze do szkoły.</w:t>
-      </w:r>
-    </w:p>
-    <w:p>
-      <w:r>
-        <w:t>Miasteczko sięga po najprostsze wyjaśnienia: rzeźnik, który zakuł łańcuchem bramę dostawczą, rodzina zalegająca z rachunkami za olej, nudzący się chłopak z kradzioną puszką. Jessica sięga po to, co pasuje – bo ktokolwiek to zrobił, kupił proszek, znał dawkę i złożył skargę powołującą się na kodeks sanitarny wraz z paragrafami. To nie żaden kaprys. To fach.</w:t>
-      </w:r>
-    </w:p>
-    <w:p>
-      <w:r>
-        <w:t>A na jasnym końcu alei nowa patisserie wyznaczyła otwarcie na ten właśnie tydzień, kiedy Holly Jolly będzie zamknięta.</w:t>
+        <w:t xml:space="preserve">Greta piekła dokładnie tę samą bułeczkę cynamonową przez czterdzieści lat. Zrobiła ją rankiem po pogrzebie męża, ponieważ nie wiedziała, co innego począć z rękami. W tym tygodniu wyciąga je z pieca kwaśne, kolejna partia jest taka sama, i ta następna również.</w:t>
+      </w:r>
+    </w:p>
+    <w:p>
+      <w:r>
+        <w:t xml:space="preserve">Nowa mąka. Nowa woda. Pożyczona waga. Wciąż kwaśne. Do czwartku Greta stoi we własnej piekarni, mówiąc Jessice Claus, że jej dłonie wreszcie zapomniały jak.</w:t>
+      </w:r>
+    </w:p>
+    <w:p>
+      <w:r>
+        <w:t xml:space="preserve">Wtem przez okno wlatuje cegła, a na deskach szalówki pojawia się czerwony napis, który przeczyta każde dziecko idące Evergreen Avenue.</w:t>
+      </w:r>
+    </w:p>
+    <w:p>
+      <w:r>
+        <w:t xml:space="preserve">Miasteczko sięga po łatwe wyjaśnienia: rzeźnik, który zablokował bramę ładunkową, rodzina zalegająca z rachunkami za olej, nudzący się chłopak z kradzioną puszką. Jessica szuka tego, co pasuje — ponieważ ktokolwiek to zrobił, kupił proszek, znał dawkę i złożył skargę powołującą się na odpowiedni podpunkt przepisów sanitarnych. To nie jest wybuch złości. To fachowa robota.</w:t>
+      </w:r>
+    </w:p>
+    <w:p>
+      <w:r>
+        <w:t xml:space="preserve">A na jasnym końcu alei nowa cukiernia wyznaczyła swoje wielkie otwarcie dokładnie na ten tydzień, w którym Holly Jolly będzie zamknięta.</w:t>
       </w:r>
     </w:p>
     <w:p/>
@@ -5281,297 +5281,297 @@
     </w:p>
     <w:p>
       <w:r>
-        <w:t>Każda kobieta w kręgu przyniosła własną jodłę gałęzistą, a ja przywiozłam północny sposób jej wiązania, który Olivia przysięgała ukraść mi przed świętami. Powoli przymocowałam drut do stelaża, żeby każdy mógł śledzić ruchy. Dopiero wtedy sięgnęłam po pierwszą garść gałązek. Zapach uniósł się zimny i zielony, ostry na tyle, by przewietrzyć głowę. Wypełnił przedni pokój Yarn Tales w sposób, w jaki tutejsza wełna nigdy do końca nie potrafiła. Siedziałam tam z żywicą na palcach i gołym stelażem na kolanach, jedna z siedmiu kobiet pochylonych nad tą samą robotą. Są gorsze sposoby na spędzenie pierwszego wolnego ranka listopada.</w:t>
-      </w:r>
-    </w:p>
-    <w:p>
-      <w:r>
-        <w:t>W nocy spadł śnieg. Nie ten październikowy, który znika po kilku łagodnych dniach. Prawdziwy śnieg. Taki z głębokiego sezonu, który zaczął padać na Halloween i miał leżeć aż do wiosny. Zalegał teraz wzdłuż Evergreen Avenue grubą, czystą warstwą na sześć cali, skrzypiąc pod podeszwami, gdy ktoś wchodził, tupiąc z zimna. Przez weekend sklepy zamieniły szkielety i dynie na łodygi kukurydzy i papierowe indyki, choć zwykłe dynie zostały na schodach, dobre aż do Święta Dziękczynienia. Aleja ucichła po Halloween w tym okresie zawieszenia przed długim, jasnym naporem ku świętom.</w:t>
-      </w:r>
-    </w:p>
-    <w:p>
-      <w:r>
-        <w:t>– Zwolnij – rzuciła Olivia, pochylając się z sąsiedniego krzesła. – Nie ukradnę tego, jeśli nie widzę jak.</w:t>
-      </w:r>
-    </w:p>
-    <w:p>
-      <w:r>
-        <w:t>Zwolniłam dla niej. Przyłożyłam do stelaża trzy gałązki, owinęłam je dwukrotnie drutem i położyłam kolejny pęczek na poprzednim tak, by ukryć wiązanie.</w:t>
-      </w:r>
-    </w:p>
-    <w:p>
-      <w:r>
-        <w:t>– Każda warstwa przykrywa poprzednią, jak łuski ryby. Wszystkie skierowane do domu.</w:t>
-      </w:r>
-    </w:p>
-    <w:p>
-      <w:r>
-        <w:t>Olivia zrobiła to samo na własnym stelażu, zręcznie i szybko, po czym przyłożyła oba obok siebie.</w:t>
-      </w:r>
-    </w:p>
-    <w:p>
-      <w:r>
-        <w:t>– Moje wygląda dokładnie tak samo jak twoje.</w:t>
-      </w:r>
-    </w:p>
-    <w:p>
-      <w:r>
-        <w:t>– No prawie.</w:t>
-      </w:r>
-    </w:p>
-    <w:p>
-      <w:r>
-        <w:t>– To gdzie w tym Północny Biegun?</w:t>
-      </w:r>
-    </w:p>
-    <w:p>
-      <w:r>
-        <w:t>– W nadgarstkach – odparłam, a ona zmarszczyła brwi, patrząc na własne dłonie, po czym spróbowała ponownie.</w:t>
-      </w:r>
-    </w:p>
-    <w:p>
-      <w:r>
-        <w:t>Dot zaśmiała się swoim krótkim, suchym śmiechem z drugiego końca kręgu, nie odrywając wzroku od własnego wianka, który był już o połowę większy od niczyjego i dwa razy gęstszy.</w:t>
-      </w:r>
-    </w:p>
-    <w:p>
-      <w:r>
-        <w:t>– Czai się na twój trik od dnia, w którym tu przyszłaś. Czaiła się na mój w dziewięćdziesiąt którymś tam.</w:t>
-      </w:r>
-    </w:p>
-    <w:p>
-      <w:r>
-        <w:t>Dot była krępa, siwowłosa i mówiła bardzo wiele w bardzo niewielu słowach. Od dziesięcioleci robiła wianki w tym sklepie. Było to widać po jej dłoniach. Nigdy się nie zatrzymywały i nigdy nie chybiały.</w:t>
-      </w:r>
-    </w:p>
-    <w:p>
-      <w:r>
-        <w:t>Tego ranka byłyśmy tam wszystkie. Cały krąg, o ile akurat nikt nie leżał z grypą albo nie pilnował wnuków. Olivia na czele, we własnym sklepie, z motkami wełny ułożonymi w stosy we wszystkich kolorach, jakich zima mogłaby zapragnąć. Obok niej Dot, prosta i szybka. Potem Claire Bennett, która pisała dla Gazette, z notesem otwartym na poręczy krzesła, bo Claire nigdy tak do końca nie miała wolnego. Co chwila odładała wianek, żeby coś zanotować, i podnosiła go z opóźnieniem do reszty. Obok Ivy, której śmiech był tak donośny i gotowy na wszystko, że sklep wydawał się jaśniejszy od samego w nim przebywania. W jakiś sposób wplątała sobie we włosy gałązkę jodły i nawet tego nie zauważyła. Martha, emerytowana nauczycielka, od tylu lat wdowa, z małym białym pieskiem Snowballem śpiącym przy kostce. Jej ręka co jakiś czas opadała, żeby dotknąć jego ucha. Żeby upewnić się, że nadal tam jest. I Ellie, dobra i niespieszna, która trzy dni w tygodniu była wolontariuszką w szpitalu. Tę samą niezmienną czułość wlewało w drutany stelaż. Jej wianek wyglądał tak, jakby wcale nie został zrobiony, tylko wyrosnął.</w:t>
-      </w:r>
-    </w:p>
-    <w:p>
-      <w:r>
-        <w:t>I Pip, która nie należała do kręgu, ale poczułaby się śmiertelnie obrażona, gdyby pominięto ją w jakimkolwiek spisie obecności. Usadowiła się pod przednim oknem w jedynej plamie niskiego, listopadowego słońca, w gniazdku uformowanym z upuszczonego motka czerwonej wełny, której Olivia – jak zauważyłam – wcale nie próbowała zbytnio odzyskać. Leżała tam, lśniąca i zadowolona, z jednym okiem wpół otwartym na to, co się dzieje. Na wszystko, co lśniło, a zwłaszcza na to. A lśniło sporo rzeczy. Olivia trzymała na stole słoik pozłacanych szyszek, a obok szpulę złotej wstążki. Z Pip rozmawiano już na temat obu tych rzeczy. Dwukrotnie.</w:t>
-      </w:r>
-    </w:p>
-    <w:p>
-      <w:r>
-        <w:t>– Sposób na szyszki jest taki – powiedziałam, unosząc jedną z nich – że owijacie je drutem, zanim wetkniecie w wianek, bo inaczej do Nowego Roku opadną i do wiosny będziecie znajdować w kanapie złote szyszki... Pip. Pip, widzę cię. To nie dla ciebie.</w:t>
-      </w:r>
-    </w:p>
-    <w:p>
-      <w:r>
-        <w:t>Pip podniosła się i ruszyła powolnym, niedbałym krokiem przez deski w stronę złotej wstążki, z tą przestudiowaną obojętnością stworzenia, które udaje, że idzie zupełnie gdzie indziej. Zatrzymała się. Spojrzała w sufit. Usiadła tam, gdzie stała, jakby taki od początku był jej plan.</w:t>
-      </w:r>
-    </w:p>
-    <w:p>
-      <w:r>
-        <w:t>– Nie ma za grosz wstydu – stwierdziła Dot z czymś, co brzmiało jak uznanie.</w:t>
-      </w:r>
-    </w:p>
-    <w:p>
-      <w:r>
-        <w:t>– Ma go mnóstwo – zaprzeczyłam. – Po prostu zostawia go na okazje, kiedy na coś się przyda. A to zdecydowanie nie jest jedna z nich.</w:t>
-      </w:r>
-    </w:p>
-    <w:p>
-      <w:r>
-        <w:t>Posłałam Pip spojrzenie oznaczające: „Nadal cię obserwuję”, a ona odpowiedziała mi spojrzeniem: „Nadal chcę tę wstążkę”, i doskonale się zrozumiałyśmy. Wróciłam do moich jodełkowych łusek.</w:t>
-      </w:r>
-    </w:p>
-    <w:p>
-      <w:r>
-        <w:t>Wtedy dotarło do mnie, gdy tak układałam gałązkę na gałązce, jak daleką drogę przebyłam, żeby tu siedzieć. Nie chodziło o mile. Tych było sporo, ale nie o nie mi szło. Niedawno byłam we Frost Falls nowicjuszką. Kobietą z Bieguna ze sławnym mężem i dziwniejszym pingwinem. Mieszkańcy traktowali mnie życzliwie, tak jak miasto traktuje gościa – czyli robili miejsce i bacznie obserwowali, co z nim zrobię. A teraz Olivia próbowała ukraść mój sposób wiązania wianka. Pies Marthy spał przy moim krześle tak samo chętnie jak przy jej. Nikt mi już niczego nie tłumaczył. Zakładano, że wiem. Zarobiłam na to szybko, przez ciężką jesień, zagubionego psa i kapsułę czasu.</w:t>
-      </w:r>
-    </w:p>
-    <w:p>
-      <w:r>
-        <w:t>Dzwonek nad drzwiami zadźwięczał, wpadł powiew zimnego powietrza, a za nim, w wielkiej, ciepłej fali, pojawiła się Greta.</w:t>
-      </w:r>
-    </w:p>
-    <w:p>
-      <w:r>
-        <w:t>– Niech nikt nie wstaje – ogłosiła, choć nikt nie dawał najmniejszych oznak, że zamierza to zrobić.</w:t>
-      </w:r>
-    </w:p>
-    <w:p>
-      <w:r>
-        <w:t>Postawiła na stole między szyszkami a wstążką pudełko po ciastkach wielkości kuferka na kapelusze i oparła pięści na biodrach, żeby nas okiem rzucić. Greta była właścicielką Holly Jolly Bakery w głąb alei i zbudowana była jak własne pączki – okrągła, ciepła i wszędzie oprószona mąką. Dziś na jej fartuchu bielały smugi mąki, których nawet nie zadała sobie trudu, by otrzepać.</w:t>
-      </w:r>
-    </w:p>
-    <w:p>
-      <w:r>
-        <w:t>– Niecałą godzinę temu wyciągnęłam z pieca blachę babeczek z czekoladą i pekanami i mówię sobie: Gretko, kto tu siedzi w zimnym sklepie i pożytecznie spędza poranek, a odpowiedź brzmiała: wy wszystkie, proszę bardzo.</w:t>
-      </w:r>
-    </w:p>
-    <w:p>
-      <w:r>
-        <w:t>– Greta, ty nas psujesz – powiedziała Ellie.</w:t>
-      </w:r>
-    </w:p>
-    <w:p>
-      <w:r>
-        <w:t>– Ktoś musi. Same tego nie zrobicie.</w:t>
-      </w:r>
-    </w:p>
-    <w:p>
-      <w:r>
-        <w:t>Zdążyła już zdjąć pokrywkę. Zapach uniósł się w powietrze, mieszając się w środku pokoju z zapachem jodły – czekolada, orzechy pekan i brązowy cukier nałożone na zimną, zieloną sosnę. Pomyślałam, że to najbliższe zapachowi nadchodzącego sezonu, jak cokolwiek, co znałam.</w:t>
-      </w:r>
-    </w:p>
-    <w:p>
-      <w:r>
-        <w:t>– Na dnie są też imbirowe ciasteczka, więc uważajcie, żeby nie zjeść samych babeczek i zostawić ciastek, Dot, widziałam cię w Grange i tego nie zapomniałam.</w:t>
-      </w:r>
-    </w:p>
-    <w:p>
-      <w:r>
-        <w:t>– To było raz – odparła Dot – i te babeczki były bardzo dobre.</w:t>
-      </w:r>
-    </w:p>
-    <w:p>
-      <w:r>
-        <w:t>Greta wycelowała w nią oprószony mąką palec w geście triumfu i zaczęła rozdawać babeczki na papierowych serwetkach.</w:t>
-      </w:r>
-    </w:p>
-    <w:p>
-      <w:r>
-        <w:t>Wcisnęła mi babeczkę, zanim zdążyłam poprosić, a drugą Claire, która trochę protestowała, ale w końcu wzięła. Stała nad Marthą, dopóki ta nie obiecała zjeść swojej. Dopiero gdy każdy miał już swoją, wzięła jedną dla siebie. Zjadła ją na stojąco, patrząc, jak się nimi zajadamy.</w:t>
-      </w:r>
-    </w:p>
-    <w:p>
-      <w:r>
-        <w:t>– Dlaczego wszystkie robicie wianki? – zapytała, skinieniem głowy wskazując nasze stelaże, z pełnymi ustami.</w:t>
-      </w:r>
-    </w:p>
-    <w:p>
-      <w:r>
-        <w:t>– Wianki na drzwi do sklepów – wyjaśniła Olivia. – Płacą, ile chcą, a każdy grosz idzie na fundusz remontu dachu Towarzystwa Historycznego. Ten od Ivy jest dla kościoła, a ten od Ellie dla szpitala. Te dwa oddajemy za darmo.</w:t>
-      </w:r>
-    </w:p>
-    <w:p>
-      <w:r>
-        <w:t>Wzięłyśmy się więc do roboty na poważnie: osiem kobiet, pudełko babeczek, pingwin i śpiący pies. Rozmowa rwała się i wracała, jak to w kręgu bywa, cała poranna porcja drobnych nowinek mieszcząca się w przerwach między wiązaniem gałązek. Córka Ivy dostała nową pracę w Concord. Claire miała opublikować w czwartek artykuł o harmonogramie pługów śnieżnych, o którym uroczyście zapewniała, że jest o wiele ciekawszy, niż się wydaje. Martha powiedziała, że dni robią się teraz tak krótkie, że Emma przychodzi wyprowadzać Snowballa niemal po ciemku, a ja poprosiłam, żeby pozdrowiła ode mnie małą. Martha odparła, że Emma zawsze pyta o Pip. A Pip, słysząc swoje imię i słusznie biorąc je za pochwałę, napuszyła pióra i wyglądała na ukontentowaną.</w:t>
-      </w:r>
-    </w:p>
-    <w:p>
-      <w:r>
-        <w:t>To Claire poruszyła temat sklepu, bo to leżało w jej naturze – zauważyć, że coś się zmieniło, a potem pozwolić innym o tym plotkować.</w:t>
-      </w:r>
-    </w:p>
-    <w:p>
-      <w:r>
-        <w:t>– Wie ktoś, co będzie w dawnym miejscu Fenwicka? – zapytała, nie unosząc wzroku. – To puste, za apteką. Ktoś zakleił szyby papierem.</w:t>
-      </w:r>
-    </w:p>
-    <w:p>
-      <w:r>
-        <w:t>To odciągnęło uwagę kręgu od drutów. Dawny lokal Fenwicka stał pusty od dobrych stu dni, z ciemnymi oknami na końcu jasnego bloku. Był takim miejscem w szeregu sklepów, na które ludzie starają się nie patrzeć, żeby nie poczuć tego małego ukłucia w sercu.</w:t>
-      </w:r>
-    </w:p>
-    <w:p>
-      <w:r>
-        <w:t>– Jak zakleił? – zapytała Dot.</w:t>
-      </w:r>
-    </w:p>
-    <w:p>
-      <w:r>
-        <w:t>– Brązowym papierem, od środka. Tak się robi, kiedy urządzasz wnętrze i nie chcesz, żeby miasto ci zaglądało do środka. – Claire wzruszyła ramionami. – Żadnego szyldu. Na tablicy pozwoleń też nic nie ma, sprawdzałam. Ale w zaułku stoi kontener na śmieci, a w sobotę była tam furgonetka, a kontenerów nie wynajmuje się ot tak, chyba że sprzątasz przestrzeń.</w:t>
-      </w:r>
-    </w:p>
-    <w:p>
-      <w:r>
-        <w:t>– No proszę – stwierdziła z satysfakcją Ivy. – Coś się otwiera. Najwyższy czas. Ciemny sklep to hańba dla ulicy.</w:t>
-      </w:r>
-    </w:p>
-    <w:p>
-      <w:r>
-        <w:t>Po sali przeszła ogólna fala zgody, bo ludzie w miasteczkach takich jak Frost Falls traktują pusty lokal jak osobisty smutek, a nowy jak mały dar od losu.</w:t>
-      </w:r>
-    </w:p>
-    <w:p>
-      <w:r>
-        <w:t>Obróciłam gałązkę jodły w oblepionych żywicą palcach i poczułam – zresztą zupełnie bez powodu, którego potrafiłabym dowieść przed kręgiem – mały, chłodny dreszcz ciekawości z tyłu szyi. Schowałam go tam, gdzie od wielu lat nauczyłam się chować rzeczy, które jeszcze nic nie znaczą, na wypadek gdyby miały nabrać sensu.</w:t>
-      </w:r>
-    </w:p>
-    <w:p>
-      <w:r>
-        <w:t>– Cóż, kimkolwiek są – powiedziała Greta pogodnie, zbierając serwetki – będą musieli jeść jak każdy inny. Zaniosę im placka w dniu otwarcia.</w:t>
-      </w:r>
-    </w:p>
-    <w:p>
-      <w:r>
-        <w:t>To Ellie, która podeszła do okna, żeby strząsnąć z rękawa kawałki jodły, ujrzała bałwana.</w:t>
-      </w:r>
-    </w:p>
-    <w:p>
-      <w:r>
-        <w:t>– To z kolei dziwne – oświadczyła swoim łagodnym głosem, a w tej łagodności było coś, co zmusiło nas wszystkie do uniesienia wzroku. – Czy wczoraj bałwany dzieciaków nie były zwrócone twarzami do drogi?</w:t>
-      </w:r>
-    </w:p>
-    <w:p>
-      <w:r>
-        <w:t>Zielony skwer rozciągał się naprzeciwko Yarn Tales, szeroki, biały plac z muszlą koncertową na jednym końcu i pomnikiem wojennym na drugim. Szkolne dzieci zbudowały na nim rząd bałwanów podczas pierwszego porządnego śniegu. Trzy sztuki, grube i krzywe, ukoronowane czymkolwiek, co dzieciaki zdołały wyszperać. Wczoraj, jak zauważyła Ellie, stały twarzami do drogi, z węglowymi oczami i jowialnie, obserwując ruch jak to bałwany. Sama przechodziłam obok nich poprzedniego wieczoru. Twarze miały zwrócone w stronę ulicy.</w:t>
-      </w:r>
-    </w:p>
-    <w:p>
-      <w:r>
-        <w:t>Dziś rano środkowy był odwrócony tyłem.</w:t>
-      </w:r>
-    </w:p>
-    <w:p>
-      <w:r>
-        <w:t>Stał teraz plecami do drogi, z patykowatymi ramionami wyciągniętymi na boki, a grudkowatą węglową twarzą w drugą stronę, w górę skweru, w stronę sklepów. W stronę – jeśli ktoś chciał być precyzyjny – dalekiego końca bloku, gdzie za brązowym papierem krył się dawny lokal Fenwicka. Pozostałe dwa wciąż patrzyły na ulicę. Tylko ten pośrodku się poruszył. Obrócił się wokół własnej osi, żeby patrzeć gdzie indziej. I w pobliżu nie było ani jednego śladu stóp. Śnieg wokół wszystkich trzech leżał gładki i nienaruszony. Sześć cali czystego nocnego opadu, w którym nie zapisał się żaden inny ślad poza długimi, niebieskimi cieniami poręczy muszli koncertowej.</w:t>
-      </w:r>
-    </w:p>
-    <w:p>
-      <w:r>
-        <w:t>Wszystkie stłoczyłyśmy się przy oknie, zapominając o babeczkach, i patrzyłyśmy.</w:t>
-      </w:r>
-    </w:p>
-    <w:p>
-      <w:r>
-        <w:t>– Czyjś durny żart – orzekła Dot. – Obrócili w nocy. Dzieciaki.</w:t>
-      </w:r>
-    </w:p>
-    <w:p>
-      <w:r>
-        <w:t>– Nie ma śladów – zauważyła Claire. – Jak mogli go obrócić bez śladów?</w:t>
-      </w:r>
-    </w:p>
-    <w:p>
-      <w:r>
-        <w:t>– Zatarły po sobie. Albo wiatr zasypał.</w:t>
-      </w:r>
-    </w:p>
-    <w:p>
-      <w:r>
-        <w:t>– To żart. Zmarznięte dzieciaki, które nie miały co ze sobą zrobić. Zobaczcie moje słowo, do niedzieli wszystkie będą odwrócone, jak tylko zobaczą, że można.</w:t>
-      </w:r>
-    </w:p>
-    <w:p>
-      <w:r>
-        <w:t>– Wcale nie trzeba było go obracać. Wystarczyło przenieść twarz na drugą stronę – stwierdziła Martha.</w:t>
-      </w:r>
-    </w:p>
-    <w:p>
-      <w:r>
-        <w:t>To był rozsądny punkt widzenia i krąg go przyjął; ktoś mruknął coś o dzisiejszej młodzieży, ktoś inny dodał, że za jego dziewczęcych lat nigdy tak nie śnieżyło, i rozmowa potoczyła się dalej, jak to w kręgu bywa, a Ivy sięgnęła po kolejne ciastko imbirowe. Ja jednak stałam przy oknie chwilę dłużej niż pozostałe, trzymając w dłoni wciąż nieskończony wianek. Patrzyłam na ten odwrócony w środku bałwan w górę bloku. Patrzyłam na gładki, nienaruszony śnieg, którego nie dotknęły buty żadnego dowcipnisia. I nie powiedziałam tego, co myślałam.</w:t>
-      </w:r>
-    </w:p>
-    <w:p>
-      <w:r>
-        <w:t>Bo znam tę różnicę. Żyję już wystarczająco długo z magią świąt. Na tyle długo, by rozpoznać ją w kościach, tak wyraźnie jak krok na własnych schodach. To nie były zmarznięte dziecięce palce. Magia krążyła swobodnie po Frost Falls. Błąkała się tak od naszego przyjazdu, szukając domu. Mój mąż budował dla niej jeden. Powoli i cierpliwie w swoim warsztacie, palenisko, w którym mogłaby osiąść, a ona podchodziła każdego dnia odrobinę bliżej ognia. Ale nie była jeszcze u siebie. Wciąż snuła się nocą po mieście, ciepła, nieporadna i pozbawiona jakiejkolwiek złośliwości, robiąc te małe, niemożliwe rzeczy, które magia czyni, kiedy ma w sobie więcej uczucia niż rozsądku. Zmieniając festiwalowe lampki z pomarańczowych na złote. I teraz, najwyraźniej, obracając po ciemku dziecięcego bałwana tak, by patrzył na to wszystko, co przykuło jej wędrowną uwagę.</w:t>
-      </w:r>
-    </w:p>
-    <w:p>
-      <w:r>
-        <w:t>Przeniosłam wzrok z odwróconego bałwana w górę bloku ku okzom dawnego lokalu Fenwicka zasłoniętym brązowym papierem, dokładnie tam, dokąd wskazywały jego patykowate ręce, i pomyślałam, że magia – cokolwiek by o niej nie mówić – zawsze miała nosa do tego, co ważne, jeszcze zanim ja go sobie w ogóle wyhodowałam.</w:t>
-      </w:r>
-    </w:p>
-    <w:p>
-      <w:r>
-        <w:t>Ale nic z tego nie powiedziałam kręgowi. Wzięłam ciastko imbirowe, powiedziałam „nie” Pip, kiedy zerknęła na okruchy, i usiadłam z powrotem do wianka. Zawiązałam mocno jodłę, gałązka za gałązką, wszystkie zwrócone w tę samą stronę. Za mną pyknęło polano w piecu, a kobiety rozmawiały. Śnieg leżał jasno na skwerze, a w nim jeden bałwan odwrócony w złą stronę. Coś się zaczynało. Zaufałam temu chłodnemu dreszczowi na karku, a on został ze mną przez cały ranek.</w:t>
+        <w:t xml:space="preserve">Każda kobieta w kręgu przyniosła własne gałązki jodły balsamicznej, a ja przyniosłam północny sposób ich wiązania, który Olivia przysięgła ukraść mi przed Bożym Narodzeniem. Powoli przymocowałam drut do stelaża, żeby wszyscy mogli śledzić każdy ruch. Dopiero wtedy sięgnęłam po pierwszą garść jodełkowych gałązek. Zapach uniósł się zimny i zielony, na tyle ostry, by rozjaśnić w głowie. Wypełnił przedni pokój Yarn Tales w sposób, w jaki tutejsza wełna nigdy do końca nie potrafiła. Siedziałam tam z żywicą na palcach i gołym stelażem na kolanach, jedna z siedmiu kobiet pochylonych nad tą samą pracą. Są gorsze sposoby na spędzenie pierwszego wolnego ranka w listopadzie.</w:t>
+      </w:r>
+    </w:p>
+    <w:p>
+      <w:r>
+        <w:t xml:space="preserve">W nocy spadł śnieg. Nie ten wczesny październikowy puch, który znikał po kilku łagodnych dniach. Prawdziwy śnieg. Taki z głębokiej zimy, który zaczął sypać w Halloween i miał leżeć aż do wiosny. Leżał teraz wzdłuż Evergreen Avenue — dobrą, czystą warstwą na piętnaście centymetrów grubości, trzeszcząc pod podeszwami, gdy ktoś wchodził, otrzepując buty. Przez weekend sklepy wymieniły szkielety i dynie z wyciętymi twarzami na łodygi kukurydzy i papierowe indyki, choć zwykłe dynie zostały na schodkach, trzymając się dzielnie aż do Święta Dziękczynienia. Aleja ucichła po Halloween, wpadając w zawieszenie przed długim, jasnym marszem ku Bożemu Narodzeniu.</w:t>
+      </w:r>
+    </w:p>
+    <w:p>
+      <w:r>
+        <w:t xml:space="preserve">— Zwolnij — powiedziała Olivia, pochylając się z sąsiedniego krzesła. — Nie ukradnę tego, jeśli nie widzę.</w:t>
+      </w:r>
+    </w:p>
+    <w:p>
+      <w:r>
+        <w:t xml:space="preserve">Zwolniłam dla niej. Ułożyłam trzy gałązki na stelażu, obwiązałam dwoma zwojami drutu i położyłam kolejny pęczek na pierwszym, tak aby zakrył wiązanie.</w:t>
+      </w:r>
+    </w:p>
+    <w:p>
+      <w:r>
+        <w:t xml:space="preserve">— Każda warstwa przykrywa poprzednią, jak rybie łuski. Wszystkie skierowane do domu.</w:t>
+      </w:r>
+    </w:p>
+    <w:p>
+      <w:r>
+        <w:t xml:space="preserve">Olivia zrobiła to samo na swoim stelażu, starannie i szybko, po czym przyłożyła oba obok siebie.</w:t>
+      </w:r>
+    </w:p>
+    <w:p>
+      <w:r>
+        <w:t xml:space="preserve">— Mój wygląda dokładnie jak twój.</w:t>
+      </w:r>
+    </w:p>
+    <w:p>
+      <w:r>
+        <w:t xml:space="preserve">— Prawie.</w:t>
+      </w:r>
+    </w:p>
+    <w:p>
+      <w:r>
+        <w:t xml:space="preserve">— No to gdzie tu jest Biegun Północny?</w:t>
+      </w:r>
+    </w:p>
+    <w:p>
+      <w:r>
+        <w:t xml:space="preserve">— W nadgarstkach — odparłam, a ona zmarszczyła brwi, spojrzała na swoje dłonie i spróbowała ponownie.</w:t>
+      </w:r>
+    </w:p>
+    <w:p>
+      <w:r>
+        <w:t xml:space="preserve">Dot zaśmiała się swoim krótkim, suchym śmiechem z drugiego końca kręgu, nie odrywając wzroku od wieńca, który był już o połowę większy od wieńca kogokolwiek innego i dwa razy gęstszy.</w:t>
+      </w:r>
+    </w:p>
+    <w:p>
+      <w:r>
+        <w:t xml:space="preserve">— Poluje na twój trik od dnia, w którym tu przyszłaś. Polowała na mój w tysiąc dziewięćset osiemdziesiątym którymś.</w:t>
+      </w:r>
+    </w:p>
+    <w:p>
+      <w:r>
+        <w:t xml:space="preserve">Dot była krępa, siwowłosa i mówiła wiele w bardzo niewielu słowach. Robiła wieńce w tym sklepie od dziesięcioleci. Było to widać po jej dłoniach. Nigdy się nie zatrzymywały i nigdy nie chybiały.</w:t>
+      </w:r>
+    </w:p>
+    <w:p>
+      <w:r>
+        <w:t xml:space="preserve">Tego ranka byłyśmy tam wszystkie. Cały krąg, jeśli nikt akurat nie leżał w łóżku z przeziębieniem ani nie pilnował wnuków. Olivia na czele, w swoim sklepie, z motkami wełny spiętrzonymi za nią w każdym kolorze, jakiego zima mogła zapragnąć. Dot tuż obok niej, prosta i szybka. Potem Claire Bennett, która pisała do Gazette, z notesem otwartym na poręczy krzesła, bo Claire nigdy tak do końca nie była poza służbą. Co chwilę odkładała wieniec, żeby zapisać linijkę, i podnosiła go z opóźnieniem w stosunku do reszty z nas. Obok Ivy, której śmiech był tak potężny i tak gotowy, że sklep wydawał się jaśniejszy od samego przebywania w nim. W jakiś sposób zdołała wplątać gałązkę jodły we własne włosy i nawet tego nie zauważyła. Martha, emerytowana nauczycielka, od wielu lat wdowa, a jej mały biały piesek Snowball spał zwinięty przy jej kostce. Jej dłoń opadała co jakiś czas, żeby pogładzić go po uchu. Żeby upewnić się, że tam jest. I Ellie, dobra i niespieszna, która trzy dni w tygodniu pracowała jako wolontariuszka w szpitalu. Tę samą niezmienną czułość wlewała w druciany stelaż. Jej wieniec wyglądał mniej na zrobiony, a bardziej na wyhodowany.</w:t>
+      </w:r>
+    </w:p>
+    <w:p>
+      <w:r>
+        <w:t xml:space="preserve">I Pip, która wprawdzie nie należała do kręgu, ale poczułaby się śmiertelnie urażona, gdyby pominięto ją w jakimkolwiek liczeniu obecnych. Usadowiła się pod przednim oknem w jedynej plamie niskiego listopadowego słońca, w gnieździe uknutym z upadłego motka czerwonej wełny, którego Olivia — jak zauważyłam — nie próbowała zbytnio odzyskać. Leżała tam lśniąca i zadowolona, z jednym okiem na pół otwartym na przebieg spraw. Zwłaszcza na wszystko, co błyszczało. A błyszczało sporo rzeczy. Olivia trzymała na stole słoik ze złoconymi szyszkami, a obok niego szpulę złotej wstążki. Z Pip rozmawiano już na temat obu tych rzeczy. Dwukrotnie.</w:t>
+      </w:r>
+    </w:p>
+    <w:p>
+      <w:r>
+        <w:t xml:space="preserve">— A teraz sztuczka z szyszkami — powiedziałam, unosząc jedną z nich. — Najpierw owijacie je drutem, zanim je włożycie, bo inaczej do Nowego Roku opadną wam na amen i będziecie znajdować złote szyszki w kanapie aż do wiosny… Pip. Pip, widzę cię. To nie dla ciebie.</w:t>
+      </w:r>
+    </w:p>
+    <w:p>
+      <w:r>
+        <w:t xml:space="preserve">Pip podniosła się i rozpoczęła powolny, niezobowiązujący dryf po deskach podłogowych w stronę złotej wstążki, z wystudiowanym brakiem zainteresowania stworzenia, które udaje, że idzie zupełnie gdzie indziej. Zatrzymała się. Spojrzała w sufit. Usiadła tam, gdzie stała, tak jakby to od samego początku był jej plan.</w:t>
+      </w:r>
+    </w:p>
+    <w:p>
+      <w:r>
+        <w:t xml:space="preserve">— Nie ma wstydu — stwierdziła Dot z czymś, co brzmiało jak uznanie.</w:t>
+      </w:r>
+    </w:p>
+    <w:p>
+      <w:r>
+        <w:t xml:space="preserve">— Ma mnóstwo wstydu — zaprzeczyłam. — Po prostu zachowuje go na okazje, kiedy na coś się przyda. A ta do nich nie należy.</w:t>
+      </w:r>
+    </w:p>
+    <w:p>
+      <w:r>
+        <w:t xml:space="preserve">Posłałam Pip spojrzenie oznaczające, że nie spuszczam z niej wzroku, a ona oddała mi to, które znaczy, że nie przestaje pragnąć wstążki, i doskonale się zrozumiałyśmy. Wróciłam do moich jodłowych łusek.</w:t>
+      </w:r>
+    </w:p>
+    <w:p>
+      <w:r>
+        <w:t xml:space="preserve">Wtedy dotarło do mnie, gdy tak układałam gałązkę na gałązce, jak daleko zaszłam, żeby tu siedzieć. Nie chodziło o kilometry. Było ich całkiem sporo, ale nie o nie mi szło. Niedawno byłam w Frost Falls nowicjuszką. Kobietą z Bieguna Północnego ze sławnym mężem i dziwaczniejszym pingwinem. Ludzie byli dla mnie życzliwi tak, jak miasto bywa życzliwe wobec gościa — to znaczy zrobili miejsce i obserwowali, co z tym miejscem zrobię. A teraz Olivia próbowała ukraść mój sposób wiązania wieńca. Pies Marthy spał przy moim krześle równie spokojnie co przy jej. Nikt mi już niczego nie tłumaczył. Zakładano, że wiem. Zapracowałam na to szybko, przez ciężką jesień, zagubionego psa i kapsułę czasu.</w:t>
+      </w:r>
+    </w:p>
+    <w:p>
+      <w:r>
+        <w:t xml:space="preserve">Dzwonek nad drzwiami zadźwięczał, do środka wdarł się powiew chłodnego powietrza, a tuż za nim, w wielkiej, ciepłej fali — Greta.</w:t>
+      </w:r>
+    </w:p>
+    <w:p>
+      <w:r>
+        <w:t xml:space="preserve">— Niech nikt nie wstaje — oznajmiła, choć nikt nie przejawiał najmniejszego zamiaru zrobienia tego.</w:t>
+      </w:r>
+    </w:p>
+    <w:p>
+      <w:r>
+        <w:t xml:space="preserve">Położyła na stole pudło cukiernicze wielkości pudełka na kapelusz, pomiędzy szyszkami a wstążką, i opierając dłonie na biodrach, omiotła nas wzrokiem. Greta była właścicielką Holly Jolly Bakery przy alei i zbudowana była niczym własne pączki — okrągła, ciepła i cała oprószona. Tego ranka miała fartuch tak zaznaczony mąką, że nawet nie zadała sobie trudu, by ją otrzepać.</w:t>
+      </w:r>
+    </w:p>
+    <w:p>
+      <w:r>
+        <w:t xml:space="preserve">— Blacha czekoladowo-orzechowych babeczek wyszła mi z pieca niespełna godzinę temu i pomyślałam sobie: „Greta, kto tam siedzi w zimnym sklepie i robi pożyteczną robotę o poranku?”, a odpowiedź brzmiała, że wy wszystkie, więc proszę bardzo.</w:t>
+      </w:r>
+    </w:p>
+    <w:p>
+      <w:r>
+        <w:t xml:space="preserve">— Greta, ty nas psujesz — powiedziała Ellie.</w:t>
+      </w:r>
+    </w:p>
+    <w:p>
+      <w:r>
+        <w:t xml:space="preserve">— Ktoś musi. Same tego dla siebie nie zrobicie.</w:t>
+      </w:r>
+    </w:p>
+    <w:p>
+      <w:r>
+        <w:t xml:space="preserve">Już zdejmowała wieko. Zapach uwolnił się na zewnątrz i zmieszał z wonią jodły w środku pomieszczenia — czekolada, orzechy pekan i brązowy cukier nałożone na zimną zieleń igliwia. Pomyślałam, że to najbliższe zapachowi całego zbliżającego się sezonu, jak cokolwiek, co znałam.</w:t>
+      </w:r>
+    </w:p>
+    <w:p>
+      <w:r>
+        <w:t xml:space="preserve">— A na samym dnie są imbirowe ciasteczka, więc nie bierzcie mi samych babeczek, zostawiając ciastka, Dot, widziałam cię w świetlicy i tego nie zapomniałam.</w:t>
+      </w:r>
+    </w:p>
+    <w:p>
+      <w:r>
+        <w:t xml:space="preserve">— To było tylko raz — odparła Dot — a babeczki były bardzo dobre.</w:t>
+      </w:r>
+    </w:p>
+    <w:p>
+      <w:r>
+        <w:t xml:space="preserve">Greta wycelowała w nią oprószony mąką palec triumfalnie i zaczęła rozdawać babeczki na papierowych serwetkach.</w:t>
+      </w:r>
+    </w:p>
+    <w:p>
+      <w:r>
+        <w:t xml:space="preserve">Wcisnęła mi babeczkę, zanim zdążyłam o nią poprosić, i jedną Claire, która zaprotestowała, po czym ją wzięła. Stała nad Marthą, dopóki ta nie obiecała zjeść swojej. I dopiero kiedy każdy miał już swoją porcję, wzięła jedną dla siebie. Zjadła ją na stojąco, patrząc, jak nam smakuje.</w:t>
+      </w:r>
+    </w:p>
+    <w:p>
+      <w:r>
+        <w:t xml:space="preserve">— Po co wy właściwie robicie te wieńce? — zapytała, skinieniem głowy wskazując nasze stelaże, z pełnymi ustami.</w:t>
+      </w:r>
+    </w:p>
+    <w:p>
+      <w:r>
+        <w:t xml:space="preserve">— Wieńce na drzwi dla sklepów — wyjaśniła Olivia. — Płacą, ile uznają za stosowne, a każdy cent idzie na fundusz remontowy dachu Towarzystwa Historycznego. Wieniec Ivy jest dla kościoła, a Ellie dla szpitala. Te dwa oddajemy za darmo.</w:t>
+      </w:r>
+    </w:p>
+    <w:p>
+      <w:r>
+        <w:t xml:space="preserve">Zabrałyśmy się do roboty na poważnie — osiem kobiet, pudło babeczek, pingwin i śpiący pies. Rozmowa przeplatała się z pracą, tak jak to w kręgu bywa, całe poranne lokalne nowinki mieszkały w przerwach między wiązaniem gałązek. Córka Ivy miała nową pracę w Concord. Claire miała opublikować w czwartek artykuł o harmonogramie odśnieżania, o którym nas zapewniała, że jest o wiele ciekawszy, niż się wydaje. Martha powiedziała, że dni robią się teraz tak krótkie, że Emma przychodzi wyprowadzać Snowballa niemal po ciemku, a ja odparłam, żeby pozdrowiła ode mnie dziecko. Martha dodała, że Emma zawsze pyta o Pip. A Pip, słysząc swoje imię i uznając je słusznie za pochwałę, stroszyła pióra i wyglądała na ukontentowaną.</w:t>
+      </w:r>
+    </w:p>
+    <w:p>
+      <w:r>
+        <w:t xml:space="preserve">To Claire poruszyła temat sklepu, bo w jej naturze leżało zauważanie zmian, podczas gdy zadaniem wszystkich innych było plotkowanie o tym dopiero później.</w:t>
+      </w:r>
+    </w:p>
+    <w:p>
+      <w:r>
+        <w:t xml:space="preserve">— Wie ktoś, co będzie w dawnym lokalu Fenwicków? — zapytała, nie podnosząc wzroku. — Ten pusty, za apteką. Ktoś zakleił szyby papierem.</w:t>
+      </w:r>
+    </w:p>
+    <w:p>
+      <w:r>
+        <w:t xml:space="preserve">To odciągnęło uwagę kręgu od drutów. Dawny lokal Fenwicków stał pusty dobry rok, z ciemnymi oknami na końcu jasnego bloku. Był taką dziurą w rzędzie sklepów, na którą ludzie wolą nie patrzeć, żeby nie czuć tego małego ukłucia w środku.</w:t>
+      </w:r>
+    </w:p>
+    <w:p>
+      <w:r>
+        <w:t xml:space="preserve">— Zaklejone w jaki sposób? — zapytała Dot.</w:t>
+      </w:r>
+    </w:p>
+    <w:p>
+      <w:r>
+        <w:t xml:space="preserve">— Brązowym papierem, od środka szkła. Tak się robi, kiedy urządzasz wnętrze i nie chcesz, żeby miasto ci się gapiło na ręce. — Claire wzruszyła ramionami. — Żadnego szyldu. Na tablicy pozwoleń też jeszcze nie ma nazwy, sprawdzałam. Ale w zaułku stoi kontener na śmieci, a w sobotę stała tam furgonetka, a człowiek nie wynajmuje kontenera, jeśli nie sprząta przestrzeni.</w:t>
+      </w:r>
+    </w:p>
+    <w:p>
+      <w:r>
+        <w:t xml:space="preserve">— No proszę — powiedziała Ivy z satysfakcją. — Coś się otwiera. Najwyższy czas. Ciemny sklep to hańba dla ulicy.</w:t>
+      </w:r>
+    </w:p>
+    <w:p>
+      <w:r>
+        <w:t xml:space="preserve">Rozległ się ogólny pomruk zgody, bo ludzie w miasteczkach takich jak Frost Falls traktują pusty lokal jak mały osobisty smutek, a nowy jak mały osobisty dar.</w:t>
+      </w:r>
+    </w:p>
+    <w:p>
+      <w:r>
+        <w:t xml:space="preserve">Obróciłam gałązkę jodły w palcach lepkich od żywicy i poczułam — z powodu, którego nie potrafiłabym nazwać przed kręgiem — mały, chłodny dreszcz ciekawości z tyłu szyi. Odłożyłam go na półkę w pamięci, tak jak przez całe lata nauczyłam się odkładać rzeczy, które jeszcze nic nie znaczą, na wypadek gdyby miały zacząć.</w:t>
+      </w:r>
+    </w:p>
+    <w:p>
+      <w:r>
+        <w:t xml:space="preserve">— Cóż, cokolwiek to będzie — powiedziała Greta swobodnie, zbierając serwetki — też będą musieli coś jeść jak każdy inny. Zaniosę im placek w dniu otwarcia.</w:t>
+      </w:r>
+    </w:p>
+    <w:p>
+      <w:r>
+        <w:t xml:space="preserve">To Ellie, która podeszła do okna, by strząsnąć z rękawa kawałki jodły, ujrzała bałwana.</w:t>
+      </w:r>
+    </w:p>
+    <w:p>
+      <w:r>
+        <w:t xml:space="preserve">— No to jest dziwne — rzekła swoim łagodnym głosem, a coś w tej łagodności sprawiło, że wszystkie podniosłyśmy wzrok. — Czy wczoraj bałwany dzieciaków nie były zwrócone twarzami do drogi?</w:t>
+      </w:r>
+    </w:p>
+    <w:p>
+      <w:r>
+        <w:t xml:space="preserve">Skwer rozciągał się naprzeciwko Yarn Tales, szerokie, białe błonie z muszlą koncertową na jednym końcu i pomnikiem poległych na drugim. Uczniowie szkoły zbudowali wzdłuż niego rzędami bałwany podczas pierwszego porządnego śniegu. Trzy sztuki, grube i przekrzywione, ukoronowane tym, co dzieciaki zdołały wyszperać. Wczoraj, jak zauważyła Ellie, stały zwrócone w stronę ulicy, z oczami z węgielków i towarzyskim wyrazem, odprowadzając wzrokiem ruch uliczny, jak to bałwany mają w zwyczaju. Sama przechodziłam obok nich poprzedniego wieczoru. Zwrócone były ku ulicy.</w:t>
+      </w:r>
+    </w:p>
+    <w:p>
+      <w:r>
+        <w:t xml:space="preserve">Dziś rano ten środkowy obrócił się całkowicie.</w:t>
+      </w:r>
+    </w:p>
+    <w:p>
+      <w:r>
+        <w:t xml:space="preserve">Stał teraz tyłem do drogi, z patykowatymi rękami wyciągniętymi na boki, z bryłowatą twarzą z węgielków skierowaną w górę skweru, w stronę sklepów. W stronę, jeśli chciało się być precyzyjnym, dalekiego końca bloku, gdzie za brązowym papierem krył się dawny lokal Fenwicków. Dwa pozostałe nadal patrzyły na ulicę. Tylko ten środkowy zmienił pozycję. Obrócił się całym ciałem na własnej podstawie, by patrzeć w inną stronę. A wokół niego nie było ani jednego śladu stóp. Śnieg wokół wszystkich trzech leżał gładki i nienaruszony. Piętnaście centymetrów świeżego nocnego opadu, w którym nie zapisano niczego prócz długich, niebieskich cieni poręczy muszli koncertowej.</w:t>
+      </w:r>
+    </w:p>
+    <w:p>
+      <w:r>
+        <w:t xml:space="preserve">Wszystkie stłoczyłyśmy się przy oknie, zapominając o babeczkach, i patrzyłyśmy.</w:t>
+      </w:r>
+    </w:p>
+    <w:p>
+      <w:r>
+        <w:t xml:space="preserve">— Czyjś durny żart — orzekła Dot. — Obrócili go w nocy. Dzieciaki.</w:t>
+      </w:r>
+    </w:p>
+    <w:p>
+      <w:r>
+        <w:t xml:space="preserve">— Nie ma żadnych śladów — zauważyła Claire. — Jak mogli go obrócić bez zostawiania śladów?</w:t>
+      </w:r>
+    </w:p>
+    <w:p>
+      <w:r>
+        <w:t xml:space="preserve">— Zatarli ślady za sobą. Albo wiatr zasypał.</w:t>
+      </w:r>
+    </w:p>
+    <w:p>
+      <w:r>
+        <w:t xml:space="preserve">— To żart. Dziecko z zesztywniałymi z zimna palcami, które nie ma nic lepszego do roboty. Zapamiętajcie moje słowa: do niedzieli cały rząd będzie tak stał, jak tylko inne dzieciaki zobaczą, że można.</w:t>
+      </w:r>
+    </w:p>
+    <w:p>
+      <w:r>
+        <w:t xml:space="preserve">— Nawet nie trzeba było go obracać. Wystarczyło przenieść twarz na drugą stronę — stwierdziła Martha.</w:t>
+      </w:r>
+    </w:p>
+    <w:p>
+      <w:r>
+        <w:t xml:space="preserve">I to był rozsądny punkt widzenia, który krąg natychmiast przyjął; ktoś mruknął coś o dzisiejszej młodzieży, ktoś inny dodał, że za jej dziewczęcych lat nigdy tak nie śnieżyło, a rozmowa potoczyła się dalej, jak to w kręgu bywa, i Ivy sięgnęła po kolejne imbirowe ciasteczko. Ale ja stałam przy oknie chwilę dłużej niż pozostałe, trzymając w dłoni w połowie zrobiony wieniec. Patrzyłam na tego środkowego bałwana zwróconego ku górze ulicy. Patrzyłam na gładki, nietknięty śnieg, którego nie dotknęły buty żadnego dowcipnisia. I nie powiedziałam tego, co myślałam.</w:t>
+      </w:r>
+    </w:p>
+    <w:p>
+      <w:r>
+        <w:t xml:space="preserve">Bo ja znam tę różnicę. Żyję już wystarczająco długo obok magii Bożego Narodzenia. Wystarczająco długo, by czuć ją w kościach, tak wyraźnie jak krok na schodach. To nie było dziecko z zesztywniałymi palcami. Magia krążyła swobodnie po Frost Falls. Błąkała się tak od naszego przybycia, szukając domu. Mój mąż budował dla niej jeden. Powoli i cierpliwie w swoim warsztacie — palenisko, w którym mogłaby się rozgościć — a ona zbliżała się do tego ognia z każdym dniem ociupinkę bardziej. Ale nie osiadła jeszcze na dobre. Wciąż wałęsała się nocami po miasteczku, ciepła, niezgrabna i pozbawiona jakiejkolwiek złośliwości, czyniąc małe, niemożliwe rzeczy, które magia robi wtedy, gdy ma w sobie więcej uczucia niż rozsądku. Zmieniając festiwalowe światełka z pomarańczowych na złote. A teraz, najwyraźniej, obracając po ciemku dziecięcego bałwana, żeby patrzył na to, co przykuło jej błądzącą uwagę.</w:t>
+      </w:r>
+    </w:p>
+    <w:p>
+      <w:r>
+        <w:t xml:space="preserve">Przeniosłam wzrok z odwróconego bałwana w górę bloku, w stronę okien dawnego lokalu Fenwicków zaklejonych brązowym papierem, dokładnie tam, dokąd wskazywały jego patykowate ręce, i pomyślałam, że magia — cokolwiek by o niej mówić — zawsze wcześniej ode mnie wyczuwała, co ważne.</w:t>
+      </w:r>
+    </w:p>
+    <w:p>
+      <w:r>
+        <w:t xml:space="preserve">Ale nie powiedziałam o tym kręgowi ani słowa. Wzięłam imbirowe ciasteczko, powiedziałam Pip „nie”, kiedy ta pożarła wzrokiem okruszki, i usiadłam z powrotem do mojego wieńca. Uwiązałam jodłę do końca, gałązka po gałązce, wszystkie skierowane w tę samą stronę. Za moimi plecami trzeszczało polano w piecu, a kobiety rozmawiały. Śnieg lśnił jasno na skwerze, a pośrodku stał jeden odwrócony w złą stronę bałwan. Coś się zaczynało. Zaufałam temu chłodnemu dreszczowi na karku, a on został ze mną przez cały ranek.</w:t>
       </w:r>
     </w:p>
     <w:p/>

--- a/translated/corrected/Inn Trouble - ASSEMBLED - FORMATTED_Polish.docx
+++ b/translated/corrected/Inn Trouble - ASSEMBLED - FORMATTED_Polish.docx
@@ -129,12 +129,12 @@
     </w:p>
     <w:p>
       <w:r>
-        <w:t>Gospoda Winter Wonderland Inn ogrzała już chyba połowę Frost Falls. Fiona Okafor prowadziła ją tak samo, jak jej rodzina od stu lat, a dzisiaj rano zapięła kardigan na opak i nie może oderwać oczu od drzwi.</w:t>
-      </w:r>
-    </w:p>
-    <w:p>
-      <w:r>
-        <w:t xml:space="preserve">Notatka żąda pół miliona dolarów. Nadawca wie, co jej prababcia zabrała Blackburnom w 1924 roku, zna sklep o dwa miasteczka stąd, w którym to sprzedała, i wymienia szafir w sercu broszy — szczegóły, które istnieją w dokładnie jednej zamkniętej na klucz skrzyni na strychu Fiony i w jeszcze jednym miejscu w miasteczku.</w:t>
+        <w:t xml:space="preserve">Gospoda Winter Wonderland Inn ogrzała już chyba połowę Frost Falls. Fiona Okafor prowadziła ją tak samo, jak jej rodzina od stu lat, a dzisiaj rano zapięła kardigan krzywo i nie może oderwać oczu od drzwi.</w:t>
+      </w:r>
+    </w:p>
+    <w:p>
+      <w:r>
+        <w:t xml:space="preserve">Notatka żąda pół miliona dolarów. Nadawca wie, co jej prababcia zabrała Blackburnom w 1924 roku, zna sklep o dwa miasteczka stąd, w którym to sprzedała, i wymienia kamień w sercu broszy — szczegóły, które istnieją w dokładnie jednej zamkniętej na klucz skrzyni na strychu Fiony i w jeszcze jednym miejscu w miasteczku.</w:t>
       </w:r>
     </w:p>
     <w:p>
@@ -185,7 +185,7 @@
     <w:p/>
     <w:p>
       <w:r>
-        <w:t xml:space="preserve">Uwielbiałam to. Pajęczyny pojawiły się wraz z pierwszym chłodnym rankiem, a ja spędziłam całe mnóstwo lat mojego długiego życia w miejscu, gdzie jedynymi sąsiadami były elfy i renifery, a mąż mruczał coś pod nosem w warsztacie, więc nigdy nie będę brać ulicy pełnej dyń za pewnik. Pan Kim wyrzeźbił cały rząd dyń przed warsztatem samochodowym, a każda nosiła małą papierową czapkę mechanika. W oknie redakcji gazety stał szkielet czytający gazetę. Ktoś — podejrzewałam Olivię — udziergał pomarańczową czapkę na hydrant przed Yarn Tales.</w:t>
+        <w:t xml:space="preserve">Uwielbiałam to. Pajęczyny pojawiły się wraz z pierwszym chłodnym rankiem, a ja spędziłam całe mnóstwo lat mojego długiego życia w miejscu, gdzie jedynymi sąsiadami były elfy i renifery, a mąż mruczał coś pod nosem w warsztacie, więc nigdy nie będę brać ulicy pełnej dyń za pewnik. Pan Kim wyrzeźbił cały rząd dyń przed warsztatem samochodowym, a każda nosiła małą papierową czapkę mechanika. W oknie redakcji Gazette stał szkielet czytający gazetę. Ktoś — podejrzewałam Olivię — udziergał pomarańczową czapkę na hydrant przed Yarn Tales.</w:t>
       </w:r>
     </w:p>
     <w:p/>
@@ -377,7 +377,7 @@
     <w:p/>
     <w:p>
       <w:r>
-        <w:t xml:space="preserve">— Claus. — Uśmiechnął się, a był to dobry uśmiech, swobodny i wyćwiczony, ale ufałam mu mniej więcej na tyle, na ile dałabym radę rzucić ekranem kominkowym. — A więc to pani jest tą sławną panią Claus. Jakże cudownie. Słyszałem oczywiście, człowiek wie o takich rzeczach, ale do tej pory nie do końca w to wierzyłem. — Pochylił się odrobinę, konfidencjonalnie. — Proszę mi powiedzieć. Czy dawne tutejsze rodziny, Blackburnowie i reszta, wciąż mają tu swoje rzeczy? Pamiątki rodzinne, meble, biżuterię, tego typu sprawy? Akurat poszukuję pewnego przedmiotu. Broszki.</w:t>
+        <w:t xml:space="preserve">— Claus. — Uśmiechnął się, a był to dobry uśmiech, swobodny i wyćwiczony, ale ufałam mu mniej więcej na tyle, na ile dałabym radę rzucić ekranem kominkowym. — A więc to pani jest tą sławną panią Claus. Jakże cudownie. Słyszałem oczywiście, człowiek wie o takich rzeczach, ale do tej pory nie do końca w to wierzyłem. — Pochylił się odrobinę, konfidencjonalnie. — Proszę mi powiedzieć. Czy dawne tutejsze rodziny, Blackburnowie i reszta, wciąż mają tu swoje rzeczy? Pamiątki rodzinne, meble, biżuterię, tego typu sprawy? Akurat poszukuję pewnego przedmiotu. Broszy.</w:t>
       </w:r>
     </w:p>
     <w:p/>
@@ -479,7 +479,7 @@
     <w:p/>
     <w:p>
       <w:r>
-        <w:t>To było nic. Luźny kabel. Figiel mrozu na zmęczonych oczach. Powtarzałam to sobie przez całą drogę powrotną w górę Evergreen Avenue, obok piekarni, gdzie poranny chleb roztaczał swój zapach po całym bloku, obok skweru z na wpół rozwieszonymi światełkami, obok gazeciarskiego szkieletu czytającego gazetę. Luźny kabelek. To wszystko.</w:t>
+        <w:t xml:space="preserve">To było nic. Luźny kabel. Figiel mrozu na zmęczonych oczach. Powtarzałam to sobie przez całą drogę powrotną w górę Evergreen Avenue, obok piekarni, gdzie poranny chleb roztaczał swój zapach po całym bloku, obok skweru z na wpół rozwieszonymi światełkami, obok czytającego gazetę szkieletu z okna Gazette. Luźny kabelek. To wszystko.</w:t>
       </w:r>
     </w:p>
     <w:p/>
@@ -2068,7 +2068,7 @@
     <w:p/>
     <w:p>
       <w:r>
-        <w:t xml:space="preserve">— Płacą mi za to. — Powiedział to wesoło, co mnie powstrzymało, bo szykowałam się na unik. — Badanie stanów prawnych spadków. To mój fach, pani Claus. Kiedy wymiera ostatni przedstawiciel starego, bogatego rodu, zostawia po sobie niezły bałagan: kłębowisko pytań o to, co do kogo należało, kto komu był coś winien, gdzie zapodziało się jakieś kosztowne cacko. Ktoś musi siedzieć w bibliotekach i rozplątywać ten węzeł gordyjski, a tym kimś jestem ja. — Rozłożył dłonie nad pudłami. — W tej właśnie chwili rozplątuję supły Blackburnów. Była w tej rodzinie pewna biżuteria. Broszka. Prawdziwe cacko. Z szafirem pośrodku, w oprawie z czystego złota, porządna rzecz, warta mnóstwo już wtedy, a dzisiaj wręcz fortunę. — Podniósł lupę, po czym odłożył ją z powrotem, a spod stołu Pip zerknęła jednym okiem na jej mosiężną obwódkę. — I nagle ślad po niej zniknął z rodzinnych rejestrów około tysiąc dziewięćset dwudziestego czwartego roku. Przestano o niej wspominać. Prawnicy rodziny bardzo chcieliby wiedzieć, gdzie się podziała, ponieważ nie da się porządnie zamknąć spadku, dopóki ktoś nie ustali, co stało się z tą broszą.</w:t>
+        <w:t xml:space="preserve">— Płacą mi za to. — Powiedział to wesoło, co mnie powstrzymało, bo szykowałam się na unik. — Badanie stanów prawnych spadków. To mój fach, pani Claus. Kiedy wymiera ostatni przedstawiciel starego, bogatego rodu, zostawia po sobie niezły bałagan: kłębowisko pytań o to, co do kogo należało, kto komu był coś winien, gdzie zapodziało się jakieś kosztowne cacko. Ktoś musi siedzieć w bibliotekach i rozplątywać ten węzeł gordyjski, a tym kimś jestem ja. — Rozłożył dłonie nad pudłami. — W tej właśnie chwili rozplątuję supły Blackburnów. Była w tej rodzinie pewna biżuteria. Brosza. Prawdziwe cacko. Z szafirem pośrodku, w oprawie z czystego złota, porządna rzecz, warta mnóstwo już wtedy, a dzisiaj wręcz fortunę. — Podniósł lupę, po czym odłożył ją z powrotem, a spod stołu Pip zerknęła jednym okiem na jej mosiężną obwódkę. — I nagle ślad po niej zniknął z rodzinnych rejestrów około tysiąc dziewięćset dwudziestego czwartego roku. Przestano o niej wspominać. Prawnicy rodziny bardzo chcieliby wiedzieć, gdzie się podziała, ponieważ nie da się porządnie zamknąć spadku, dopóki ktoś nie ustali, co stało się z tą broszą.</w:t>
       </w:r>
     </w:p>
     <w:p/>
@@ -3073,7 +3073,7 @@
     </w:p>
     <w:p>
       <w:r>
-        <w:t xml:space="preserve">— Jamal nosił pudła, ale żadnego nie otworzył — powiedziałam. — Sam mi to powiedział i wierzę mu. Cała jego kariera historyka sprowadzała się do zasady „ostrożnie, to jest cenne”. Przez cały tydzień dotykał sekretu tylko z zewnątrz i nigdy do niego nie zajrzał. A ten człowiek pracuje na trzy etaty, żeby uczciwie wyjść na prostą, prowadzi obóz kondycyjny o piątej trzydzieści rano i pilnuje festiwalu w nocy. To nie on. — Przekreśliłam imię Jamala zdecydowaną kreską. — Miał okazję, ale nie miał wiedzy. Zresztą nie miałby do tego serca, co dla mnie ma znaczenie, nawet jeśli nie przeszłoby to w sądzie.</w:t>
+        <w:t xml:space="preserve">— Jamal nosił pudła, ale żadnego nie otworzył — powiedziałam. — Sam mi to powiedział i wierzę mu. Cała jego wiedza historyczna sprowadzała się do zasady „ostrożnie, to jest cenne”. Przez cały tydzień dotykał sekretu tylko z zewnątrz i nigdy do niego nie zajrzał. A ten człowiek pracuje na trzy etaty, żeby uczciwie wyjść na prostą, prowadzi obóz kondycyjny o piątej trzydzieści rano i pilnuje festiwalu w nocy. To nie on. — Przekreśliłam imię Jamala zdecydowaną kreską. — Miał okazję, ale nie miał wiedzy. Zresztą nie miałby do tego serca, co dla mnie ma znaczenie, nawet jeśli nie przeszłoby to w sądzie.</w:t>
       </w:r>
     </w:p>
     <w:p>
@@ -3113,7 +3113,7 @@
     </w:p>
     <w:p>
       <w:r>
-        <w:t xml:space="preserve">— To jest ktoś, z kim nie potrafię dojść do ładu. Wiem, że wie wszystko to, co wie szantażysta. Broszka, pojedynczy kamień, Ridgeline — wszystko. Dotarł do tego od strony Blackburnów, od strony prawników spadkowych, i prześledził to niemal do drzwi Constance. — Obróciłam kubek na stole o powolne pół obrotu. — Ale on o tym opowiada wszystkim. Rozdaje wizytówki. Siedział w bibliotece publicznej i wyśpiewał mi to wszystko, zanim zdążyłam w ogóle zapytać. Szantażysta się ukrywa, Nick. Cała jego siła tkwi w ukryciu. A Neil Carter robi dokładnie na odwrót przez cały boży dzień. Więc albo wcale nie jest naszym człowiekiem, albo jest najsprytniejszym z całej paczki i robi wokół broszy tyle uczciwego szumu, że nikt w miasteczku nie spojrzałby dwa razy na człowieka, który mówi o niej najgłośniej. — Postawiłam znak zapytania obok Neila. — Nie jestem gotowa, żeby go skreślić. Ale powiem jedno. Zna sekret, wszedł w jego posiadanie uczciwie i nigdy nie zbliżył się do Fiony po ani centa. Podchodzi do niej po odpowiedzi, za dnia, z notesem w ręku.</w:t>
+        <w:t xml:space="preserve">— To jest ktoś, z kim nie potrafię dojść do ładu. Wiem, że wie wszystko to, co wie szantażysta. Brosza, pojedynczy kamień, Ridgeline — wszystko. Dotarł do tego od strony Blackburnów, od strony prawników spadkowych, i prześledził to niemal do drzwi Constance. — Obróciłam kubek na stole o powolne pół obrotu. — Ale on o tym opowiada wszystkim. Rozdaje wizytówki. Siedział w bibliotece publicznej i wyśpiewał mi to wszystko, zanim zdążyłam w ogóle zapytać. Szantażysta się ukrywa, Nick. Cała jego siła tkwi w ukryciu. A Neil Carter robi dokładnie na odwrót przez cały boży dzień. Więc albo wcale nie jest naszym człowiekiem, albo jest najsprytniejszym z całej paczki i robi wokół broszy tyle uczciwego szumu, że nikt w miasteczku nie spojrzałby dwa razy na człowieka, który mówi o niej najgłośniej. — Postawiłam znak zapytania obok Neila. — Nie jestem gotowa, żeby go skreślić. Ale powiem jedno. Zna sekret, wszedł w jego posiadanie uczciwie i nigdy nie zbliżył się do Fiony po ani centa. Podchodzi do niej po odpowiedzi, za dnia, z notesem w ręku.</w:t>
       </w:r>
     </w:p>
     <w:p>
@@ -3430,7 +3430,7 @@
         <w:rPr>
           <w:i/>
         </w:rPr>
-        <w:t xml:space="preserve">Korespondencja Adelaide Blackburn do jej siostry, zima 1924 r. Dotyczy kradzieży rodzinnej broszy (szafir w jej sercu) przez domową służbę; klejnot zastawiono później w Ridgeline. O dużym znaczeniu lokalnym.</w:t>
+        <w:t xml:space="preserve">Korespondencja Adelaide Blackburn do siostry, zima 1924 r. Dotyczy kradzieży rodzinnej broszy (szafir w jej sercu) przez domową służbę; klejnot zastawiono później w Ridgeline. O dużym znaczeniu lokalnym.</w:t>
       </w:r>
     </w:p>
     <w:p/>
@@ -3915,7 +3915,7 @@
     <w:p/>
     <w:p>
       <w:r>
-        <w:t xml:space="preserve">Oparłam się i pozwoliłam sobie wreszcie w to uwierzyć, w całości, w to, co odpychałam obiema rękami od tylu dni. Theo Hussein był szantażystą. Najżyczliwszym człowiekiem w całym Frost Falls. Człowiekiem, który trzymał mnie za ręce u drzwi wystawy ze zmęczonymi oczami lśniącymi nad czterdziestoma nowymi członkami. Odkrył historię broszy w swoim archiwum i dostrzegł w niej pół miliona dolarów, które mogły uratować tę jedną rzecz, jaką kochał bardziej niż własny spokój. Przełożył swój żal po umierającym Towarzystwie na cios wymierzony w przyjaciela.</w:t>
+        <w:t xml:space="preserve">Oparłam się i pozwoliłam sobie wreszcie w to uwierzyć, w całości, w to, co odpychałam obiema rękami od tylu dni. Theo Hussein był szantażystą. Najżyczliwszym człowiekiem w całym Frost Falls. Człowiekiem, który trzymał mnie za ręce u drzwi wystawy ze zmęczonymi oczami lśniącymi nad czterdziestoma nowymi członkami. Odkrył historię broszy w swoim archiwum i dostrzegł w niej pół miliona dolarów, które mogły uratować tę jedną rzecz, jaką kochał bardziej niż własny spokój. Przełożył swój żal po umierającym Towarzystwie na cios wymierzony w przyjaciółkę.</w:t>
       </w:r>
     </w:p>
     <w:p/>
@@ -4250,7 +4250,7 @@
     <w:p/>
     <w:p>
       <w:r>
-        <w:t xml:space="preserve">Szefowa Tanaka wysłuchała mnie w swoim małym biurze na komisariacie, z otwartym na biurku zużytym notesem i długopisem spoczywającym bez ruchu na stronie. Nie pisała w czasie, gdy decydowała, czy ma mi wierzyć. Wyłożyłam wszystko tak, jak wyłożyłam to sobie przy kuchennym stole. Te dwa liściki. Katalogową kartkę Theo z czterema pasującymi słowami. Papier listowy Towarzystwa, dopasowany pod lampą włókno do włókna. Akt własności gospody leżący poza szufladą w koszu na dokumenty Very. Constance, broszę, lombard w Ridgeline, całe stuletnie korzenie tej historii, a na samym dole teczkę Neila — tę część, która sprawiała, że te korzenie miały ludzki wymiar.</w:t>
+        <w:t xml:space="preserve">Szefowa Tanaka wysłuchała mnie w swoim małym biurze na komisariacie, z otwartym na biurku zużytym notesem i długopisem spoczywającym bez ruchu na stronie. Nie pisała w czasie, gdy decydowała, czy ma mi wierzyć. Wyłożyłam wszystko tak, jak wyłożyłam to sobie przy kuchennym stole. Te dwa liściki. Kartę katalogową Theo z czterema pasującymi słowami. Papeterię Towarzystwa, dopasowaną pod lampą włókno do włókna. Akt własności gospody leżący poza szufladą w koszu na dokumenty Very. Constance, broszę, lombard w Ridgeline, całe stuletnie korzenie tej historii, a na samym dole teczkę Neila — tę część, która sprawiała, że te korzenie miały ludzki wymiar.</w:t>
       </w:r>
     </w:p>
     <w:p/>
@@ -4506,7 +4506,7 @@
     <w:p/>
     <w:p>
       <w:r>
-        <w:t xml:space="preserve">— Pani Vero — powiedziałam. — Kradzież popełnił Theo. Ale liściki wiedziały, że gospoda została kupiona za pieniądze z broszy, a o tym nigdy nie było mowy w żadnym liście Blackburnów. To wpis w księgach. Akt własności. A akt własności tej gospody leżał wczoraj rano poza swoją szufladą w pani koszyku do ponownego porządkowania, dotknięty, na biurku kobiety, która dwukrotnie powtórzyła mi, że nigdy nie zagląda do dokumentów leżących za jej plecami.</w:t>
+        <w:t xml:space="preserve">— Pani Vero — powiedziałam. — Theo miał kradzież. Ale liściki wiedziały, że gospoda została kupiona za pieniądze z broszy, a o tym nigdy nie było mowy w żadnym liście Blackburnów. To rejestr nieruchomości. Akt własności. A akt własności tej gospody leżał wczoraj rano poza swoją szufladą w pani koszyku do ponownego porządkowania, dotknięty, na biurku kobiety, która dwukrotnie powtórzyła mi, że nigdy nie zagląda do dokumentów leżących za jej plecami.</w:t>
       </w:r>
     </w:p>
     <w:p/>
@@ -4518,7 +4518,7 @@
     <w:p/>
     <w:p>
       <w:r>
-        <w:t xml:space="preserve">— On dokonał kradzieży. Pani miała akt własności. I miała pani nogi, pani Vero. On nie przeszedłby przez miasteczko niezauważony choćby o życie, wszyscy znają Thea, wszyscy go zatrzymują. Ale nikt nie mrugnie okiem na sekretarkę burmistrza zachodzącą do gospody w czasie festiwalu. Minęłam panią wtedy rano na schodach, z pani przepustkami parkingowymi. On nie mógłby zrobić tego sam. Potrzebował kogoś, kto potrafi poruszać się po miasteczku niewidziany. Tą osobą była pani.</w:t>
+        <w:t xml:space="preserve">— On miał kradzież. Pani miała akt własności. I miała pani nogi, pani Vero. On nie przeszedłby przez miasteczko niezauważony choćby o życie, wszyscy znają Thea, wszyscy go zatrzymują. Ale nikt nie mrugnie okiem na sekretarkę burmistrza zachodzącą do gospody w czasie festiwalu. Minęłam panią wtedy rano na schodach, z pani przepustkami parkingowymi. On nie mógłby zrobić tego sam. Potrzebował kogoś, kto potrafi poruszać się po miasteczku niewidziany. Tą osobą była pani.</w:t>
       </w:r>
     </w:p>
     <w:p/>
@@ -4679,7 +4679,7 @@
     <w:p/>
     <w:p>
       <w:r>
-        <w:t>To powinien być koniec. Wciąż jednak pozostawała kwestia samego Towarzystwa — dokładnie tego miejsca, które Theo zrujnował, próbując je ratować. Nie było go już tam. Przez dach nadal przeciekał deszcz, piec grzewczy wciąż odmawiał posłuszeństwa, a żaden element tego całego rozrachunku nie przyniósł ani jednego dolara na rzecz naprawy czegokolwiek.</w:t>
+        <w:t xml:space="preserve">To powinien być koniec. Wciąż jednak pozostawała kwestia samego Towarzystwa — dokładnie tego, co Theo próbował ocalić, rujnując przy tym samego siebie. Nie było go już tam. Przez dach nadal przeciekał deszcz, piec grzewczy wciąż odmawiał posłuszeństwa, a żaden element tego całego rozrachunku nie przyniósł ani jednego dolara na rzecz naprawy czegokolwiek.</w:t>
       </w:r>
     </w:p>
     <w:p/>

--- a/translated/corrected/Inn Trouble - ASSEMBLED - FORMATTED_Polish.docx
+++ b/translated/corrected/Inn Trouble - ASSEMBLED - FORMATTED_Polish.docx
@@ -5396,12 +5396,12 @@
     </w:p>
     <w:p>
       <w:r>
-        <w:t xml:space="preserve">Położyła na stole pudło cukiernicze wielkości pudełka na kapelusz, pomiędzy szyszkami a wstążką, i opierając dłonie na biodrach, omiotła nas wzrokiem. Greta była właścicielką Holly Jolly Bakery przy alei i zbudowana była niczym własne pączki — okrągła, ciepła i cała oprószona. Tego ranka miała fartuch tak zaznaczony mąką, że nawet nie zadała sobie trudu, by ją otrzepać.</w:t>
-      </w:r>
-    </w:p>
-    <w:p>
-      <w:r>
-        <w:t xml:space="preserve">— Blacha czekoladowo-orzechowych babeczek wyszła mi z pieca niespełna godzinę temu i pomyślałam sobie: „Greta, kto tam siedzi w zimnym sklepie i robi pożyteczną robotę o poranku?”, a odpowiedź brzmiała, że wy wszystkie, więc proszę bardzo.</w:t>
+        <w:t xml:space="preserve">Położyła na stole pudło z piekarni wielkości pudełka na kapelusz, pomiędzy szyszkami a wstążką, i opierając dłonie na biodrach, omiotła nas wzrokiem. Greta była właścicielką Holly Jolly Bakery przy alei i zbudowana była niczym własne pączki — okrągła, ciepła i cała oprószona. Tego ranka cały fartuch miała w mące, której nawet nie zadała sobie trudu otrzepać.</w:t>
+      </w:r>
+    </w:p>
+    <w:p>
+      <w:r>
+        <w:t xml:space="preserve">— Blacha czekoladowo-pekanowych babeczek wyszła mi z pieca niespełna godzinę temu i pomyślałam sobie: „Greta, kto tam siedzi w zimnym sklepie i robi pożyteczną robotę o poranku?”, a odpowiedź brzmiała, że wy wszystkie, więc proszę bardzo.</w:t>
       </w:r>
     </w:p>
     <w:p>
@@ -5496,7 +5496,7 @@
     </w:p>
     <w:p>
       <w:r>
-        <w:t xml:space="preserve">— Cóż, cokolwiek to będzie — powiedziała Greta swobodnie, zbierając serwetki — też będą musieli coś jeść jak każdy inny. Zaniosę im placek w dniu otwarcia.</w:t>
+        <w:t xml:space="preserve">— Cóż, kimkolwiek oni są — powiedziała Greta swobodnie, zbierając serwetki — też będą musieli coś jeść jak każdy inny. Zaniosę im placek w dniu otwarcia.</w:t>
       </w:r>
     </w:p>
     <w:p>

--- a/translated/corrected/Inn Trouble - ASSEMBLED - FORMATTED_Polish.docx
+++ b/translated/corrected/Inn Trouble - ASSEMBLED - FORMATTED_Polish.docx
@@ -129,7 +129,7 @@
     </w:p>
     <w:p>
       <w:r>
-        <w:t xml:space="preserve">Gospoda Winter Wonderland Inn ogrzała już chyba połowę Frost Falls. Fiona Okafor prowadziła ją tak samo, jak jej rodzina od stu lat, a dzisiaj rano zapięła kardigan krzywo i nie może oderwać oczu od drzwi.</w:t>
+        <w:t xml:space="preserve">Gospoda Winter Wonderland Inn ogrzała już chyba połowę Frost Falls. Fiona Okafor prowadzi ją tak samo, jak od stu lat prowadziła ją jej rodzina, a dzisiaj rano zapięła kardigan krzywo i nie może oderwać oczu od drzwi.</w:t>
       </w:r>
     </w:p>
     <w:p>
@@ -233,13 +233,13 @@
     <w:p/>
     <w:p>
       <w:r>
-        <w:t xml:space="preserve">Stała za recepcją, obracając długopis w palcach. Fiona była kobietą stworzoną do radości. Była krągła i szybka, szybka w ruchach i jeszcze szybsza do śmiechu, z takim śmiechem, który zaczynał się gdzieś głęboko i wybuchał od razu. Radość ulotniła się z niej jak ciepło z pokoju z otwartymi drzwiami. Pod jej oczami widniały cienie, których puder nie zdołał ukryć. Jej sweter był zapięty o jeden guzik za wysoko. Kiedy mnie zobaczyła, zrobiła to, co niepokoiło mnie bardziej niż cienie: ułożyła swoją twarz. Nałożyła powitanie, celowo, jak kobieta zakładająca płaszcz, którego noszeniem jest zbyt zmęczona, i podeszła do mnie zza biurka.</w:t>
-      </w:r>
-    </w:p>
-    <w:p/>
-    <w:p>
-      <w:r>
-        <w:t>— Jessica. — Nawet jej głos brzmiał fałszywie, cienki tam, gdzie powinien być ciepły. — Nie trzeba było.</w:t>
+        <w:t xml:space="preserve">Stała za recepcją, obracając długopis w palcach. Fiona była kobietą stworzoną do radości. Była krągła i szybka, szybka w ruchach i jeszcze szybsza do śmiechu, z takim śmiechem, który zaczynał się gdzieś głęboko i wybuchał od razu. Radość ulotniła się z niej jak ciepło z pokoju z otwartymi drzwiami. Pod jej oczami widniały cienie, których puder nie zdołał ukryć. Jej kardigan był zapięty krzywo, o jeden guzik. Kiedy mnie zobaczyła, zrobiła to, co niepokoiło mnie bardziej niż cienie: ułożyła swoją twarz. Nałożyła powitanie, celowo, jak kobieta zakładająca płaszcz, którego noszeniem jest zbyt zmęczona, i podeszła do mnie zza biurka.</w:t>
+      </w:r>
+    </w:p>
+    <w:p/>
+    <w:p>
+      <w:r>
+        <w:t xml:space="preserve">— Jessica. — Nawet jej głos brzmiał nie tak, cienki tam, gdzie powinien być ciepły. — Nie trzeba było.</w:t>
       </w:r>
     </w:p>
     <w:p/>
@@ -443,7 +443,7 @@
     <w:p/>
     <w:p>
       <w:r>
-        <w:t xml:space="preserve">Na zewnątrz chłód przyniósł ulgę po klaustrofobicznym, ciepłym niepokoju holu. Stałam przez chwilę przy balustradzie ganku i pozwoliłam mu przewietrzyć sobie głowę. Na skwerze mężczyźni na drabinach rozwieszali festiwalowe światełka między latarniami, wołając do siebie. Gdzieś w stronę parku szczekał pies, a pociąg wydał swój daleki gwizdek, wjeżdżając na stację. Wszystko to było tak zwyczajne, że fałsz na twarzy Fiony wydawał mi się na moment czymś, co sobie wyobraziłam.</w:t>
+        <w:t xml:space="preserve">Na zewnątrz chłód przyniósł ulgę po klaustrofobicznym, ciepłym niepokoju holu. Stałam przez chwilę przy balustradzie ganku i pozwoliłam mu przewietrzyć sobie głowę. Na skwerze mężczyźni na drabinach rozwieszali festiwalowe światełka między latarniami, wołając do siebie. Gdzieś w stronę parku szczekał pies, a pociąg wydał swój daleki gwizdek, wjeżdżając na stację. Wszystko to było tak zwyczajne, że to, co było nie tak w twarzy Fiony, wydawało mi się na moment czymś, co sobie wyobraziłam.</w:t>
       </w:r>
     </w:p>
     <w:p/>
@@ -598,7 +598,7 @@
     <w:p/>
     <w:p>
       <w:r>
-        <w:t>Fiona wyszła z bocznych drzwi, zanim doszłam do połowy, blada i z napiętą twarzą, dzisiaj z zapiętym równo kardiganem, ale ze wszystkim innym postawionym na głowę. Chwyciła mnie za ramię zimną dłonią i zaciągnęła do małego saloniku odchodzącego od holu, tego, który trzymała na prywatne rozmowy i popołudniową herbatę z przyjaciółmi. Zamknęła za nami drzwi, a stłumione odgłosy budzącej się gospody ucichły. Stojący w kącie zegar szafkowy tykał. Była to najgłośniejsza rzecz w pokoju.</w:t>
+        <w:t xml:space="preserve">Fiona wyszła z bocznych drzwi, zanim doszłam do połowy, blada i z napiętą twarzą, dzisiaj z zapiętym równo kardiganem, ale poza tym wszystko w niej było nie tak. Chwyciła mnie za ramię zimną dłonią i zaciągnęła do małego saloniku odchodzącego od holu, tego, który trzymała na prywatne rozmowy i popołudniową herbatę z przyjaciółmi. Zamknęła za nami drzwi, a stłumione odgłosy budzącej się gospody ucichły. Stojący w kącie zegar szafkowy tykał. Była to najgłośniejsza rzecz w pokoju.</w:t>
       </w:r>
     </w:p>
     <w:p/>
@@ -634,7 +634,7 @@
         <w:rPr>
           <w:i/>
         </w:rPr>
-        <w:t xml:space="preserve">Wiem, jak twoja rodzina weszła w posiadanie tej gospody. Wiem o broszy, którą twoja prababcia zabrała Blackburnom — szafir w jej sercu — i o sklepie w Ridgeline, w którym ją sprzedała, żeby kupić to miejsce. Zapłać albo całe miasteczko pozna prawdę. Zostaw pieniądze pod frontowymi schodami gospody. Zdejmij z wieńca złotą wstążkę i zawiąż w jej miejsce czerwoną, żebym wiedział, że pieniądze tam są.</w:t>
+        <w:t xml:space="preserve">Wiem, jak twoja rodzina weszła w posiadanie tej gospody. Wiem o broszy, którą twoja prababcia zabrała Blackburnom — szafir w jej sercu — i o sklepie w Ridgeline, w którym ją sprzedała, żeby kupić to miejsce. Zapłać albo całe miasteczko pozna prawdę. Zostaw pieniądze pod frontowymi schodami gospody. Zdejmij z wieńca złotą wstążkę i zawiąż w jej miejsce czerwoną na znak, że pieniądze tam są.</w:t>
       </w:r>
     </w:p>
     <w:p/>
@@ -783,7 +783,7 @@
     <w:p/>
     <w:p>
       <w:r>
-        <w:t>Podniosłam notatkę i przeczytałam ją jeszcze raz, tym razem uważniej, a kiedy zbliżyłam ją, by odczytać ciasny szlaczek pisma, z papieru uderzył zapach. Słaby, ale wyczuwalny. Ostry, lekko metaliczny, z czymś mineralnym w tle. Skądś go znałam, z czegoś niedawnego, i za nic w świecie nie mogłam sobie przypomnieć skąd.</w:t>
+        <w:t xml:space="preserve">Podniosłam notatkę i przeczytałam ją jeszcze raz, tym razem uważniej, a kiedy zbliżyłam ją, by odczytać ciasne gryzmoły, z papieru uderzył zapach. Słaby, ale wyczuwalny. Ostry, lekko metaliczny, z czymś mineralnym w tle. Skądś go znałam, z czegoś niedawnego, i za nic w świecie nie mogłam sobie przypomnieć skąd.</w:t>
       </w:r>
     </w:p>
     <w:p/>
@@ -830,7 +830,7 @@
     <w:p/>
     <w:p>
       <w:r>
-        <w:t>— Nie proszę cię jeszcze, żebyś w cokolwiek wierzyła w stosunku do kogokolwiek — powiedziałam łagodnie. — Pytam tylko, skąd mogła pochodzić ta wiedza. A są dwa miejsca, z czego jedno to kufr, który tylko ty możesz otworzyć. To nie jest oskarżenie. — Złożyłam notatkę wzdłuż jej wytartych zagięć, ostrożnie, i spojrzałam na nią. — Mogę to zatrzymać? Zarówno notatkę, jak i zdjęcie. Notatka może nam powiedzieć więcej, niż jej autor zamierzał.</w:t>
+        <w:t xml:space="preserve">— Nie proszę cię jeszcze, żebyś w cokolwiek wierzyła w stosunku do kogokolwiek — powiedziałam łagodnie. — Pytam tylko, skąd mogła pochodzić ta wiedza. A są dwa miejsca, z czego jedno to kufr, który tylko ty możesz otworzyć. To nie jest oskarżenie. — Złożyłam notatkę wzdłuż jej wytartych zagięć, ostrożnie, i spojrzałam na nią. — Mogę to zatrzymać? Zarówno notatkę, jak i zdjęcie. Notatka może nam powiedzieć więcej, niż miała zdradzić.</w:t>
       </w:r>
     </w:p>
     <w:p/>
@@ -945,7 +945,7 @@
     </w:p>
     <w:p>
       <w:r>
-        <w:t>Nick odłożył kubek, złączył dłonie i znów zamarł w bezruchu. Był to ciepły bezruch, przypominający uspokajającą się taflę stawu. Milczał, a kiedy przemówił ponownie, jego głos brzmiał ostrożnie.</w:t>
+        <w:t xml:space="preserve">Nick odłożył kubek, złączył dłonie i znów zamarł w bezruchu. Był to ciepły bezruch, przypominający uspokajającą się taflę stawu. Milczał i był smutny, a kiedy przemówił ponownie, jego głos brzmiał ostrożnie.</w:t>
       </w:r>
     </w:p>
     <w:p>
@@ -985,7 +985,7 @@
     </w:p>
     <w:p>
       <w:r>
-        <w:t>Pip obudziła się na dźwięk skrobnięcia garnka i podeszła do stołu w poszukiwaniu sardynki, co było jej odwiecznym i nienaruszalnym prawem. W kuchni zrobiło się cieplej. Przez chwilę byliśmy tylko we dwoje, ogień i para na szybie, i pozwoliłam, by na tym się skończyło.</w:t>
+        <w:t xml:space="preserve">Pip obudziła się na dźwięk skrobnięcia garnka i podeszła do stołu w poszukiwaniu sardynki, co było jej odwiecznym i nienaruszalnym prawem. W kuchni zrobiło się cieplej. Przez chwilę byliśmy tylko we dwoje, ogień i para na szybie, i pozwoliłam, żeby tak zostało.</w:t>
       </w:r>
     </w:p>
     <w:p>
@@ -1015,7 +1015,7 @@
     </w:p>
     <w:p>
       <w:r>
-        <w:t>— To prawda w przypadku bardzo wielu rzeczy — stwierdziłam — i ani razu w historii świata nie okazało się to prawdą w odniesieniu do budki dla ptaków, o której mi opowiadałeś w tygodniu, kiedy się tu wprowadziliśmy.</w:t>
+        <w:t xml:space="preserve">— To prawda w przypadku bardzo wielu rzeczy — stwierdziłam — i ani razu w historii świata nie okazało się to prawdą w odniesieniu do budki dla ptaków, a właśnie to mi powiedziałeś w tygodniu, kiedy się tu wprowadziliśmy.</w:t>
       </w:r>
     </w:p>
     <w:p>
@@ -1180,7 +1180,7 @@
     </w:p>
     <w:p>
       <w:r>
-        <w:t>Jamal Washington stał przy przeciwległej ścianie w samej koszuli z podwiniętymi rękawami, ocierając kark chustką, z miną człowieka, który wykonał całą czarną robotę, a teraz z przyzwyczajenia pełnił przy niej straż. Kiedy jakaś kobieta cofnęła się w stronę gabloty, wyciągnął dyskretnie rękę, by ją ustabilizować, zanim tamta zdążyła w nią uderzyć, po czym znów się oparł. To on to wszystko przywiózł. Każdą gablotę, każdą skrzynię.</w:t>
+        <w:t xml:space="preserve">Jamal Washington stał przy przeciwległej ścianie w samej koszuli z podwiniętymi rękawami, ocierając kark chustką, z miną człowieka, który wykonał całą czarną robotę, a teraz z przyzwyczajenia pełnił przy niej straż. Kiedy jakaś kobieta cofnęła się w stronę gabloty, wyciągnął dyskretnie rękę, by ją ustabilizować, zanim tamta zdążyła w nią uderzyć, po czym znów się oparł. To on to wszystko przeniósł. Każdą gablotę, każdą skrzynię.</w:t>
       </w:r>
     </w:p>
     <w:p>
@@ -1256,12 +1256,12 @@
     </w:p>
     <w:p>
       <w:r>
-        <w:t xml:space="preserve">Potem powoli lawirowałam między ludźmi. Podziwiałam stare akty własności z Dot, która skwitowała całą wystawę słowami „wielkie halo o cudzą korespondencję”, ale i tak została przez godzinę. Pozwoliłam Theo oprowadzić się po trzech gablotach i przyglądałam się, jakich dotykał — a raczej jak ich nie dotykał, bo jego palce zawisały nad szkłem każdej z nich niczym dłoń trzymana nad plecami śpiącego dziecka, by poczuć jego oddech bez budzenia go. Przez cały ten czas obserwowałam salę.</w:t>
-      </w:r>
-    </w:p>
-    <w:p>
-      <w:r>
-        <w:t>Papier w gablotach był stary, brązowy, kruchy na zgięciach. Ale na recepcji, obok płaskiego pudełka Very, leżał stos papieru firmowego Towarzystwa — czystych arkuszy używanych do etykiet i nagłówków, w kolorze kości słoniowej, nieco cięższych niż zwykły papier, z delikatną fakturą wybitą w jego strukturze, drobnymi równoległymi prążkami, które dało się zauważyć tylko pod światło albo wtedy, gdy człowiek wiedział, czego szukać.</w:t>
+        <w:t xml:space="preserve">Potem powoli lawirowałam między ludźmi. Podziwiałam stare akty własności z Dot, która skwitowała całą wystawę słowami „wielkie halo o cudzą korespondencję”, ale i tak została przez godzinę. Pozwoliłam Theo oprowadzić się po trzech gablotach i przyglądałam się, jak ich dotykał — a raczej jak ich nie dotykał, bo jego palce zawisały nad szkłem każdej z nich niczym dłoń trzymana nad plecami śpiącego dziecka, by poczuć jego oddech bez budzenia go. Przez cały ten czas obserwowałam salę.</w:t>
+      </w:r>
+    </w:p>
+    <w:p>
+      <w:r>
+        <w:t xml:space="preserve">Papier w gablotach był stary, brązowy, kruchy na zgięciach. Ale na recepcji, obok płaskiego pudełka Very, leżał stos papeterii Towarzystwa — czystych arkuszy używanych do etykiet i nagłówków, w kolorze kości słoniowej, nieco cięższych niż zwykły papier, z delikatną fakturą wybitą w jego strukturze, drobnymi równoległymi prążkami, które dało się zauważyć tylko pod światło albo wtedy, gdy człowiek wiedział, czego szukać.</w:t>
       </w:r>
     </w:p>
     <w:p>
@@ -1323,7 +1323,7 @@
         <w:t xml:space="preserve"/>
       </w:r>
       <w:r>
-        <w:t xml:space="preserve"> na rogu ulic Evergreen i Maple, a jego witryna była pełna motków ułożonych kolorami niczym otwarta paleta malarska. W środku było ciepło i zacisznie. Pachniało wełną oraz rumiankiem, który Olivia zawsze parzyła na małej grzałce stojącej na zapleczu za ladą. Tego popołudnia dziewiarski krąg przysunął krzesła bliżej przodu, w wodniste, październikowe światło padające z okna, i wszystkie tam były. Olivia w samym środku, oczywiście, bo to był jej sklep, jej rumianek i jakimś cudem zawsze jej rozmowa; obok niej Dot, krępa i siwa, sucha jak suchar; Claire z dziennikarską szybkością myślenia, o trzy rzędy robótki wyprzedzająca wszystkie pozostałe; Ivy, która śmiała się z rzeczy, zanim te na dobre stały się śmieszne; Martha, wyprostowana na wygodnym krześle ze skrzyżowanymi kostkami; oraz Ellie, delikatna Ellie, marszcząca brwi nad upuszczonym oczkiem.</w:t>
+        <w:t xml:space="preserve"> na rogu ulic Evergreen i Maple, a jego witryna była pełna motków ułożonych kolorami niczym otwarta paleta malarska. W środku było ciepło i panował półmrok. Pachniało wełną oraz rumiankiem, który Olivia zawsze parzyła na małej grzałce stojącej na zapleczu za ladą. Tego popołudnia dziewiarski krąg przysunął krzesła bliżej przodu, w wodniste, październikowe światło padające z okna, i wszystkie tam były. Olivia w samym środku, oczywiście, bo to był jej sklep, jej rumianek i jakimś cudem zawsze jej rozmowa; obok niej Dot, krępa i siwa, sucha jak suchar; Claire z dziennikarską szybkością myślenia, o trzy rzędy robótki wyprzedzająca wszystkie pozostałe; Ivy, która śmiała się z rzeczy, zanim te na dobre stały się śmieszne; Martha, wyprostowana na wygodnym krześle ze skrzyżowanymi kostkami; oraz Ellie, delikatna Ellie, marszcząca brwi nad upuszczonym oczkiem.</w:t>
       </w:r>
     </w:p>
     <w:p>
@@ -1338,7 +1338,7 @@
     </w:p>
     <w:p>
       <w:r>
-        <w:t>Rozmawiały o festiwalowych rękawiczkach — rękawiczkach z podpisanymi mankietami, które krąg robił na drutach co roku dla dzieci szkolnych, a każda para była dziergana w barwach szkoły z imieniem dziecka na mankiecie, aby żadna rękawiczka nigdy nie wróciła do domu z niewłaściwym właścicielem. Claire uniosła do światła na wpół ukończoną sztukę w kolorze jodłowej zieleni.</w:t>
+        <w:t xml:space="preserve">Pracowały nad festiwalowymi rękawiczkami — rękawiczkami z podpisanymi mankietami, które krąg robił na drutach co roku dla dzieci szkolnych, a każda para była dziergana w barwach szkoły z imieniem dziecka na mankiecie, aby żadna rękawiczka nigdy nie wróciła do domu z niewłaściwym właścicielem. Claire uniosła do światła na wpół ukończoną sztukę w kolorze jodłowej zieleni.</w:t>
       </w:r>
     </w:p>
     <w:p>
@@ -1403,7 +1403,7 @@
     </w:p>
     <w:p>
       <w:r>
-        <w:t>— A teraz obiecał festiwalowi cały pawilon z historią miasteczka — wtrąciła Claire — i akurat wiem, że nie ma pieniędzy na wynajęcie namiotu, nie mówiąc o całej reszcie, ponieważ pytałam go o to dla gazety, a on zmienił temat tak szybko, że prawie skręcił sobie kark.</w:t>
+        <w:t xml:space="preserve">— A teraz obiecał festiwalowi cały pawilon z historią miasteczka — wtrąciła Claire — i akurat wiem, że nie ma pieniędzy na wynajęcie namiotu, nie mówiąc o całej reszcie, ponieważ pytałam go o to dla Gazette, a on zmienił temat tak szybko, że prawie skręcił sobie kark.</w:t>
       </w:r>
     </w:p>
     <w:p>
@@ -1533,7 +1533,7 @@
     </w:p>
     <w:p>
       <w:r>
-        <w:t>Nie chciałam, żeby to był Theo. Wracając tamtego popołudnia do domu, z całego serca pragnęłam, by okazał się nim ktokolwiek inny na świecie.</w:t>
+        <w:t xml:space="preserve">Nie chciałam, żeby to był Theo. Wracając tamtego popołudnia do domu, z całego serca pragnęłam, by okazało się, że to ktokolwiek inny na świecie.</w:t>
       </w:r>
     </w:p>
     <w:p>
@@ -1673,7 +1673,7 @@
     <w:p/>
     <w:p>
       <w:r>
-        <w:t xml:space="preserve">Rękawiczki wciąż były w mojej torbie. Poszłam poszukać kogoś, kto zarządzał komitetem, i znalazłam szefową policji. Noriko Tanaka stała na środku skweru w parce i wełnianej czapce, trzymając w jednej ręce podkładkę z klipsem, a w drugiej kubek termiczny, i rozsyłała ludzi tam, gdzie byli potrzebni. Była krępą kobietą po pięćdziesiątce z siwizną na skroniach i wytartym notesem wystającym z kieszeni płaszcza. Olivia mówiła mi, że wróciła do domu po dwudziestu latach służby w policji stanowej, aby kierować sześcioosobowym posterunkiem, i że nikt w Frost Falls nigdy nie słyszał, by podniosła głos.</w:t>
+        <w:t xml:space="preserve">Rękawiczki wciąż były w mojej torbie. Poszłam poszukać kogoś, kto zarządzał komitetem, i znalazłam szefową policji. Noriko Tanaka stała na środku skweru w parce i wełnianej czapce, trzymając w jednej ręce podkładkę z klipsem, a w drugiej kubek termiczny, i rozsyłała ludzi tam, gdzie byli potrzebni. Była krępą kobietą około pięćdziesiątki z siwizną na skroniach i wytartym notesem wystającym z kieszeni płaszcza. Olivia mówiła mi, że wróciła do domu po dwudziestu latach służby w policji stanowej, aby kierować sześcioosobowym posterunkiem, i że nikt w Frost Falls nigdy nie słyszał, by podniosła głos.</w:t>
       </w:r>
     </w:p>
     <w:p/>
@@ -1757,7 +1757,7 @@
     <w:p/>
     <w:p>
       <w:r>
-        <w:t xml:space="preserve">Powinnam się martwić, a jakaś mała, ostrożna cząstka mnie faktycznie się martwiła. Reszta mnie kucnęła jednak w zimnej trawie z uzdrawiającą się dziewczynką, gałązką niemożliwego ostrokrzewu, psem w czapce z porożem i pingwinem z dynią na podbródku i wbrew wszystkiemu, co wiedziałam o byciu rozsądnym, czułam radość.</w:t>
+        <w:t xml:space="preserve">Powinnam była się martwić, a jakaś mała, ostrożna cząstka mnie faktycznie się martwiła. Reszta mnie kucnęła jednak w zimnej trawie z uzdrawiającą się dziewczynką, gałązką niemożliwego ostrokrzewu, psem w czapce z porożem i pingwinem z dynią na podbródku i wbrew wszystkiemu, co wiedziałam o byciu rozsądnym, czułam radość.</w:t>
       </w:r>
     </w:p>
     <w:p/>
@@ -1822,7 +1822,7 @@
     </w:p>
     <w:p>
       <w:r>
-        <w:t>Wyprowadziła mnie do przedpokoju, gdzie popołudniowe światło wpadało ukośnie przez nadświetle nad drzwiami i kładło się długim, złotym pasem na podłodze. Na ścianie przy schodach, w prostej ciemnej ramie, którą mijałam z tuzin razy, nawet na nią nie patrząc, wisiała fotografia. Kobieta w sukni z wysokim kołnierzem i gęsto sfalowanymi włosami sprzed wieku, z uniesionym podbródkiem, o ciemnych oczach spoglądających w obiektyw równie niezmiennie jak oczy kobiety z rodu Blackburnów na drugim zdjęciu, z tym samym powściągliwym wyrazem, choć na tej twarzy malował się on wyraźniej, z większym zmęczeniem i bliżej prawdy. Młodsza, niż ją sobie wyobrażałam. Młodsza niż kobieta ze zdjęcia szantażysty, która była panną Blackburn w całej swojej krasie. To była sama Constance, na tanim studyjnym krześle na tle namalowanego ogrodu, ubrana w swoje najlepsze szaty, które zresztą wiele nie kosztowały.</w:t>
+        <w:t xml:space="preserve">Wyprowadziła mnie do przedpokoju, gdzie popołudniowe światło wpadało ukośnie przez nadświetle nad drzwiami i kładło się długim, złotym pasem na podłodze. Na ścianie przy schodach, w prostej ciemnej ramie, którą mijałam z tuzin razy, nawet na nią nie patrząc, wisiała fotografia. Kobieta w sukni z wysokim kołnierzem i gęsto sfalowanymi włosami sprzed wieku, z uniesionym podbródkiem, o ciemnych oczach spoglądających w obiektyw równie niezmiennie jak oczy kobiety z rodu Blackburnów na drugim zdjęciu, z tym samym powściągliwym wyrazem, choć na tej twarzy malował się on wyraźniej, z większym zmęczeniem i bliżej prawdy. Młodsza, niż ją sobie wyobrażałam. Młodsza niż kobieta ze zdjęcia szantażysty, która była jedną z Blackburnów w całej swojej krasie. To była sama Constance, na tanim studyjnym krześle na tle namalowanego ogrodu, ubrana w swoje najlepsze szaty, które zresztą wiele nie kosztowały.</w:t>
       </w:r>
     </w:p>
     <w:p>
@@ -1837,7 +1837,7 @@
     </w:p>
     <w:p>
       <w:r>
-        <w:t xml:space="preserve">— Prowadziła gospodę przez czterdzieści lat — ciągnęła Fiona. — Wiedziałaś o tym? Czterdzieści lat. Moja prababcia. Wyszła za mąż późno, urodziła moją babcię późno i przez cały ten czas prowadziła ten dom i karmiła każdą duszę, która przyszła zziębnięta. Moja babcia opowiadała historię o tym, jak podczas jednej zimy pełnej grypy Constance przygarnęła trzy rodziny, które nie miały się gdzie podziać. Karmiła je ze swojej spiżarni aż do wiosny, nie biorąc ani centa i nigdy o tym nie wspominając. Taka kobieta z niej wyrastała. To właśnie zbudowała na fundamencie tego, co zrobiła. — Głos Fiony pociemniał. — A ja się jej wstydziłam. Tak się jej bałam. Podczas gdy prawda jest taka, że to najodważniejsza osoba, z jaką jestem spokrewniona, i że stworzyła to wszystko, to całe ciepło, z jednej strasznej, zdesperowanej zimy, a ja mogę w tym żyć i jedyne, co kiedykolwiek musiałam zrobić, to policzyć krzesła.</w:t>
+        <w:t xml:space="preserve">— Prowadziła gospodę przez czterdzieści lat — ciągnęła Fiona. — Wiedziałaś o tym? Czterdzieści lat. Moja prababcia. Wyszła za mąż późno, urodziła moją babcię późno i przez cały ten czas prowadziła ten dom i karmiła każdą duszę, która przyszła zziębnięta. Moja babcia opowiadała historię o tym, jak podczas jednej zimy pełnej grypy Constance przygarnęła trzy rodziny, które nie miały się gdzie podziać. Karmiła je ze swojej spiżarni aż do wiosny, nie biorąc ani centa i nigdy o tym nie wspominając. Taką kobietą się stała. To właśnie zbudowała na fundamencie tego, co zrobiła. — Głos Fiony nabrzmiał. — A ja się jej wstydziłam. Tak się jej bałam. Podczas gdy prawda jest taka, że to najodważniejsza osoba, z jaką jestem spokrewniona, i że stworzyła to wszystko, to całe ciepło, z jednej strasznej, zdesperowanej zimy, a ja mogę w tym żyć i jedyne, co kiedykolwiek musiałam zrobić, to policzyć krzesła.</w:t>
       </w:r>
     </w:p>
     <w:p>
@@ -1892,7 +1892,7 @@
     </w:p>
     <w:p>
       <w:r>
-        <w:t>Kuźnia stała na obrzeżach miasteczka, w miejscu, gdzie Evergreen Avenue przestawała być zwykłą ulicą i zamieniała się w drogę, jako ostatni budynek przed wzgórzami. Dźwięk jej pracy słyszało się na długo przed tym, jak ukazała się oczom — czysty i donośny odgłos uderzeń młota o żelazo, dźwięk o wyraźnym kształcie, który wznosił się i opadał. Pod nim krył się cichy pomruk ognia. Sam budynek, gdy w końcu pojawił się w polu widzenia, okazał się długą, niską wiatą, otwartą z jednej strony. Kiedy podeszłam do otwartego boksu, uderzyło mnie ciepło kuźni, które wdzierało się w październikowy chłód, a wraz z nim dotarł do mnie ten zapach.</w:t>
+        <w:t xml:space="preserve">Kuźnia stała na obrzeżach miasteczka, w miejscu, gdzie Evergreen Avenue przestawała być zwykłą ulicą i zamieniała się w drogę, jako ostatni budynek przed wzgórzami. Dźwięk jej pracy słyszało się na długo przed tym, jak ukazała się oczom — czysty i donośny odgłos uderzeń młota o żelazo, dźwięk o wyraźnym kształcie, który wznosił się i opadał. Pod nim krył się cichy pomruk ognia. Sam budynek, gdy w końcu pojawił się w polu widzenia, okazał się długą, niską wiatą, otwartą z jednej strony. Kiedy podeszłam od otwartej strony, uderzyło mnie ciepło kuźni, które wdzierało się w październikowy chłód, a wraz z nim dotarł do mnie ten zapach.</w:t>
       </w:r>
     </w:p>
     <w:p>
@@ -1902,7 +1902,7 @@
     </w:p>
     <w:p>
       <w:r>
-        <w:t xml:space="preserve">Sam Patel stał przy kowadle. W kleszczach trzymał płaską, żelazną gwiazdę, której jedno ramię świeciło pomarańczowym blaskiem w samym środku. Kował ją krótkimi, równymi uderzeniami, obracając o kilka stopni po każdym ciosie. Nie zauważył mnie od razu, a ja nie spieszyłam się z tym. Pip przyczłapała na sam skraj ciepłego kręgu, jaki roztaczał wokół siebie ogień, i tam się zatrzymała — rozsądny z niej ptak — po czym usiadła, by z przekrzywioną głową obserwować pomarańczowe światło.</w:t>
+        <w:t xml:space="preserve">Sam Patel stał przy kowadle. W kleszczach trzymał płaską, żelazną gwiazdę, której jedno ramię świeciło pomarańczowym blaskiem w samym środku. Kował ją krótkimi, równymi uderzeniami, obracając o kilka stopni po każdym ciosie. Nie zauważył mnie od razu, a ja go nie poganiałam. Pip przyczłapała na sam skraj ciepłego kręgu, jaki roztaczał wokół siebie ogień, i tam się zatrzymała — rozsądny z niej ptak — po czym usiadła, by z przekrzywioną głową obserwować pomarańczowe światło.</w:t>
       </w:r>
     </w:p>
     <w:p>
@@ -1932,7 +1932,7 @@
     </w:p>
     <w:p>
       <w:r>
-        <w:t>— Robił pan wystrój gospody — odezwałam się swobodnie, obracając świecznik. — Całe to kowalstwo w holu Fiony. Gwiazdy na kominku, kinkiety, osłona przeciwiskrowa.</w:t>
+        <w:t xml:space="preserve">— Robił pan wystrój gospody — odezwałam się swobodnie, obracając świecznik. — Całe to kowalstwo w holu Fiony. Gwiazdy na kominku, kinkiety, ekran kominkowy.</w:t>
       </w:r>
     </w:p>
     <w:p>
@@ -1952,7 +1952,7 @@
     </w:p>
     <w:p>
       <w:r>
-        <w:t>Obserwowałam go, gdy to mówił. Przeżyłam długie życie i nauczyłam się odróżniać ludzi potrafiących okazać emocje od tych, którzy mają tylko jedną twarz. Sam Patel mówił o dwudziestu dolarach jako człowiek o jednej twarzy, z całym swoim bólem wypisanym na powierzchni, tam gdzie dosięgało go światło ognia. Jego gniew był gniewem przyjaciela, w większym stopniu zranionym niż wściekłym, pozbawionym chłodnego wyrachowania szantażysty.</w:t>
+        <w:t xml:space="preserve">Obserwowałam go, gdy to mówił. Przeżyłam długie życie i nauczyłam się odróżniać ludzi, którzy potrafią przybrać dowolne uczucie jak maskę, od tych, którzy mają tylko jedną twarz. Sam Patel mówił o dwudziestu dolarach jako człowiek o jednej twarzy, z całym swoim bólem wypisanym na powierzchni, tam gdzie dosięgało go światło ognia. Jego gniew był gniewem przyjaciela, w większym stopniu zranionym niż wściekłym, pozbawionym chłodnego wyrachowania szantażysty.</w:t>
       </w:r>
     </w:p>
     <w:p>
@@ -1968,7 +1968,7 @@
     </w:p>
     <w:p>
       <w:r>
-        <w:t xml:space="preserve">— Wszyscy mają związane ręce co roku. — W końcu odłożył szmatę i spojrzał mi prosto w oczy. — Nie przeszkadza mi, że wisi mi pieniądze przyjaciel, który ma kłopoty, pani Claus. Całe miasteczko musi sobie radzić, wiem o tym równie dobrze jak ktokolwiek inny, połowę roboty robię na słowo honoru. Gdyby po prostu powiedziała: „Sam, jest ciasno, daj mi czas do wiosny”, wydarłbym rachunek i powiedział, żeby nawet o tym nie myślała. Nie mogę znieść tego, że nie patrzy mi w oczy. Kobieta, której po prostu brakuje gotówki, tak się nie zachowuje. Wstydzi się albo czegoś boi, a nie ma to nic wspólnego z moimi dwudziestoma dolarami i nie mogę podejść dość blisko, żeby pomóc. — Rozłożył poczerniałe od sadzy dłonie. — Czy ona ma kłopoty? Prawdziwe kłopoty? Bo jeśli tak, wolałbym o tym wiedzieć i pomóc, niż stać tutaj i wkurzać się o drobne jak jakiś mały człowieczek.</w:t>
+        <w:t xml:space="preserve">— Wszyscy mają związane ręce co roku. — W końcu odłożył szmatę i spojrzał mi prosto w oczy. — Nie przeszkadza mi, że wisi mi pieniądze przyjaciel, który ma kłopoty, pani Claus. Całe miasteczko musi sobie radzić, wiem o tym równie dobrze jak ktokolwiek inny, połowę roboty robię na słowo honoru. Gdyby po prostu powiedziała: „Sam, jest ciasno, daj mi czas do wiosny”, podarłbym rachunek i powiedział, żeby nawet o tym nie myślała. Nie mogę znieść tego, że nie patrzy mi w oczy. Kobieta, której po prostu brakuje gotówki, tak się nie zachowuje. Wstydzi się albo czegoś boi, a nie ma to nic wspólnego z moimi dwudziestoma dolarami i nie mogę podejść dość blisko, żeby pomóc. — Rozłożył poczerniałe od sadzy dłonie. — Czy ona ma kłopoty? Prawdziwe kłopoty? Bo jeśli tak, wolałbym o tym wiedzieć i pomóc, niż stać tutaj i wkurzać się o drobne jak jakiś mały człowieczek.</w:t>
       </w:r>
     </w:p>
     <w:p>
@@ -1978,12 +1978,12 @@
     </w:p>
     <w:p>
       <w:r>
-        <w:t xml:space="preserve">— Te jej dawne kłopoty, jeśli to kłopoty — rzuciłam najlżej, jak potrafiłam. — Czy wie pan coś o początkach tej gospody? O tym, jak rodzina Fiony weszła w jego posiadanie, dawno temu? Jakieś stare opowieści przekazywane z pokolenia na pokolenie?</w:t>
-      </w:r>
-    </w:p>
-    <w:p>
-      <w:r>
-        <w:t>Spojrzał na mnie bezmyślnie. — Weszła w posiadanie? Zawsze do nich należał. Odkąd się pamięta. Jej prababcia go założyła, to wszystko, co wiem, w holu wisi zdjęcie tej kobiety. — Wzruszył ramionami, wyraźnie zbity z pantałyku tym pytaniem. — Dlaczego miałbym wiedzieć coś więcej? Jestem kowalem. Znam żelazo i wiem, że moi klienci płacą z opóźnieniem. Te stare rodziny i cała ta reszta to dział Theo, Towarzystwo Historyczne. Od kurzu kicham. Nigdy tam nie byłem.</w:t>
+        <w:t xml:space="preserve">— Te jej dawne kłopoty, jeśli to kłopoty — rzuciłam najlżej, jak potrafiłam. — Czy wie pan coś o początkach tej gospody? O tym, jak rodzina Fiony weszła w jej posiadanie, dawno temu? Jakieś stare opowieści przekazywane z pokolenia na pokolenie?</w:t>
+      </w:r>
+    </w:p>
+    <w:p>
+      <w:r>
+        <w:t xml:space="preserve">Spojrzał na mnie bez zrozumienia. — Weszła w posiadanie? Zawsze do nich należała. Odkąd się pamięta. Jej prababcia ją założyła, to wszystko, co wiem, w holu wisi zdjęcie tej kobiety. — Wzruszył ramionami, wyraźnie zbity z pantałyku tym pytaniem. — Dlaczego miałbym wiedzieć coś więcej? Jestem kowalem. Znam żelazo i wiem, że moi klienci płacą z opóźnieniem. Te stare rodziny i cała ta reszta to dział Theo, Towarzystwo Historyczne. Od kurzu kicham. Nigdy tam nie byłem.</w:t>
       </w:r>
     </w:p>
     <w:p>
@@ -2086,7 +2086,7 @@
     <w:p/>
     <w:p>
       <w:r>
-        <w:t xml:space="preserve">— Jeszcze nie koniec. Ale blisko. — Puknął palcem w brzeg pudła. — Wiem, że opuściła dom Blackburnów zimą dwudziestego czwartego roku. Wiem, że nie wyszła żadnymi oficjalnymi drzwiami. Nie odnotowano sprzedaży, darowizny, zapisu w testamencie, niczego na piśmie, co w moim doświadczeniu oznacza, że wyszła nie tymi drzwiami, co trzeba. Kradzież, na sto procent, choć minął już wiek i nic się z tym nie da zrobić. — Odchylił się do tyłu. — Kiedy opuszcza dom, trop na chwilę urywa się, po czym znowu odżywa, choć robi się nikły, o dwa miasteczka stąd. Lombard w Ridgeline. Prowadzili okropne rejestry, te stare lombardy, ale jednak coś tam zapisali; zachował się dziennik dyżurów tamtejszego subiekta i próbuję dopasować widniejącą w nim datę do zimy, kiedy brosza zniknęła. Wtedy będę miał całą historię w pigułce, od rezydencji po lombard, będę mógł postawić kropkę, zamknąć teczkę i jechać do domu.</w:t>
+        <w:t xml:space="preserve">— Jeszcze nie koniec. Ale blisko. — Puknął palcem w brzeg pudła. — Wiem, że opuściła dom Blackburnów zimą dwudziestego czwartego roku. Wiem, że nie wyszła żadnymi oficjalnymi drzwiami. Nie odnotowano sprzedaży, darowizny, zapisu w testamencie, niczego na piśmie, co w moim doświadczeniu oznacza, że wyszła nie tymi drzwiami, co trzeba. Kradzież, niemal na pewno, choć minął już wiek i nic się z tym nie da zrobić. — Odchylił się do tyłu. — Kiedy opuszcza dom, trop na chwilę urywa się, po czym znowu odżywa, choć robi się nikły, o dwa miasteczka stąd. Lombard w Ridgeline. Prowadzili okropne rejestry, te stare lombardy, ale jednak coś tam zapisali; zachował się dziennik dyżurów tamtejszego subiekta i próbuję dopasować widniejącą w nim datę do zimy, kiedy brosza zniknęła. Wtedy będę miał całą historię w pigułce, od rezydencji po lombard, będę mógł postawić kropkę, zamknąć teczkę i jechać do domu.</w:t>
       </w:r>
     </w:p>
     <w:p/>
@@ -2247,7 +2247,7 @@
     </w:p>
     <w:p>
       <w:r>
-        <w:t>Nucenie ustało. Drzwi otworzyły się na szerokość dłoni i w szczelinie ukazała się twarz Nicka — rozemocjonowana, zadowolona, pachnąca świeżo ściętą sosną i tą drugą, cieplejszą wonią, której nie potrafiłam nazwać. Światło w środku było jasne, lecz ja wpatrywałam się wyłącznie w jego twarz i nie zaglądałam do wnętrza, ponieważ dałam słowo.</w:t>
+        <w:t xml:space="preserve">Nucenie ustało. Drzwi otworzyły się na szerokość dłoni i w szczelinie ukazała się twarz Nicka — zarumieniona, zadowolona, pachnąca świeżo ściętą sosną i tą drugą, cieplejszą wonią, której nie potrafiłam nazwać. Światło w środku było jasne, lecz ja wpatrywałam się wyłącznie w jego twarz i nie zaglądałam do wnętrza, ponieważ dałam słowo.</w:t>
       </w:r>
     </w:p>
     <w:p>
@@ -2277,7 +2277,7 @@
     </w:p>
     <w:p>
       <w:r>
-        <w:t>— I warsztat. — Nie zamieniłam tego w pytanie. — Twoja niespodzianka. To część tego planu.</w:t>
+        <w:t xml:space="preserve">— I warsztat. — Nie zamieniłam tego w pytanie. — Twoja niespodzianka. To ma z tym związek.</w:t>
       </w:r>
     </w:p>
     <w:p>
@@ -2323,7 +2323,7 @@
     <w:p/>
     <w:p>
       <w:r>
-        <w:t xml:space="preserve">Ratusz był staromodnym, zbytnio ozdobnym budynkiem z czerwonej cegły na skraju skweru, z wieżą zegarową, która spieszyła się o cztery minuty tak długo, jak wszyscy pamiętali. Poszłam tam w poniedziałek z Pip, mając dwie sprawy do załatwienia — jedną prawdziwą, a drugą mniej. Prawdziwą sprawą było dopisanie nazwy kręgu do listy festiwalowych pomocników oraz zapytanie, w imieniu miasteczka, a nie nikogo konkretnego, czy Frost Falls mogłoby wysupłać trochę pieniędzy dla Towarzystwa Historycznego, zanim jego dach zawali się na dobre. Mniej prawdziwą sprawą było przyjrzeć się dokładnie i z bliska Verze Reed.</w:t>
+        <w:t xml:space="preserve">Ratusz był staromodnym, zbytnio ozdobnym budynkiem z czerwonej cegły na skraju skweru, z wieżą zegarową, która spieszyła się o cztery minuty tak długo, jak wszyscy pamiętali. Poszłam tam w poniedziałek z Pip, mając dwie sprawy do załatwienia — jedną prawdziwą, a drugą mniej. Prawdziwą sprawą było dopisanie nazwy kręgu do listy festiwalowych pomocników oraz zapytanie, w imieniu samego miasteczka, a nie kogokolwiek innego, czy Frost Falls mogłoby wysupłać trochę pieniędzy dla Towarzystwa Historycznego, zanim jego dach zawali się na dobre. Mniej prawdziwą sprawą było przyjrzeć się dokładnie i z bliska Verze Reed.</w:t>
       </w:r>
     </w:p>
     <w:p/>
@@ -2335,7 +2335,7 @@
     <w:p/>
     <w:p>
       <w:r>
-        <w:t>Vera siedziała przy biurku stojącym na zewnątrz jego gabinetu i to ona sprawiała, że całe to miejsce w ogóle funkcjonowało. Wszyscy o tym wiedzieli, ale nikt tego głośno nie mówił. Ona miała pliki dokumentów i klucze. Burmistrz miał nos i uścisk dłoni. Uniosła wzrok, kiedy weszłam, a uśmiech, który zdołała z siebie wykrzesać, był poprawny i mocno zużyty.</w:t>
+        <w:t xml:space="preserve">Vera siedziała przy biurku stojącym na zewnątrz jego gabinetu i to ona sprawiała, że całe to miejsce w ogóle funkcjonowało. Wszyscy o tym wiedzieli, ale nikt tego głośno nie mówił. Ona miała akta i klucze. Burmistrz miał nos i uścisk dłoni. Uniosła wzrok, kiedy weszłam, a uśmiech, który zdołała z siebie wykrzesać, był poprawny i mocno zużyty.</w:t>
       </w:r>
     </w:p>
     <w:p/>
@@ -2353,7 +2353,7 @@
     <w:p/>
     <w:p>
       <w:r>
-        <w:t>Miał minutę i ofiarował mi ją zza swojego czystego biurka, nawet nie siląc się na wstanie. Przedstawiłam sprawę Towarzystwa najlepiej, jak potrafiłam. Dach przepuszczający wodę do tylnych pomieszczeń. Kocioł grzewczy, dla którego była to ostatnia zima. Dwa wieki pamięci miasteczka powoli popadające w ruinę z braku ułamka kwoty, jaką miasteczko gotowe było wydać na jeden weekend festiwalowy. Zrobiłam to ciepło i krótko. Claire powiedziała mi, że smutne opowieści nie uwalniają pieniędzy, i starałam się o coś trwalszego i trudniejszego do zbycia machnięciem ręki niż smutek.</w:t>
+        <w:t xml:space="preserve">Miał minutę i ofiarował mi ją zza swojego czystego biurka, nawet nie siląc się na wstanie. Przedstawiłam sprawę Towarzystwa najlepiej, jak potrafiłam. Dach przepuszczający wodę do tylnych pomieszczeń. Piec, dla którego była to ostatnia zima. Dwa wieki pamięci miasteczka powoli popadające w ruinę z braku ułamka kwoty, jaką miasteczko gotowe było wydać na jeden weekend festiwalowy. Zrobiłam to ciepło i krótko. Claire powiedziała mi, że smutne opowieści nie uwalniają pieniędzy, i starałam się o coś trwalszego i trudniejszego do zbycia machnięciem ręki niż smutek.</w:t>
       </w:r>
     </w:p>
     <w:p/>
@@ -2488,7 +2488,7 @@
     <w:p/>
     <w:p>
       <w:r>
-        <w:t>Kobieta przygnieciona problemami finansowymi. Kobieta trzymająca klucze do stu lat wiedzy o tym, kto był właścicielem czego, z aktami własności Winter Wonderland Inn gdzieś w tych samych szufladach oraz wszystkim tym, co miasteczko zapisało w 1924 roku, kiedy z wielkiej rezydencji zginęła brosza — o ile cokolwiek w ogóle zostało zapisane. Kobieta, która spięła się na słowa rejestry nieruchomości i stała się podejrzanie gadatliwa w tej samej sekundzie, gdy wypowiedziałam nazwisko Blackburn, po czym oznajmiła mi, mając te rejestry za plecami, że nigdy ich nie czyta.</w:t>
+        <w:t xml:space="preserve">Kobieta przygnieciona problemami finansowymi. Kobieta trzymająca klucze do stu lat wiedzy o tym, kto był właścicielem czego, z aktem własności Winter Wonderland Inn gdzieś w tych samych szufladach oraz wszystkim tym, co miasteczko zapisało w 1924 roku, kiedy z wielkiej rezydencji zginęła brosza — o ile cokolwiek w ogóle zostało zapisane. Kobieta, która spięła się na słowa rejestry nieruchomości i stała się podejrzanie gadatliwa w tej samej sekundzie, gdy wypowiedziałam nazwisko Blackburn, po czym oznajmiła mi, mając te rejestry za plecami, że nigdy ich nie czyta.</w:t>
       </w:r>
     </w:p>
     <w:p/>
@@ -2511,7 +2511,7 @@
     <w:p/>
     <w:p>
       <w:r>
-        <w:t xml:space="preserve">Zarząd Towarzystwa Historycznego zebrał się w ten poniedziałkowy wieczór w chłodnym zapleczu pod walącym się dachem. Claire poprosiła, abym poszła z nią, po części dlatego, że „Gazette” chciało widzieć przyjazną twarz w tym gronie, a po części, jak podejrzewałam, domyślała się znacznie więcej, niż mówiła, na temat tego, co dźwigałam, i chciała, żebym na własne oczy zobaczyła, jak źle się dzieje.</w:t>
+        <w:t xml:space="preserve">Zarząd Towarzystwa Historycznego zebrał się w ten poniedziałkowy wieczór w chłodnym zapleczu pod walącym się dachem. Claire poprosiła, abym poszła z nią, po części dlatego, że Gazette chciała widzieć przyjazną twarz w tym gronie, a po części, jak podejrzewałam, domyślała się znacznie więcej, niż mówiła, na temat tego, co dźwigałam, i chciała, żebym na własne oczy zobaczyła, jak źle się dzieje.</w:t>
       </w:r>
     </w:p>
     <w:p>
@@ -2720,7 +2720,7 @@
     <w:p/>
     <w:p>
       <w:r>
-        <w:t xml:space="preserve">Greta trzymała wielką szklaną kulę śnieżną na ladzie w Holly Jolly Bakery, taką pamiątkę dla turystów z małym ceramicznym Frost Falls w środku, ze skwerem, ratuszem i całą resztą.</w:t>
+        <w:t xml:space="preserve">Greta trzymała wielką szklaną kulę śnieżną na ladzie w Holly Jolly Bakery, taką pamiątkę dla turystów z małym ceramicznym Frost Falls w środku, ze skwerem, Ratuszem i całą resztą.</w:t>
       </w:r>
       <w:r>
         <w:t xml:space="preserve"/>
@@ -2762,7 +2762,7 @@
     <w:p/>
     <w:p>
       <w:r>
-        <w:t xml:space="preserve">Na skwerze problem sprawiał Bram. Prancer oswobodziła się w nocy z wybiegu i przyszła do miasteczka, i stała po kostki w opadłych liściach w niecce fontanny, którą miasteczko wyłączało co roku w październiku. Stała tam z uniesioną głową i ani drgnęła.</w:t>
+        <w:t xml:space="preserve">Na skwerze kłopot miał Bram. Prancer oswobodziła się w nocy z wybiegu i przyszła do miasteczka, i stała po kostki w opadłych liściach w niecce fontanny, którą miasteczko wyłączało co roku w październiku. Stała tam z uniesioną głową i ani drgnęła.</w:t>
       </w:r>
     </w:p>
     <w:p/>
@@ -2774,7 +2774,7 @@
     <w:p/>
     <w:p>
       <w:r>
-        <w:t>— Pani Claus! — Nawet się nie odwrócił. — Tym razem to Prancer! Prancer! Siedzi w fontannie, a przecież nawet nie ma w niej wody, i nie chce wyjść, a wokół zbiera się tłum, i próbowałem wszystkiego, próbowałem cukru, próbowałem surowości, próbowałem przemawiać jej do rozumu, co, przyznaję, było optymistyczne. — Pociągnął mocniej, a Prancer spojrzała na niego ze spokojną obojętnością stworzenia, które nie miało zamiaru nigdzie się ruszać. — Dwie uciekły. Dwie! Prancer w fontannie, a Vixen jakoś wlazła do sali parafialnej i zjadła słomę ze stajenki betlejemskiej, i wcale a wcale jej nie jest żal, widać, że wcale jej nie jest żal, niech pani spojrzy, och, jej tu nie ma, ona jest przy kościele, ale gdyby tu była, widziałaby pani, że nie żałuje ani trochę.</w:t>
+        <w:t xml:space="preserve">— Pani Claus! — Nawet się nie odwrócił. — Tym razem to Prancer! Prancer! Stoi w fontannie, a przecież nawet nie ma w niej wody, i nie chce wyjść, a wokół zbiera się tłum, i próbowałem wszystkiego, próbowałem cukru, próbowałem surowości, próbowałem przemawiać jej do rozumu, co, przyznaję, było optymistyczne. — Pociągnął mocniej, a Prancer spojrzała na niego ze spokojną obojętnością stworzenia, które nie miało zamiaru nigdzie się ruszać. — Dwie uciekły. Dwie! Prancer w fontannie, a Vixen jakoś wlazła do sali parafialnej i zjadła słomę ze stajenki betlejemskiej, i wcale a wcale jej nie jest żal, widać, że wcale jej nie jest żal, niech pani spojrzy, och, jej tu nie ma, ona jest przy kościele, ale gdyby tu była, widziałaby pani, że nie żałuje ani trochę.</w:t>
       </w:r>
     </w:p>
     <w:p/>
@@ -2877,7 +2877,7 @@
     </w:p>
     <w:p>
       <w:r>
-        <w:t xml:space="preserve">Ivy opowiadała historię z fontanną. Słyszała ją od pana Kima, który przyglądał się całemu zajściu ze swojego składanego krzesełka. W wersji Ivy Prancer siedziała w fontannie od świtu, a Bram wszedł za nią po pachy.</w:t>
+        <w:t xml:space="preserve">Ivy opowiadała historię z fontanną. Słyszała ją od pana Kima, który przyglądał się całemu zajściu ze swojego składanego krzesełka. W wersji Ivy Prancer stała w fontannie od świtu, a Bram wszedł za nią po pachy.</w:t>
       </w:r>
     </w:p>
     <w:p>
@@ -2972,7 +2972,7 @@
     </w:p>
     <w:p>
       <w:r>
-        <w:t>Głowa Claire poszła w górę.</w:t>
+        <w:t xml:space="preserve">Claire podniosła głowę.</w:t>
       </w:r>
     </w:p>
     <w:p>
@@ -3022,7 +3022,7 @@
     </w:p>
     <w:p>
       <w:r>
-        <w:t xml:space="preserve">Pip dała spokój słoikowi z guzikami. Podeszła i położyła się u stóp Marthy, tuż obok ciepłego boku pieca. Martha wysunęła jedną stopę z buta i oparła ją na grzbiecie Pip.</w:t>
+        <w:t xml:space="preserve">Pip dała spokój słoikowi z guzikami. Podeszła i położyła się u stóp Marthy, tuż obok ciepłego boku kozy. Martha wysunęła jedną stopę z buta i oparła ją na grzbiecie Pip.</w:t>
       </w:r>
     </w:p>
     <w:p>
@@ -3052,7 +3052,7 @@
     </w:p>
     <w:p>
       <w:r>
-        <w:t xml:space="preserve">Wypisałam imiona po lewej stronie kartki. Sam. Neil. Jamal. Vera. Theo. A u góry zapisałam tylko dwa pytania, które miały jakiekolwiek znaczenie, dwa pytania, na które szantażysta musiałby odpowiedzieć twierdząco — na oba, inaczej to nie był on. </w:t>
+        <w:t xml:space="preserve">Wypisałam imiona po lewej stronie kartki. Sam. Neil. Jamal. Vera. Theo. A u góry zapisałam tylko dwa pytania, które miały jakiekolwiek znaczenie, dwa pytania, na które szantażysta musiałby odpowiedzieć twierdząco — na oba, inaczej to nie mogła być ta osoba. </w:t>
       </w:r>
       <w:r>
         <w:rPr>
@@ -3143,12 +3143,12 @@
     </w:p>
     <w:p>
       <w:r>
-        <w:t xml:space="preserve">— Nie chcę, żeby to był ktokolwiek. — Przycisnąłam obie dłonie płasko do stołu po obu stronach kartki. — Chcę, żeby cała ta historia okazała się pomyłką. Chcę, żeby Neil okazał się sprytnym szelmą, żeby to był jakiś obcy, którego przywiało do miasteczka, a nie przyjaciel, który mieszka tu od trzydziestu lat. Ale pragnienia to nie dowody, Nick, nigdy nie były, a każdy fakt, do którego docieram, układa się w ten sam kształt, a w środku tego kształtu widnieje imię Theo. Listy wyszły z archiwum. Notatka jest napisana na papierze z archiwum. A człowiek, który tym archiwum zarządza, jest zdesperowany. Stukał do każdych uczciwych drzwi i wszędzie odbijał się od ściany. — Potrząsnęłam głową. — To okropny kształt. Cały czas mam nadzieję, że kolejny fakt go rozbije. A tymczasem kolejny fakt tylko dokłada do niego kolejny kamień.</w:t>
-      </w:r>
-    </w:p>
-    <w:p>
-      <w:r>
-        <w:t xml:space="preserve">— W takim razie to przetestuj — odparł Nick — zamiast siedzieć tu w kuchni i drżeć przed tym, co w niczym nie pomogło i nigdy nie pomoże. Idź i spójrz na tę jedną rzecz, na którą jeszcze porządnie nie spojrzałaś. Na same listy albo na miejsce, w którym powinny się znajdować. — Wyciągnął rękę przez stół i położył swoją ciepłą dłoń płasko na mojej zmarzniętej. — Theo przydałaby się para rąk do porządkowania tego archiwum. Idź i mu je zaoferuj. A pomagając, dowiedz się jednej jedynej rzeczy. Czy słowa w tym liściku pasują do słów w listach, które zaginęły. Ponieważ jeśli tak, Jess, to ten, kto napisał tę notatkę, nie tylko czytał papiery Blackburnów ogólnie. On trzymał w rękach dokładnie tamte listy. A w Frost Falls jest bardzo krótka lista ludzi, którzy mogliby to powiedzieć.</w:t>
+        <w:t xml:space="preserve">— Nie chcę, żeby to był ktokolwiek. — Przycisnąłam obie dłonie płasko do stołu po obu stronach kartki. — Chcę, żeby cała ta historia okazała się pomyłką. Chcę, żeby Neil okazał się sprytnym złoczyńcą, żeby to był jakiś obcy, którego przywiało do miasteczka, a nie przyjaciel, który mieszka tu od trzydziestu lat. Ale pragnienia to nie dowody, Nick, nigdy nie były, a każdy fakt, do którego docieram, układa się w ten sam kształt, a w środku tego kształtu widnieje imię Theo. Listy wyszły z archiwum. Notatka jest napisana na papierze z archiwum. A człowiek, który tym archiwum zarządza, jest zdesperowany. Stukał do każdych uczciwych drzwi i wszędzie odbijał się od ściany. — Potrząsnęłam głową. — To okropny kształt. Cały czas mam nadzieję, że kolejny fakt go rozbije. A tymczasem kolejny fakt tylko dokłada do niego kolejny kamień.</w:t>
+      </w:r>
+    </w:p>
+    <w:p>
+      <w:r>
+        <w:t xml:space="preserve">— W takim razie to przetestuj — odparł Nick — zamiast siedzieć tu w kuchni i drżeć przed tym, co w niczym nie pomogło i nigdy nie pomoże. Idź i spójrz na tę jedną rzecz, na którą jeszcze porządnie nie spojrzałaś. Na same listy albo na miejsce, w którym powinny się znajdować. — Wyciągnął rękę przez stół i położył swoją ciepłą dłoń płasko na mojej zmarzniętej. — Theo przydałaby się para rąk do porządkowania tego archiwum. Idź i mu je zaoferuj. A pomagając, dowiedz się jednej jedynej rzeczy. Czy słowa w tym liściku pasują do słów w listach, które zaginęły. Ponieważ jeśli tak, Jess, to osoba, która napisała tę notatkę, nie tylko czytała papiery Blackburnów ogólnie. Dokładnie tamte listy musiały być w jej rękach. A w Frost Falls jest bardzo krótka lista ludzi, którzy mogliby to powiedzieć.</w:t>
       </w:r>
     </w:p>
     <w:p>
@@ -3251,7 +3251,7 @@
     <w:p/>
     <w:p>
       <w:r>
-        <w:t xml:space="preserve">— Niech pan ma oko na recepcję — powiedziałam mu, skoro sam o to pytał i zasłużył na prawdziwą odpowiedź. — W ten weekend jest festiwal i gospodą będą przewijać się tłumy obcych ludzi przez cały dzień. Jeśli ktoś położy coś na tym biurku i szybko się oddali w tym całym zgiełku, niech pan zapamięta dla mnie jego twarz. Ma pan bystre oczy, a i tak będzie pan tutaj na drabinie. Tylko tyle chcę. Proszę ich nie zatrzymywać, nie mówić ani słowa, nie dać nic po sobie poznać. Po prostu zapamiętać twarz.</w:t>
+        <w:t xml:space="preserve">— Niech pan ma oko na recepcję — powiedziałam mu, skoro sam o to pytał i zasłużył na prawdziwą odpowiedź. — W ten weekend jest festiwal i gospodą będą przewijać się tłumy obcych ludzi przez cały dzień. Jeśli ktoś położy coś na tym biurku i szybko się oddali w tym całym zgiełku, niech pan zapamięta dla mnie twarz tej osoby. Ma pan bystre oczy, a i tak będzie pan tutaj na drabinie. Tylko tyle chcę. Proszę ich nie zatrzymywać, nie mówić ani słowa, nie dać nic po sobie poznać. Po prostu zapamiętać twarz.</w:t>
       </w:r>
     </w:p>
     <w:p/>
@@ -3329,7 +3329,7 @@
     </w:p>
     <w:p>
       <w:r>
-        <w:t>To była, jak pomyślałam, najbardziej pożyteczna rzecz, jaką ktokolwiek mi powiedział w całej tej sprawie, a on oddał ją za darmo, z każdym słowem oczyszczając się jeszcze bardziej. Szantażista handluje rozmiarem groźby. Neil właśnie mi powiedział, niepytany, że ta groźba była pusta, że brosza nie mogła skrzywdzić Fiony w żadnym sądzie na świecie, że jedyną ostrą krawędzią, jaka w niej została, był jej lęk przed spojrzeniami miasteczka. Człowiek prowadzący wymuszenie obciąłby sobie język, zanim by mi to powiedział. Pozwoliłby temu strachowi trwać, ponieważ strach był całym jego towarem.</w:t>
+        <w:t xml:space="preserve">To była, jak pomyślałam, najbardziej pożyteczna rzecz, jaką ktokolwiek mi powiedział w całej tej sprawie, a on oddał ją za darmo, z każdym słowem oczyszczając się jeszcze bardziej. Szantażysta handluje rozmiarem groźby. Neil właśnie mi powiedział, niepytany, że ta groźba była pusta, że brosza nie mogła skrzywdzić Fiony w żadnym sądzie na świecie, że jedyną ostrą krawędzią, jaka w niej została, był jej lęk przed spojrzeniami miasteczka. Człowiek prowadzący wymuszenie obciąłby sobie język, zanim by mi to powiedział. Pozwoliłby temu strachowi trwać, ponieważ strach był całym jego towarem.</w:t>
       </w:r>
     </w:p>
     <w:p>
@@ -3349,7 +3349,7 @@
     </w:p>
     <w:p>
       <w:r>
-        <w:t xml:space="preserve">— Należało jej się — rzekł Neil, patrząc, jak czytam. — To ta część, którą plotki zawsze pomijają, bo plotka chce czystego, małego złoczyńcy i czystej, małej zbrodni. Blackburnowie nie płacili swoim domownikom od miesięcy, tamtej zimy dwudziestego czwartego. Mam tam te skargi, innych służących, którzy odeszli, i list, pani Claus, list od samej Constance, która bardzo uprzejmie prosi o zaległą pensję, a w odpowiedzi słyszy, że powinna być wdzięczna, iż ma dach nad głową. Jej matka umierała tej samej zimy, trzy ulice dalej, a nie było pieniędzy na lekarza, ani centa. I ona tam była, dzień po dniu, wycierając kurze z broszy wartej więcej, niż zarobiłaby przez trzy życia, podczas gdy rodzina, do której należała, kazała jej być wdzięczna. — Rozłożył ręce. — Nie twierdzę, że miała rację, biorąc ją. Twierdzę, że nie była złodziejką w ten prosty sposób, w jaki liścik każe wierzyć pani przyjaciółce. Była zdesperowaną dziewczyną, obrabowaną najpierw przez bogatych ludzi, których było stać na zapłatę, a którzy postanowili tego nie robić. Spłaciła się sama tą jedyną rzeczą, do której miała dostęp, i zbudowała na tym sto lat uczciwego powitania. Są gorsze fundamenty dla gospody.</w:t>
+        <w:t xml:space="preserve">— Należało jej się — rzekł Neil, patrząc, jak czytam. — To ta część, którą plotki zawsze pomijają, bo plotka chce czystego, małego złoczyńcy i czystej, małej zbrodni. Blackburnowie nie płacili swoim domownikom od miesięcy, tamtej zimy dwudziestego czwartego. Mam tam te skargi, innych służących, którzy odeszli, i list, pani Claus, list od samej Constance, która bardzo uprzejmie prosi o zaległą pensję, a w odpowiedzi słyszy, że powinna być wdzięczna, iż ma dach nad głową. Jej matka umierała tej samej zimy, trzy ulice dalej, a nie było pieniędzy na lekarza, ani centa. I ona tam była, dzień po dniu, wycierając kurze z broszy wartej więcej, niż zarobiłaby przez trzy życia, podczas gdy rodzina, do której ta brosza należała, kazała jej być wdzięczna. — Rozłożył ręce. — Nie twierdzę, że miała rację, biorąc ją. Twierdzę, że nie była złodziejką w ten prosty sposób, w jaki liścik każe wierzyć pani przyjaciółce. Była zdesperowaną dziewczyną, obrabowaną najpierw przez bogatych ludzi, których było stać na zapłatę, a którzy postanowili tego nie robić. Spłaciła się sama tą jedyną rzeczą, do której miała dostęp, i zbudowała na tym sto lat uczciwego powitania. Są gorsze fundamenty dla gospody.</w:t>
       </w:r>
     </w:p>
     <w:p>
@@ -3391,7 +3391,7 @@
     <w:p/>
     <w:p>
       <w:r>
-        <w:t xml:space="preserve">Archiwum znajdowało się w długim pomieszczeniu na zapleczu sali wystawowej, szczelnie zastawionym od podłogi po sufit pudłami archiwizacyjnymi, i stanowiło, jak Theo sam przyznał przed całym miasteczkiem podczas otwarcia, chwalebną katastrofę. Przywitał mnie tam poszarzały i wdzięczny, w tym samym przekrzywionym krawacie, po czym posadził przy stole roboczym do sortowania pliku dokumentów domowych, podczas gdy on sam pracował po drugiej stronie sali. Przez większą część godziny pracowaliśmy w miłej ciszy dwóch osób, które kochają porządek i oboje, na swój sposób, odnajdują ukojenie w jego zaprowadzaniu. Pip zajęła posterunek na niskim stosie pudeł tuż obok mnie i bacznie obserwowała mosiężne spinacze w moim podajniku. Przez tę godzinę pozwoliłam sobie niemal zapomnieć, po co tam przyszłam.</w:t>
+        <w:t xml:space="preserve">Archiwum znajdowało się w długim pomieszczeniu na zapleczu sali wystawowej, szczelnie zastawionym od podłogi po sufit pudłami archiwizacyjnymi, i stanowiło, jak Theo sam przyznał przed całym miasteczkiem podczas otwarcia, chwalebną katastrofę. Przywitał mnie tam poszarzały i wdzięczny, w tym samym przekrzywionym krawacie, po czym posadził przy stole roboczym do sortowania pliku dokumentów domowych, podczas gdy on sam pracował po drugiej stronie sali. Przez większą część godziny pracowaliśmy w miłej ciszy dwóch osób, które kochają porządek i oboje, na swój sposób, odnajdują ukojenie w jego zaprowadzaniu. Pip zajęła posterunek na niskim stosie pudeł tuż obok mnie i bacznie obserwowała mosiężne spinacze na mojej tacce. Przez tę godzinę pozwoliłam sobie niemal zapomnieć, po co tam przyszłam.</w:t>
       </w:r>
     </w:p>
     <w:p/>
@@ -3418,7 +3418,7 @@
     <w:p/>
     <w:p>
       <w:r>
-        <w:t>Powinnam je odłożyć bez czytania. Podniosłam je.</w:t>
+        <w:t xml:space="preserve">Powinnam była je odłożyć bez czytania. Podniosłam je.</w:t>
       </w:r>
     </w:p>
     <w:p/>
@@ -3430,7 +3430,7 @@
         <w:rPr>
           <w:i/>
         </w:rPr>
-        <w:t xml:space="preserve">Korespondencja Adelaide Blackburn do siostry, zima 1924 r. Dotyczy kradzieży rodzinnej broszy (szafir w jej sercu) przez domową służbę; klejnot zastawiono później w Ridgeline. O dużym znaczeniu lokalnym.</w:t>
+        <w:t xml:space="preserve">Korespondencja Adelaide Blackburn do siostry, zima 1924 r. Dotyczy kradzieży rodzinnej broszy (szafir w jej sercu) przez kogoś ze służby domowej; klejnot zastawiono później w Ridgeline. O dużym znaczeniu lokalnym.</w:t>
       </w:r>
     </w:p>
     <w:p/>
@@ -3472,7 +3472,7 @@
     <w:p/>
     <w:p>
       <w:r>
-        <w:t>Nie skonfrontowałam się z nim. To nie był moment. Rzecz zrobiona w gorączce to rzecz zrobiona źle, a wciąż otwarta pozostawała kwestia jak, dokładnie, i czy działał sam. Dokończyłam więc tę godzinę. Powiedziałam Theo, że sortowanie idzie wspaniale, co było prawdą. Pozwoliłam mu uścisnąć moje dłonie w drzwiach, podziękować mi i wyznać ze lśniącymi zmęczeniem oczami, że wystawa przyniosła czterdziestu nowych członków, czterdziestu, czy ja rozumiem, co to może znaczyć dla Towarzystwa. Odparłam, że to wspaniale, i miałam na myśli cud jego nadziei, nawet gdy łamała mi serce. Potem zeszłam po schodach w zimno, czując, że nogi nie do końca mnie słuchają.</w:t>
+        <w:t xml:space="preserve">Nie skonfrontowałam się z nim. To nie był moment. Rzecz zrobiona w gorączce to rzecz zrobiona źle, a wciąż otwarta pozostawała kwestia jak, dokładnie, i czy działał sam. Dokończyłam więc tę godzinę. Powiedziałam Theo, że sortowanie idzie wspaniale, co było prawdą. Pozwoliłam mu uścisnąć moje dłonie w drzwiach, podziękować mi i wyznać, a jego zmęczone oczy lśniły, że wystawa przyniosła czterdziestu nowych członków, czterdziestu, czy ja rozumiem, co to może znaczyć dla Towarzystwa. Odparłam, że to wspaniale, i miałam na myśli cud jego nadziei, nawet gdy łamała mi serce. Potem zeszłam po schodach w zimno, czując, że nogi nie do końca mnie słuchają.</w:t>
       </w:r>
     </w:p>
     <w:p/>
@@ -3544,7 +3544,7 @@
     <w:p/>
     <w:p>
       <w:r>
-        <w:t xml:space="preserve">W centrum pomieszczenia, tam gdzie niegdyś stało dawne palenisko Bieguna, zbudował wielki kominek z polnych kamieni — rzecznych okrąglaków ułożonych ręcznie jeden na drugim. Nie płonął w nim żaden ogień. Ruszt stał zimny i pusty, a jednak lśnił. Ciepłe złoto sączyło się z samego surowego kamienia. Bezdomna magia, która krążyła od drzwi do drzwi po całym Frost Falls, dotarła wreszcie i tutaj, i zataczała powolne kręgi w ciepłym powietrzu nad pustym paleniskiem niczym zmęczone stworzenie, które w końcu znalazło miejsce, gdzie pewnego dnia być może wolno mu będzie odpocząć.</w:t>
+        <w:t xml:space="preserve">W centrum pomieszczenia, w miejscu, w którym na Biegunie stałoby dawne palenisko, zbudował wielki kominek z polnych kamieni — rzecznych okrąglaków ułożonych ręcznie jeden na drugim. Nie płonął w nim żaden ogień. Ruszt stał zimny i pusty, a jednak lśnił. Ciepłe złoto sączyło się z samego surowego kamienia. Bezdomna magia, która krążyła od drzwi do drzwi po całym Frost Falls, dotarła tutaj, przynajmniej jej część, i zataczała powolne kręgi w ciepłym powietrzu nad pustym paleniskiem niczym zmęczone stworzenie, które w końcu znalazło miejsce, gdzie pewnego dnia być może wolno mu będzie odpocząć.</w:t>
       </w:r>
     </w:p>
     <w:p/>
@@ -3651,7 +3651,7 @@
     <w:p/>
     <w:p>
       <w:r>
-        <w:t>— Niedziela — powiedziała Fiona. — To trzy dni. Nie zdobędę ich w trzy dni, nie zdobędę ich przez trzy lata, a on musiał to wiedzieć, musiał, więc o co mu w ogóle chodzi? Czy on po prostu chce patrzeć, jak tonę?</w:t>
+        <w:t xml:space="preserve">— Niedziela — powiedziała Fiona. — To trzy dni. Nie zdobędę ich w trzy dni, nie zdobędę ich przez trzy lata, a on musi to wiedzieć, musi, więc o co mu w ogóle chodzi? Czy on po prostu chce patrzeć, jak tonę?</w:t>
       </w:r>
     </w:p>
     <w:p/>
@@ -3732,7 +3732,7 @@
     <w:p/>
     <w:p>
       <w:r>
-        <w:t xml:space="preserve">Ktoś jednak potrafił. Ktoś, kto poruszał się po tym miasteczku tak zwyczajnie, że niczyje oko się na nim nie zatrzymało; ktoś, kto mógł wpaść do gospody pośród tłumu festiwalowego, położyć rzecz na stole, pójść dalej i nie zostawić po sobie najmniejszego śladu. Nie potrafiłam dostrzec, kto to mógł być. Trzymając jednak w dłoniach dwa liściki, dostrzegłam po raz pierwszy, że dłoń, która je napisała, oraz dłoń, która przyniosła je do holu, wcale mogły nie być tą samą dłonią.</w:t>
+        <w:t xml:space="preserve">Ktoś jednak potrafił. Ktoś, kto poruszał się po tym miasteczku tak zwyczajnie, że niczyje oko nie miało się na czym zatrzymać; ktoś, kto mógł wpaść do gospody pośród tłumu festiwalowego, położyć rzecz na stole, pójść dalej i nie zostawić po sobie najmniejszego śladu. Nie potrafiłam dostrzec, kto to mógł być. Trzymając jednak w dłoniach dwa liściki, dostrzegłam po raz pierwszy, że dłoń, która je napisała, oraz dłoń, która przyniosła je do holu, wcale mogły nie być tą samą dłonią.</w:t>
       </w:r>
     </w:p>
     <w:p/>
@@ -3770,7 +3770,7 @@
     </w:p>
     <w:p>
       <w:r>
-        <w:t xml:space="preserve">Pip robiła furorę. Wiedziałam, że tak będzie. Fiona urządziła w rogu ganku gospody kącik fotograficzny: krzesło, namalowane zimowe tło i kosz z dzierganymi szalikami. Za dolara wrzuconego na rzecz Towarzystwa Historycznego można było sobie zrobić zdjęcie z prawdziwym pingwinem z Bieguna Północnego. Przez całe popołudnie kolejka wiła się wzdłuż ganku i schodziła w dół po schodkach. Pip miała na sobie inny szalik do każdego zdjęcia i z wiekową godnością przyjmowała wyrazy uwielbienia. Z wielką powagą odmawiała każdego kawałka kruchego ciasteczka, które dzieci próbowały jej podsunąć pod stołem. Banknoty jednodolarowe piętrzyły się w słoiku i były to pierwsze pieniądze, jakie Towarzystwo zebrało od czasu kradzieży kasetki Olivii. To ich nie uratuje. Słoik pełen jednodolarówek nie ocali budynku. Było to jednak coś i było w tym ciepło. Fiona stała obok fotobudki, inkasując dolary i posyłając ludziom prawdziwy uśmiech, przez jedno popołudnie znów przypominając dawną siebie.</w:t>
+        <w:t xml:space="preserve">Pip robiła furorę. Wiedziałam, że tak będzie. Fiona urządziła w rogu ganku gospody kącik fotograficzny: krzesło, namalowane zimowe tło i kosz z dzierganymi szalikami. Za dolara wrzuconego na rzecz Towarzystwa Historycznego można było sobie zrobić zdjęcie z prawdziwym pingwinem z Bieguna Północnego. Przez całe popołudnie kolejka wiła się wzdłuż ganku i schodziła w dół po schodkach. Pip miała na sobie inny szalik do każdego zdjęcia i z wiekową godnością przyjmowała wyrazy uwielbienia. Z wielką powagą odmawiała każdego kawałka kruchego ciasteczka, które dzieci próbowały jej podsunąć pod stołem. Banknoty jednodolarowe piętrzyły się w słoiku i były to pierwsze pieniądze, jakie Towarzystwo zebrało od czasu zbiórki Olivii do blaszanej kasetki. To ich nie uratuje. Słoik pełen jednodolarówek nie ocali budynku. Było to jednak coś i było w tym ciepło. Fiona stała obok fotobudki, inkasując dolary i posyłając ludziom prawdziwy uśmiech, przez jedno popołudnie znów przypominając dawną siebie.</w:t>
       </w:r>
     </w:p>
     <w:p>
@@ -3790,7 +3790,7 @@
     </w:p>
     <w:p>
       <w:r>
-        <w:t>W środku popołudnia na moment pomyślałam, że właśnie do tego doszło. Jakaś postać przemknęła na ganek gospody, zatrzymała się przy otwartych drzwiach, rozejrzała się i sięgnęła w stronę recepcji. Serce mi zamarło. Ruszyłam przez skwer zbyt szybko, a Sam już zrywał się ze swojego stanowiska. Wtedy postać się odwróciła i okazało się, że to tylko pani Pelletier z zarządu Towarzystwa, która przyniosła stos ulotek członkowskich, by goście mogli je zobaczyć na biurku. Sam i ja dotarliśmy na miejsce w tej samej sekundzie, z przeciwnych kierunków, oboje o wiele za szybko, i spotkaliśmy się spojrzeniami ponad ulotkami. Pani Pelletier spojrzała na nas zdezorientowana. Wzięłam trzy ulotki, które nie były mi do niczego potrzebne, Sam wymamrotał coś o pogodzie i wycofaliśmy się. To było najbliższe starcie tego dnia. Fałszywy alarm. Pokazało mi to jednak, jak bardzo byłam spięta pod tą muzyką ze skrzypiec i jak cienka była granica pomiędzy ciepłem a strachem.</w:t>
+        <w:t xml:space="preserve">W środku popołudnia na moment pomyślałam, że właśnie do tego doszło. Jakaś postać przemknęła na ganek gospody, zatrzymała się przy otwartych drzwiach, rozejrzała się i sięgnęła w stronę recepcji. Serce mi zamarło. Ruszyłam przez skwer zbyt szybko, a Sam już zrywał się ze swojego stanowiska. Wtedy postać się odwróciła i okazało się, że to tylko pani Pelletier z zarządu Towarzystwa, która przyniosła stos ulotek członkowskich, by goście mogli je zobaczyć na biurku. Sam i ja dotarliśmy na miejsce w tej samej sekundzie, z przeciwnych kierunków, oboje o wiele za szybko, i spotkaliśmy się spojrzeniami ponad ulotkami. Pani Pelletier spojrzała na nas zdezorientowana. Wzięłam trzy ulotki, które nie były mi do niczego potrzebne, Sam wymamrotał coś o pogodzie i wycofaliśmy się. Do niczego bliższego tego dnia nie doszło. Fałszywy alarm. Pokazało mi to jednak, jak bardzo byłam spięta pod tą muzyką ze skrzypiec i jak cienka była granica pomiędzy ciepłem a strachem.</w:t>
       </w:r>
     </w:p>
     <w:p>
@@ -3810,7 +3810,7 @@
     </w:p>
     <w:p>
       <w:r>
-        <w:t xml:space="preserve">— Aha. — Pociągnęła łyk soku. Nie patrzyła na mnie. Obserwowała tłum, tak jak ja przez całe popołudnie. — Sam Patel zresztą też. To już dwoje z was pilnujących przedniej recepcji Fiony. Czy jest coś, o czym powinnam wiedzieć, pani Claus?</w:t>
+        <w:t xml:space="preserve">— Aha. — Pociągnęła łyk soku. Nie patrzyła na mnie. Obserwowała tłum, tak jak ja przez całe popołudnie. — Sam Patel zresztą też. To już dwoje z was pilnujących recepcji Fiony. Czy jest coś, o czym powinnam wiedzieć, pani Claus?</w:t>
       </w:r>
     </w:p>
     <w:p>
@@ -3840,7 +3840,7 @@
     </w:p>
     <w:p>
       <w:r>
-        <w:t>Stałam w padającym śniegu pośród moich sąsiadów, z Pip opartą o mój but, czując dłoń Emmy w rękawiczce po jednej stronie i dłoń Fiony po drugiej. Patrząc na to wszystko — lampiony, śnieg, złote światło, setki twarzy wpatrzonych w niebo — zrozumiałam całą sobą, trzewiami, zanim jeszcze głowa nadążyła za uczuciami, co tak naprawdę było na szali. Nie budynek. Nawet nie sekret. To właśnie. To zgromadzenie, to miasteczko pokazujące swoją najlepszą twarz w jasny, zimny dzień. Ktoś wyciągnął rękę z ciemności, by zażądać okupu za ten ułamek rzeczywistości, by zmienić go w broń i lęk. Stojąc tak w śniegu, mój umysł stał się twardy i przejrzysty jak mróz. Niezależnie od tego, co mnie to będzie kosztowało, nie pozwolę mu utrzymać nad tym władzy. Wydobędę to na światło dzienne, w taki dzień jak ten, w którym wszystko może się zagoić.</w:t>
+        <w:t xml:space="preserve">Stałam w padającym śniegu pośród moich sąsiadów, z Pip opartą o mój but, czując dłoń Emmy w rękawiczce po jednej stronie i dłoń Fiony po drugiej. Patrząc na to wszystko — lampiony, śnieg, złote światło, setki twarzy wpatrzonych w niebo — zrozumiałam całą sobą, trzewiami, zanim jeszcze głowa nadążyła za uczuciami, co tak naprawdę było na szali. Nie budynek. Nawet nie sekret. To właśnie. To zgromadzenie, to miasteczko pokazujące swoją najlepszą twarz w jasny, zimny dzień. Ktoś wyciągnął rękę z ciemności, by zażądać okupu za ten ułamek rzeczywistości, by zmienić go w broń i lęk. Gdy tak stałam w śniegu, mój umysł stał się twardy i przejrzysty jak mróz. Niezależnie od tego, co mnie to będzie kosztowało, nie pozwolę mu utrzymać nad tym władzy. Wydobędę to na światło dzienne, w taki dzień jak ten, w którym wszystko może się zagoić.</w:t>
       </w:r>
     </w:p>
     <w:p>
@@ -3954,7 +3954,7 @@
     <w:p/>
     <w:p>
       <w:r>
-        <w:t>Siedziałam bez ruchu w świetle lampy. Kradzież broszy i zakup gospody były dwoma osobnymi sekretami, przechowywanymi w dwóch różnych budynkach. Theo miał jeden z nich. Posiadał archiwum, listy, kartę katalogową, papeterię. Miał kradzież. Ale dowód na to, że skradzione pieniądze stały się tą ukochaną gospodą, znajdował się w Ratuszu, w rejestrach nieruchomości, o których sztywna, zmęczona kobieta przysięgała mi prosto w oczy, że nigdy do nich nie zagląda.</w:t>
+        <w:t xml:space="preserve">Siedziałam bez ruchu w świetle lampy. Kradzież broszy i zakup gospody były dwoma osobnymi sekretami, przechowywanymi w dwóch różnych budynkach. Theo miał jeden z nich. Posiadał archiwum, listy, kartę katalogową, papeterię. Miał w ręku tajemnicę kradzieży. Ale dowód na to, że skradzione pieniądze stały się tą ukochaną gospodą, znajdował się w Ratuszu, w rejestrach nieruchomości, o których sztywna, zmęczona kobieta przysięgała mi prosto w oczy, że nigdy do nich nie zagląda.</w:t>
       </w:r>
     </w:p>
     <w:p/>
@@ -3996,7 +3996,7 @@
     <w:p/>
     <w:p>
       <w:r>
-        <w:t>Rano pójdę tam i upewnię się co do drugiej pary.</w:t>
+        <w:t xml:space="preserve">Rano miałam pójść i upewnić się co do drugiej pary.</w:t>
       </w:r>
     </w:p>
     <w:p>
@@ -4084,7 +4084,7 @@
     <w:p/>
     <w:p>
       <w:r>
-        <w:t xml:space="preserve">Theo miał kradzież. Znalazł ją w listach Blackburnów, broszę, kamień, lombard. Spisał to starannym charakterem pisma, szafir w jej sercu, a potem wyciągnął te listy z kartotek i nazwał je zaginionymi. Ale tonący Theo, obserwowany przez całe miasteczko, nigdy niebywający w domu, nie mógł zrobić reszty. Nie mógł potwierdzić, że gospodę kupiono za te pieniądze, ponieważ ten dowód nie znajdował się w jego budynku. I nie mógł zanieść tych liścików przez miasteczko i położyć jednego na zatłoczonym biurku w biały festiwalowy dzień, ponieważ Theo Hussein nie potrafił przejść niezauważony aleją Evergreen, by uratować własne życie.</w:t>
+        <w:t xml:space="preserve">Theo miał w ręku tajemnicę kradzieży. Znalazł ją w listach Blackburnów, broszę, kamień, lombard. Spisał to starannym charakterem pisma, szafir w jej sercu, a potem wyciągnął te listy z kartotek i nazwał je zaginionymi. Ale tonący Theo, obserwowany przez całe miasteczko, nigdy niebywający w domu, nie mógł zrobić reszty. Nie mógł potwierdzić, że gospodę kupiono za te pieniądze, ponieważ ten dowód nie znajdował się w jego budynku. I nie mógł zanieść tych liścików przez miasteczko i położyć jednego na zatłoczonym biurku w biały festiwalowy dzień, ponieważ Theo Hussein nie potrafił przejść niezauważony aleją Evergreen, by uratować własne życie.</w:t>
       </w:r>
     </w:p>
     <w:p/>
@@ -4191,13 +4191,13 @@
     <w:p/>
     <w:p>
       <w:r>
-        <w:t xml:space="preserve">— Nie mogę tego zakopać — powiedziałam. — Chcę tego. Bóg mi świadkiem, że chcę pójść tam dzisiaj wieczorem, wyszeptać to wszystko i pozwolić każdemu zachować swoje życie. Ale jeśli tak zrobię, Fiona nigdy nie przestanie się bać, tak naprawdę. Theo nigdy nie będzie musiał stać się człowiekiem, któremu można przebaczyć. A zgnilizna zostaje w murach tam, gdzie jej nie widzę, i rośnie. — Przycisnęłam nasady dłoni do oczu. — To, co dobre, i to, co łatwe, to nie to samo. To musi wyjść na światło dzienne. Wszystko. Jak należy. Z Noriko Tanaka. Z udziałem prawa, przeprowadzonego łagodnie, z miłosierdziem, ale jednak prawa. Tylko w ten sposób Fiona uwolni się od tego raz na zawsze, i tylko w ten sposób Theo stanie się kimś więcej niż człowiekiem z przestępstwem zagrzebanym pod podłogą.</w:t>
-      </w:r>
-    </w:p>
-    <w:p/>
-    <w:p>
-      <w:r>
-        <w:t xml:space="preserve">— To trudniejsza droga — powiedział cicho Nick. — Szczególnie dla ciebie. Miasteczko pogrąży się w żałobie, Jess, a niektórzy będą żałować, że nie zostawiłaś tego w spokoju, i to ty sprowadziłaś na nich ten żal. Będą wiedzieć, że to ty.</w:t>
+        <w:t xml:space="preserve">— Nie mogę tego zakopać — powiedziałam. — Chcę tego. Bóg mi świadkiem, że chcę pójść tam dzisiaj wieczorem, zażegnać to wszystko szeptem i pozwolić każdemu zachować swoje życie. Ale jeśli tak zrobię, Fiona nigdy nie przestanie się bać, tak naprawdę. Theo nigdy nie będzie musiał stać się człowiekiem, któremu można przebaczyć. A zgnilizna zostałaby w murach tam, gdzie jej nie widzę, i rosłaby dalej. — Przycisnęłam nasady dłoni do oczu. — To, co dobre, i to, co łatwe, to nie to samo. To musi wyjść na światło dzienne. Wszystko. Jak należy. Z Noriko Tanaka. Z udziałem prawa, przeprowadzonego łagodnie, z miłosierdziem, ale jednak prawa. Tylko w ten sposób Fiona uwolni się od tego raz na zawsze, i tylko w ten sposób Theo stanie się kimś więcej niż człowiekiem z przestępstwem zagrzebanym pod podłogą.</w:t>
+      </w:r>
+    </w:p>
+    <w:p/>
+    <w:p>
+      <w:r>
+        <w:t xml:space="preserve">— To trudniejsza droga — powiedział cicho Nick. — Szczególnie dla ciebie. Miasteczko pogrąży się w żałobie, Jess, a niektórzy będą żałować, że nie zostawiłaś tego w spokoju, i to ty sprowadzisz na nich ten żal. Będą wiedzieć, że to ty.</w:t>
       </w:r>
     </w:p>
     <w:p/>
@@ -4446,7 +4446,7 @@
     <w:p/>
     <w:p>
       <w:r>
-        <w:t>Przez długą chwilę nie odzywał się. Jego dłonie miętosiły się wzajemnie na kolanach. I wtedy stało się to, o czym Noriko mówiła mi, że robi większość ludzi, gdy prawda zostaje wyłożona życzliwie i w całości. Przestał z tym walczyć. Jego twarz powoli skurczyła się jak stary papier. Pojawiły się łzy, a potem prawda, jednym strumieniem.</w:t>
+        <w:t xml:space="preserve">Przez długą chwilę nie odzywał się. Jego dłonie miętosiły się wzajemnie na kolanach. I wtedy stało się to, o czym Noriko mówiła mi, że robi większość ludzi, gdy prawda zostaje wyłożona życzliwie i w całości. Przestał z tym walczyć. Jego twarz powoli zmięła się jak stary papier. Pojawiły się łzy, a potem prawda, jednym strumieniem.</w:t>
       </w:r>
     </w:p>
     <w:p/>
@@ -4506,7 +4506,7 @@
     <w:p/>
     <w:p>
       <w:r>
-        <w:t xml:space="preserve">— Pani Vero — powiedziałam. — Theo miał kradzież. Ale liściki wiedziały, że gospoda została kupiona za pieniądze z broszy, a o tym nigdy nie było mowy w żadnym liście Blackburnów. To rejestr nieruchomości. Akt własności. A akt własności tej gospody leżał wczoraj rano poza swoją szufladą w pani koszyku do ponownego porządkowania, dotknięty, na biurku kobiety, która dwukrotnie powtórzyła mi, że nigdy nie zagląda do dokumentów leżących za jej plecami.</w:t>
+        <w:t xml:space="preserve">— Pani Vero — powiedziałam. — Theo miał w ręku tajemnicę kradzieży. Ale liściki wiedziały, że gospoda została kupiona za pieniądze z broszy, a o tym nigdy nie było mowy w żadnym liście Blackburnów. To rejestr nieruchomości. Akt własności. A akt własności tej gospody leżał wczoraj rano poza swoją szufladą w pani koszyku do ponownego porządkowania, niedawno przeglądany, na biurku kobiety, która dwukrotnie powtórzyła mi, że nigdy nie zagląda do dokumentów leżących za jej plecami.</w:t>
       </w:r>
     </w:p>
     <w:p/>
@@ -4518,7 +4518,7 @@
     <w:p/>
     <w:p>
       <w:r>
-        <w:t xml:space="preserve">— On miał kradzież. Pani miała akt własności. I miała pani nogi, pani Vero. On nie przeszedłby przez miasteczko niezauważony choćby o życie, wszyscy znają Thea, wszyscy go zatrzymują. Ale nikt nie mrugnie okiem na sekretarkę burmistrza zachodzącą do gospody w czasie festiwalu. Minęłam panią wtedy rano na schodach, z pani przepustkami parkingowymi. On nie mógłby zrobić tego sam. Potrzebował kogoś, kto potrafi poruszać się po miasteczku niewidziany. Tą osobą była pani.</w:t>
+        <w:t xml:space="preserve">— On miał w ręku tajemnicę kradzieży. Pani miała w ręku akt własności. I miała pani nogi, pani Vero. On nie przeszedłby przez miasteczko niezauważony, choćby od tego zależało jego życie, wszyscy znają Thea, wszyscy go zatrzymują. Ale nikt nie mrugnie okiem na sekretarkę burmistrza zachodzącą do gospody w czasie festiwalu. Minęłam panią wtedy rano na schodach, z pani przepustkami parkingowymi. On nie mógłby zrobić tego sam. Potrzebował kogoś, kto potrafi poruszać się po miasteczku niewidziany. Tą osobą była pani.</w:t>
       </w:r>
     </w:p>
     <w:p/>
@@ -4548,7 +4548,7 @@
     <w:p/>
     <w:p>
       <w:r>
-        <w:t>Spojrzała na Fionę, druzgocąco skruszona.</w:t>
+        <w:t xml:space="preserve">Spojrzała na Fionę, zdruzgotana.</w:t>
       </w:r>
     </w:p>
     <w:p/>
@@ -4625,7 +4625,7 @@
     <w:p/>
     <w:p>
       <w:r>
-        <w:t xml:space="preserve">Ustąpił ze stanowiska. Nie na chwilę, by po cichu wrócić na swój fotel, gdy miasteczko przestanie się wściekać. Zrezygnował z kierowania Towarzystwem Historycznym we Frost Falls, a zarząd, gdy tylko dowiedział się o wszystkim, przyjął tę rezygnację i to całkiem serio. Człowiek nie mógł szantażować sąsiada, wykorzystując zbiory i papier firmowy Towarzystwa, a potem zachować klucze do tego miejsca.</w:t>
+        <w:t xml:space="preserve">Ustąpił ze stanowiska. Nie na chwilę, by po cichu wrócić na swój fotel, gdy miasteczko przestanie się wściekać. Zrezygnował z kierowania Towarzystwem Historycznym we Frost Falls, a zarząd, gdy tylko dowiedział się o wszystkim, przyjął tę rezygnację i to całkiem serio. Człowiek nie mógł szantażować sąsiada, wykorzystując zbiory i papeterię Towarzystwa, a potem zachować klucze do tego miejsca.</w:t>
       </w:r>
     </w:p>
     <w:p/>
@@ -4637,7 +4637,7 @@
     <w:p/>
     <w:p>
       <w:r>
-        <w:t xml:space="preserve">— To więcej, niż na to zasługuję — powiedział Theo, kiedy mu o tym oznajmili. Rozpłakał się, a był to płacz człowieka, który szykował się na szubienicę, a zamiast tego dostarczono mu długą, wyboistą drogę.</w:t>
+        <w:t xml:space="preserve">— To więcej, niż na to zasługuję — powiedział Theo, kiedy mu o tym oznajmili. Rozpłakał się, a był to płacz człowieka, który szykował się na szubienicę, a zamiast tego dano mu długą, wyboistą drogę.</w:t>
       </w:r>
     </w:p>
     <w:p/>
@@ -4715,7 +4715,7 @@
     </w:p>
     <w:p>
       <w:r>
-        <w:t>To była miła propozycja, podyktowana szczerym sercem. Zresztą zadziałałaby w tym węższym ujęciu. Jeden czek i kłopoty finansowe Towarzystwa zniknęłyby — dokładnie te same kłopoty, które doprowadziły Thea niemal do szaleństwa i skłoniły do tego, co zrobił. Kawałek mnie, stojący zmęczony na tym zimnym ganku, chciał chwycić tę ofertę obiema rękami i uznać sprawę za zamkniętą.</w:t>
+        <w:t xml:space="preserve">To była miła propozycja, podyktowana szczerym sercem. Zresztą zadziałałaby w tym węższym ujęciu. Jeden czek i kłopoty finansowe Towarzystwa zniknęłyby — dokładnie te same kłopoty, które doprowadziły Thea niemal do szaleństwa i skłoniły do tego, co zrobił. Część mnie, stojącej zmęczonej na tym zimnym ganku, chciała chwycić tę ofertę obiema rękami i uznać sprawę za zamkniętą.</w:t>
       </w:r>
     </w:p>
     <w:p>
@@ -4755,7 +4755,7 @@
     </w:p>
     <w:p>
       <w:r>
-        <w:t>Wtedy pani Worthington się uśmiechnęła — po raz pierwszy tak naprawdę ciepło, od kiedy ich poznałam przez te wszystkie tygodnie — i położyła w rękawiczce dłoń na ramieniu męża.</w:t>
+        <w:t xml:space="preserve">Wtedy pani Worthington się uśmiechnęła — po raz pierwszy tak naprawdę ciepło, od kiedy ich poznałam przez te wszystkie tygodnie — i położyła dłoń w rękawiczce na ramieniu męża.</w:t>
       </w:r>
     </w:p>
     <w:p>
@@ -4765,7 +4765,7 @@
     </w:p>
     <w:p>
       <w:r>
-        <w:t xml:space="preserve">Więc zostawili to w ten sposób. Bez czeku. Zamiast tego z obietnicą, trzymaną w rezerwie na wypadek potrzeby. A Towarzystwo zostało dokładnie tam, gdzie było — na krawędzi przepaści, z dziurawym dachem i dogorywającym piecem, tylko że teraz nie został nawet Theo, który by o nie walczył, co czyniło ich położenie jeszcze bardziej ryzykownym niż wcześniej.</w:t>
+        <w:t xml:space="preserve">Więc zostawili to w ten sposób. Bez czeku. Zamiast tego z obietnicą, trzymaną w rezerwie na wypadek potrzeby. A Towarzystwo zostało dokładnie tam, gdzie było — na krawędzi przepaści, z dziurawym dachem i dogorywającym piecem, tylko że teraz nie został nawet Theo, który by o nie walczył, co czyniło jego położenie jeszcze bardziej ryzykownym niż wcześniej.</w:t>
       </w:r>
     </w:p>
     <w:p>
@@ -4790,7 +4790,7 @@
     </w:p>
     <w:p>
       <w:r>
-        <w:t>Przekonamy się o tym przed nowym rokiem.</w:t>
+        <w:t xml:space="preserve">Mieliśmy się o tym przekonać do Nowego Roku.</w:t>
       </w:r>
     </w:p>
     <w:p>
@@ -4850,7 +4850,7 @@
     </w:p>
     <w:p>
       <w:r>
-        <w:t>Przygotowałam się na rolę outsiderki, która zniszczyła porządnego człowieka. Bardziej niż w połowie spodziewałam się, że miasteczko się ode mnie odwróci, że będą żałować, iż nie zostawiłam tego w spokoju, że za każdym razem, gdy na mnie spojrzą, będą pamiętać, iż to ja wyciągnęłam Theo Husseina na światło dzienne i zasmuciłam to miejsce. I było trochę tego, tu i ówdzie, przez jakiś czas. Kilka osób, które nie potrafiły spojrzeć mi prosto w oczy, które milkły nieco, gdy wchodziłam do sklepu. Rozumiałam to i pozwalałam temu być. Nie naciskałam.</w:t>
+        <w:t xml:space="preserve">Przygotowałam się na rolę obcej, która zniszczyła porządnego człowieka. Bardziej niż w połowie spodziewałam się, że miasteczko się ode mnie odwróci, że będą żałować, iż nie zostawiłam tego w spokoju, że za każdym razem, gdy na mnie spojrzą, będą pamiętać, iż to ja wyciągnęłam Theo Husseina na światło dzienne i zasmuciłam to miejsce. I było trochę tego, tu i ówdzie, przez jakiś czas. Kilka osób, które nie potrafiły spojrzeć mi prosto w oczy, które milkły nieco, gdy wchodziłam do sklepu. Rozumiałam to i pozwalałam temu być. Nie naciskałam.</w:t>
       </w:r>
     </w:p>
     <w:p>
@@ -4936,12 +4936,12 @@
     </w:p>
     <w:p>
       <w:r>
-        <w:t>— W końcu znalazł połowę tropu prowadzącego do niej — kontynuowała Noriko — nawet jeśli szedł do tego okrężną drogą i w niewłaściwy sposób. Poświęcił trzydzieści lat na poznawanie miejsc, w których to miasteczko zakopywało rzeczy. Powinien tam być, gdy ta wychodzi na światło dzienne. To może być pierwsza porządna rzecz, w pobliżu której przyjdzie mu stanąć. A stanie w pobliżu czegoś dobrego, do czego nie może sobie przypisać zasług, może okazać się dokładnie tym lekarstwem, którego potrzebuje.</w:t>
-      </w:r>
-    </w:p>
-    <w:p>
-      <w:r>
-        <w:t>Ludzie mruczeli cicho, zgadzając się z tym, i tak zostało postanowione. Nie otworzymy jej.</w:t>
+        <w:t xml:space="preserve">— W końcu znalazł połowę tropu prowadzącego do niej — kontynuowała Noriko — nawet jeśli szedł do tego okrężną drogą i w niewłaściwy sposób. Poświęcił trzydzieści lat na poznawanie miejsc, w których to miasteczko zakopywało rzeczy. Powinien tam być, gdy ta wychodzi na światło dzienne. To może być pierwsza porządna rzecz, w pobliżu której znów przyjdzie mu stanąć. A stanie w pobliżu czegoś dobrego, do czego nie może sobie przypisać zasług, może okazać się dokładnie tym lekarstwem, którego potrzebuje.</w:t>
+      </w:r>
+    </w:p>
+    <w:p>
+      <w:r>
+        <w:t xml:space="preserve">Ludzie mruczeli cicho, zgadzając się z tym, i tak zostało postanowione. Nie mieliśmy jej otwierać.</w:t>
       </w:r>
     </w:p>
     <w:p>
@@ -4956,7 +4956,7 @@
     </w:p>
     <w:p>
       <w:r>
-        <w:t xml:space="preserve">— Ten zatrzask, pani Claus! — zawołał Bram, dobiegając bez tchu. — Znowu z niewłaściwej strony! Poddaję się, z tym wszystkim się poddaję, bestie idą tam, gdzie ludzie, a każda dusza w miasteczku jest tu dzisiaj na zewnątrz, co ma majster z tym począć, pytam się!</w:t>
+        <w:t xml:space="preserve">— Ta zasuwa, pani Claus! — zawołał Bram, dobiegając bez tchu. — Znowu z niewłaściwej strony! Poddaję się, z tym wszystkim się poddaję, bestie idą tam, gdzie ludzie, a każda dusza w miasteczku jest tu dzisiaj na zewnątrz, co ma majster z tym począć, pytam się!</w:t>
       </w:r>
     </w:p>
     <w:p>
@@ -4976,7 +4976,7 @@
     </w:p>
     <w:p>
       <w:r>
-        <w:t>Potem wróciliśmy do domu w blasku złotych świateł. Za naszymi plecami wiąz sterczał nad pustą dziurą, a na jego najniższych gałązkach wciąż lśnił szron. W nowym roku miasteczko otworzy skrzynkę, a Theo będzie tam, żeby to zobaczyć.</w:t>
+        <w:t xml:space="preserve">Potem wróciliśmy do domu w blasku złotych świateł. Za naszymi plecami wiąz sterczał nad pustą dziurą, a na jego najniższych gałązkach wciąż lśnił szron. W nowym roku miasteczko miało otworzyć skrzynkę, a Theo miał tam być, żeby to zobaczyć.</w:t>
       </w:r>
     </w:p>
     <w:p>
@@ -5111,12 +5111,12 @@
     </w:p>
     <w:p>
       <w:r>
-        <w:t xml:space="preserve">— Nie zasługuję na to, żeby tam być. Ale mówi, że mogę patrzeć. Po tym wszystkim wolno mi stać w pokoju, kiedy miasteczko otwiera swoje serce. Myślę o tym codziennie. Szczera prawda, to w dużej mierze trzyma mnie przy życiu.</w:t>
-      </w:r>
-    </w:p>
-    <w:p>
-      <w:r>
-        <w:t xml:space="preserve">— Więc trzymaj się tego — powiedziałam. — Krok po kroku. Tylko tyle ktoś od ciebie wymaga.</w:t>
+        <w:t xml:space="preserve">— Nie zasługuję na to, żeby tam być. Ale mówi, że mogę patrzeć. Po tym wszystkim wolno mi stać w pokoju, kiedy miasteczko otwiera swoje serce. Myślę o tym codziennie. Szczera prawda, to w dużej mierze pozwala mi się trzymać.</w:t>
+      </w:r>
+    </w:p>
+    <w:p>
+      <w:r>
+        <w:t xml:space="preserve">— Więc trzymaj się tego — powiedziałam. — Krok po kroku. Tylko tego wszyscy od ciebie oczekują.</w:t>
       </w:r>
     </w:p>
     <w:p>
@@ -5131,7 +5131,7 @@
     </w:p>
     <w:p>
       <w:r>
-        <w:t>Nick czekał na mnie, kiedy wróciłam do domu. Ujął moją dłoń w progu i bez słowa poprowadził przez zimne podwórko do warsztatu, po czym otworzył drzwi. Zbudowane przez niego palenisko żarzyło się w środku pomieszczenia, polne otoczaki były ciepłe i złote, a magia unosiła się nad pustym paleniskiem w powolnych kręgach. Było jej więcej niż wcześniej.</w:t>
+        <w:t xml:space="preserve">Nick czekał na mnie, kiedy wróciłam do domu. Ujął moją dłoń w progu i bez słowa poprowadził przez zimne podwórko do warsztatu, po czym otworzył drzwi. Zbudowane przez niego palenisko żarzyło się w środku pomieszczenia, polne otoczaki były ciepłe i złote, a magia unosiła się nad pustym rusztem w powolnych kręgach. Było jej więcej niż wcześniej.</w:t>
       </w:r>
     </w:p>
     <w:p>
@@ -5141,12 +5141,12 @@
     </w:p>
     <w:p>
       <w:r>
-        <w:t xml:space="preserve">— Kawałek po kawałku. Początek. — Objął mnie ramieniem. — Jeszcze nie wszystko, jeszcze nie na stałe. Potrzeba na to lat pracy, żeby zbudować palenisko dość wielkie, by pomieścić całą magię świąt. Ale to już ruszyło, Jess.</w:t>
-      </w:r>
-    </w:p>
-    <w:p>
-      <w:r>
-        <w:t xml:space="preserve">Przytuliłam się do niego, patrząc, jak złote kręgi wolno krążą nad rusztem, i myślałam o nadchodzącej zimie. Towarzystwo wciąż na krawędzi — miało zostać uratowane we właściwy sposób albo wcale — a przed nami cały sezon kiermaszy i upartej, drobnej szczodrobliwości, zanim ktokolwiek cokolwiek się dowie. Miedziana skrzynka zamknięta w przednim pokoju Towarzystwa aż do Nowego Roku. Vera i Theo, oboje przemierzający swoje długie drogi powrotne, krok po trudnym kroku. Magia, która już się osadzała, choć jeszcze nie na dobre, wciąż sypiąca iskrami wokół lamp i zamków w całym miasteczku. Tyle rzeczy wciąż niedokończonych. Tyle pracy przed nami.</w:t>
+        <w:t xml:space="preserve">— Jej odrobina. Dopiero początek. — Objął mnie ramieniem. — Jeszcze nie wszystko, jeszcze nie na stałe. Potrzeba na to lat pracy, żeby zbudować palenisko dość wielkie, by pomieścić całą magię świąt. Ale to już ruszyło, Jess.</w:t>
+      </w:r>
+    </w:p>
+    <w:p>
+      <w:r>
+        <w:t xml:space="preserve">Przytuliłam się do niego, patrząc, jak złote kręgi wolno krążą nad rusztem, i myślałam o nadchodzącej zimie. Towarzystwo wciąż na krawędzi — miało zostać uratowane we właściwy sposób albo wcale — a przed nami cały sezon kiermaszy i upartej, drobnej szczodrobliwości, zanim ktokolwiek cokolwiek się dowie. Miedziana skrzynka zamknięta w przednim pokoju Towarzystwa aż do Nowego Roku. Vera i Theo, oboje przemierzający swoje długie drogi powrotne, krok po trudnym kroku. Magia, która już się osadzała, choć jeszcze nie na dobre, wciąż sypiąca iskrami wokół lamp i zasuw w całym miasteczku. Tyle rzeczy wciąż niedokończonych. Tyle pracy przed nami.</w:t>
       </w:r>
     </w:p>
     <w:p>
@@ -5166,7 +5166,7 @@
     </w:p>
     <w:p>
       <w:r>
-        <w:t>Weszliśmy razem z zimnej nocy. Pip wyprzedziła nas do drzwi kuchni i stanęła tam, domagając się wpuszczenia do ciepła, a za naszymi plecami, po drugiej stronie podwórka, w warsztacie wciąż żarzyło się palenisko.</w:t>
+        <w:t xml:space="preserve">Weszliśmy razem ze złotej nocy. Pip wyprzedziła nas do drzwi kuchni i stanęła tam, domagając się wpuszczenia do ciepła, a za naszymi plecami, po drugiej stronie podwórka, w warsztacie wciąż żarzyło się palenisko.</w:t>
       </w:r>
     </w:p>
     <w:p/>
@@ -5381,7 +5381,7 @@
     </w:p>
     <w:p>
       <w:r>
-        <w:t xml:space="preserve">Wtedy dotarło do mnie, gdy tak układałam gałązkę na gałązce, jak daleko zaszłam, żeby tu siedzieć. Nie chodziło o kilometry. Było ich całkiem sporo, ale nie o nie mi szło. Niedawno byłam w Frost Falls nowicjuszką. Kobietą z Bieguna Północnego ze sławnym mężem i dziwaczniejszym pingwinem. Ludzie byli dla mnie życzliwi tak, jak miasto bywa życzliwe wobec gościa — to znaczy zrobili miejsce i obserwowali, co z tym miejscem zrobię. A teraz Olivia próbowała ukraść mój sposób wiązania wieńca. Pies Marthy spał przy moim krześle równie spokojnie co przy jej. Nikt mi już niczego nie tłumaczył. Zakładano, że wiem. Zapracowałam na to szybko, przez ciężką jesień, zagubionego psa i kapsułę czasu.</w:t>
+        <w:t xml:space="preserve">Wtedy dotarło do mnie, gdy tak układałam gałązkę na gałązce, jak daleko zaszłam, żeby tu siedzieć. Nie chodziło o kilometry. Było ich całkiem sporo, ale nie o nie mi szło. Niedawno byłam w Frost Falls nowicjuszką. Kobietą z Bieguna Północnego ze sławnym mężem i dziwaczniejszym pingwinem. Ludzie byli dla mnie życzliwi tak, jak miasteczko bywa życzliwe wobec gościa — to znaczy zrobili miejsce i obserwowali, co z tym miejscem zrobię. A teraz Olivia próbowała ukraść mój sposób wiązania wieńca. Pies Marthy spał przy moim krześle równie spokojnie co przy jej. Nikt mi już niczego nie tłumaczył. Zakładano, że wiem. Zapracowałam na to szybko, przez ciężką jesień, zagubionego psa i kapsułę czasu.</w:t>
       </w:r>
     </w:p>
     <w:p>
@@ -5476,7 +5476,7 @@
     </w:p>
     <w:p>
       <w:r>
-        <w:t xml:space="preserve">— Brązowym papierem, od środka szkła. Tak się robi, kiedy urządzasz wnętrze i nie chcesz, żeby miasto ci się gapiło na ręce. — Claire wzruszyła ramionami. — Żadnego szyldu. Na tablicy pozwoleń też jeszcze nie ma nazwy, sprawdzałam. Ale w zaułku stoi kontener na śmieci, a w sobotę stała tam furgonetka, a człowiek nie wynajmuje kontenera, jeśli nie sprząta przestrzeni.</w:t>
+        <w:t xml:space="preserve">— Brązowym papierem, od środka szkła. Tak się robi, kiedy urządzasz wnętrze i nie chcesz, żeby miasteczko ci się gapiło na ręce. — Claire wzruszyła ramionami. — Żadnego szyldu. Na tablicy pozwoleń też jeszcze nie ma nazwy, sprawdzałam. Ale w zaułku stoi kontener na śmieci, a w sobotę stała tam furgonetka, a człowiek nie wynajmuje kontenera, jeśli nie sprząta przestrzeni.</w:t>
       </w:r>
     </w:p>
     <w:p>
@@ -5511,7 +5511,7 @@
     </w:p>
     <w:p>
       <w:r>
-        <w:t xml:space="preserve">Skwer rozciągał się naprzeciwko Yarn Tales, szerokie, białe błonie z muszlą koncertową na jednym końcu i pomnikiem poległych na drugim. Uczniowie szkoły zbudowali wzdłuż niego rzędami bałwany podczas pierwszego porządnego śniegu. Trzy sztuki, grube i przekrzywione, ukoronowane tym, co dzieciaki zdołały wyszperać. Wczoraj, jak zauważyła Ellie, stały zwrócone w stronę ulicy, z oczami z węgielków i towarzyskim wyrazem, odprowadzając wzrokiem ruch uliczny, jak to bałwany mają w zwyczaju. Sama przechodziłam obok nich poprzedniego wieczoru. Zwrócone były ku ulicy.</w:t>
+        <w:t xml:space="preserve">Skwer rozciągał się naprzeciwko Yarn Tales, szerokie, białe błonie z muszlą koncertową na jednym końcu i pomnikiem poległych na drugim. Uczniowie szkoły zbudowali wzdłuż niego rząd bałwanów podczas pierwszego porządnego śniegu. Trzy sztuki, grube i przekrzywione, ukoronowane tym, co dzieciaki zdołały wyszperać. Wczoraj, jak zauważyła Ellie, stały zwrócone w stronę ulicy, z oczami z węgielków i towarzyskim wyrazem, odprowadzając wzrokiem ruch uliczny, jak to bałwany mają w zwyczaju. Sama przechodziłam obok nich poprzedniego wieczoru. Zwrócone były ku ulicy.</w:t>
       </w:r>
     </w:p>
     <w:p>

--- a/translated/corrected/Inn Trouble - ASSEMBLED - FORMATTED_Polish.docx
+++ b/translated/corrected/Inn Trouble - ASSEMBLED - FORMATTED_Polish.docx
@@ -5351,7 +5351,7 @@
     </w:p>
     <w:p>
       <w:r>
-        <w:t xml:space="preserve">I Pip, która wprawdzie nie należała do kręgu, ale poczułaby się śmiertelnie urażona, gdyby pominięto ją w jakimkolwiek liczeniu obecnych. Usadowiła się pod przednim oknem w jedynej plamie niskiego listopadowego słońca, w gnieździe uknutym z upadłego motka czerwonej wełny, którego Olivia — jak zauważyłam — nie próbowała zbytnio odzyskać. Leżała tam lśniąca i zadowolona, z jednym okiem na pół otwartym na przebieg spraw. Zwłaszcza na wszystko, co błyszczało. A błyszczało sporo rzeczy. Olivia trzymała na stole słoik ze złoconymi szyszkami, a obok niego szpulę złotej wstążki. Z Pip rozmawiano już na temat obu tych rzeczy. Dwukrotnie.</w:t>
+        <w:t xml:space="preserve">I Pip, która wprawdzie nie należała do kręgu, ale poczułaby się śmiertelnie urażona, gdyby pominięto ją w jakimkolwiek liczeniu obecnych. Usadowiła się pod przednim oknem w jedynej plamie niskiego listopadowego słońca, w gnieździe uwitym ze spadłego motka czerwonej wełny, którego Olivia — jak zauważyłam — nie próbowała zbytnio odzyskać. Leżała tam lśniąca i zadowolona, z jednym okiem na pół otwartym na przebieg spraw. Zwłaszcza na wszystko, co błyszczało. A błyszczało sporo rzeczy. Olivia trzymała na stole słoik ze złoconymi szyszkami, a obok niego szpulę złotej wstążki. Z Pip rozmawiano już na temat obu tych rzeczy. Dwukrotnie.</w:t>
       </w:r>
     </w:p>
     <w:p>
